--- a/_romanzo/OTTANTA-ANNI-DI-PACE-prima-stesura.docx
+++ b/_romanzo/OTTANTA-ANNI-DI-PACE-prima-stesura.docx
@@ -4485,54 +4485,6 @@
     </w:p>
     <w:p>
       <w:pPr>
-        <w:spacing w:after="120" w:line="290"/>
-        <w:jc w:val="both"/>
-      </w:pPr>
-      <w:r>
-        <w:rPr>
-          <w:rFonts w:ascii="Barlow Semi Condensed" w:cs="Barlow Semi Condensed" w:eastAsia="Barlow Semi Condensed" w:hAnsi="Barlow Semi Condensed"/>
-          <w:i/>
-          <w:iCs/>
-          <w:sz w:val="21"/>
-          <w:szCs w:val="21"/>
-        </w:rPr>
-        <w:t xml:space="preserve">Prima correzione registrata</w:t>
-      </w:r>
-      <w:r>
-        <w:rPr>
-          <w:rFonts w:ascii="Barlow Semi Condensed" w:cs="Barlow Semi Condensed" w:eastAsia="Barlow Semi Condensed" w:hAnsi="Barlow Semi Condensed"/>
-          <w:i w:val="false"/>
-          <w:iCs w:val="false"/>
-          <w:sz w:val="21"/>
-          <w:szCs w:val="21"/>
-        </w:rPr>
-        <w:t xml:space="preserve">: una passata precedente faceva durare il primo mandato fino al 29 luglio 1972. È errato. Il primo governo Andreotti cessa il 26 giugno col giuramento del secondo, e la Farnesina passa ad altri. </w:t>
-      </w:r>
-      <w:r>
-        <w:rPr>
-          <w:rFonts w:ascii="Barlow Semi Condensed" w:cs="Barlow Semi Condensed" w:eastAsia="Barlow Semi Condensed" w:hAnsi="Barlow Semi Condensed"/>
-          <w:b/>
-          <w:bCs/>
-          <w:i w:val="false"/>
-          <w:iCs w:val="false"/>
-          <w:sz w:val="21"/>
-          <w:szCs w:val="21"/>
-        </w:rPr>
-        <w:t xml:space="preserve">L'indicazione discordante cade</w:t>
-      </w:r>
-      <w:r>
-        <w:rPr>
-          <w:rFonts w:ascii="Barlow Semi Condensed" w:cs="Barlow Semi Condensed" w:eastAsia="Barlow Semi Condensed" w:hAnsi="Barlow Semi Condensed"/>
-          <w:i w:val="false"/>
-          <w:iCs w:val="false"/>
-          <w:sz w:val="21"/>
-          <w:szCs w:val="21"/>
-        </w:rPr>
-        <w:t xml:space="preserve">, e resta scritto che c'era.</w:t>
-      </w:r>
-    </w:p>
-    <w:p>
-      <w:pPr>
         <w:pStyle w:val="Heading2"/>
         <w:spacing w:after="120" w:before="260"/>
       </w:pPr>
@@ -4563,104 +4515,1598 @@
         <w:t xml:space="preserve">Non è una cronaca: è ciò che regge.</w:t>
       </w:r>
     </w:p>
-    <w:p>
-      <w:pPr>
-        <w:spacing w:after="120" w:line="290"/>
-        <w:jc w:val="both"/>
-      </w:pPr>
-      <w:r>
-        <w:rPr>
-          <w:rFonts w:ascii="Barlow Semi Condensed" w:cs="Barlow Semi Condensed" w:eastAsia="Barlow Semi Condensed" w:hAnsi="Barlow Semi Condensed"/>
-          <w:b/>
-          <w:bCs/>
-          <w:i w:val="false"/>
-          <w:iCs w:val="false"/>
-          <w:sz w:val="21"/>
-          <w:szCs w:val="21"/>
-        </w:rPr>
-        <w:t xml:space="preserve">29 ottobre 1969</w:t>
-      </w:r>
-      <w:r>
-        <w:rPr>
-          <w:rFonts w:ascii="Barlow Semi Condensed" w:cs="Barlow Semi Condensed" w:eastAsia="Barlow Semi Condensed" w:hAnsi="Barlow Semi Condensed"/>
-          <w:i w:val="false"/>
-          <w:iCs w:val="false"/>
-          <w:sz w:val="21"/>
-          <w:szCs w:val="21"/>
-        </w:rPr>
-        <w:t xml:space="preserve"> — dodici settimane dopo l'insediamento — apre la sequenza spagnola che il corpus ricostruisce per date. Grado </w:t>
-      </w:r>
-      <w:r>
-        <w:rPr>
-          <w:rFonts w:ascii="Barlow Semi Condensed" w:cs="Barlow Semi Condensed" w:eastAsia="Barlow Semi Condensed" w:hAnsi="Barlow Semi Condensed"/>
-          <w:b/>
-          <w:bCs/>
-          <w:i w:val="false"/>
-          <w:iCs w:val="false"/>
-          <w:sz w:val="21"/>
-          <w:szCs w:val="21"/>
-        </w:rPr>
-        <w:t xml:space="preserve">B</w:t>
-      </w:r>
-      <w:r>
-        <w:rPr>
-          <w:rFonts w:ascii="Barlow Semi Condensed" w:cs="Barlow Semi Condensed" w:eastAsia="Barlow Semi Condensed" w:hAnsi="Barlow Semi Condensed"/>
-          <w:i w:val="false"/>
-          <w:iCs w:val="false"/>
-          <w:sz w:val="21"/>
-          <w:szCs w:val="21"/>
-        </w:rPr>
-        <w:t xml:space="preserve">.</w:t>
-      </w:r>
-    </w:p>
-    <w:p>
-      <w:pPr>
-        <w:spacing w:after="120" w:line="290"/>
-        <w:jc w:val="both"/>
-      </w:pPr>
-      <w:r>
-        <w:rPr>
-          <w:rFonts w:ascii="Barlow Semi Condensed" w:cs="Barlow Semi Condensed" w:eastAsia="Barlow Semi Condensed" w:hAnsi="Barlow Semi Condensed"/>
-          <w:b/>
-          <w:bCs/>
-          <w:i w:val="false"/>
-          <w:iCs w:val="false"/>
-          <w:sz w:val="21"/>
-          <w:szCs w:val="21"/>
-        </w:rPr>
-        <w:t xml:space="preserve">27-29 giugno 1970, Roma.</w:t>
-      </w:r>
-      <w:r>
-        <w:rPr>
-          <w:rFonts w:ascii="Barlow Semi Condensed" w:cs="Barlow Semi Condensed" w:eastAsia="Barlow Semi Condensed" w:hAnsi="Barlow Semi Condensed"/>
-          <w:i w:val="false"/>
-          <w:iCs w:val="false"/>
-          <w:sz w:val="21"/>
-          <w:szCs w:val="21"/>
-        </w:rPr>
-        <w:t xml:space="preserve"> Si tiene su territorio italiano una conferenza internazionale di solidarietà con i popoli delle colonie portoghesi: centosettantasette organizzazioni da sessantaquattro Paesi. Il governo italiano </w:t>
-      </w:r>
-      <w:r>
-        <w:rPr>
-          <w:rFonts w:ascii="Barlow Semi Condensed" w:cs="Barlow Semi Condensed" w:eastAsia="Barlow Semi Condensed" w:hAnsi="Barlow Semi Condensed"/>
-          <w:b/>
-          <w:bCs/>
-          <w:i w:val="false"/>
-          <w:iCs w:val="false"/>
-          <w:sz w:val="21"/>
-          <w:szCs w:val="21"/>
-        </w:rPr>
-        <w:t xml:space="preserve">non la patrocina e non vi si oppone</w:t>
-      </w:r>
-      <w:r>
-        <w:rPr>
-          <w:rFonts w:ascii="Barlow Semi Condensed" w:cs="Barlow Semi Condensed" w:eastAsia="Barlow Semi Condensed" w:hAnsi="Barlow Semi Condensed"/>
-          <w:i w:val="false"/>
-          <w:iCs w:val="false"/>
-          <w:sz w:val="21"/>
-          <w:szCs w:val="21"/>
-        </w:rPr>
-        <w:t xml:space="preserve">. Grado </w:t>
+    <w:tbl>
+      <w:tblPr>
+        <w:tblW w:type="dxa" w:w="9000"/>
+        <w:tblBorders>
+          <w:top w:val="single" w:color="auto" w:sz="4"/>
+          <w:left w:val="single" w:color="auto" w:sz="4"/>
+          <w:bottom w:val="single" w:color="auto" w:sz="4"/>
+          <w:right w:val="single" w:color="auto" w:sz="4"/>
+          <w:insideH w:val="single" w:color="auto" w:sz="4"/>
+          <w:insideV w:val="single" w:color="auto" w:sz="4"/>
+        </w:tblBorders>
+      </w:tblPr>
+      <w:tblGrid>
+        <w:gridCol w:w="2250"/>
+        <w:gridCol w:w="2250"/>
+        <w:gridCol w:w="2250"/>
+        <w:gridCol w:w="2250"/>
+      </w:tblGrid>
+      <w:tr>
+        <w:tc>
+          <w:tcPr>
+            <w:tcW w:type="dxa" w:w="2250"/>
+            <w:shd w:fill="EFEFEA" w:val="clear"/>
+          </w:tcPr>
+          <w:p>
+            <w:pPr>
+              <w:spacing w:after="40" w:before="40"/>
+            </w:pPr>
+            <w:r>
+              <w:rPr>
+                <w:rFonts w:ascii="Barlow Semi Condensed" w:cs="Barlow Semi Condensed" w:eastAsia="Barlow Semi Condensed" w:hAnsi="Barlow Semi Condensed"/>
+                <w:i w:val="false"/>
+                <w:iCs w:val="false"/>
+                <w:sz w:val="19"/>
+                <w:szCs w:val="19"/>
+              </w:rPr>
+              <w:t xml:space="preserve">data</w:t>
+            </w:r>
+          </w:p>
+        </w:tc>
+        <w:tc>
+          <w:tcPr>
+            <w:tcW w:type="dxa" w:w="2250"/>
+            <w:shd w:fill="EFEFEA" w:val="clear"/>
+          </w:tcPr>
+          <w:p>
+            <w:pPr>
+              <w:spacing w:after="40" w:before="40"/>
+            </w:pPr>
+            <w:r>
+              <w:rPr>
+                <w:rFonts w:ascii="Barlow Semi Condensed" w:cs="Barlow Semi Condensed" w:eastAsia="Barlow Semi Condensed" w:hAnsi="Barlow Semi Condensed"/>
+                <w:i w:val="false"/>
+                <w:iCs w:val="false"/>
+                <w:sz w:val="19"/>
+                <w:szCs w:val="19"/>
+              </w:rPr>
+              <w:t xml:space="preserve">luogo</w:t>
+            </w:r>
+          </w:p>
+        </w:tc>
+        <w:tc>
+          <w:tcPr>
+            <w:tcW w:type="dxa" w:w="2250"/>
+            <w:shd w:fill="EFEFEA" w:val="clear"/>
+          </w:tcPr>
+          <w:p>
+            <w:pPr>
+              <w:spacing w:after="40" w:before="40"/>
+            </w:pPr>
+            <w:r>
+              <w:rPr>
+                <w:rFonts w:ascii="Barlow Semi Condensed" w:cs="Barlow Semi Condensed" w:eastAsia="Barlow Semi Condensed" w:hAnsi="Barlow Semi Condensed"/>
+                <w:i w:val="false"/>
+                <w:iCs w:val="false"/>
+                <w:sz w:val="19"/>
+                <w:szCs w:val="19"/>
+              </w:rPr>
+              <w:t xml:space="preserve">il fatto</w:t>
+            </w:r>
+          </w:p>
+        </w:tc>
+        <w:tc>
+          <w:tcPr>
+            <w:tcW w:type="dxa" w:w="2250"/>
+            <w:shd w:fill="EFEFEA" w:val="clear"/>
+          </w:tcPr>
+          <w:p>
+            <w:pPr>
+              <w:spacing w:after="40" w:before="40"/>
+            </w:pPr>
+            <w:r>
+              <w:rPr>
+                <w:rFonts w:ascii="Barlow Semi Condensed" w:cs="Barlow Semi Condensed" w:eastAsia="Barlow Semi Condensed" w:hAnsi="Barlow Semi Condensed"/>
+                <w:i w:val="false"/>
+                <w:iCs w:val="false"/>
+                <w:sz w:val="19"/>
+                <w:szCs w:val="19"/>
+              </w:rPr>
+              <w:t xml:space="preserve">grado</w:t>
+            </w:r>
+          </w:p>
+        </w:tc>
+      </w:tr>
+      <w:tr>
+        <w:tc>
+          <w:tcPr>
+            <w:tcW w:type="dxa" w:w="2250"/>
+          </w:tcPr>
+          <w:p>
+            <w:pPr>
+              <w:spacing w:after="40" w:before="40"/>
+            </w:pPr>
+            <w:r>
+              <w:rPr>
+                <w:rFonts w:ascii="Barlow Semi Condensed" w:cs="Barlow Semi Condensed" w:eastAsia="Barlow Semi Condensed" w:hAnsi="Barlow Semi Condensed"/>
+                <w:i w:val="false"/>
+                <w:iCs w:val="false"/>
+                <w:sz w:val="19"/>
+                <w:szCs w:val="19"/>
+              </w:rPr>
+              <w:t xml:space="preserve">---</w:t>
+            </w:r>
+          </w:p>
+        </w:tc>
+        <w:tc>
+          <w:tcPr>
+            <w:tcW w:type="dxa" w:w="2250"/>
+          </w:tcPr>
+          <w:p>
+            <w:pPr>
+              <w:spacing w:after="40" w:before="40"/>
+            </w:pPr>
+            <w:r>
+              <w:rPr>
+                <w:rFonts w:ascii="Barlow Semi Condensed" w:cs="Barlow Semi Condensed" w:eastAsia="Barlow Semi Condensed" w:hAnsi="Barlow Semi Condensed"/>
+                <w:i w:val="false"/>
+                <w:iCs w:val="false"/>
+                <w:sz w:val="19"/>
+                <w:szCs w:val="19"/>
+              </w:rPr>
+              <w:t xml:space="preserve">---</w:t>
+            </w:r>
+          </w:p>
+        </w:tc>
+        <w:tc>
+          <w:tcPr>
+            <w:tcW w:type="dxa" w:w="2250"/>
+          </w:tcPr>
+          <w:p>
+            <w:pPr>
+              <w:spacing w:after="40" w:before="40"/>
+            </w:pPr>
+            <w:r>
+              <w:rPr>
+                <w:rFonts w:ascii="Barlow Semi Condensed" w:cs="Barlow Semi Condensed" w:eastAsia="Barlow Semi Condensed" w:hAnsi="Barlow Semi Condensed"/>
+                <w:i w:val="false"/>
+                <w:iCs w:val="false"/>
+                <w:sz w:val="19"/>
+                <w:szCs w:val="19"/>
+              </w:rPr>
+              <w:t xml:space="preserve">---</w:t>
+            </w:r>
+          </w:p>
+        </w:tc>
+        <w:tc>
+          <w:tcPr>
+            <w:tcW w:type="dxa" w:w="2250"/>
+          </w:tcPr>
+          <w:p>
+            <w:pPr>
+              <w:spacing w:after="40" w:before="40"/>
+            </w:pPr>
+            <w:r>
+              <w:rPr>
+                <w:rFonts w:ascii="Barlow Semi Condensed" w:cs="Barlow Semi Condensed" w:eastAsia="Barlow Semi Condensed" w:hAnsi="Barlow Semi Condensed"/>
+                <w:i w:val="false"/>
+                <w:iCs w:val="false"/>
+                <w:sz w:val="19"/>
+                <w:szCs w:val="19"/>
+              </w:rPr>
+              <w:t xml:space="preserve">:-:</w:t>
+            </w:r>
+          </w:p>
+        </w:tc>
+      </w:tr>
+      <w:tr>
+        <w:tc>
+          <w:tcPr>
+            <w:tcW w:type="dxa" w:w="2250"/>
+          </w:tcPr>
+          <w:p>
+            <w:pPr>
+              <w:spacing w:after="40" w:before="40"/>
+            </w:pPr>
+            <w:r>
+              <w:rPr>
+                <w:rFonts w:ascii="Barlow Semi Condensed" w:cs="Barlow Semi Condensed" w:eastAsia="Barlow Semi Condensed" w:hAnsi="Barlow Semi Condensed"/>
+                <w:i w:val="false"/>
+                <w:iCs w:val="false"/>
+                <w:sz w:val="19"/>
+                <w:szCs w:val="19"/>
+              </w:rPr>
+              <w:t xml:space="preserve">29 ott 1969</w:t>
+            </w:r>
+          </w:p>
+        </w:tc>
+        <w:tc>
+          <w:tcPr>
+            <w:tcW w:type="dxa" w:w="2250"/>
+          </w:tcPr>
+          <w:p>
+            <w:pPr>
+              <w:spacing w:after="40" w:before="40"/>
+            </w:pPr>
+            <w:r>
+              <w:rPr>
+                <w:rFonts w:ascii="Barlow Semi Condensed" w:cs="Barlow Semi Condensed" w:eastAsia="Barlow Semi Condensed" w:hAnsi="Barlow Semi Condensed"/>
+                <w:i w:val="false"/>
+                <w:iCs w:val="false"/>
+                <w:sz w:val="19"/>
+                <w:szCs w:val="19"/>
+              </w:rPr>
+              <w:t xml:space="preserve">—</w:t>
+            </w:r>
+          </w:p>
+        </w:tc>
+        <w:tc>
+          <w:tcPr>
+            <w:tcW w:type="dxa" w:w="2250"/>
+          </w:tcPr>
+          <w:p>
+            <w:pPr>
+              <w:spacing w:after="40" w:before="40"/>
+            </w:pPr>
+            <w:r>
+              <w:rPr>
+                <w:rFonts w:ascii="Barlow Semi Condensed" w:cs="Barlow Semi Condensed" w:eastAsia="Barlow Semi Condensed" w:hAnsi="Barlow Semi Condensed"/>
+                <w:i w:val="false"/>
+                <w:iCs w:val="false"/>
+                <w:sz w:val="19"/>
+                <w:szCs w:val="19"/>
+              </w:rPr>
+              <w:t xml:space="preserve">dodici settimane dopo l'insediamento, apre la sequenza spagnola che il corpus ricostruisce per date</w:t>
+            </w:r>
+          </w:p>
+        </w:tc>
+        <w:tc>
+          <w:tcPr>
+            <w:tcW w:type="dxa" w:w="2250"/>
+          </w:tcPr>
+          <w:p>
+            <w:pPr>
+              <w:spacing w:after="40" w:before="40"/>
+            </w:pPr>
+            <w:r>
+              <w:rPr>
+                <w:rFonts w:ascii="Barlow Semi Condensed" w:cs="Barlow Semi Condensed" w:eastAsia="Barlow Semi Condensed" w:hAnsi="Barlow Semi Condensed"/>
+                <w:i w:val="false"/>
+                <w:iCs w:val="false"/>
+                <w:sz w:val="19"/>
+                <w:szCs w:val="19"/>
+              </w:rPr>
+              <w:t xml:space="preserve">B</w:t>
+            </w:r>
+          </w:p>
+        </w:tc>
+      </w:tr>
+      <w:tr>
+        <w:tc>
+          <w:tcPr>
+            <w:tcW w:type="dxa" w:w="2250"/>
+          </w:tcPr>
+          <w:p>
+            <w:pPr>
+              <w:spacing w:after="40" w:before="40"/>
+            </w:pPr>
+            <w:r>
+              <w:rPr>
+                <w:rFonts w:ascii="Barlow Semi Condensed" w:cs="Barlow Semi Condensed" w:eastAsia="Barlow Semi Condensed" w:hAnsi="Barlow Semi Condensed"/>
+                <w:i w:val="false"/>
+                <w:iCs w:val="false"/>
+                <w:sz w:val="19"/>
+                <w:szCs w:val="19"/>
+              </w:rPr>
+              <w:t xml:space="preserve">27-29 giu 1970</w:t>
+            </w:r>
+          </w:p>
+        </w:tc>
+        <w:tc>
+          <w:tcPr>
+            <w:tcW w:type="dxa" w:w="2250"/>
+          </w:tcPr>
+          <w:p>
+            <w:pPr>
+              <w:spacing w:after="40" w:before="40"/>
+            </w:pPr>
+            <w:r>
+              <w:rPr>
+                <w:rFonts w:ascii="Barlow Semi Condensed" w:cs="Barlow Semi Condensed" w:eastAsia="Barlow Semi Condensed" w:hAnsi="Barlow Semi Condensed"/>
+                <w:i w:val="false"/>
+                <w:iCs w:val="false"/>
+                <w:sz w:val="19"/>
+                <w:szCs w:val="19"/>
+              </w:rPr>
+              <w:t xml:space="preserve">Roma</w:t>
+            </w:r>
+          </w:p>
+        </w:tc>
+        <w:tc>
+          <w:tcPr>
+            <w:tcW w:type="dxa" w:w="2250"/>
+          </w:tcPr>
+          <w:p>
+            <w:pPr>
+              <w:spacing w:after="40" w:before="40"/>
+            </w:pPr>
+            <w:r>
+              <w:rPr>
+                <w:rFonts w:ascii="Barlow Semi Condensed" w:cs="Barlow Semi Condensed" w:eastAsia="Barlow Semi Condensed" w:hAnsi="Barlow Semi Condensed"/>
+                <w:i w:val="false"/>
+                <w:iCs w:val="false"/>
+                <w:sz w:val="19"/>
+                <w:szCs w:val="19"/>
+              </w:rPr>
+              <w:t xml:space="preserve">conferenza internazionale di solidarietà con i popoli delle colonie portoghesi: 177 organizzazioni da 64 Paesi. Il governo italiano non la patrocina e non vi si oppone</w:t>
+            </w:r>
+          </w:p>
+        </w:tc>
+        <w:tc>
+          <w:tcPr>
+            <w:tcW w:type="dxa" w:w="2250"/>
+          </w:tcPr>
+          <w:p>
+            <w:pPr>
+              <w:spacing w:after="40" w:before="40"/>
+            </w:pPr>
+            <w:r>
+              <w:rPr>
+                <w:rFonts w:ascii="Barlow Semi Condensed" w:cs="Barlow Semi Condensed" w:eastAsia="Barlow Semi Condensed" w:hAnsi="Barlow Semi Condensed"/>
+                <w:i w:val="false"/>
+                <w:iCs w:val="false"/>
+                <w:sz w:val="19"/>
+                <w:szCs w:val="19"/>
+              </w:rPr>
+              <w:t xml:space="preserve">F</w:t>
+            </w:r>
+          </w:p>
+        </w:tc>
+      </w:tr>
+      <w:tr>
+        <w:tc>
+          <w:tcPr>
+            <w:tcW w:type="dxa" w:w="2250"/>
+          </w:tcPr>
+          <w:p>
+            <w:pPr>
+              <w:spacing w:after="40" w:before="40"/>
+            </w:pPr>
+            <w:r>
+              <w:rPr>
+                <w:rFonts w:ascii="Barlow Semi Condensed" w:cs="Barlow Semi Condensed" w:eastAsia="Barlow Semi Condensed" w:hAnsi="Barlow Semi Condensed"/>
+                <w:i w:val="false"/>
+                <w:iCs w:val="false"/>
+                <w:sz w:val="19"/>
+                <w:szCs w:val="19"/>
+              </w:rPr>
+              <w:t xml:space="preserve">1° lug 1970</w:t>
+            </w:r>
+          </w:p>
+        </w:tc>
+        <w:tc>
+          <w:tcPr>
+            <w:tcW w:type="dxa" w:w="2250"/>
+          </w:tcPr>
+          <w:p>
+            <w:pPr>
+              <w:spacing w:after="40" w:before="40"/>
+            </w:pPr>
+            <w:r>
+              <w:rPr>
+                <w:rFonts w:ascii="Barlow Semi Condensed" w:cs="Barlow Semi Condensed" w:eastAsia="Barlow Semi Condensed" w:hAnsi="Barlow Semi Condensed"/>
+                <w:i w:val="false"/>
+                <w:iCs w:val="false"/>
+                <w:sz w:val="19"/>
+                <w:szCs w:val="19"/>
+              </w:rPr>
+              <w:t xml:space="preserve">Vaticano</w:t>
+            </w:r>
+          </w:p>
+        </w:tc>
+        <w:tc>
+          <w:tcPr>
+            <w:tcW w:type="dxa" w:w="2250"/>
+          </w:tcPr>
+          <w:p>
+            <w:pPr>
+              <w:spacing w:after="40" w:before="40"/>
+            </w:pPr>
+            <w:r>
+              <w:rPr>
+                <w:rFonts w:ascii="Barlow Semi Condensed" w:cs="Barlow Semi Condensed" w:eastAsia="Barlow Semi Condensed" w:hAnsi="Barlow Semi Condensed"/>
+                <w:i w:val="false"/>
+                <w:iCs w:val="false"/>
+                <w:sz w:val="19"/>
+                <w:szCs w:val="19"/>
+              </w:rPr>
+              <w:t xml:space="preserve">Paolo VI riceve i tre capi dei movimenti di liberazione; il Portogallo richiama il proprio ambasciatore presso la Santa Sede e protesta. Su una reazione italiana, nessuna traccia reperita</w:t>
+            </w:r>
+          </w:p>
+        </w:tc>
+        <w:tc>
+          <w:tcPr>
+            <w:tcW w:type="dxa" w:w="2250"/>
+          </w:tcPr>
+          <w:p>
+            <w:pPr>
+              <w:spacing w:after="40" w:before="40"/>
+            </w:pPr>
+            <w:r>
+              <w:rPr>
+                <w:rFonts w:ascii="Barlow Semi Condensed" w:cs="Barlow Semi Condensed" w:eastAsia="Barlow Semi Condensed" w:hAnsi="Barlow Semi Condensed"/>
+                <w:i w:val="false"/>
+                <w:iCs w:val="false"/>
+                <w:sz w:val="19"/>
+                <w:szCs w:val="19"/>
+              </w:rPr>
+              <w:t xml:space="preserve">F</w:t>
+            </w:r>
+          </w:p>
+        </w:tc>
+      </w:tr>
+      <w:tr>
+        <w:tc>
+          <w:tcPr>
+            <w:tcW w:type="dxa" w:w="2250"/>
+          </w:tcPr>
+          <w:p>
+            <w:pPr>
+              <w:spacing w:after="40" w:before="40"/>
+            </w:pPr>
+            <w:r>
+              <w:rPr>
+                <w:rFonts w:ascii="Barlow Semi Condensed" w:cs="Barlow Semi Condensed" w:eastAsia="Barlow Semi Condensed" w:hAnsi="Barlow Semi Condensed"/>
+                <w:i w:val="false"/>
+                <w:iCs w:val="false"/>
+                <w:sz w:val="19"/>
+                <w:szCs w:val="19"/>
+              </w:rPr>
+              <w:t xml:space="preserve">21 lug 1970</w:t>
+            </w:r>
+          </w:p>
+        </w:tc>
+        <w:tc>
+          <w:tcPr>
+            <w:tcW w:type="dxa" w:w="2250"/>
+          </w:tcPr>
+          <w:p>
+            <w:pPr>
+              <w:spacing w:after="40" w:before="40"/>
+            </w:pPr>
+            <w:r>
+              <w:rPr>
+                <w:rFonts w:ascii="Barlow Semi Condensed" w:cs="Barlow Semi Condensed" w:eastAsia="Barlow Semi Condensed" w:hAnsi="Barlow Semi Condensed"/>
+                <w:i w:val="false"/>
+                <w:iCs w:val="false"/>
+                <w:sz w:val="19"/>
+                <w:szCs w:val="19"/>
+              </w:rPr>
+              <w:t xml:space="preserve">Tripoli</w:t>
+            </w:r>
+          </w:p>
+        </w:tc>
+        <w:tc>
+          <w:tcPr>
+            <w:tcW w:type="dxa" w:w="2250"/>
+          </w:tcPr>
+          <w:p>
+            <w:pPr>
+              <w:spacing w:after="40" w:before="40"/>
+            </w:pPr>
+            <w:r>
+              <w:rPr>
+                <w:rFonts w:ascii="Barlow Semi Condensed" w:cs="Barlow Semi Condensed" w:eastAsia="Barlow Semi Condensed" w:hAnsi="Barlow Semi Condensed"/>
+                <w:i w:val="false"/>
+                <w:iCs w:val="false"/>
+                <w:sz w:val="19"/>
+                <w:szCs w:val="19"/>
+              </w:rPr>
+              <w:t xml:space="preserve">confisca dei beni della comunità italiana; esodo perfezionato entro il 15 ottobre</w:t>
+            </w:r>
+          </w:p>
+        </w:tc>
+        <w:tc>
+          <w:tcPr>
+            <w:tcW w:type="dxa" w:w="2250"/>
+          </w:tcPr>
+          <w:p>
+            <w:pPr>
+              <w:spacing w:after="40" w:before="40"/>
+            </w:pPr>
+            <w:r>
+              <w:rPr>
+                <w:rFonts w:ascii="Barlow Semi Condensed" w:cs="Barlow Semi Condensed" w:eastAsia="Barlow Semi Condensed" w:hAnsi="Barlow Semi Condensed"/>
+                <w:i w:val="false"/>
+                <w:iCs w:val="false"/>
+                <w:sz w:val="19"/>
+                <w:szCs w:val="19"/>
+              </w:rPr>
+              <w:t xml:space="preserve">F</w:t>
+            </w:r>
+          </w:p>
+        </w:tc>
+      </w:tr>
+      <w:tr>
+        <w:tc>
+          <w:tcPr>
+            <w:tcW w:type="dxa" w:w="2250"/>
+          </w:tcPr>
+          <w:p>
+            <w:pPr>
+              <w:spacing w:after="40" w:before="40"/>
+            </w:pPr>
+            <w:r>
+              <w:rPr>
+                <w:rFonts w:ascii="Barlow Semi Condensed" w:cs="Barlow Semi Condensed" w:eastAsia="Barlow Semi Condensed" w:hAnsi="Barlow Semi Condensed"/>
+                <w:i w:val="false"/>
+                <w:iCs w:val="false"/>
+                <w:sz w:val="19"/>
+                <w:szCs w:val="19"/>
+              </w:rPr>
+              <w:t xml:space="preserve">6 set 1970</w:t>
+            </w:r>
+          </w:p>
+        </w:tc>
+        <w:tc>
+          <w:tcPr>
+            <w:tcW w:type="dxa" w:w="2250"/>
+          </w:tcPr>
+          <w:p>
+            <w:pPr>
+              <w:spacing w:after="40" w:before="40"/>
+            </w:pPr>
+            <w:r>
+              <w:rPr>
+                <w:rFonts w:ascii="Barlow Semi Condensed" w:cs="Barlow Semi Condensed" w:eastAsia="Barlow Semi Condensed" w:hAnsi="Barlow Semi Condensed"/>
+                <w:i w:val="false"/>
+                <w:iCs w:val="false"/>
+                <w:sz w:val="19"/>
+                <w:szCs w:val="19"/>
+              </w:rPr>
+              <w:t xml:space="preserve">Tunisi</w:t>
+            </w:r>
+          </w:p>
+        </w:tc>
+        <w:tc>
+          <w:tcPr>
+            <w:tcW w:type="dxa" w:w="2250"/>
+          </w:tcPr>
+          <w:p>
+            <w:pPr>
+              <w:spacing w:after="40" w:before="40"/>
+            </w:pPr>
+            <w:r>
+              <w:rPr>
+                <w:rFonts w:ascii="Barlow Semi Condensed" w:cs="Barlow Semi Condensed" w:eastAsia="Barlow Semi Condensed" w:hAnsi="Barlow Semi Condensed"/>
+                <w:i w:val="false"/>
+                <w:iCs w:val="false"/>
+                <w:sz w:val="19"/>
+                <w:szCs w:val="19"/>
+              </w:rPr>
+              <w:t xml:space="preserve">telegramma del ministro. Sede: Archivio storico diplomatico ed Edizione Nazionale. Il telegramma non è stato letto</w:t>
+            </w:r>
+          </w:p>
+        </w:tc>
+        <w:tc>
+          <w:tcPr>
+            <w:tcW w:type="dxa" w:w="2250"/>
+          </w:tcPr>
+          <w:p>
+            <w:pPr>
+              <w:spacing w:after="40" w:before="40"/>
+            </w:pPr>
+            <w:r>
+              <w:rPr>
+                <w:rFonts w:ascii="Barlow Semi Condensed" w:cs="Barlow Semi Condensed" w:eastAsia="Barlow Semi Condensed" w:hAnsi="Barlow Semi Condensed"/>
+                <w:i w:val="false"/>
+                <w:iCs w:val="false"/>
+                <w:sz w:val="19"/>
+                <w:szCs w:val="19"/>
+              </w:rPr>
+              <w:t xml:space="preserve">B</w:t>
+            </w:r>
+          </w:p>
+        </w:tc>
+      </w:tr>
+      <w:tr>
+        <w:tc>
+          <w:tcPr>
+            <w:tcW w:type="dxa" w:w="2250"/>
+          </w:tcPr>
+          <w:p>
+            <w:pPr>
+              <w:spacing w:after="40" w:before="40"/>
+            </w:pPr>
+            <w:r>
+              <w:rPr>
+                <w:rFonts w:ascii="Barlow Semi Condensed" w:cs="Barlow Semi Condensed" w:eastAsia="Barlow Semi Condensed" w:hAnsi="Barlow Semi Condensed"/>
+                <w:i w:val="false"/>
+                <w:iCs w:val="false"/>
+                <w:sz w:val="19"/>
+                <w:szCs w:val="19"/>
+              </w:rPr>
+              <w:t xml:space="preserve">27-28 ott 1970</w:t>
+            </w:r>
+          </w:p>
+        </w:tc>
+        <w:tc>
+          <w:tcPr>
+            <w:tcW w:type="dxa" w:w="2250"/>
+          </w:tcPr>
+          <w:p>
+            <w:pPr>
+              <w:spacing w:after="40" w:before="40"/>
+            </w:pPr>
+            <w:r>
+              <w:rPr>
+                <w:rFonts w:ascii="Barlow Semi Condensed" w:cs="Barlow Semi Condensed" w:eastAsia="Barlow Semi Condensed" w:hAnsi="Barlow Semi Condensed"/>
+                <w:i w:val="false"/>
+                <w:iCs w:val="false"/>
+                <w:sz w:val="19"/>
+                <w:szCs w:val="19"/>
+              </w:rPr>
+              <w:t xml:space="preserve">Parigi</w:t>
+            </w:r>
+          </w:p>
+        </w:tc>
+        <w:tc>
+          <w:tcPr>
+            <w:tcW w:type="dxa" w:w="2250"/>
+          </w:tcPr>
+          <w:p>
+            <w:pPr>
+              <w:spacing w:after="40" w:before="40"/>
+            </w:pPr>
+            <w:r>
+              <w:rPr>
+                <w:rFonts w:ascii="Barlow Semi Condensed" w:cs="Barlow Semi Condensed" w:eastAsia="Barlow Semi Condensed" w:hAnsi="Barlow Semi Condensed"/>
+                <w:i w:val="false"/>
+                <w:iCs w:val="false"/>
+                <w:sz w:val="19"/>
+                <w:szCs w:val="19"/>
+              </w:rPr>
+              <w:t xml:space="preserve">quarto incontro del negoziato per il riconoscimento della Cina, all'ambasciata cinese; carteggio Moro-Saragat del 2-3 novembre nel Fondo Moro</w:t>
+            </w:r>
+          </w:p>
+        </w:tc>
+        <w:tc>
+          <w:tcPr>
+            <w:tcW w:type="dxa" w:w="2250"/>
+          </w:tcPr>
+          <w:p>
+            <w:pPr>
+              <w:spacing w:after="40" w:before="40"/>
+            </w:pPr>
+            <w:r>
+              <w:rPr>
+                <w:rFonts w:ascii="Barlow Semi Condensed" w:cs="Barlow Semi Condensed" w:eastAsia="Barlow Semi Condensed" w:hAnsi="Barlow Semi Condensed"/>
+                <w:i w:val="false"/>
+                <w:iCs w:val="false"/>
+                <w:sz w:val="19"/>
+                <w:szCs w:val="19"/>
+              </w:rPr>
+              <w:t xml:space="preserve">B</w:t>
+            </w:r>
+          </w:p>
+        </w:tc>
+      </w:tr>
+      <w:tr>
+        <w:tc>
+          <w:tcPr>
+            <w:tcW w:type="dxa" w:w="2250"/>
+          </w:tcPr>
+          <w:p>
+            <w:pPr>
+              <w:spacing w:after="40" w:before="40"/>
+            </w:pPr>
+            <w:r>
+              <w:rPr>
+                <w:rFonts w:ascii="Barlow Semi Condensed" w:cs="Barlow Semi Condensed" w:eastAsia="Barlow Semi Condensed" w:hAnsi="Barlow Semi Condensed"/>
+                <w:i w:val="false"/>
+                <w:iCs w:val="false"/>
+                <w:sz w:val="19"/>
+                <w:szCs w:val="19"/>
+              </w:rPr>
+              <w:t xml:space="preserve">5 o 6 nov 1970</w:t>
+            </w:r>
+          </w:p>
+        </w:tc>
+        <w:tc>
+          <w:tcPr>
+            <w:tcW w:type="dxa" w:w="2250"/>
+          </w:tcPr>
+          <w:p>
+            <w:pPr>
+              <w:spacing w:after="40" w:before="40"/>
+            </w:pPr>
+            <w:r>
+              <w:rPr>
+                <w:rFonts w:ascii="Barlow Semi Condensed" w:cs="Barlow Semi Condensed" w:eastAsia="Barlow Semi Condensed" w:hAnsi="Barlow Semi Condensed"/>
+                <w:i w:val="false"/>
+                <w:iCs w:val="false"/>
+                <w:sz w:val="19"/>
+                <w:szCs w:val="19"/>
+              </w:rPr>
+              <w:t xml:space="preserve">Roma e Pechino</w:t>
+            </w:r>
+          </w:p>
+        </w:tc>
+        <w:tc>
+          <w:tcPr>
+            <w:tcW w:type="dxa" w:w="2250"/>
+          </w:tcPr>
+          <w:p>
+            <w:pPr>
+              <w:spacing w:after="40" w:before="40"/>
+            </w:pPr>
+            <w:r>
+              <w:rPr>
+                <w:rFonts w:ascii="Barlow Semi Condensed" w:cs="Barlow Semi Condensed" w:eastAsia="Barlow Semi Condensed" w:hAnsi="Barlow Semi Condensed"/>
+                <w:i w:val="false"/>
+                <w:iCs w:val="false"/>
+                <w:sz w:val="19"/>
+                <w:szCs w:val="19"/>
+              </w:rPr>
+              <w:t xml:space="preserve">comunicato congiunto sulle relazioni diplomatiche, pubblicato simultaneamente</w:t>
+            </w:r>
+          </w:p>
+        </w:tc>
+        <w:tc>
+          <w:tcPr>
+            <w:tcW w:type="dxa" w:w="2250"/>
+          </w:tcPr>
+          <w:p>
+            <w:pPr>
+              <w:spacing w:after="40" w:before="40"/>
+            </w:pPr>
+            <w:r>
+              <w:rPr>
+                <w:rFonts w:ascii="Barlow Semi Condensed" w:cs="Barlow Semi Condensed" w:eastAsia="Barlow Semi Condensed" w:hAnsi="Barlow Semi Condensed"/>
+                <w:i w:val="false"/>
+                <w:iCs w:val="false"/>
+                <w:sz w:val="19"/>
+                <w:szCs w:val="19"/>
+              </w:rPr>
+              <w:t xml:space="preserve">F</w:t>
+            </w:r>
+          </w:p>
+        </w:tc>
+      </w:tr>
+      <w:tr>
+        <w:tc>
+          <w:tcPr>
+            <w:tcW w:type="dxa" w:w="2250"/>
+          </w:tcPr>
+          <w:p>
+            <w:pPr>
+              <w:spacing w:after="40" w:before="40"/>
+            </w:pPr>
+            <w:r>
+              <w:rPr>
+                <w:rFonts w:ascii="Barlow Semi Condensed" w:cs="Barlow Semi Condensed" w:eastAsia="Barlow Semi Condensed" w:hAnsi="Barlow Semi Condensed"/>
+                <w:i w:val="false"/>
+                <w:iCs w:val="false"/>
+                <w:sz w:val="19"/>
+                <w:szCs w:val="19"/>
+              </w:rPr>
+              <w:t xml:space="preserve">5 mag 1971</w:t>
+            </w:r>
+          </w:p>
+        </w:tc>
+        <w:tc>
+          <w:tcPr>
+            <w:tcW w:type="dxa" w:w="2250"/>
+          </w:tcPr>
+          <w:p>
+            <w:pPr>
+              <w:spacing w:after="40" w:before="40"/>
+            </w:pPr>
+            <w:r>
+              <w:rPr>
+                <w:rFonts w:ascii="Barlow Semi Condensed" w:cs="Barlow Semi Condensed" w:eastAsia="Barlow Semi Condensed" w:hAnsi="Barlow Semi Condensed"/>
+                <w:i w:val="false"/>
+                <w:iCs w:val="false"/>
+                <w:sz w:val="19"/>
+                <w:szCs w:val="19"/>
+              </w:rPr>
+              <w:t xml:space="preserve">Tripoli</w:t>
+            </w:r>
+          </w:p>
+        </w:tc>
+        <w:tc>
+          <w:tcPr>
+            <w:tcW w:type="dxa" w:w="2250"/>
+          </w:tcPr>
+          <w:p>
+            <w:pPr>
+              <w:spacing w:after="40" w:before="40"/>
+            </w:pPr>
+            <w:r>
+              <w:rPr>
+                <w:rFonts w:ascii="Barlow Semi Condensed" w:cs="Barlow Semi Condensed" w:eastAsia="Barlow Semi Condensed" w:hAnsi="Barlow Semi Condensed"/>
+                <w:i w:val="false"/>
+                <w:iCs w:val="false"/>
+                <w:sz w:val="19"/>
+                <w:szCs w:val="19"/>
+              </w:rPr>
+              <w:t xml:space="preserve">il ministro incontra Gheddafi; traccia nel Fondo Aldo Moro, Archivio storico del Senato</w:t>
+            </w:r>
+          </w:p>
+        </w:tc>
+        <w:tc>
+          <w:tcPr>
+            <w:tcW w:type="dxa" w:w="2250"/>
+          </w:tcPr>
+          <w:p>
+            <w:pPr>
+              <w:spacing w:after="40" w:before="40"/>
+            </w:pPr>
+            <w:r>
+              <w:rPr>
+                <w:rFonts w:ascii="Barlow Semi Condensed" w:cs="Barlow Semi Condensed" w:eastAsia="Barlow Semi Condensed" w:hAnsi="Barlow Semi Condensed"/>
+                <w:i w:val="false"/>
+                <w:iCs w:val="false"/>
+                <w:sz w:val="19"/>
+                <w:szCs w:val="19"/>
+              </w:rPr>
+              <w:t xml:space="preserve">B</w:t>
+            </w:r>
+          </w:p>
+        </w:tc>
+      </w:tr>
+      <w:tr>
+        <w:tc>
+          <w:tcPr>
+            <w:tcW w:type="dxa" w:w="2250"/>
+          </w:tcPr>
+          <w:p>
+            <w:pPr>
+              <w:spacing w:after="40" w:before="40"/>
+            </w:pPr>
+            <w:r>
+              <w:rPr>
+                <w:rFonts w:ascii="Barlow Semi Condensed" w:cs="Barlow Semi Condensed" w:eastAsia="Barlow Semi Condensed" w:hAnsi="Barlow Semi Condensed"/>
+                <w:i w:val="false"/>
+                <w:iCs w:val="false"/>
+                <w:sz w:val="19"/>
+                <w:szCs w:val="19"/>
+              </w:rPr>
+              <w:t xml:space="preserve">20 ott 1971 · 6 dic 1972</w:t>
+            </w:r>
+          </w:p>
+        </w:tc>
+        <w:tc>
+          <w:tcPr>
+            <w:tcW w:type="dxa" w:w="2250"/>
+          </w:tcPr>
+          <w:p>
+            <w:pPr>
+              <w:spacing w:after="40" w:before="40"/>
+            </w:pPr>
+            <w:r>
+              <w:rPr>
+                <w:rFonts w:ascii="Barlow Semi Condensed" w:cs="Barlow Semi Condensed" w:eastAsia="Barlow Semi Condensed" w:hAnsi="Barlow Semi Condensed"/>
+                <w:i w:val="false"/>
+                <w:iCs w:val="false"/>
+                <w:sz w:val="19"/>
+                <w:szCs w:val="19"/>
+              </w:rPr>
+              <w:t xml:space="preserve">New York</w:t>
+            </w:r>
+          </w:p>
+        </w:tc>
+        <w:tc>
+          <w:tcPr>
+            <w:tcW w:type="dxa" w:w="2250"/>
+          </w:tcPr>
+          <w:p>
+            <w:pPr>
+              <w:spacing w:after="40" w:before="40"/>
+            </w:pPr>
+            <w:r>
+              <w:rPr>
+                <w:rFonts w:ascii="Barlow Semi Condensed" w:cs="Barlow Semi Condensed" w:eastAsia="Barlow Semi Condensed" w:hAnsi="Barlow Semi Condensed"/>
+                <w:i w:val="false"/>
+                <w:iCs w:val="false"/>
+                <w:sz w:val="19"/>
+                <w:szCs w:val="19"/>
+              </w:rPr>
+              <w:t xml:space="preserve">l'Italia, membro non permanente del Consiglio di sicurezza, vota le risoluzioni 301 e 323 sulla Namibia</w:t>
+            </w:r>
+          </w:p>
+        </w:tc>
+        <w:tc>
+          <w:tcPr>
+            <w:tcW w:type="dxa" w:w="2250"/>
+          </w:tcPr>
+          <w:p>
+            <w:pPr>
+              <w:spacing w:after="40" w:before="40"/>
+            </w:pPr>
+            <w:r>
+              <w:rPr>
+                <w:rFonts w:ascii="Barlow Semi Condensed" w:cs="Barlow Semi Condensed" w:eastAsia="Barlow Semi Condensed" w:hAnsi="Barlow Semi Condensed"/>
+                <w:i w:val="false"/>
+                <w:iCs w:val="false"/>
+                <w:sz w:val="19"/>
+                <w:szCs w:val="19"/>
+              </w:rPr>
+              <w:t xml:space="preserve">F</w:t>
+            </w:r>
+          </w:p>
+        </w:tc>
+      </w:tr>
+      <w:tr>
+        <w:tc>
+          <w:tcPr>
+            <w:tcW w:type="dxa" w:w="2250"/>
+          </w:tcPr>
+          <w:p>
+            <w:pPr>
+              <w:spacing w:after="40" w:before="40"/>
+            </w:pPr>
+            <w:r>
+              <w:rPr>
+                <w:rFonts w:ascii="Barlow Semi Condensed" w:cs="Barlow Semi Condensed" w:eastAsia="Barlow Semi Condensed" w:hAnsi="Barlow Semi Condensed"/>
+                <w:i w:val="false"/>
+                <w:iCs w:val="false"/>
+                <w:sz w:val="19"/>
+                <w:szCs w:val="19"/>
+              </w:rPr>
+              <w:t xml:space="preserve">13 apr 1974</w:t>
+            </w:r>
+          </w:p>
+        </w:tc>
+        <w:tc>
+          <w:tcPr>
+            <w:tcW w:type="dxa" w:w="2250"/>
+          </w:tcPr>
+          <w:p>
+            <w:pPr>
+              <w:spacing w:after="40" w:before="40"/>
+            </w:pPr>
+            <w:r>
+              <w:rPr>
+                <w:rFonts w:ascii="Barlow Semi Condensed" w:cs="Barlow Semi Condensed" w:eastAsia="Barlow Semi Condensed" w:hAnsi="Barlow Semi Condensed"/>
+                <w:i w:val="false"/>
+                <w:iCs w:val="false"/>
+                <w:sz w:val="19"/>
+                <w:szCs w:val="19"/>
+              </w:rPr>
+              <w:t xml:space="preserve">Mozambico</w:t>
+            </w:r>
+          </w:p>
+        </w:tc>
+        <w:tc>
+          <w:tcPr>
+            <w:tcW w:type="dxa" w:w="2250"/>
+          </w:tcPr>
+          <w:p>
+            <w:pPr>
+              <w:spacing w:after="40" w:before="40"/>
+            </w:pPr>
+            <w:r>
+              <w:rPr>
+                <w:rFonts w:ascii="Barlow Semi Condensed" w:cs="Barlow Semi Condensed" w:eastAsia="Barlow Semi Condensed" w:hAnsi="Barlow Semi Condensed"/>
+                <w:i w:val="false"/>
+                <w:iCs w:val="false"/>
+                <w:sz w:val="19"/>
+                <w:szCs w:val="19"/>
+              </w:rPr>
+              <w:t xml:space="preserve">Sabato Santo: missionari comboniani italiani espulsi. L'ordine porta la data del 5 marzo 1974, trascritto nel diario del superiore provinciale</w:t>
+            </w:r>
+          </w:p>
+        </w:tc>
+        <w:tc>
+          <w:tcPr>
+            <w:tcW w:type="dxa" w:w="2250"/>
+          </w:tcPr>
+          <w:p>
+            <w:pPr>
+              <w:spacing w:after="40" w:before="40"/>
+            </w:pPr>
+            <w:r>
+              <w:rPr>
+                <w:rFonts w:ascii="Barlow Semi Condensed" w:cs="Barlow Semi Condensed" w:eastAsia="Barlow Semi Condensed" w:hAnsi="Barlow Semi Condensed"/>
+                <w:i w:val="false"/>
+                <w:iCs w:val="false"/>
+                <w:sz w:val="19"/>
+                <w:szCs w:val="19"/>
+              </w:rPr>
+              <w:t xml:space="preserve">F</w:t>
+            </w:r>
+          </w:p>
+        </w:tc>
+      </w:tr>
+      <w:tr>
+        <w:tc>
+          <w:tcPr>
+            <w:tcW w:type="dxa" w:w="2250"/>
+          </w:tcPr>
+          <w:p>
+            <w:pPr>
+              <w:spacing w:after="40" w:before="40"/>
+            </w:pPr>
+            <w:r>
+              <w:rPr>
+                <w:rFonts w:ascii="Barlow Semi Condensed" w:cs="Barlow Semi Condensed" w:eastAsia="Barlow Semi Condensed" w:hAnsi="Barlow Semi Condensed"/>
+                <w:i w:val="false"/>
+                <w:iCs w:val="false"/>
+                <w:sz w:val="19"/>
+                <w:szCs w:val="19"/>
+              </w:rPr>
+              <w:t xml:space="preserve">25 apr 1974</w:t>
+            </w:r>
+          </w:p>
+        </w:tc>
+        <w:tc>
+          <w:tcPr>
+            <w:tcW w:type="dxa" w:w="2250"/>
+          </w:tcPr>
+          <w:p>
+            <w:pPr>
+              <w:spacing w:after="40" w:before="40"/>
+            </w:pPr>
+            <w:r>
+              <w:rPr>
+                <w:rFonts w:ascii="Barlow Semi Condensed" w:cs="Barlow Semi Condensed" w:eastAsia="Barlow Semi Condensed" w:hAnsi="Barlow Semi Condensed"/>
+                <w:i w:val="false"/>
+                <w:iCs w:val="false"/>
+                <w:sz w:val="19"/>
+                <w:szCs w:val="19"/>
+              </w:rPr>
+              <w:t xml:space="preserve">Lisbona</w:t>
+            </w:r>
+          </w:p>
+        </w:tc>
+        <w:tc>
+          <w:tcPr>
+            <w:tcW w:type="dxa" w:w="2250"/>
+          </w:tcPr>
+          <w:p>
+            <w:pPr>
+              <w:spacing w:after="40" w:before="40"/>
+            </w:pPr>
+            <w:r>
+              <w:rPr>
+                <w:rFonts w:ascii="Barlow Semi Condensed" w:cs="Barlow Semi Condensed" w:eastAsia="Barlow Semi Condensed" w:hAnsi="Barlow Semi Condensed"/>
+                <w:i w:val="false"/>
+                <w:iCs w:val="false"/>
+                <w:sz w:val="19"/>
+                <w:szCs w:val="19"/>
+              </w:rPr>
+              <w:t xml:space="preserve">cade l'Estado Novo</w:t>
+            </w:r>
+          </w:p>
+        </w:tc>
+        <w:tc>
+          <w:tcPr>
+            <w:tcW w:type="dxa" w:w="2250"/>
+          </w:tcPr>
+          <w:p>
+            <w:pPr>
+              <w:spacing w:after="40" w:before="40"/>
+            </w:pPr>
+            <w:r>
+              <w:rPr>
+                <w:rFonts w:ascii="Barlow Semi Condensed" w:cs="Barlow Semi Condensed" w:eastAsia="Barlow Semi Condensed" w:hAnsi="Barlow Semi Condensed"/>
+                <w:i w:val="false"/>
+                <w:iCs w:val="false"/>
+                <w:sz w:val="19"/>
+                <w:szCs w:val="19"/>
+              </w:rPr>
+              <w:t xml:space="preserve">F</w:t>
+            </w:r>
+          </w:p>
+        </w:tc>
+      </w:tr>
+      <w:tr>
+        <w:tc>
+          <w:tcPr>
+            <w:tcW w:type="dxa" w:w="2250"/>
+          </w:tcPr>
+          <w:p>
+            <w:pPr>
+              <w:spacing w:after="40" w:before="40"/>
+            </w:pPr>
+            <w:r>
+              <w:rPr>
+                <w:rFonts w:ascii="Barlow Semi Condensed" w:cs="Barlow Semi Condensed" w:eastAsia="Barlow Semi Condensed" w:hAnsi="Barlow Semi Condensed"/>
+                <w:i w:val="false"/>
+                <w:iCs w:val="false"/>
+                <w:sz w:val="19"/>
+                <w:szCs w:val="19"/>
+              </w:rPr>
+              <w:t xml:space="preserve">14 ago 1974</w:t>
+            </w:r>
+          </w:p>
+        </w:tc>
+        <w:tc>
+          <w:tcPr>
+            <w:tcW w:type="dxa" w:w="2250"/>
+          </w:tcPr>
+          <w:p>
+            <w:pPr>
+              <w:spacing w:after="40" w:before="40"/>
+            </w:pPr>
+            <w:r>
+              <w:rPr>
+                <w:rFonts w:ascii="Barlow Semi Condensed" w:cs="Barlow Semi Condensed" w:eastAsia="Barlow Semi Condensed" w:hAnsi="Barlow Semi Condensed"/>
+                <w:i w:val="false"/>
+                <w:iCs w:val="false"/>
+                <w:sz w:val="19"/>
+                <w:szCs w:val="19"/>
+              </w:rPr>
+              <w:t xml:space="preserve">Cipro</w:t>
+            </w:r>
+          </w:p>
+        </w:tc>
+        <w:tc>
+          <w:tcPr>
+            <w:tcW w:type="dxa" w:w="2250"/>
+          </w:tcPr>
+          <w:p>
+            <w:pPr>
+              <w:spacing w:after="40" w:before="40"/>
+            </w:pPr>
+            <w:r>
+              <w:rPr>
+                <w:rFonts w:ascii="Barlow Semi Condensed" w:cs="Barlow Semi Condensed" w:eastAsia="Barlow Semi Condensed" w:hAnsi="Barlow Semi Condensed"/>
+                <w:i w:val="false"/>
+                <w:iCs w:val="false"/>
+                <w:sz w:val="19"/>
+                <w:szCs w:val="19"/>
+              </w:rPr>
+              <w:t xml:space="preserve">seconda offensiva turca, nella fase finale del mandato</w:t>
+            </w:r>
+          </w:p>
+        </w:tc>
+        <w:tc>
+          <w:tcPr>
+            <w:tcW w:type="dxa" w:w="2250"/>
+          </w:tcPr>
+          <w:p>
+            <w:pPr>
+              <w:spacing w:after="40" w:before="40"/>
+            </w:pPr>
+            <w:r>
+              <w:rPr>
+                <w:rFonts w:ascii="Barlow Semi Condensed" w:cs="Barlow Semi Condensed" w:eastAsia="Barlow Semi Condensed" w:hAnsi="Barlow Semi Condensed"/>
+                <w:i w:val="false"/>
+                <w:iCs w:val="false"/>
+                <w:sz w:val="19"/>
+                <w:szCs w:val="19"/>
+              </w:rPr>
+              <w:t xml:space="preserve">F</w:t>
+            </w:r>
+          </w:p>
+        </w:tc>
+      </w:tr>
+      <w:tr>
+        <w:tc>
+          <w:tcPr>
+            <w:tcW w:type="dxa" w:w="2250"/>
+          </w:tcPr>
+          <w:p>
+            <w:pPr>
+              <w:spacing w:after="40" w:before="40"/>
+            </w:pPr>
+            <w:r>
+              <w:rPr>
+                <w:rFonts w:ascii="Barlow Semi Condensed" w:cs="Barlow Semi Condensed" w:eastAsia="Barlow Semi Condensed" w:hAnsi="Barlow Semi Condensed"/>
+                <w:i w:val="false"/>
+                <w:iCs w:val="false"/>
+                <w:sz w:val="19"/>
+                <w:szCs w:val="19"/>
+              </w:rPr>
+              <w:t xml:space="preserve">23 nov 1974</w:t>
+            </w:r>
+          </w:p>
+        </w:tc>
+        <w:tc>
+          <w:tcPr>
+            <w:tcW w:type="dxa" w:w="2250"/>
+          </w:tcPr>
+          <w:p>
+            <w:pPr>
+              <w:spacing w:after="40" w:before="40"/>
+            </w:pPr>
+            <w:r>
+              <w:rPr>
+                <w:rFonts w:ascii="Barlow Semi Condensed" w:cs="Barlow Semi Condensed" w:eastAsia="Barlow Semi Condensed" w:hAnsi="Barlow Semi Condensed"/>
+                <w:i w:val="false"/>
+                <w:iCs w:val="false"/>
+                <w:sz w:val="19"/>
+                <w:szCs w:val="19"/>
+              </w:rPr>
+              <w:t xml:space="preserve">Roma</w:t>
+            </w:r>
+          </w:p>
+        </w:tc>
+        <w:tc>
+          <w:tcPr>
+            <w:tcW w:type="dxa" w:w="2250"/>
+          </w:tcPr>
+          <w:p>
+            <w:pPr>
+              <w:spacing w:after="40" w:before="40"/>
+            </w:pPr>
+            <w:r>
+              <w:rPr>
+                <w:rFonts w:ascii="Barlow Semi Condensed" w:cs="Barlow Semi Condensed" w:eastAsia="Barlow Semi Condensed" w:hAnsi="Barlow Semi Condensed"/>
+                <w:i w:val="false"/>
+                <w:iCs w:val="false"/>
+                <w:sz w:val="19"/>
+                <w:szCs w:val="19"/>
+              </w:rPr>
+              <w:t xml:space="preserve">il ministro lascia la Farnesina</w:t>
+            </w:r>
+          </w:p>
+        </w:tc>
+        <w:tc>
+          <w:tcPr>
+            <w:tcW w:type="dxa" w:w="2250"/>
+          </w:tcPr>
+          <w:p>
+            <w:pPr>
+              <w:spacing w:after="40" w:before="40"/>
+            </w:pPr>
+            <w:r>
+              <w:rPr>
+                <w:rFonts w:ascii="Barlow Semi Condensed" w:cs="Barlow Semi Condensed" w:eastAsia="Barlow Semi Condensed" w:hAnsi="Barlow Semi Condensed"/>
+                <w:i w:val="false"/>
+                <w:iCs w:val="false"/>
+                <w:sz w:val="19"/>
+                <w:szCs w:val="19"/>
+              </w:rPr>
+              <w:t xml:space="preserve">F</w:t>
+            </w:r>
+          </w:p>
+        </w:tc>
+      </w:tr>
+    </w:tbl>
+    <w:p>
+      <w:pPr>
+        <w:spacing w:after="140"/>
+      </w:pPr>
+    </w:p>
+    <w:p>
+      <w:pPr>
+        <w:spacing w:after="120" w:line="290"/>
+        <w:jc w:val="both"/>
+      </w:pPr>
+      <w:r>
+        <w:rPr>
+          <w:rFonts w:ascii="Barlow Semi Condensed" w:cs="Barlow Semi Condensed" w:eastAsia="Barlow Semi Condensed" w:hAnsi="Barlow Semi Condensed"/>
+          <w:i w:val="false"/>
+          <w:iCs w:val="false"/>
+          <w:sz w:val="21"/>
+          <w:szCs w:val="21"/>
+        </w:rPr>
+        <w:t xml:space="preserve">Due atti posteriori al mandato, che il corpus tiene perché la maturazione è interna ad esso: l'</w:t>
+      </w:r>
+      <w:r>
+        <w:rPr>
+          <w:rFonts w:ascii="Barlow Semi Condensed" w:cs="Barlow Semi Condensed" w:eastAsia="Barlow Semi Condensed" w:hAnsi="Barlow Semi Condensed"/>
+          <w:b/>
+          <w:bCs/>
+          <w:i w:val="false"/>
+          <w:iCs w:val="false"/>
+          <w:sz w:val="21"/>
+          <w:szCs w:val="21"/>
+        </w:rPr>
+        <w:t xml:space="preserve">Atto finale di Helsinki, 1° agosto 1975</w:t>
+      </w:r>
+      <w:r>
+        <w:rPr>
+          <w:rFonts w:ascii="Barlow Semi Condensed" w:cs="Barlow Semi Condensed" w:eastAsia="Barlow Semi Condensed" w:hAnsi="Barlow Semi Condensed"/>
+          <w:i w:val="false"/>
+          <w:iCs w:val="false"/>
+          <w:sz w:val="21"/>
+          <w:szCs w:val="21"/>
+        </w:rPr>
+        <w:t xml:space="preserve">, sottoscritto nel medesimo consesso dall'Italia, dalla Santa Sede e dal Portogallo democratico; e il </w:t>
+      </w:r>
+      <w:r>
+        <w:rPr>
+          <w:rFonts w:ascii="Barlow Semi Condensed" w:cs="Barlow Semi Condensed" w:eastAsia="Barlow Semi Condensed" w:hAnsi="Barlow Semi Condensed"/>
+          <w:b/>
+          <w:bCs/>
+          <w:i w:val="false"/>
+          <w:iCs w:val="false"/>
+          <w:sz w:val="21"/>
+          <w:szCs w:val="21"/>
+        </w:rPr>
+        <w:t xml:space="preserve">27 settembre 1975</w:t>
+      </w:r>
+      <w:r>
+        <w:rPr>
+          <w:rFonts w:ascii="Barlow Semi Condensed" w:cs="Barlow Semi Condensed" w:eastAsia="Barlow Semi Condensed" w:hAnsi="Barlow Semi Condensed"/>
+          <w:i w:val="false"/>
+          <w:iCs w:val="false"/>
+          <w:sz w:val="21"/>
+          <w:szCs w:val="21"/>
+        </w:rPr>
+        <w:t xml:space="preserve">, quando dopo cinque fucilazioni in Spagna il governo italiano richiama il proprio ambasciatore da Madrid.</w:t>
+      </w:r>
+    </w:p>
+    <w:p>
+      <w:pPr>
+        <w:spacing w:after="120" w:line="290"/>
+        <w:jc w:val="both"/>
+      </w:pPr>
+      <w:r>
+        <w:rPr>
+          <w:rFonts w:ascii="Barlow Semi Condensed" w:cs="Barlow Semi Condensed" w:eastAsia="Barlow Semi Condensed" w:hAnsi="Barlow Semi Condensed"/>
+          <w:i w:val="false"/>
+          <w:iCs w:val="false"/>
+          <w:sz w:val="21"/>
+          <w:szCs w:val="21"/>
+        </w:rPr>
+        <w:t xml:space="preserve">### Le tre divergenze, che restano aperte</w:t>
+      </w:r>
+    </w:p>
+    <w:p>
+      <w:pPr>
+        <w:spacing w:after="120" w:line="290"/>
+        <w:jc w:val="both"/>
+      </w:pPr>
+      <w:r>
+        <w:rPr>
+          <w:rFonts w:ascii="Barlow Semi Condensed" w:cs="Barlow Semi Condensed" w:eastAsia="Barlow Semi Condensed" w:hAnsi="Barlow Semi Condensed"/>
+          <w:b/>
+          <w:bCs/>
+          <w:i w:val="false"/>
+          <w:iCs w:val="false"/>
+          <w:sz w:val="21"/>
+          <w:szCs w:val="21"/>
+        </w:rPr>
+        <w:t xml:space="preserve">Il giorno del comunicato con Pechino.</w:t>
+      </w:r>
+      <w:r>
+        <w:rPr>
+          <w:rFonts w:ascii="Barlow Semi Condensed" w:cs="Barlow Semi Condensed" w:eastAsia="Barlow Semi Condensed" w:hAnsi="Barlow Semi Condensed"/>
+          <w:i w:val="false"/>
+          <w:iCs w:val="false"/>
+          <w:sz w:val="21"/>
+          <w:szCs w:val="21"/>
+        </w:rPr>
+        <w:t xml:space="preserve"> La maggior parte delle fonti dà il 6 novembre 1970; altre il 5.</w:t>
+      </w:r>
+    </w:p>
+    <w:p>
+      <w:pPr>
+        <w:spacing w:after="120" w:line="290"/>
+        <w:jc w:val="both"/>
+      </w:pPr>
+      <w:r>
+        <w:rPr>
+          <w:rFonts w:ascii="Barlow Semi Condensed" w:cs="Barlow Semi Condensed" w:eastAsia="Barlow Semi Condensed" w:hAnsi="Barlow Semi Condensed"/>
+          <w:b/>
+          <w:bCs/>
+          <w:i w:val="false"/>
+          <w:iCs w:val="false"/>
+          <w:sz w:val="21"/>
+          <w:szCs w:val="21"/>
+        </w:rPr>
+        <w:t xml:space="preserve">Quanti fossero i comboniani espulsi.</w:t>
+      </w:r>
+      <w:r>
+        <w:rPr>
+          <w:rFonts w:ascii="Barlow Semi Condensed" w:cs="Barlow Semi Condensed" w:eastAsia="Barlow Semi Condensed" w:hAnsi="Barlow Semi Condensed"/>
+          <w:i w:val="false"/>
+          <w:iCs w:val="false"/>
+          <w:sz w:val="21"/>
+          <w:szCs w:val="21"/>
+        </w:rPr>
+        <w:t xml:space="preserve"> </w:t>
+      </w:r>
+      <w:r>
+        <w:rPr>
+          <w:rFonts w:ascii="Barlow Semi Condensed" w:cs="Barlow Semi Condensed" w:eastAsia="Barlow Semi Condensed" w:hAnsi="Barlow Semi Condensed"/>
+          <w:b/>
+          <w:bCs/>
+          <w:i w:val="false"/>
+          <w:iCs w:val="false"/>
+          <w:sz w:val="21"/>
+          <w:szCs w:val="21"/>
+        </w:rPr>
+        <w:t xml:space="preserve">Nove</w:t>
+      </w:r>
+      <w:r>
+        <w:rPr>
+          <w:rFonts w:ascii="Barlow Semi Condensed" w:cs="Barlow Semi Condensed" w:eastAsia="Barlow Semi Condensed" w:hAnsi="Barlow Semi Condensed"/>
+          <w:i w:val="false"/>
+          <w:iCs w:val="false"/>
+          <w:sz w:val="21"/>
+          <w:szCs w:val="21"/>
+        </w:rPr>
+        <w:t xml:space="preserve"> secondo il contesto acquisito, </w:t>
+      </w:r>
+      <w:r>
+        <w:rPr>
+          <w:rFonts w:ascii="Barlow Semi Condensed" w:cs="Barlow Semi Condensed" w:eastAsia="Barlow Semi Condensed" w:hAnsi="Barlow Semi Condensed"/>
+          <w:b/>
+          <w:bCs/>
+          <w:i w:val="false"/>
+          <w:iCs w:val="false"/>
+          <w:sz w:val="21"/>
+          <w:szCs w:val="21"/>
+        </w:rPr>
+        <w:t xml:space="preserve">undici</w:t>
+      </w:r>
+      <w:r>
+        <w:rPr>
+          <w:rFonts w:ascii="Barlow Semi Condensed" w:cs="Barlow Semi Condensed" w:eastAsia="Barlow Semi Condensed" w:hAnsi="Barlow Semi Condensed"/>
+          <w:i w:val="false"/>
+          <w:iCs w:val="false"/>
+          <w:sz w:val="21"/>
+          <w:szCs w:val="21"/>
+        </w:rPr>
+        <w:t xml:space="preserve"> secondo le fonti ecclesiastiche, </w:t>
+      </w:r>
+      <w:r>
+        <w:rPr>
+          <w:rFonts w:ascii="Barlow Semi Condensed" w:cs="Barlow Semi Condensed" w:eastAsia="Barlow Semi Condensed" w:hAnsi="Barlow Semi Condensed"/>
+          <w:b/>
+          <w:bCs/>
+          <w:i w:val="false"/>
+          <w:iCs w:val="false"/>
+          <w:sz w:val="21"/>
+          <w:szCs w:val="21"/>
+        </w:rPr>
+        <w:t xml:space="preserve">tredici</w:t>
+      </w:r>
+      <w:r>
+        <w:rPr>
+          <w:rFonts w:ascii="Barlow Semi Condensed" w:cs="Barlow Semi Condensed" w:eastAsia="Barlow Semi Condensed" w:hAnsi="Barlow Semi Condensed"/>
+          <w:i w:val="false"/>
+          <w:iCs w:val="false"/>
+          <w:sz w:val="21"/>
+          <w:szCs w:val="21"/>
+        </w:rPr>
+        <w:t xml:space="preserve"> secondo altra tradizione.</w:t>
+      </w:r>
+    </w:p>
+    <w:p>
+      <w:pPr>
+        <w:spacing w:after="120" w:line="290"/>
+        <w:jc w:val="both"/>
+      </w:pPr>
+      <w:r>
+        <w:rPr>
+          <w:rFonts w:ascii="Barlow Semi Condensed" w:cs="Barlow Semi Condensed" w:eastAsia="Barlow Semi Condensed" w:hAnsi="Barlow Semi Condensed"/>
+          <w:b/>
+          <w:bCs/>
+          <w:i w:val="false"/>
+          <w:iCs w:val="false"/>
+          <w:sz w:val="21"/>
+          <w:szCs w:val="21"/>
+        </w:rPr>
+        <w:t xml:space="preserve">Quanta parte di Cipro.</w:t>
+      </w:r>
+      <w:r>
+        <w:rPr>
+          <w:rFonts w:ascii="Barlow Semi Condensed" w:cs="Barlow Semi Condensed" w:eastAsia="Barlow Semi Condensed" w:hAnsi="Barlow Semi Condensed"/>
+          <w:i w:val="false"/>
+          <w:iCs w:val="false"/>
+          <w:sz w:val="21"/>
+          <w:szCs w:val="21"/>
+        </w:rPr>
+        <w:t xml:space="preserve"> «Circa il 36%» secondo la voce enciclopedica italiana; il «northern forty per cent» secondo il volume FRUS 1969-1976.</w:t>
+      </w:r>
+    </w:p>
+    <w:p>
+      <w:pPr>
+        <w:spacing w:after="120" w:line="290"/>
+        <w:jc w:val="both"/>
+      </w:pPr>
+      <w:r>
+        <w:rPr>
+          <w:rFonts w:ascii="Barlow Semi Condensed" w:cs="Barlow Semi Condensed" w:eastAsia="Barlow Semi Condensed" w:hAnsi="Barlow Semi Condensed"/>
+          <w:i w:val="false"/>
+          <w:iCs w:val="false"/>
+          <w:sz w:val="21"/>
+          <w:szCs w:val="21"/>
+        </w:rPr>
+        <w:t xml:space="preserve">Nessuna delle tre si scioglie qui, e per la ragione del capitolo quinto: sono fonti di pari grado, e nessuna è stata letta alla fonte.</w:t>
+      </w:r>
+    </w:p>
+    <w:p>
+      <w:pPr>
+        <w:spacing w:after="120" w:line="290"/>
+        <w:jc w:val="both"/>
+      </w:pPr>
+      <w:r>
+        <w:rPr>
+          <w:rFonts w:ascii="Barlow Semi Condensed" w:cs="Barlow Semi Condensed" w:eastAsia="Barlow Semi Condensed" w:hAnsi="Barlow Semi Condensed"/>
+          <w:i w:val="false"/>
+          <w:iCs w:val="false"/>
+          <w:sz w:val="21"/>
+          <w:szCs w:val="21"/>
+        </w:rPr>
+        <w:t xml:space="preserve">### Le due correzioni, scritte accanto all'errore</w:t>
+      </w:r>
+    </w:p>
+    <w:p>
+      <w:pPr>
+        <w:spacing w:after="120" w:line="290"/>
+        <w:jc w:val="both"/>
+      </w:pPr>
+      <w:r>
+        <w:rPr>
+          <w:rFonts w:ascii="Barlow Semi Condensed" w:cs="Barlow Semi Condensed" w:eastAsia="Barlow Semi Condensed" w:hAnsi="Barlow Semi Condensed"/>
+          <w:b/>
+          <w:bCs/>
+          <w:i w:val="false"/>
+          <w:iCs w:val="false"/>
+          <w:sz w:val="21"/>
+          <w:szCs w:val="21"/>
+        </w:rPr>
+        <w:t xml:space="preserve">La fine del primo mandato.</w:t>
+      </w:r>
+      <w:r>
+        <w:rPr>
+          <w:rFonts w:ascii="Barlow Semi Condensed" w:cs="Barlow Semi Condensed" w:eastAsia="Barlow Semi Condensed" w:hAnsi="Barlow Semi Condensed"/>
+          <w:i w:val="false"/>
+          <w:iCs w:val="false"/>
+          <w:sz w:val="21"/>
+          <w:szCs w:val="21"/>
+        </w:rPr>
+        <w:t xml:space="preserve"> Una passata precedente la portava al 29 luglio 1972. È errata: il primo governo Andreotti cessa il </w:t>
+      </w:r>
+      <w:r>
+        <w:rPr>
+          <w:rFonts w:ascii="Barlow Semi Condensed" w:cs="Barlow Semi Condensed" w:eastAsia="Barlow Semi Condensed" w:hAnsi="Barlow Semi Condensed"/>
+          <w:b/>
+          <w:bCs/>
+          <w:i w:val="false"/>
+          <w:iCs w:val="false"/>
+          <w:sz w:val="21"/>
+          <w:szCs w:val="21"/>
+        </w:rPr>
+        <w:t xml:space="preserve">26 giugno</w:t>
+      </w:r>
+      <w:r>
+        <w:rPr>
+          <w:rFonts w:ascii="Barlow Semi Condensed" w:cs="Barlow Semi Condensed" w:eastAsia="Barlow Semi Condensed" w:hAnsi="Barlow Semi Condensed"/>
+          <w:i w:val="false"/>
+          <w:iCs w:val="false"/>
+          <w:sz w:val="21"/>
+          <w:szCs w:val="21"/>
+        </w:rPr>
+        <w:t xml:space="preserve"> col giuramento del secondo, e la Farnesina passa ad altri. L'indicazione discordante cade, e resta scritto che c'era.</w:t>
+      </w:r>
+    </w:p>
+    <w:p>
+      <w:pPr>
+        <w:spacing w:after="120" w:line="290"/>
+        <w:jc w:val="both"/>
+      </w:pPr>
+      <w:r>
+        <w:rPr>
+          <w:rFonts w:ascii="Barlow Semi Condensed" w:cs="Barlow Semi Condensed" w:eastAsia="Barlow Semi Condensed" w:hAnsi="Barlow Semi Condensed"/>
+          <w:b/>
+          <w:bCs/>
+          <w:i w:val="false"/>
+          <w:iCs w:val="false"/>
+          <w:sz w:val="21"/>
+          <w:szCs w:val="21"/>
+        </w:rPr>
+        <w:t xml:space="preserve">Le fucilazioni del 27 settembre 1975.</w:t>
+      </w:r>
+      <w:r>
+        <w:rPr>
+          <w:rFonts w:ascii="Barlow Semi Condensed" w:cs="Barlow Semi Condensed" w:eastAsia="Barlow Semi Condensed" w:hAnsi="Barlow Semi Condensed"/>
+          <w:i w:val="false"/>
+          <w:iCs w:val="false"/>
+          <w:sz w:val="21"/>
+          <w:szCs w:val="21"/>
+        </w:rPr>
+        <w:t xml:space="preserve"> La prima passata le aveva contate male. Furono cinque: tre militanti del FRAP — José Humberto Baena, José Luis Sánchez Bravo, Ramón García Sanz — e due dell'ETA — Juan Paredes Manot «Txiki» e Ángel Otaegui. Grado </w:t>
       </w:r>
       <w:r>
         <w:rPr>
@@ -4682,529 +6128,35 @@
           <w:sz w:val="21"/>
           <w:szCs w:val="21"/>
         </w:rPr>
-        <w:t xml:space="preserve"> per la conferenza; sulla posizione del governo, §IV, perché è lì il problema.</w:t>
-      </w:r>
-    </w:p>
-    <w:p>
-      <w:pPr>
-        <w:spacing w:after="120" w:line="290"/>
-        <w:jc w:val="both"/>
-      </w:pPr>
-      <w:r>
-        <w:rPr>
-          <w:rFonts w:ascii="Barlow Semi Condensed" w:cs="Barlow Semi Condensed" w:eastAsia="Barlow Semi Condensed" w:hAnsi="Barlow Semi Condensed"/>
-          <w:b/>
-          <w:bCs/>
-          <w:i w:val="false"/>
-          <w:iCs w:val="false"/>
-          <w:sz w:val="21"/>
-          <w:szCs w:val="21"/>
-        </w:rPr>
-        <w:t xml:space="preserve">1° luglio 1970.</w:t>
-      </w:r>
-      <w:r>
-        <w:rPr>
-          <w:rFonts w:ascii="Barlow Semi Condensed" w:cs="Barlow Semi Condensed" w:eastAsia="Barlow Semi Condensed" w:hAnsi="Barlow Semi Condensed"/>
-          <w:i w:val="false"/>
-          <w:iCs w:val="false"/>
-          <w:sz w:val="21"/>
-          <w:szCs w:val="21"/>
-        </w:rPr>
-        <w:t xml:space="preserve"> Paolo VI riceve in udienza privata i tre capi dei movimenti di liberazione. Il Portogallo richiama il proprio ambasciatore presso la Santa Sede e protesta ufficialmente. Grado </w:t>
-      </w:r>
-      <w:r>
-        <w:rPr>
-          <w:rFonts w:ascii="Barlow Semi Condensed" w:cs="Barlow Semi Condensed" w:eastAsia="Barlow Semi Condensed" w:hAnsi="Barlow Semi Condensed"/>
-          <w:b/>
-          <w:bCs/>
-          <w:i w:val="false"/>
-          <w:iCs w:val="false"/>
-          <w:sz w:val="21"/>
-          <w:szCs w:val="21"/>
-        </w:rPr>
-        <w:t xml:space="preserve">F</w:t>
-      </w:r>
-      <w:r>
-        <w:rPr>
-          <w:rFonts w:ascii="Barlow Semi Condensed" w:cs="Barlow Semi Condensed" w:eastAsia="Barlow Semi Condensed" w:hAnsi="Barlow Semi Condensed"/>
-          <w:i w:val="false"/>
-          <w:iCs w:val="false"/>
-          <w:sz w:val="21"/>
-          <w:szCs w:val="21"/>
-        </w:rPr>
-        <w:t xml:space="preserve">. Sull'esistenza di una reazione o di una posizione ufficiale del governo italiano: </w:t>
-      </w:r>
-      <w:r>
-        <w:rPr>
-          <w:rFonts w:ascii="Barlow Semi Condensed" w:cs="Barlow Semi Condensed" w:eastAsia="Barlow Semi Condensed" w:hAnsi="Barlow Semi Condensed"/>
-          <w:b/>
-          <w:bCs/>
-          <w:i w:val="false"/>
-          <w:iCs w:val="false"/>
-          <w:sz w:val="21"/>
-          <w:szCs w:val="21"/>
-        </w:rPr>
-        <w:t xml:space="preserve">nessuna traccia reperita</w:t>
-      </w:r>
-      <w:r>
-        <w:rPr>
-          <w:rFonts w:ascii="Barlow Semi Condensed" w:cs="Barlow Semi Condensed" w:eastAsia="Barlow Semi Condensed" w:hAnsi="Barlow Semi Condensed"/>
-          <w:i w:val="false"/>
-          <w:iCs w:val="false"/>
-          <w:sz w:val="21"/>
-          <w:szCs w:val="21"/>
-        </w:rPr>
-        <w:t xml:space="preserve">.</w:t>
-      </w:r>
-    </w:p>
-    <w:p>
-      <w:pPr>
-        <w:spacing w:after="120" w:line="290"/>
-        <w:jc w:val="both"/>
-      </w:pPr>
-      <w:r>
-        <w:rPr>
-          <w:rFonts w:ascii="Barlow Semi Condensed" w:cs="Barlow Semi Condensed" w:eastAsia="Barlow Semi Condensed" w:hAnsi="Barlow Semi Condensed"/>
-          <w:b/>
-          <w:bCs/>
-          <w:i w:val="false"/>
-          <w:iCs w:val="false"/>
-          <w:sz w:val="21"/>
-          <w:szCs w:val="21"/>
-        </w:rPr>
-        <w:t xml:space="preserve">21 luglio 1970, Tripoli.</w:t>
-      </w:r>
-      <w:r>
-        <w:rPr>
-          <w:rFonts w:ascii="Barlow Semi Condensed" w:cs="Barlow Semi Condensed" w:eastAsia="Barlow Semi Condensed" w:hAnsi="Barlow Semi Condensed"/>
-          <w:i w:val="false"/>
-          <w:iCs w:val="false"/>
-          <w:sz w:val="21"/>
-          <w:szCs w:val="21"/>
-        </w:rPr>
-        <w:t xml:space="preserve"> Confisca dei beni della comunità italiana; esodo perfezionato entro il 15 ottobre. Grado </w:t>
-      </w:r>
-      <w:r>
-        <w:rPr>
-          <w:rFonts w:ascii="Barlow Semi Condensed" w:cs="Barlow Semi Condensed" w:eastAsia="Barlow Semi Condensed" w:hAnsi="Barlow Semi Condensed"/>
-          <w:b/>
-          <w:bCs/>
-          <w:i w:val="false"/>
-          <w:iCs w:val="false"/>
-          <w:sz w:val="21"/>
-          <w:szCs w:val="21"/>
-        </w:rPr>
-        <w:t xml:space="preserve">F</w:t>
-      </w:r>
-      <w:r>
-        <w:rPr>
-          <w:rFonts w:ascii="Barlow Semi Condensed" w:cs="Barlow Semi Condensed" w:eastAsia="Barlow Semi Condensed" w:hAnsi="Barlow Semi Condensed"/>
-          <w:i w:val="false"/>
-          <w:iCs w:val="false"/>
-          <w:sz w:val="21"/>
-          <w:szCs w:val="21"/>
-        </w:rPr>
-        <w:t xml:space="preserve">.</w:t>
-      </w:r>
-    </w:p>
-    <w:p>
-      <w:pPr>
-        <w:spacing w:after="120" w:line="290"/>
-        <w:jc w:val="both"/>
-      </w:pPr>
-      <w:r>
-        <w:rPr>
-          <w:rFonts w:ascii="Barlow Semi Condensed" w:cs="Barlow Semi Condensed" w:eastAsia="Barlow Semi Condensed" w:hAnsi="Barlow Semi Condensed"/>
-          <w:b/>
-          <w:bCs/>
-          <w:i w:val="false"/>
-          <w:iCs w:val="false"/>
-          <w:sz w:val="21"/>
-          <w:szCs w:val="21"/>
-        </w:rPr>
-        <w:t xml:space="preserve">6 settembre 1970.</w:t>
-      </w:r>
-      <w:r>
-        <w:rPr>
-          <w:rFonts w:ascii="Barlow Semi Condensed" w:cs="Barlow Semi Condensed" w:eastAsia="Barlow Semi Condensed" w:hAnsi="Barlow Semi Condensed"/>
-          <w:i w:val="false"/>
-          <w:iCs w:val="false"/>
-          <w:sz w:val="21"/>
-          <w:szCs w:val="21"/>
-        </w:rPr>
-        <w:t xml:space="preserve"> Telegramma del ministro da Tunisi. Sede: Archivio storico diplomatico della Farnesina ed Edizione Nazionale delle Opere. Grado </w:t>
-      </w:r>
-      <w:r>
-        <w:rPr>
-          <w:rFonts w:ascii="Barlow Semi Condensed" w:cs="Barlow Semi Condensed" w:eastAsia="Barlow Semi Condensed" w:hAnsi="Barlow Semi Condensed"/>
-          <w:b/>
-          <w:bCs/>
-          <w:i w:val="false"/>
-          <w:iCs w:val="false"/>
-          <w:sz w:val="21"/>
-          <w:szCs w:val="21"/>
-        </w:rPr>
-        <w:t xml:space="preserve">B</w:t>
-      </w:r>
-      <w:r>
-        <w:rPr>
-          <w:rFonts w:ascii="Barlow Semi Condensed" w:cs="Barlow Semi Condensed" w:eastAsia="Barlow Semi Condensed" w:hAnsi="Barlow Semi Condensed"/>
-          <w:i w:val="false"/>
-          <w:iCs w:val="false"/>
-          <w:sz w:val="21"/>
-          <w:szCs w:val="21"/>
-        </w:rPr>
-        <w:t xml:space="preserve">: la segnalazione è del corpus, il telegramma non è stato letto.</w:t>
-      </w:r>
-    </w:p>
-    <w:p>
-      <w:pPr>
-        <w:spacing w:after="120" w:line="290"/>
-        <w:jc w:val="both"/>
-      </w:pPr>
-      <w:r>
-        <w:rPr>
-          <w:rFonts w:ascii="Barlow Semi Condensed" w:cs="Barlow Semi Condensed" w:eastAsia="Barlow Semi Condensed" w:hAnsi="Barlow Semi Condensed"/>
-          <w:b/>
-          <w:bCs/>
-          <w:i w:val="false"/>
-          <w:iCs w:val="false"/>
-          <w:sz w:val="21"/>
-          <w:szCs w:val="21"/>
-        </w:rPr>
-        <w:t xml:space="preserve">27-28 ottobre 1970, Parigi.</w:t>
-      </w:r>
-      <w:r>
-        <w:rPr>
-          <w:rFonts w:ascii="Barlow Semi Condensed" w:cs="Barlow Semi Condensed" w:eastAsia="Barlow Semi Condensed" w:hAnsi="Barlow Semi Condensed"/>
-          <w:i w:val="false"/>
-          <w:iCs w:val="false"/>
-          <w:sz w:val="21"/>
-          <w:szCs w:val="21"/>
-        </w:rPr>
-        <w:t xml:space="preserve"> Quarto incontro del negoziato per il riconoscimento della Repubblica popolare cinese, presso l'ambasciata cinese. Attestato da carte dell'Archivio storico del Ministero e da un carteggio Moro-Saragat del 2 e 3 novembre 1970 conservato nel Fondo Moro all'Archivio centrale dello Stato. Grado </w:t>
-      </w:r>
-      <w:r>
-        <w:rPr>
-          <w:rFonts w:ascii="Barlow Semi Condensed" w:cs="Barlow Semi Condensed" w:eastAsia="Barlow Semi Condensed" w:hAnsi="Barlow Semi Condensed"/>
-          <w:b/>
-          <w:bCs/>
-          <w:i w:val="false"/>
-          <w:iCs w:val="false"/>
-          <w:sz w:val="21"/>
-          <w:szCs w:val="21"/>
-        </w:rPr>
-        <w:t xml:space="preserve">B</w:t>
-      </w:r>
-      <w:r>
-        <w:rPr>
-          <w:rFonts w:ascii="Barlow Semi Condensed" w:cs="Barlow Semi Condensed" w:eastAsia="Barlow Semi Condensed" w:hAnsi="Barlow Semi Condensed"/>
-          <w:i w:val="false"/>
-          <w:iCs w:val="false"/>
-          <w:sz w:val="21"/>
-          <w:szCs w:val="21"/>
-        </w:rPr>
-        <w:t xml:space="preserve">.</w:t>
-      </w:r>
-    </w:p>
-    <w:p>
-      <w:pPr>
-        <w:spacing w:after="120" w:line="290"/>
-        <w:jc w:val="both"/>
-      </w:pPr>
-      <w:r>
-        <w:rPr>
-          <w:rFonts w:ascii="Barlow Semi Condensed" w:cs="Barlow Semi Condensed" w:eastAsia="Barlow Semi Condensed" w:hAnsi="Barlow Semi Condensed"/>
-          <w:b/>
-          <w:bCs/>
-          <w:i w:val="false"/>
-          <w:iCs w:val="false"/>
-          <w:sz w:val="21"/>
-          <w:szCs w:val="21"/>
-        </w:rPr>
-        <w:t xml:space="preserve">5 o 6 novembre 1970</w:t>
-      </w:r>
-      <w:r>
-        <w:rPr>
-          <w:rFonts w:ascii="Barlow Semi Condensed" w:cs="Barlow Semi Condensed" w:eastAsia="Barlow Semi Condensed" w:hAnsi="Barlow Semi Condensed"/>
-          <w:i w:val="false"/>
-          <w:iCs w:val="false"/>
-          <w:sz w:val="21"/>
-          <w:szCs w:val="21"/>
-        </w:rPr>
-        <w:t xml:space="preserve"> — il comunicato congiunto sull'istituzione delle relazioni diplomatiche è pubblicato simultaneamente a Roma e a Pechino. La maggior parte delle fonti dà il 6; altre il 5. </w:t>
-      </w:r>
-      <w:r>
-        <w:rPr>
-          <w:rFonts w:ascii="Barlow Semi Condensed" w:cs="Barlow Semi Condensed" w:eastAsia="Barlow Semi Condensed" w:hAnsi="Barlow Semi Condensed"/>
-          <w:b/>
-          <w:bCs/>
-          <w:i w:val="false"/>
-          <w:iCs w:val="false"/>
-          <w:sz w:val="21"/>
-          <w:szCs w:val="21"/>
-        </w:rPr>
-        <w:t xml:space="preserve">Divergenza registrata, non sciolta.</w:t>
-      </w:r>
-    </w:p>
-    <w:p>
-      <w:pPr>
-        <w:spacing w:after="120" w:line="290"/>
-        <w:jc w:val="both"/>
-      </w:pPr>
-      <w:r>
-        <w:rPr>
-          <w:rFonts w:ascii="Barlow Semi Condensed" w:cs="Barlow Semi Condensed" w:eastAsia="Barlow Semi Condensed" w:hAnsi="Barlow Semi Condensed"/>
-          <w:b/>
-          <w:bCs/>
-          <w:i w:val="false"/>
-          <w:iCs w:val="false"/>
-          <w:sz w:val="21"/>
-          <w:szCs w:val="21"/>
-        </w:rPr>
-        <w:t xml:space="preserve">5 maggio 1971, Tripoli.</w:t>
-      </w:r>
-      <w:r>
-        <w:rPr>
-          <w:rFonts w:ascii="Barlow Semi Condensed" w:cs="Barlow Semi Condensed" w:eastAsia="Barlow Semi Condensed" w:hAnsi="Barlow Semi Condensed"/>
-          <w:i w:val="false"/>
-          <w:iCs w:val="false"/>
-          <w:sz w:val="21"/>
-          <w:szCs w:val="21"/>
-        </w:rPr>
-        <w:t xml:space="preserve"> Il ministro si reca in Libia e incontra Gheddafi. Dell'incontro resta traccia nel Fondo Aldo Moro presso l'Archivio storico del Senato. Grado </w:t>
-      </w:r>
-      <w:r>
-        <w:rPr>
-          <w:rFonts w:ascii="Barlow Semi Condensed" w:cs="Barlow Semi Condensed" w:eastAsia="Barlow Semi Condensed" w:hAnsi="Barlow Semi Condensed"/>
-          <w:b/>
-          <w:bCs/>
-          <w:i w:val="false"/>
-          <w:iCs w:val="false"/>
-          <w:sz w:val="21"/>
-          <w:szCs w:val="21"/>
-        </w:rPr>
-        <w:t xml:space="preserve">B</w:t>
-      </w:r>
-      <w:r>
-        <w:rPr>
-          <w:rFonts w:ascii="Barlow Semi Condensed" w:cs="Barlow Semi Condensed" w:eastAsia="Barlow Semi Condensed" w:hAnsi="Barlow Semi Condensed"/>
-          <w:i w:val="false"/>
-          <w:iCs w:val="false"/>
-          <w:sz w:val="21"/>
-          <w:szCs w:val="21"/>
-        </w:rPr>
-        <w:t xml:space="preserve">.</w:t>
-      </w:r>
-    </w:p>
-    <w:p>
-      <w:pPr>
-        <w:spacing w:after="120" w:line="290"/>
-        <w:jc w:val="both"/>
-      </w:pPr>
-      <w:r>
-        <w:rPr>
-          <w:rFonts w:ascii="Barlow Semi Condensed" w:cs="Barlow Semi Condensed" w:eastAsia="Barlow Semi Condensed" w:hAnsi="Barlow Semi Condensed"/>
-          <w:b/>
-          <w:bCs/>
-          <w:i w:val="false"/>
-          <w:iCs w:val="false"/>
-          <w:sz w:val="21"/>
-          <w:szCs w:val="21"/>
-        </w:rPr>
-        <w:t xml:space="preserve">20 ottobre 1971</w:t>
-      </w:r>
-      <w:r>
-        <w:rPr>
-          <w:rFonts w:ascii="Barlow Semi Condensed" w:cs="Barlow Semi Condensed" w:eastAsia="Barlow Semi Condensed" w:hAnsi="Barlow Semi Condensed"/>
-          <w:i w:val="false"/>
-          <w:iCs w:val="false"/>
-          <w:sz w:val="21"/>
-          <w:szCs w:val="21"/>
-        </w:rPr>
-        <w:t xml:space="preserve"> e </w:t>
-      </w:r>
-      <w:r>
-        <w:rPr>
-          <w:rFonts w:ascii="Barlow Semi Condensed" w:cs="Barlow Semi Condensed" w:eastAsia="Barlow Semi Condensed" w:hAnsi="Barlow Semi Condensed"/>
-          <w:b/>
-          <w:bCs/>
-          <w:i w:val="false"/>
-          <w:iCs w:val="false"/>
-          <w:sz w:val="21"/>
-          <w:szCs w:val="21"/>
-        </w:rPr>
-        <w:t xml:space="preserve">6 dicembre 1972.</w:t>
-      </w:r>
-      <w:r>
-        <w:rPr>
-          <w:rFonts w:ascii="Barlow Semi Condensed" w:cs="Barlow Semi Condensed" w:eastAsia="Barlow Semi Condensed" w:hAnsi="Barlow Semi Condensed"/>
-          <w:i w:val="false"/>
-          <w:iCs w:val="false"/>
-          <w:sz w:val="21"/>
-          <w:szCs w:val="21"/>
-        </w:rPr>
-        <w:t xml:space="preserve"> L'Italia, membro non permanente del Consiglio di sicurezza, vota a favore delle risoluzioni sulla Namibia 301 e 323. Grado </w:t>
-      </w:r>
-      <w:r>
-        <w:rPr>
-          <w:rFonts w:ascii="Barlow Semi Condensed" w:cs="Barlow Semi Condensed" w:eastAsia="Barlow Semi Condensed" w:hAnsi="Barlow Semi Condensed"/>
-          <w:b/>
-          <w:bCs/>
-          <w:i w:val="false"/>
-          <w:iCs w:val="false"/>
-          <w:sz w:val="21"/>
-          <w:szCs w:val="21"/>
-        </w:rPr>
-        <w:t xml:space="preserve">F</w:t>
-      </w:r>
-      <w:r>
-        <w:rPr>
-          <w:rFonts w:ascii="Barlow Semi Condensed" w:cs="Barlow Semi Condensed" w:eastAsia="Barlow Semi Condensed" w:hAnsi="Barlow Semi Condensed"/>
-          <w:i w:val="false"/>
-          <w:iCs w:val="false"/>
-          <w:sz w:val="21"/>
-          <w:szCs w:val="21"/>
-        </w:rPr>
-        <w:t xml:space="preserve">.</w:t>
-      </w:r>
-    </w:p>
-    <w:p>
-      <w:pPr>
-        <w:spacing w:after="120" w:line="290"/>
-        <w:jc w:val="both"/>
-      </w:pPr>
-      <w:r>
-        <w:rPr>
-          <w:rFonts w:ascii="Barlow Semi Condensed" w:cs="Barlow Semi Condensed" w:eastAsia="Barlow Semi Condensed" w:hAnsi="Barlow Semi Condensed"/>
-          <w:b/>
-          <w:bCs/>
-          <w:i w:val="false"/>
-          <w:iCs w:val="false"/>
-          <w:sz w:val="21"/>
-          <w:szCs w:val="21"/>
-        </w:rPr>
-        <w:t xml:space="preserve">13 aprile 1974, Sabato Santo, Mozambico.</w:t>
-      </w:r>
-      <w:r>
-        <w:rPr>
-          <w:rFonts w:ascii="Barlow Semi Condensed" w:cs="Barlow Semi Condensed" w:eastAsia="Barlow Semi Condensed" w:hAnsi="Barlow Semi Condensed"/>
-          <w:i w:val="false"/>
-          <w:iCs w:val="false"/>
-          <w:sz w:val="21"/>
-          <w:szCs w:val="21"/>
-        </w:rPr>
-        <w:t xml:space="preserve"> Missionari comboniani italiani sono espulsi. L'ordine di espulsione porta la data del </w:t>
-      </w:r>
-      <w:r>
-        <w:rPr>
-          <w:rFonts w:ascii="Barlow Semi Condensed" w:cs="Barlow Semi Condensed" w:eastAsia="Barlow Semi Condensed" w:hAnsi="Barlow Semi Condensed"/>
-          <w:b/>
-          <w:bCs/>
-          <w:i w:val="false"/>
-          <w:iCs w:val="false"/>
-          <w:sz w:val="21"/>
-          <w:szCs w:val="21"/>
-        </w:rPr>
-        <w:t xml:space="preserve">5 marzo 1974</w:t>
-      </w:r>
-      <w:r>
-        <w:rPr>
-          <w:rFonts w:ascii="Barlow Semi Condensed" w:cs="Barlow Semi Condensed" w:eastAsia="Barlow Semi Condensed" w:hAnsi="Barlow Semi Condensed"/>
-          <w:i w:val="false"/>
-          <w:iCs w:val="false"/>
-          <w:sz w:val="21"/>
-          <w:szCs w:val="21"/>
-        </w:rPr>
-        <w:t xml:space="preserve"> ed è trascritto nel diario del superiore provinciale. Quanti fossero: </w:t>
-      </w:r>
-      <w:r>
-        <w:rPr>
-          <w:rFonts w:ascii="Barlow Semi Condensed" w:cs="Barlow Semi Condensed" w:eastAsia="Barlow Semi Condensed" w:hAnsi="Barlow Semi Condensed"/>
-          <w:b/>
-          <w:bCs/>
-          <w:i w:val="false"/>
-          <w:iCs w:val="false"/>
-          <w:sz w:val="21"/>
-          <w:szCs w:val="21"/>
-        </w:rPr>
-        <w:t xml:space="preserve">nove</w:t>
-      </w:r>
-      <w:r>
-        <w:rPr>
-          <w:rFonts w:ascii="Barlow Semi Condensed" w:cs="Barlow Semi Condensed" w:eastAsia="Barlow Semi Condensed" w:hAnsi="Barlow Semi Condensed"/>
-          <w:i w:val="false"/>
-          <w:iCs w:val="false"/>
-          <w:sz w:val="21"/>
-          <w:szCs w:val="21"/>
-        </w:rPr>
-        <w:t xml:space="preserve"> secondo il contesto acquisito, </w:t>
-      </w:r>
-      <w:r>
-        <w:rPr>
-          <w:rFonts w:ascii="Barlow Semi Condensed" w:cs="Barlow Semi Condensed" w:eastAsia="Barlow Semi Condensed" w:hAnsi="Barlow Semi Condensed"/>
-          <w:b/>
-          <w:bCs/>
-          <w:i w:val="false"/>
-          <w:iCs w:val="false"/>
-          <w:sz w:val="21"/>
-          <w:szCs w:val="21"/>
-        </w:rPr>
-        <w:t xml:space="preserve">undici</w:t>
-      </w:r>
-      <w:r>
-        <w:rPr>
-          <w:rFonts w:ascii="Barlow Semi Condensed" w:cs="Barlow Semi Condensed" w:eastAsia="Barlow Semi Condensed" w:hAnsi="Barlow Semi Condensed"/>
-          <w:i w:val="false"/>
-          <w:iCs w:val="false"/>
-          <w:sz w:val="21"/>
-          <w:szCs w:val="21"/>
-        </w:rPr>
-        <w:t xml:space="preserve"> secondo le fonti ecclesiastiche, </w:t>
-      </w:r>
-      <w:r>
-        <w:rPr>
-          <w:rFonts w:ascii="Barlow Semi Condensed" w:cs="Barlow Semi Condensed" w:eastAsia="Barlow Semi Condensed" w:hAnsi="Barlow Semi Condensed"/>
-          <w:b/>
-          <w:bCs/>
-          <w:i w:val="false"/>
-          <w:iCs w:val="false"/>
-          <w:sz w:val="21"/>
-          <w:szCs w:val="21"/>
-        </w:rPr>
-        <w:t xml:space="preserve">tredici</w:t>
-      </w:r>
-      <w:r>
-        <w:rPr>
-          <w:rFonts w:ascii="Barlow Semi Condensed" w:cs="Barlow Semi Condensed" w:eastAsia="Barlow Semi Condensed" w:hAnsi="Barlow Semi Condensed"/>
-          <w:i w:val="false"/>
-          <w:iCs w:val="false"/>
-          <w:sz w:val="21"/>
-          <w:szCs w:val="21"/>
-        </w:rPr>
-        <w:t xml:space="preserve"> secondo altra tradizione. </w:t>
-      </w:r>
-      <w:r>
-        <w:rPr>
-          <w:rFonts w:ascii="Barlow Semi Condensed" w:cs="Barlow Semi Condensed" w:eastAsia="Barlow Semi Condensed" w:hAnsi="Barlow Semi Condensed"/>
-          <w:b/>
-          <w:bCs/>
-          <w:i w:val="false"/>
-          <w:iCs w:val="false"/>
-          <w:sz w:val="21"/>
-          <w:szCs w:val="21"/>
-        </w:rPr>
-        <w:t xml:space="preserve">Divergenza registrata, non sciolta.</w:t>
-      </w:r>
-      <w:r>
-        <w:rPr>
-          <w:rFonts w:ascii="Barlow Semi Condensed" w:cs="Barlow Semi Condensed" w:eastAsia="Barlow Semi Condensed" w:hAnsi="Barlow Semi Condensed"/>
-          <w:i w:val="false"/>
-          <w:iCs w:val="false"/>
-          <w:sz w:val="21"/>
-          <w:szCs w:val="21"/>
-        </w:rPr>
-        <w:t xml:space="preserve"> Che la Farnesina ne fosse informata, e che ne facesse uso, </w:t>
+        <w:t xml:space="preserve">. Si scrivono i nomi perché una cifra sbagliata si corregge con dei nomi, non con un'altra cifra.</w:t>
+      </w:r>
+    </w:p>
+    <w:p>
+      <w:pPr>
+        <w:spacing w:after="120" w:line="290"/>
+        <w:jc w:val="both"/>
+      </w:pPr>
+      <w:r>
+        <w:rPr>
+          <w:rFonts w:ascii="Barlow Semi Condensed" w:cs="Barlow Semi Condensed" w:eastAsia="Barlow Semi Condensed" w:hAnsi="Barlow Semi Condensed"/>
+          <w:b/>
+          <w:bCs/>
+          <w:i w:val="false"/>
+          <w:iCs w:val="false"/>
+          <w:sz w:val="21"/>
+          <w:szCs w:val="21"/>
+        </w:rPr>
+        <w:t xml:space="preserve">Una sola cosa il §II non dice, ed è la più importante.</w:t>
+      </w:r>
+      <w:r>
+        <w:rPr>
+          <w:rFonts w:ascii="Barlow Semi Condensed" w:cs="Barlow Semi Condensed" w:eastAsia="Barlow Semi Condensed" w:hAnsi="Barlow Semi Condensed"/>
+          <w:i w:val="false"/>
+          <w:iCs w:val="false"/>
+          <w:sz w:val="21"/>
+          <w:szCs w:val="21"/>
+        </w:rPr>
+        <w:t xml:space="preserve"> Che la Farnesina fosse informata dell'espulsione del 13 aprile, e che ne facesse uso, </w:t>
       </w:r>
       <w:r>
         <w:rPr>
@@ -5226,287 +6178,7 @@
           <w:sz w:val="21"/>
           <w:szCs w:val="21"/>
         </w:rPr>
-        <w:t xml:space="preserve">.</w:t>
-      </w:r>
-    </w:p>
-    <w:p>
-      <w:pPr>
-        <w:spacing w:after="120" w:line="290"/>
-        <w:jc w:val="both"/>
-      </w:pPr>
-      <w:r>
-        <w:rPr>
-          <w:rFonts w:ascii="Barlow Semi Condensed" w:cs="Barlow Semi Condensed" w:eastAsia="Barlow Semi Condensed" w:hAnsi="Barlow Semi Condensed"/>
-          <w:b/>
-          <w:bCs/>
-          <w:i w:val="false"/>
-          <w:iCs w:val="false"/>
-          <w:sz w:val="21"/>
-          <w:szCs w:val="21"/>
-        </w:rPr>
-        <w:t xml:space="preserve">25 aprile 1974, Lisbona.</w:t>
-      </w:r>
-      <w:r>
-        <w:rPr>
-          <w:rFonts w:ascii="Barlow Semi Condensed" w:cs="Barlow Semi Condensed" w:eastAsia="Barlow Semi Condensed" w:hAnsi="Barlow Semi Condensed"/>
-          <w:i w:val="false"/>
-          <w:iCs w:val="false"/>
-          <w:sz w:val="21"/>
-          <w:szCs w:val="21"/>
-        </w:rPr>
-        <w:t xml:space="preserve"> Cade l'Estado Novo. Grado </w:t>
-      </w:r>
-      <w:r>
-        <w:rPr>
-          <w:rFonts w:ascii="Barlow Semi Condensed" w:cs="Barlow Semi Condensed" w:eastAsia="Barlow Semi Condensed" w:hAnsi="Barlow Semi Condensed"/>
-          <w:b/>
-          <w:bCs/>
-          <w:i w:val="false"/>
-          <w:iCs w:val="false"/>
-          <w:sz w:val="21"/>
-          <w:szCs w:val="21"/>
-        </w:rPr>
-        <w:t xml:space="preserve">F</w:t>
-      </w:r>
-      <w:r>
-        <w:rPr>
-          <w:rFonts w:ascii="Barlow Semi Condensed" w:cs="Barlow Semi Condensed" w:eastAsia="Barlow Semi Condensed" w:hAnsi="Barlow Semi Condensed"/>
-          <w:i w:val="false"/>
-          <w:iCs w:val="false"/>
-          <w:sz w:val="21"/>
-          <w:szCs w:val="21"/>
-        </w:rPr>
-        <w:t xml:space="preserve">.</w:t>
-      </w:r>
-    </w:p>
-    <w:p>
-      <w:pPr>
-        <w:spacing w:after="120" w:line="290"/>
-        <w:jc w:val="both"/>
-      </w:pPr>
-      <w:r>
-        <w:rPr>
-          <w:rFonts w:ascii="Barlow Semi Condensed" w:cs="Barlow Semi Condensed" w:eastAsia="Barlow Semi Condensed" w:hAnsi="Barlow Semi Condensed"/>
-          <w:b/>
-          <w:bCs/>
-          <w:i w:val="false"/>
-          <w:iCs w:val="false"/>
-          <w:sz w:val="21"/>
-          <w:szCs w:val="21"/>
-        </w:rPr>
-        <w:t xml:space="preserve">14 agosto 1974, Cipro.</w:t>
-      </w:r>
-      <w:r>
-        <w:rPr>
-          <w:rFonts w:ascii="Barlow Semi Condensed" w:cs="Barlow Semi Condensed" w:eastAsia="Barlow Semi Condensed" w:hAnsi="Barlow Semi Condensed"/>
-          <w:i w:val="false"/>
-          <w:iCs w:val="false"/>
-          <w:sz w:val="21"/>
-          <w:szCs w:val="21"/>
-        </w:rPr>
-        <w:t xml:space="preserve"> Seconda offensiva turca. La porzione occupata è data al «circa 36%» dalla voce enciclopedica italiana e al «northern forty per cent» dal volume FRUS 1969-1976. </w:t>
-      </w:r>
-      <w:r>
-        <w:rPr>
-          <w:rFonts w:ascii="Barlow Semi Condensed" w:cs="Barlow Semi Condensed" w:eastAsia="Barlow Semi Condensed" w:hAnsi="Barlow Semi Condensed"/>
-          <w:b/>
-          <w:bCs/>
-          <w:i w:val="false"/>
-          <w:iCs w:val="false"/>
-          <w:sz w:val="21"/>
-          <w:szCs w:val="21"/>
-        </w:rPr>
-        <w:t xml:space="preserve">Divergenza registrata, non sciolta.</w:t>
-      </w:r>
-      <w:r>
-        <w:rPr>
-          <w:rFonts w:ascii="Barlow Semi Condensed" w:cs="Barlow Semi Condensed" w:eastAsia="Barlow Semi Condensed" w:hAnsi="Barlow Semi Condensed"/>
-          <w:i w:val="false"/>
-          <w:iCs w:val="false"/>
-          <w:sz w:val="21"/>
-          <w:szCs w:val="21"/>
-        </w:rPr>
-        <w:t xml:space="preserve"> La crisi cade nella fase finale del mandato.</w:t>
-      </w:r>
-    </w:p>
-    <w:p>
-      <w:pPr>
-        <w:spacing w:after="120" w:line="290"/>
-        <w:jc w:val="both"/>
-      </w:pPr>
-      <w:r>
-        <w:rPr>
-          <w:rFonts w:ascii="Barlow Semi Condensed" w:cs="Barlow Semi Condensed" w:eastAsia="Barlow Semi Condensed" w:hAnsi="Barlow Semi Condensed"/>
-          <w:b/>
-          <w:bCs/>
-          <w:i w:val="false"/>
-          <w:iCs w:val="false"/>
-          <w:sz w:val="21"/>
-          <w:szCs w:val="21"/>
-        </w:rPr>
-        <w:t xml:space="preserve">23 novembre 1974.</w:t>
-      </w:r>
-      <w:r>
-        <w:rPr>
-          <w:rFonts w:ascii="Barlow Semi Condensed" w:cs="Barlow Semi Condensed" w:eastAsia="Barlow Semi Condensed" w:hAnsi="Barlow Semi Condensed"/>
-          <w:i w:val="false"/>
-          <w:iCs w:val="false"/>
-          <w:sz w:val="21"/>
-          <w:szCs w:val="21"/>
-        </w:rPr>
-        <w:t xml:space="preserve"> Il ministro lascia la Farnesina. Grado </w:t>
-      </w:r>
-      <w:r>
-        <w:rPr>
-          <w:rFonts w:ascii="Barlow Semi Condensed" w:cs="Barlow Semi Condensed" w:eastAsia="Barlow Semi Condensed" w:hAnsi="Barlow Semi Condensed"/>
-          <w:b/>
-          <w:bCs/>
-          <w:i w:val="false"/>
-          <w:iCs w:val="false"/>
-          <w:sz w:val="21"/>
-          <w:szCs w:val="21"/>
-        </w:rPr>
-        <w:t xml:space="preserve">F</w:t>
-      </w:r>
-      <w:r>
-        <w:rPr>
-          <w:rFonts w:ascii="Barlow Semi Condensed" w:cs="Barlow Semi Condensed" w:eastAsia="Barlow Semi Condensed" w:hAnsi="Barlow Semi Condensed"/>
-          <w:i w:val="false"/>
-          <w:iCs w:val="false"/>
-          <w:sz w:val="21"/>
-          <w:szCs w:val="21"/>
-        </w:rPr>
-        <w:t xml:space="preserve">.</w:t>
-      </w:r>
-    </w:p>
-    <w:p>
-      <w:pPr>
-        <w:spacing w:after="120" w:line="290"/>
-        <w:jc w:val="both"/>
-      </w:pPr>
-      <w:r>
-        <w:rPr>
-          <w:rFonts w:ascii="Barlow Semi Condensed" w:cs="Barlow Semi Condensed" w:eastAsia="Barlow Semi Condensed" w:hAnsi="Barlow Semi Condensed"/>
-          <w:i w:val="false"/>
-          <w:iCs w:val="false"/>
-          <w:sz w:val="21"/>
-          <w:szCs w:val="21"/>
-        </w:rPr>
-        <w:t xml:space="preserve">Due atti posteriori al mandato, che il corpus tiene perché la maturazione è interna ad esso: l'</w:t>
-      </w:r>
-      <w:r>
-        <w:rPr>
-          <w:rFonts w:ascii="Barlow Semi Condensed" w:cs="Barlow Semi Condensed" w:eastAsia="Barlow Semi Condensed" w:hAnsi="Barlow Semi Condensed"/>
-          <w:b/>
-          <w:bCs/>
-          <w:i w:val="false"/>
-          <w:iCs w:val="false"/>
-          <w:sz w:val="21"/>
-          <w:szCs w:val="21"/>
-        </w:rPr>
-        <w:t xml:space="preserve">Atto finale di Helsinki, 1° agosto 1975</w:t>
-      </w:r>
-      <w:r>
-        <w:rPr>
-          <w:rFonts w:ascii="Barlow Semi Condensed" w:cs="Barlow Semi Condensed" w:eastAsia="Barlow Semi Condensed" w:hAnsi="Barlow Semi Condensed"/>
-          <w:i w:val="false"/>
-          <w:iCs w:val="false"/>
-          <w:sz w:val="21"/>
-          <w:szCs w:val="21"/>
-        </w:rPr>
-        <w:t xml:space="preserve">, sottoscritto nel medesimo consesso dall'Italia, dalla Santa Sede e dal Portogallo democratico; e il </w:t>
-      </w:r>
-      <w:r>
-        <w:rPr>
-          <w:rFonts w:ascii="Barlow Semi Condensed" w:cs="Barlow Semi Condensed" w:eastAsia="Barlow Semi Condensed" w:hAnsi="Barlow Semi Condensed"/>
-          <w:b/>
-          <w:bCs/>
-          <w:i w:val="false"/>
-          <w:iCs w:val="false"/>
-          <w:sz w:val="21"/>
-          <w:szCs w:val="21"/>
-        </w:rPr>
-        <w:t xml:space="preserve">27 settembre 1975</w:t>
-      </w:r>
-      <w:r>
-        <w:rPr>
-          <w:rFonts w:ascii="Barlow Semi Condensed" w:cs="Barlow Semi Condensed" w:eastAsia="Barlow Semi Condensed" w:hAnsi="Barlow Semi Condensed"/>
-          <w:i w:val="false"/>
-          <w:iCs w:val="false"/>
-          <w:sz w:val="21"/>
-          <w:szCs w:val="21"/>
-        </w:rPr>
-        <w:t xml:space="preserve">, quando dopo cinque fucilazioni in Spagna il governo italiano richiama il proprio ambasciatore da Madrid.</w:t>
-      </w:r>
-    </w:p>
-    <w:p>
-      <w:pPr>
-        <w:spacing w:after="120" w:line="290"/>
-        <w:jc w:val="both"/>
-      </w:pPr>
-      <w:r>
-        <w:rPr>
-          <w:rFonts w:ascii="Barlow Semi Condensed" w:cs="Barlow Semi Condensed" w:eastAsia="Barlow Semi Condensed" w:hAnsi="Barlow Semi Condensed"/>
-          <w:i/>
-          <w:iCs/>
-          <w:sz w:val="21"/>
-          <w:szCs w:val="21"/>
-        </w:rPr>
-        <w:t xml:space="preserve">Seconda correzione registrata</w:t>
-      </w:r>
-      <w:r>
-        <w:rPr>
-          <w:rFonts w:ascii="Barlow Semi Condensed" w:cs="Barlow Semi Condensed" w:eastAsia="Barlow Semi Condensed" w:hAnsi="Barlow Semi Condensed"/>
-          <w:i w:val="false"/>
-          <w:iCs w:val="false"/>
-          <w:sz w:val="21"/>
-          <w:szCs w:val="21"/>
-        </w:rPr>
-        <w:t xml:space="preserve">: la prima passata aveva contato male quelle fucilazioni. Furono cinque: </w:t>
-      </w:r>
-      <w:r>
-        <w:rPr>
-          <w:rFonts w:ascii="Barlow Semi Condensed" w:cs="Barlow Semi Condensed" w:eastAsia="Barlow Semi Condensed" w:hAnsi="Barlow Semi Condensed"/>
-          <w:b/>
-          <w:bCs/>
-          <w:i w:val="false"/>
-          <w:iCs w:val="false"/>
-          <w:sz w:val="21"/>
-          <w:szCs w:val="21"/>
-        </w:rPr>
-        <w:t xml:space="preserve">tre militanti del FRAP — José Humberto Baena, José Luis Sánchez Bravo, Ramón García Sanz — e due dell'ETA — Juan Paredes Manot «Txiki» e Ángel Otaegui.</w:t>
-      </w:r>
-      <w:r>
-        <w:rPr>
-          <w:rFonts w:ascii="Barlow Semi Condensed" w:cs="Barlow Semi Condensed" w:eastAsia="Barlow Semi Condensed" w:hAnsi="Barlow Semi Condensed"/>
-          <w:i w:val="false"/>
-          <w:iCs w:val="false"/>
-          <w:sz w:val="21"/>
-          <w:szCs w:val="21"/>
-        </w:rPr>
-        <w:t xml:space="preserve"> Grado </w:t>
-      </w:r>
-      <w:r>
-        <w:rPr>
-          <w:rFonts w:ascii="Barlow Semi Condensed" w:cs="Barlow Semi Condensed" w:eastAsia="Barlow Semi Condensed" w:hAnsi="Barlow Semi Condensed"/>
-          <w:b/>
-          <w:bCs/>
-          <w:i w:val="false"/>
-          <w:iCs w:val="false"/>
-          <w:sz w:val="21"/>
-          <w:szCs w:val="21"/>
-        </w:rPr>
-        <w:t xml:space="preserve">F</w:t>
-      </w:r>
-      <w:r>
-        <w:rPr>
-          <w:rFonts w:ascii="Barlow Semi Condensed" w:cs="Barlow Semi Condensed" w:eastAsia="Barlow Semi Condensed" w:hAnsi="Barlow Semi Condensed"/>
-          <w:i w:val="false"/>
-          <w:iCs w:val="false"/>
-          <w:sz w:val="21"/>
-          <w:szCs w:val="21"/>
-        </w:rPr>
-        <w:t xml:space="preserve">. Si scrivono i nomi perché una cifra sbagliata si corregge con dei nomi, non con un'altra cifra.</w:t>
+        <w:t xml:space="preserve">. È il perno del §IV.</w:t>
       </w:r>
     </w:p>
     <w:p>

--- a/_romanzo/OTTANTA-ANNI-DI-PACE-prima-stesura.docx
+++ b/_romanzo/OTTANTA-ANNI-DI-PACE-prima-stesura.docx
@@ -2819,7 +2819,29 @@
           <w:sz w:val="21"/>
           <w:szCs w:val="21"/>
         </w:rPr>
-        <w:t xml:space="preserve">, negli anni in cui quella presidenza significava tenere insieme una generazione di giovani cattolici mentre il regime finiva e non si sapeva ancora che cosa sarebbe cominciato. </w:t>
+        <w:t xml:space="preserve">, e poi del Movimento dei Laureati Cattolici dal 1945 al 1946: negli anni in cui quella presidenza significava tenere insieme una generazione di giovani cattolici mentre il regime finiva e non si sapeva ancora che cosa sarebbe cominciato. La guida spirituale di quegli anni fu </w:t>
+      </w:r>
+      <w:r>
+        <w:rPr>
+          <w:rFonts w:ascii="Barlow Semi Condensed" w:cs="Barlow Semi Condensed" w:eastAsia="Barlow Semi Condensed" w:hAnsi="Barlow Semi Condensed"/>
+          <w:b/>
+          <w:bCs/>
+          <w:i w:val="false"/>
+          <w:iCs w:val="false"/>
+          <w:sz w:val="21"/>
+          <w:szCs w:val="21"/>
+        </w:rPr>
+        <w:t xml:space="preserve">Giovanni Battista Montini</w:t>
+      </w:r>
+      <w:r>
+        <w:rPr>
+          <w:rFonts w:ascii="Barlow Semi Condensed" w:cs="Barlow Semi Condensed" w:eastAsia="Barlow Semi Condensed" w:hAnsi="Barlow Semi Condensed"/>
+          <w:i w:val="false"/>
+          <w:iCs w:val="false"/>
+          <w:sz w:val="21"/>
+          <w:szCs w:val="21"/>
+        </w:rPr>
+        <w:t xml:space="preserve">, poi Paolo VI. </w:t>
       </w:r>
       <w:r>
         <w:rPr>
@@ -2926,6 +2948,100 @@
           <w:szCs w:val="21"/>
         </w:rPr>
         <w:t xml:space="preserve">Grado F.</w:t>
+      </w:r>
+    </w:p>
+    <w:p>
+      <w:pPr>
+        <w:spacing w:after="120" w:line="290"/>
+        <w:jc w:val="both"/>
+      </w:pPr>
+      <w:r>
+        <w:rPr>
+          <w:rFonts w:ascii="Barlow Semi Condensed" w:cs="Barlow Semi Condensed" w:eastAsia="Barlow Semi Condensed" w:hAnsi="Barlow Semi Condensed"/>
+          <w:i w:val="false"/>
+          <w:iCs w:val="false"/>
+          <w:sz w:val="21"/>
+          <w:szCs w:val="21"/>
+        </w:rPr>
+        <w:t xml:space="preserve">E le cariche furono molte: fra i fondatori della Democrazia Cristiana, segretario del partito, più volte ministro, </w:t>
+      </w:r>
+      <w:r>
+        <w:rPr>
+          <w:rFonts w:ascii="Barlow Semi Condensed" w:cs="Barlow Semi Condensed" w:eastAsia="Barlow Semi Condensed" w:hAnsi="Barlow Semi Condensed"/>
+          <w:b/>
+          <w:bCs/>
+          <w:i w:val="false"/>
+          <w:iCs w:val="false"/>
+          <w:sz w:val="21"/>
+          <w:szCs w:val="21"/>
+        </w:rPr>
+        <w:t xml:space="preserve">cinque volte Presidente del Consiglio fra il 1963 e il 1976</w:t>
+      </w:r>
+      <w:r>
+        <w:rPr>
+          <w:rFonts w:ascii="Barlow Semi Condensed" w:cs="Barlow Semi Condensed" w:eastAsia="Barlow Semi Condensed" w:hAnsi="Barlow Semi Condensed"/>
+          <w:i w:val="false"/>
+          <w:iCs w:val="false"/>
+          <w:sz w:val="21"/>
+          <w:szCs w:val="21"/>
+        </w:rPr>
+        <w:t xml:space="preserve">. </w:t>
+      </w:r>
+      <w:r>
+        <w:rPr>
+          <w:rFonts w:ascii="Barlow Semi Condensed" w:cs="Barlow Semi Condensed" w:eastAsia="Barlow Semi Condensed" w:hAnsi="Barlow Semi Condensed"/>
+          <w:b/>
+          <w:bCs/>
+          <w:i w:val="false"/>
+          <w:iCs w:val="false"/>
+          <w:sz w:val="21"/>
+          <w:szCs w:val="21"/>
+        </w:rPr>
+        <w:t xml:space="preserve">Grado F.</w:t>
+      </w:r>
+      <w:r>
+        <w:rPr>
+          <w:rFonts w:ascii="Barlow Semi Condensed" w:cs="Barlow Semi Condensed" w:eastAsia="Barlow Semi Condensed" w:hAnsi="Barlow Semi Condensed"/>
+          <w:i w:val="false"/>
+          <w:iCs w:val="false"/>
+          <w:sz w:val="21"/>
+          <w:szCs w:val="21"/>
+        </w:rPr>
+        <w:t xml:space="preserve"> Il corpus le elenca e aggiunge una valutazione, che si riporta come valutazione: le cariche dicono poco di lui, perché non amava il comando ma il </w:t>
+      </w:r>
+      <w:r>
+        <w:rPr>
+          <w:rFonts w:ascii="Barlow Semi Condensed" w:cs="Barlow Semi Condensed" w:eastAsia="Barlow Semi Condensed" w:hAnsi="Barlow Semi Condensed"/>
+          <w:b/>
+          <w:bCs/>
+          <w:i w:val="false"/>
+          <w:iCs w:val="false"/>
+          <w:sz w:val="21"/>
+          <w:szCs w:val="21"/>
+        </w:rPr>
+        <w:t xml:space="preserve">processo</w:t>
+      </w:r>
+      <w:r>
+        <w:rPr>
+          <w:rFonts w:ascii="Barlow Semi Condensed" w:cs="Barlow Semi Condensed" w:eastAsia="Barlow Semi Condensed" w:hAnsi="Barlow Semi Condensed"/>
+          <w:i w:val="false"/>
+          <w:iCs w:val="false"/>
+          <w:sz w:val="21"/>
+          <w:szCs w:val="21"/>
+        </w:rPr>
+        <w:t xml:space="preserve"> — la trattativa lunga, la sintesi trovata alla fine di notti di riunioni. </w:t>
+      </w:r>
+      <w:r>
+        <w:rPr>
+          <w:rFonts w:ascii="Barlow Semi Condensed" w:cs="Barlow Semi Condensed" w:eastAsia="Barlow Semi Condensed" w:hAnsi="Barlow Semi Condensed"/>
+          <w:b/>
+          <w:bCs/>
+          <w:i w:val="false"/>
+          <w:iCs w:val="false"/>
+          <w:sz w:val="21"/>
+          <w:szCs w:val="21"/>
+        </w:rPr>
+        <w:t xml:space="preserve">Grado C.</w:t>
       </w:r>
     </w:p>
     <w:p>
@@ -3457,63 +3573,57 @@
           <w:sz w:val="21"/>
           <w:szCs w:val="21"/>
         </w:rPr>
-        <w:t xml:space="preserve">Il corpus registra due formule che descrivono il metodo politico di Moro nella maturità: la </w:t>
-      </w:r>
-      <w:r>
-        <w:rPr>
-          <w:rFonts w:ascii="Barlow Semi Condensed" w:cs="Barlow Semi Condensed" w:eastAsia="Barlow Semi Condensed" w:hAnsi="Barlow Semi Condensed"/>
-          <w:b/>
-          <w:bCs/>
-          <w:i w:val="false"/>
-          <w:iCs w:val="false"/>
-          <w:sz w:val="21"/>
-          <w:szCs w:val="21"/>
-        </w:rPr>
-        <w:t xml:space="preserve">strategia dell'attenzione</w:t>
-      </w:r>
-      <w:r>
-        <w:rPr>
-          <w:rFonts w:ascii="Barlow Semi Condensed" w:cs="Barlow Semi Condensed" w:eastAsia="Barlow Semi Condensed" w:hAnsi="Barlow Semi Condensed"/>
-          <w:i w:val="false"/>
-          <w:iCs w:val="false"/>
-          <w:sz w:val="21"/>
-          <w:szCs w:val="21"/>
-        </w:rPr>
-        <w:t xml:space="preserve"> e, più tardi, la costruzione della </w:t>
-      </w:r>
-      <w:r>
-        <w:rPr>
-          <w:rFonts w:ascii="Barlow Semi Condensed" w:cs="Barlow Semi Condensed" w:eastAsia="Barlow Semi Condensed" w:hAnsi="Barlow Semi Condensed"/>
-          <w:b/>
-          <w:bCs/>
-          <w:i w:val="false"/>
-          <w:iCs w:val="false"/>
-          <w:sz w:val="21"/>
-          <w:szCs w:val="21"/>
-        </w:rPr>
-        <w:t xml:space="preserve">solidarietà nazionale</w:t>
-      </w:r>
-      <w:r>
-        <w:rPr>
-          <w:rFonts w:ascii="Barlow Semi Condensed" w:cs="Barlow Semi Condensed" w:eastAsia="Barlow Semi Condensed" w:hAnsi="Barlow Semi Condensed"/>
-          <w:i w:val="false"/>
-          <w:iCs w:val="false"/>
-          <w:sz w:val="21"/>
-          <w:szCs w:val="21"/>
-        </w:rPr>
-        <w:t xml:space="preserve"> con l'ipotesi di una </w:t>
-      </w:r>
-      <w:r>
-        <w:rPr>
-          <w:rFonts w:ascii="Barlow Semi Condensed" w:cs="Barlow Semi Condensed" w:eastAsia="Barlow Semi Condensed" w:hAnsi="Barlow Semi Condensed"/>
-          <w:b/>
-          <w:bCs/>
-          <w:i w:val="false"/>
-          <w:iCs w:val="false"/>
-          <w:sz w:val="21"/>
-          <w:szCs w:val="21"/>
-        </w:rPr>
-        <w:t xml:space="preserve">terza fase</w:t>
+        <w:t xml:space="preserve">Le formule hanno una data e un luogo, e conviene darli.</w:t>
+      </w:r>
+    </w:p>
+    <w:p>
+      <w:pPr>
+        <w:spacing w:after="120" w:line="290"/>
+        <w:jc w:val="both"/>
+      </w:pPr>
+      <w:r>
+        <w:rPr>
+          <w:rFonts w:ascii="Barlow Semi Condensed" w:cs="Barlow Semi Condensed" w:eastAsia="Barlow Semi Condensed" w:hAnsi="Barlow Semi Condensed"/>
+          <w:i w:val="false"/>
+          <w:iCs w:val="false"/>
+          <w:sz w:val="21"/>
+          <w:szCs w:val="21"/>
+        </w:rPr>
+        <w:t xml:space="preserve">La </w:t>
+      </w:r>
+      <w:r>
+        <w:rPr>
+          <w:rFonts w:ascii="Barlow Semi Condensed" w:cs="Barlow Semi Condensed" w:eastAsia="Barlow Semi Condensed" w:hAnsi="Barlow Semi Condensed"/>
+          <w:b/>
+          <w:bCs/>
+          <w:i w:val="false"/>
+          <w:iCs w:val="false"/>
+          <w:sz w:val="21"/>
+          <w:szCs w:val="21"/>
+        </w:rPr>
+        <w:t xml:space="preserve">«strategia dell'attenzione»</w:t>
+      </w:r>
+      <w:r>
+        <w:rPr>
+          <w:rFonts w:ascii="Barlow Semi Condensed" w:cs="Barlow Semi Condensed" w:eastAsia="Barlow Semi Condensed" w:hAnsi="Barlow Semi Condensed"/>
+          <w:i w:val="false"/>
+          <w:iCs w:val="false"/>
+          <w:sz w:val="21"/>
+          <w:szCs w:val="21"/>
+        </w:rPr>
+        <w:t xml:space="preserve"> — l'espressione è sua — fu formulata compiutamente al primo congresso regionale pugliese della Democrazia Cristiana, a </w:t>
+      </w:r>
+      <w:r>
+        <w:rPr>
+          <w:rFonts w:ascii="Barlow Semi Condensed" w:cs="Barlow Semi Condensed" w:eastAsia="Barlow Semi Condensed" w:hAnsi="Barlow Semi Condensed"/>
+          <w:b/>
+          <w:bCs/>
+          <w:i w:val="false"/>
+          <w:iCs w:val="false"/>
+          <w:sz w:val="21"/>
+          <w:szCs w:val="21"/>
+        </w:rPr>
+        <w:t xml:space="preserve">Bari, il 15 giugno 1969</w:t>
       </w:r>
       <w:r>
         <w:rPr>
@@ -3535,6 +3645,86 @@
           <w:sz w:val="21"/>
           <w:szCs w:val="21"/>
         </w:rPr>
+        <w:t xml:space="preserve">Grado F.</w:t>
+      </w:r>
+      <w:r>
+        <w:rPr>
+          <w:rFonts w:ascii="Barlow Semi Condensed" w:cs="Barlow Semi Condensed" w:eastAsia="Barlow Semi Condensed" w:hAnsi="Barlow Semi Condensed"/>
+          <w:i w:val="false"/>
+          <w:iCs w:val="false"/>
+          <w:sz w:val="21"/>
+          <w:szCs w:val="21"/>
+        </w:rPr>
+        <w:t xml:space="preserve"> Attenzione a un orizzonte che mutava: il mondo cattolico dopo il Concilio, la sinistra dopo il 1968, un Partito comunista che si allontanava da Mosca.</w:t>
+      </w:r>
+    </w:p>
+    <w:p>
+      <w:pPr>
+        <w:spacing w:after="120" w:line="290"/>
+        <w:jc w:val="both"/>
+      </w:pPr>
+      <w:r>
+        <w:rPr>
+          <w:rFonts w:ascii="Barlow Semi Condensed" w:cs="Barlow Semi Condensed" w:eastAsia="Barlow Semi Condensed" w:hAnsi="Barlow Semi Condensed"/>
+          <w:i w:val="false"/>
+          <w:iCs w:val="false"/>
+          <w:sz w:val="21"/>
+          <w:szCs w:val="21"/>
+        </w:rPr>
+        <w:t xml:space="preserve">La tesi che l'accompagna sta nei suoi scritti e discorsi pubblici, e si riporta per quello che è — </w:t>
+      </w:r>
+      <w:r>
+        <w:rPr>
+          <w:rFonts w:ascii="Barlow Semi Condensed" w:cs="Barlow Semi Condensed" w:eastAsia="Barlow Semi Condensed" w:hAnsi="Barlow Semi Condensed"/>
+          <w:b/>
+          <w:bCs/>
+          <w:i w:val="false"/>
+          <w:iCs w:val="false"/>
+          <w:sz w:val="21"/>
+          <w:szCs w:val="21"/>
+        </w:rPr>
+        <w:t xml:space="preserve">una posizione politica documentata, non una previsione verificata</w:t>
+      </w:r>
+      <w:r>
+        <w:rPr>
+          <w:rFonts w:ascii="Barlow Semi Condensed" w:cs="Barlow Semi Condensed" w:eastAsia="Barlow Semi Condensed" w:hAnsi="Barlow Semi Condensed"/>
+          <w:i w:val="false"/>
+          <w:iCs w:val="false"/>
+          <w:sz w:val="21"/>
+          <w:szCs w:val="21"/>
+        </w:rPr>
+        <w:t xml:space="preserve">: </w:t>
+      </w:r>
+      <w:r>
+        <w:rPr>
+          <w:rFonts w:ascii="Barlow Semi Condensed" w:cs="Barlow Semi Condensed" w:eastAsia="Barlow Semi Condensed" w:hAnsi="Barlow Semi Condensed"/>
+          <w:i/>
+          <w:iCs/>
+          <w:sz w:val="21"/>
+          <w:szCs w:val="21"/>
+        </w:rPr>
+        <w:t xml:space="preserve">quanto più le masse popolari hanno il senso dello Stato attraverso la propria integrazione, tanto più la democrazia sarà forte e si eviteranno le tentazioni autoritarie.</w:t>
+      </w:r>
+      <w:r>
+        <w:rPr>
+          <w:rFonts w:ascii="Barlow Semi Condensed" w:cs="Barlow Semi Condensed" w:eastAsia="Barlow Semi Condensed" w:hAnsi="Barlow Semi Condensed"/>
+          <w:i w:val="false"/>
+          <w:iCs w:val="false"/>
+          <w:sz w:val="21"/>
+          <w:szCs w:val="21"/>
+        </w:rPr>
+        <w:t xml:space="preserve"> </w:t>
+      </w:r>
+      <w:r>
+        <w:rPr>
+          <w:rFonts w:ascii="Barlow Semi Condensed" w:cs="Barlow Semi Condensed" w:eastAsia="Barlow Semi Condensed" w:hAnsi="Barlow Semi Condensed"/>
+          <w:b/>
+          <w:bCs/>
+          <w:i w:val="false"/>
+          <w:iCs w:val="false"/>
+          <w:sz w:val="21"/>
+          <w:szCs w:val="21"/>
+        </w:rPr>
         <w:t xml:space="preserve">Grado F</w:t>
       </w:r>
       <w:r>
@@ -3545,7 +3735,7 @@
           <w:sz w:val="21"/>
           <w:szCs w:val="21"/>
         </w:rPr>
-        <w:t xml:space="preserve"> per l'esistenza delle formule e delle politiche; </w:t>
+        <w:t xml:space="preserve"> quanto all'aver sostenuto ciò; </w:t>
       </w:r>
       <w:r>
         <w:rPr>
@@ -3567,7 +3757,131 @@
           <w:sz w:val="21"/>
           <w:szCs w:val="21"/>
         </w:rPr>
-        <w:t xml:space="preserve"> per ogni lettura del loro significato ultimo, che è materia di storiografia aperta.</w:t>
+        <w:t xml:space="preserve"> quanto a ogni giudizio sul suo fondamento.</w:t>
+      </w:r>
+    </w:p>
+    <w:p>
+      <w:pPr>
+        <w:spacing w:after="120" w:line="290"/>
+        <w:jc w:val="both"/>
+      </w:pPr>
+      <w:r>
+        <w:rPr>
+          <w:rFonts w:ascii="Barlow Semi Condensed" w:cs="Barlow Semi Condensed" w:eastAsia="Barlow Semi Condensed" w:hAnsi="Barlow Semi Condensed"/>
+          <w:i w:val="false"/>
+          <w:iCs w:val="false"/>
+          <w:sz w:val="21"/>
+          <w:szCs w:val="21"/>
+        </w:rPr>
+        <w:t xml:space="preserve">L'espressione </w:t>
+      </w:r>
+      <w:r>
+        <w:rPr>
+          <w:rFonts w:ascii="Barlow Semi Condensed" w:cs="Barlow Semi Condensed" w:eastAsia="Barlow Semi Condensed" w:hAnsi="Barlow Semi Condensed"/>
+          <w:b/>
+          <w:bCs/>
+          <w:i w:val="false"/>
+          <w:iCs w:val="false"/>
+          <w:sz w:val="21"/>
+          <w:szCs w:val="21"/>
+        </w:rPr>
+        <w:t xml:space="preserve">«terza fase»</w:t>
+      </w:r>
+      <w:r>
+        <w:rPr>
+          <w:rFonts w:ascii="Barlow Semi Condensed" w:cs="Barlow Semi Condensed" w:eastAsia="Barlow Semi Condensed" w:hAnsi="Barlow Semi Condensed"/>
+          <w:i w:val="false"/>
+          <w:iCs w:val="false"/>
+          <w:sz w:val="21"/>
+          <w:szCs w:val="21"/>
+        </w:rPr>
+        <w:t xml:space="preserve"> è pure sua, e compare in un articolo per </w:t>
+      </w:r>
+      <w:r>
+        <w:rPr>
+          <w:rFonts w:ascii="Barlow Semi Condensed" w:cs="Barlow Semi Condensed" w:eastAsia="Barlow Semi Condensed" w:hAnsi="Barlow Semi Condensed"/>
+          <w:i/>
+          <w:iCs/>
+          <w:sz w:val="21"/>
+          <w:szCs w:val="21"/>
+        </w:rPr>
+        <w:t xml:space="preserve">Il Giorno</w:t>
+      </w:r>
+      <w:r>
+        <w:rPr>
+          <w:rFonts w:ascii="Barlow Semi Condensed" w:cs="Barlow Semi Condensed" w:eastAsia="Barlow Semi Condensed" w:hAnsi="Barlow Semi Condensed"/>
+          <w:i w:val="false"/>
+          <w:iCs w:val="false"/>
+          <w:sz w:val="21"/>
+          <w:szCs w:val="21"/>
+        </w:rPr>
+        <w:t xml:space="preserve"> del </w:t>
+      </w:r>
+      <w:r>
+        <w:rPr>
+          <w:rFonts w:ascii="Barlow Semi Condensed" w:cs="Barlow Semi Condensed" w:eastAsia="Barlow Semi Condensed" w:hAnsi="Barlow Semi Condensed"/>
+          <w:b/>
+          <w:bCs/>
+          <w:i w:val="false"/>
+          <w:iCs w:val="false"/>
+          <w:sz w:val="21"/>
+          <w:szCs w:val="21"/>
+        </w:rPr>
+        <w:t xml:space="preserve">dicembre 1976</w:t>
+      </w:r>
+      <w:r>
+        <w:rPr>
+          <w:rFonts w:ascii="Barlow Semi Condensed" w:cs="Barlow Semi Condensed" w:eastAsia="Barlow Semi Condensed" w:hAnsi="Barlow Semi Condensed"/>
+          <w:i w:val="false"/>
+          <w:iCs w:val="false"/>
+          <w:sz w:val="21"/>
+          <w:szCs w:val="21"/>
+        </w:rPr>
+        <w:t xml:space="preserve">. </w:t>
+      </w:r>
+      <w:r>
+        <w:rPr>
+          <w:rFonts w:ascii="Barlow Semi Condensed" w:cs="Barlow Semi Condensed" w:eastAsia="Barlow Semi Condensed" w:hAnsi="Barlow Semi Condensed"/>
+          <w:b/>
+          <w:bCs/>
+          <w:i w:val="false"/>
+          <w:iCs w:val="false"/>
+          <w:sz w:val="21"/>
+          <w:szCs w:val="21"/>
+        </w:rPr>
+        <w:t xml:space="preserve">Grado F.</w:t>
+      </w:r>
+      <w:r>
+        <w:rPr>
+          <w:rFonts w:ascii="Barlow Semi Condensed" w:cs="Barlow Semi Condensed" w:eastAsia="Barlow Semi Condensed" w:hAnsi="Barlow Semi Condensed"/>
+          <w:i w:val="false"/>
+          <w:iCs w:val="false"/>
+          <w:sz w:val="21"/>
+          <w:szCs w:val="21"/>
+        </w:rPr>
+        <w:t xml:space="preserve"> Ogni lettura del suo significato ultimo è materia di storiografia aperta, e resta al </w:t>
+      </w:r>
+      <w:r>
+        <w:rPr>
+          <w:rFonts w:ascii="Barlow Semi Condensed" w:cs="Barlow Semi Condensed" w:eastAsia="Barlow Semi Condensed" w:hAnsi="Barlow Semi Condensed"/>
+          <w:b/>
+          <w:bCs/>
+          <w:i w:val="false"/>
+          <w:iCs w:val="false"/>
+          <w:sz w:val="21"/>
+          <w:szCs w:val="21"/>
+        </w:rPr>
+        <w:t xml:space="preserve">grado C</w:t>
+      </w:r>
+      <w:r>
+        <w:rPr>
+          <w:rFonts w:ascii="Barlow Semi Condensed" w:cs="Barlow Semi Condensed" w:eastAsia="Barlow Semi Condensed" w:hAnsi="Barlow Semi Condensed"/>
+          <w:i w:val="false"/>
+          <w:iCs w:val="false"/>
+          <w:sz w:val="21"/>
+          <w:szCs w:val="21"/>
+        </w:rPr>
+        <w:t xml:space="preserve">.</w:t>
       </w:r>
     </w:p>
     <w:p>
@@ -3599,77 +3913,169 @@
           <w:sz w:val="25"/>
           <w:szCs w:val="25"/>
         </w:rPr>
-        <w:t xml:space="preserve">VII. La pazienza scambiata per debolezza</w:t>
-      </w:r>
-    </w:p>
-    <w:p>
-      <w:pPr>
-        <w:spacing w:after="120" w:line="290"/>
-        <w:jc w:val="both"/>
-      </w:pPr>
-      <w:r>
-        <w:rPr>
-          <w:rFonts w:ascii="Barlow Semi Condensed" w:cs="Barlow Semi Condensed" w:eastAsia="Barlow Semi Condensed" w:hAnsi="Barlow Semi Condensed"/>
-          <w:i/>
-          <w:iCs/>
-          <w:sz w:val="21"/>
-          <w:szCs w:val="21"/>
-        </w:rPr>
-        <w:t xml:space="preserve">Vi è un fraintendimento che accompagna chiunque proceda lentamente, ed è che la lentezza sia mancanza di convinzione.</w:t>
-      </w:r>
-    </w:p>
-    <w:p>
-      <w:pPr>
-        <w:spacing w:after="120" w:line="290"/>
-        <w:jc w:val="both"/>
-      </w:pPr>
-      <w:r>
-        <w:rPr>
-          <w:rFonts w:ascii="Barlow Semi Condensed" w:cs="Barlow Semi Condensed" w:eastAsia="Barlow Semi Condensed" w:hAnsi="Barlow Semi Condensed"/>
-          <w:i/>
-          <w:iCs/>
-          <w:sz w:val="21"/>
-          <w:szCs w:val="21"/>
-        </w:rPr>
-        <w:t xml:space="preserve">Di regola è l'opposto. Si va adagio quando si ha in mente un punto d'arrivo che non si può raggiungere di slancio, e si va di slancio quando non si ha in mente alcun punto d'arrivo e si desidera soltanto che accada qualcosa. La fretta è, assai più spesso di quanto si creda, la forma che assume l'assenza di un disegno.</w:t>
-      </w:r>
-    </w:p>
-    <w:p>
-      <w:pPr>
-        <w:spacing w:after="120" w:line="290"/>
-        <w:jc w:val="both"/>
-      </w:pPr>
-      <w:r>
-        <w:rPr>
-          <w:rFonts w:ascii="Barlow Semi Condensed" w:cs="Barlow Semi Condensed" w:eastAsia="Barlow Semi Condensed" w:hAnsi="Barlow Semi Condensed"/>
-          <w:i/>
-          <w:iCs/>
-          <w:sz w:val="21"/>
-          <w:szCs w:val="21"/>
-        </w:rPr>
-        <w:t xml:space="preserve">Ciò detto — e lo dico perché sarebbe disonesto tacerlo —, la lentezza ha un costo che non va minimizzato e che chi la pratica tende a minimizzare: essa </w:t>
-      </w:r>
-      <w:r>
-        <w:rPr>
-          <w:rFonts w:ascii="Barlow Semi Condensed" w:cs="Barlow Semi Condensed" w:eastAsia="Barlow Semi Condensed" w:hAnsi="Barlow Semi Condensed"/>
-          <w:b/>
-          <w:bCs/>
-          <w:i/>
-          <w:iCs/>
-          <w:sz w:val="21"/>
-          <w:szCs w:val="21"/>
-        </w:rPr>
-        <w:t xml:space="preserve">consuma il tempo di altri</w:t>
-      </w:r>
-      <w:r>
-        <w:rPr>
-          <w:rFonts w:ascii="Barlow Semi Condensed" w:cs="Barlow Semi Condensed" w:eastAsia="Barlow Semi Condensed" w:hAnsi="Barlow Semi Condensed"/>
-          <w:i/>
-          <w:iCs/>
-          <w:sz w:val="21"/>
-          <w:szCs w:val="21"/>
-        </w:rPr>
-        <w:t xml:space="preserve">, e non tutti hanno il medesimo tempo. Vi sono situazioni in cui attendere è saggezza e situazioni in cui attendere è, semplicemente, lasciare che la decisione la prenda qualcun altro al posto nostro. Distinguere le une dalle altre è il vero problema, e non conosco regola che lo risolva.</w:t>
+        <w:t xml:space="preserve">VII. L'enunciato che tiene aperte due strade</w:t>
+      </w:r>
+    </w:p>
+    <w:p>
+      <w:pPr>
+        <w:spacing w:after="120" w:line="290"/>
+        <w:jc w:val="both"/>
+      </w:pPr>
+      <w:r>
+        <w:rPr>
+          <w:rFonts w:ascii="Barlow Semi Condensed" w:cs="Barlow Semi Condensed" w:eastAsia="Barlow Semi Condensed" w:hAnsi="Barlow Semi Condensed"/>
+          <w:i/>
+          <w:iCs/>
+          <w:sz w:val="21"/>
+          <w:szCs w:val="21"/>
+        </w:rPr>
+        <w:t xml:space="preserve">Poiché si è detto della formula ampia, conviene fermarsi su di essa, perché non è un vezzo di stile: è un problema di prova, e dei più seri che io conosca.</w:t>
+      </w:r>
+    </w:p>
+    <w:p>
+      <w:pPr>
+        <w:spacing w:after="120" w:line="290"/>
+        <w:jc w:val="both"/>
+      </w:pPr>
+      <w:r>
+        <w:rPr>
+          <w:rFonts w:ascii="Barlow Semi Condensed" w:cs="Barlow Semi Condensed" w:eastAsia="Barlow Semi Condensed" w:hAnsi="Barlow Semi Condensed"/>
+          <w:i/>
+          <w:iCs/>
+          <w:sz w:val="21"/>
+          <w:szCs w:val="21"/>
+        </w:rPr>
+        <w:t xml:space="preserve">Un uomo pubblico, in certe circostanze, dice una cosa che può essere intesa in due modi, e la dice sapendo che può esserlo. Non mente: entrambi i modi stanno dentro le parole che ha pronunciato. Sceglie di non scegliere, perché scegliere romperebbe ciò che sta cercando di tenere insieme, e perché la strada che non si è ancora chiusa può essere percorsa domani.</w:t>
+      </w:r>
+    </w:p>
+    <w:p>
+      <w:pPr>
+        <w:spacing w:after="120" w:line="290"/>
+        <w:jc w:val="both"/>
+      </w:pPr>
+      <w:r>
+        <w:rPr>
+          <w:rFonts w:ascii="Barlow Semi Condensed" w:cs="Barlow Semi Condensed" w:eastAsia="Barlow Semi Condensed" w:hAnsi="Barlow Semi Condensed"/>
+          <w:i/>
+          <w:iCs/>
+          <w:sz w:val="21"/>
+          <w:szCs w:val="21"/>
+        </w:rPr>
+        <w:t xml:space="preserve">Chi ascolta, però, deve pur capire qualcosa; e chi verrà dopo dovrà stabilire — in un'aula, in una commissione, in un libro — «che cosa egli intendesse». Ed è qui che comincia la difficoltà, la quale è di natura probatoria e non letteraria.</w:t>
+      </w:r>
+    </w:p>
+    <w:p>
+      <w:pPr>
+        <w:spacing w:after="120" w:line="290"/>
+        <w:jc w:val="both"/>
+      </w:pPr>
+      <w:r>
+        <w:rPr>
+          <w:rFonts w:ascii="Barlow Semi Condensed" w:cs="Barlow Semi Condensed" w:eastAsia="Barlow Semi Condensed" w:hAnsi="Barlow Semi Condensed"/>
+          <w:i/>
+          <w:iCs/>
+          <w:sz w:val="21"/>
+          <w:szCs w:val="21"/>
+        </w:rPr>
+        <w:t xml:space="preserve">Perché la domanda «che cosa intendeva» presuppone che vi fosse una cosa sola intesa e una sola nascosta, e che il compito consista nel sollevare la seconda da sotto la prima. Ma se l'enunciato fu costruito perché reggesse due letture, allora </w:t>
+      </w:r>
+      <w:r>
+        <w:rPr>
+          <w:rFonts w:ascii="Barlow Semi Condensed" w:cs="Barlow Semi Condensed" w:eastAsia="Barlow Semi Condensed" w:hAnsi="Barlow Semi Condensed"/>
+          <w:b/>
+          <w:bCs/>
+          <w:i/>
+          <w:iCs/>
+          <w:sz w:val="21"/>
+          <w:szCs w:val="21"/>
+        </w:rPr>
+        <w:t xml:space="preserve">non esiste il significato nascosto da riportare alla luce</w:t>
+      </w:r>
+      <w:r>
+        <w:rPr>
+          <w:rFonts w:ascii="Barlow Semi Condensed" w:cs="Barlow Semi Condensed" w:eastAsia="Barlow Semi Condensed" w:hAnsi="Barlow Semi Condensed"/>
+          <w:i/>
+          <w:iCs/>
+          <w:sz w:val="21"/>
+          <w:szCs w:val="21"/>
+        </w:rPr>
+        <w:t xml:space="preserve">: esiste un enunciato che due letture reggono, e la scelta fra esse non è un accertamento — è una decisione che compie l'interprete, e che egli attribuisce all'autore.</w:t>
+      </w:r>
+    </w:p>
+    <w:p>
+      <w:pPr>
+        <w:spacing w:after="120" w:line="290"/>
+        <w:jc w:val="both"/>
+      </w:pPr>
+      <w:r>
+        <w:rPr>
+          <w:rFonts w:ascii="Barlow Semi Condensed" w:cs="Barlow Semi Condensed" w:eastAsia="Barlow Semi Condensed" w:hAnsi="Barlow Semi Condensed"/>
+          <w:i/>
+          <w:iCs/>
+          <w:sz w:val="21"/>
+          <w:szCs w:val="21"/>
+        </w:rPr>
+        <w:t xml:space="preserve">Onde la regola che mi sentirei di dare, e vale ben oltre il caso di un discorso politico: </w:t>
+      </w:r>
+      <w:r>
+        <w:rPr>
+          <w:rFonts w:ascii="Barlow Semi Condensed" w:cs="Barlow Semi Condensed" w:eastAsia="Barlow Semi Condensed" w:hAnsi="Barlow Semi Condensed"/>
+          <w:b/>
+          <w:bCs/>
+          <w:i/>
+          <w:iCs/>
+          <w:sz w:val="21"/>
+          <w:szCs w:val="21"/>
+        </w:rPr>
+        <w:t xml:space="preserve">quando un testo ammette due letture, si riferiscano entrambe.</w:t>
+      </w:r>
+      <w:r>
+        <w:rPr>
+          <w:rFonts w:ascii="Barlow Semi Condensed" w:cs="Barlow Semi Condensed" w:eastAsia="Barlow Semi Condensed" w:hAnsi="Barlow Semi Condensed"/>
+          <w:i/>
+          <w:iCs/>
+          <w:sz w:val="21"/>
+          <w:szCs w:val="21"/>
+        </w:rPr>
+        <w:t xml:space="preserve"> Chi ne riferisca una sola non ha scoperto quale fosse la vera: ha soppresso l'altra, e ha consegnato al lettore, come risultato di un'indagine, l'esito di una propria preferenza.</w:t>
+      </w:r>
+    </w:p>
+    <w:p>
+      <w:pPr>
+        <w:spacing w:after="120" w:line="290"/>
+        <w:jc w:val="both"/>
+      </w:pPr>
+      <w:r>
+        <w:rPr>
+          <w:rFonts w:ascii="Barlow Semi Condensed" w:cs="Barlow Semi Condensed" w:eastAsia="Barlow Semi Condensed" w:hAnsi="Barlow Semi Condensed"/>
+          <w:i/>
+          <w:iCs/>
+          <w:sz w:val="21"/>
+          <w:szCs w:val="21"/>
+        </w:rPr>
+        <w:t xml:space="preserve">Aggiungo la parte che mi costa, giacché sarebbe comodo fermarsi alla difesa. L'enunciato ambiguo ha un prezzo, e lo pagano gli altri: esso trasferisce su chi ascolta l'onere di decidere che cosa si sia detto, e chi ascolta lo decide, di regola, secondo ciò che desidera. Ne segue che chi parla in quel modo non è responsabile delle letture altrui, ma </w:t>
+      </w:r>
+      <w:r>
+        <w:rPr>
+          <w:rFonts w:ascii="Barlow Semi Condensed" w:cs="Barlow Semi Condensed" w:eastAsia="Barlow Semi Condensed" w:hAnsi="Barlow Semi Condensed"/>
+          <w:b/>
+          <w:bCs/>
+          <w:i/>
+          <w:iCs/>
+          <w:sz w:val="21"/>
+          <w:szCs w:val="21"/>
+        </w:rPr>
+        <w:t xml:space="preserve">è responsabile di averle rese tutte possibili</w:t>
+      </w:r>
+      <w:r>
+        <w:rPr>
+          <w:rFonts w:ascii="Barlow Semi Condensed" w:cs="Barlow Semi Condensed" w:eastAsia="Barlow Semi Condensed" w:hAnsi="Barlow Semi Condensed"/>
+          <w:i/>
+          <w:iCs/>
+          <w:sz w:val="21"/>
+          <w:szCs w:val="21"/>
+        </w:rPr>
+        <w:t xml:space="preserve">; e non v'è arte oratoria che lo dispensi dal rispondere di questo.</w:t>
       </w:r>
     </w:p>
     <w:p>
@@ -3685,121 +4091,77 @@
           <w:sz w:val="25"/>
           <w:szCs w:val="25"/>
         </w:rPr>
-        <w:t xml:space="preserve">VIII. Perché lui</w:t>
-      </w:r>
-    </w:p>
-    <w:p>
-      <w:pPr>
-        <w:spacing w:after="120" w:line="290"/>
-        <w:jc w:val="both"/>
-      </w:pPr>
-      <w:r>
-        <w:rPr>
-          <w:rFonts w:ascii="Barlow Semi Condensed" w:cs="Barlow Semi Condensed" w:eastAsia="Barlow Semi Condensed" w:hAnsi="Barlow Semi Condensed"/>
-          <w:i w:val="false"/>
-          <w:iCs w:val="false"/>
-          <w:sz w:val="21"/>
-          <w:szCs w:val="21"/>
-        </w:rPr>
-        <w:t xml:space="preserve">Il corpus dedica un capitolo alla domanda: perché fu colpito lui. La risposta che vi si formula — </w:t>
-      </w:r>
-      <w:r>
-        <w:rPr>
-          <w:rFonts w:ascii="Barlow Semi Condensed" w:cs="Barlow Semi Condensed" w:eastAsia="Barlow Semi Condensed" w:hAnsi="Barlow Semi Condensed"/>
-          <w:b/>
-          <w:bCs/>
-          <w:i w:val="false"/>
-          <w:iCs w:val="false"/>
-          <w:sz w:val="21"/>
-          <w:szCs w:val="21"/>
-        </w:rPr>
-        <w:t xml:space="preserve">l'ostacolo e la sua grandezza</w:t>
-      </w:r>
-      <w:r>
-        <w:rPr>
-          <w:rFonts w:ascii="Barlow Semi Condensed" w:cs="Barlow Semi Condensed" w:eastAsia="Barlow Semi Condensed" w:hAnsi="Barlow Semi Condensed"/>
-          <w:i w:val="false"/>
-          <w:iCs w:val="false"/>
-          <w:sz w:val="21"/>
-          <w:szCs w:val="21"/>
-        </w:rPr>
-        <w:t xml:space="preserve"> — è una </w:t>
-      </w:r>
-      <w:r>
-        <w:rPr>
-          <w:rFonts w:ascii="Barlow Semi Condensed" w:cs="Barlow Semi Condensed" w:eastAsia="Barlow Semi Condensed" w:hAnsi="Barlow Semi Condensed"/>
-          <w:b/>
-          <w:bCs/>
-          <w:i w:val="false"/>
-          <w:iCs w:val="false"/>
-          <w:sz w:val="21"/>
-          <w:szCs w:val="21"/>
-        </w:rPr>
-        <w:t xml:space="preserve">lettura</w:t>
-      </w:r>
-      <w:r>
-        <w:rPr>
-          <w:rFonts w:ascii="Barlow Semi Condensed" w:cs="Barlow Semi Condensed" w:eastAsia="Barlow Semi Condensed" w:hAnsi="Barlow Semi Condensed"/>
-          <w:i w:val="false"/>
-          <w:iCs w:val="false"/>
-          <w:sz w:val="21"/>
-          <w:szCs w:val="21"/>
-        </w:rPr>
-        <w:t xml:space="preserve">, non un accertamento, e va marcata come tale: </w:t>
-      </w:r>
-      <w:r>
-        <w:rPr>
-          <w:rFonts w:ascii="Barlow Semi Condensed" w:cs="Barlow Semi Condensed" w:eastAsia="Barlow Semi Condensed" w:hAnsi="Barlow Semi Condensed"/>
-          <w:b/>
-          <w:bCs/>
-          <w:i w:val="false"/>
-          <w:iCs w:val="false"/>
-          <w:sz w:val="21"/>
-          <w:szCs w:val="21"/>
-        </w:rPr>
-        <w:t xml:space="preserve">grado C</w:t>
-      </w:r>
-      <w:r>
-        <w:rPr>
-          <w:rFonts w:ascii="Barlow Semi Condensed" w:cs="Barlow Semi Condensed" w:eastAsia="Barlow Semi Condensed" w:hAnsi="Barlow Semi Condensed"/>
-          <w:i w:val="false"/>
-          <w:iCs w:val="false"/>
-          <w:sz w:val="21"/>
-          <w:szCs w:val="21"/>
-        </w:rPr>
-        <w:t xml:space="preserve">.</w:t>
-      </w:r>
-    </w:p>
-    <w:p>
-      <w:pPr>
-        <w:spacing w:after="120" w:line="290"/>
-        <w:jc w:val="both"/>
-      </w:pPr>
-      <w:r>
-        <w:rPr>
-          <w:rFonts w:ascii="Barlow Semi Condensed" w:cs="Barlow Semi Condensed" w:eastAsia="Barlow Semi Condensed" w:hAnsi="Barlow Semi Condensed"/>
-          <w:i w:val="false"/>
-          <w:iCs w:val="false"/>
-          <w:sz w:val="21"/>
-          <w:szCs w:val="21"/>
-        </w:rPr>
-        <w:t xml:space="preserve">Va marcata per una ragione che non è formale. Sulla domanda «perché lui» esiste una letteratura vastissima e reciprocamente incompatibile, e ciascuna delle risposte proposte in cinquant'anni ha avuto, al proprio interno, coerenza sufficiente a persuadere chi già vi propendeva. Questo libro non ne sceglie alcuna, e non per prudenza: perché lo stato degli atti non consente di sceglierne.</w:t>
-      </w:r>
-    </w:p>
-    <w:p>
-      <w:pPr>
-        <w:spacing w:after="120" w:line="290"/>
-        <w:jc w:val="both"/>
-      </w:pPr>
-      <w:r>
-        <w:rPr>
-          <w:rFonts w:ascii="Barlow Semi Condensed" w:cs="Barlow Semi Condensed" w:eastAsia="Barlow Semi Condensed" w:hAnsi="Barlow Semi Condensed"/>
-          <w:i w:val="false"/>
-          <w:iCs w:val="false"/>
-          <w:sz w:val="21"/>
-          <w:szCs w:val="21"/>
-        </w:rPr>
-        <w:t xml:space="preserve">Ciò che è accertato è il fatto, non la ragione.</w:t>
+        <w:t xml:space="preserve">VIII. La pazienza scambiata per debolezza</w:t>
+      </w:r>
+    </w:p>
+    <w:p>
+      <w:pPr>
+        <w:spacing w:after="120" w:line="290"/>
+        <w:jc w:val="both"/>
+      </w:pPr>
+      <w:r>
+        <w:rPr>
+          <w:rFonts w:ascii="Barlow Semi Condensed" w:cs="Barlow Semi Condensed" w:eastAsia="Barlow Semi Condensed" w:hAnsi="Barlow Semi Condensed"/>
+          <w:i/>
+          <w:iCs/>
+          <w:sz w:val="21"/>
+          <w:szCs w:val="21"/>
+        </w:rPr>
+        <w:t xml:space="preserve">Vi è un fraintendimento che accompagna chiunque proceda lentamente, ed è che la lentezza sia mancanza di convinzione.</w:t>
+      </w:r>
+    </w:p>
+    <w:p>
+      <w:pPr>
+        <w:spacing w:after="120" w:line="290"/>
+        <w:jc w:val="both"/>
+      </w:pPr>
+      <w:r>
+        <w:rPr>
+          <w:rFonts w:ascii="Barlow Semi Condensed" w:cs="Barlow Semi Condensed" w:eastAsia="Barlow Semi Condensed" w:hAnsi="Barlow Semi Condensed"/>
+          <w:i/>
+          <w:iCs/>
+          <w:sz w:val="21"/>
+          <w:szCs w:val="21"/>
+        </w:rPr>
+        <w:t xml:space="preserve">Di regola è l'opposto. Si va adagio quando si ha in mente un punto d'arrivo che non si può raggiungere di slancio, e si va di slancio quando non si ha in mente alcun punto d'arrivo e si desidera soltanto che accada qualcosa. La fretta è, assai più spesso di quanto si creda, la forma che assume l'assenza di un disegno.</w:t>
+      </w:r>
+    </w:p>
+    <w:p>
+      <w:pPr>
+        <w:spacing w:after="120" w:line="290"/>
+        <w:jc w:val="both"/>
+      </w:pPr>
+      <w:r>
+        <w:rPr>
+          <w:rFonts w:ascii="Barlow Semi Condensed" w:cs="Barlow Semi Condensed" w:eastAsia="Barlow Semi Condensed" w:hAnsi="Barlow Semi Condensed"/>
+          <w:i/>
+          <w:iCs/>
+          <w:sz w:val="21"/>
+          <w:szCs w:val="21"/>
+        </w:rPr>
+        <w:t xml:space="preserve">Ciò detto — e lo dico perché sarebbe disonesto tacerlo —, la lentezza ha un costo che non va minimizzato e che chi la pratica tende a minimizzare: essa </w:t>
+      </w:r>
+      <w:r>
+        <w:rPr>
+          <w:rFonts w:ascii="Barlow Semi Condensed" w:cs="Barlow Semi Condensed" w:eastAsia="Barlow Semi Condensed" w:hAnsi="Barlow Semi Condensed"/>
+          <w:b/>
+          <w:bCs/>
+          <w:i/>
+          <w:iCs/>
+          <w:sz w:val="21"/>
+          <w:szCs w:val="21"/>
+        </w:rPr>
+        <w:t xml:space="preserve">consuma il tempo di altri</w:t>
+      </w:r>
+      <w:r>
+        <w:rPr>
+          <w:rFonts w:ascii="Barlow Semi Condensed" w:cs="Barlow Semi Condensed" w:eastAsia="Barlow Semi Condensed" w:hAnsi="Barlow Semi Condensed"/>
+          <w:i/>
+          <w:iCs/>
+          <w:sz w:val="21"/>
+          <w:szCs w:val="21"/>
+        </w:rPr>
+        <w:t xml:space="preserve">, e non tutti hanno il medesimo tempo. Vi sono situazioni in cui attendere è saggezza e situazioni in cui attendere è, semplicemente, lasciare che la decisione la prenda qualcun altro al posto nostro. Distinguere le une dalle altre è il vero problema, e non conosco regola che lo risolva.</w:t>
       </w:r>
     </w:p>
     <w:p>
@@ -3815,7 +4177,137 @@
           <w:sz w:val="25"/>
           <w:szCs w:val="25"/>
         </w:rPr>
-        <w:t xml:space="preserve">IX. Dove la voce si ferma</w:t>
+        <w:t xml:space="preserve">IX. Perché lui</w:t>
+      </w:r>
+    </w:p>
+    <w:p>
+      <w:pPr>
+        <w:spacing w:after="120" w:line="290"/>
+        <w:jc w:val="both"/>
+      </w:pPr>
+      <w:r>
+        <w:rPr>
+          <w:rFonts w:ascii="Barlow Semi Condensed" w:cs="Barlow Semi Condensed" w:eastAsia="Barlow Semi Condensed" w:hAnsi="Barlow Semi Condensed"/>
+          <w:i w:val="false"/>
+          <w:iCs w:val="false"/>
+          <w:sz w:val="21"/>
+          <w:szCs w:val="21"/>
+        </w:rPr>
+        <w:t xml:space="preserve">Il corpus dedica un capitolo alla domanda: perché fu colpito lui. La risposta che vi si formula — </w:t>
+      </w:r>
+      <w:r>
+        <w:rPr>
+          <w:rFonts w:ascii="Barlow Semi Condensed" w:cs="Barlow Semi Condensed" w:eastAsia="Barlow Semi Condensed" w:hAnsi="Barlow Semi Condensed"/>
+          <w:b/>
+          <w:bCs/>
+          <w:i w:val="false"/>
+          <w:iCs w:val="false"/>
+          <w:sz w:val="21"/>
+          <w:szCs w:val="21"/>
+        </w:rPr>
+        <w:t xml:space="preserve">l'ostacolo e la sua grandezza</w:t>
+      </w:r>
+      <w:r>
+        <w:rPr>
+          <w:rFonts w:ascii="Barlow Semi Condensed" w:cs="Barlow Semi Condensed" w:eastAsia="Barlow Semi Condensed" w:hAnsi="Barlow Semi Condensed"/>
+          <w:i w:val="false"/>
+          <w:iCs w:val="false"/>
+          <w:sz w:val="21"/>
+          <w:szCs w:val="21"/>
+        </w:rPr>
+        <w:t xml:space="preserve"> — è una </w:t>
+      </w:r>
+      <w:r>
+        <w:rPr>
+          <w:rFonts w:ascii="Barlow Semi Condensed" w:cs="Barlow Semi Condensed" w:eastAsia="Barlow Semi Condensed" w:hAnsi="Barlow Semi Condensed"/>
+          <w:b/>
+          <w:bCs/>
+          <w:i w:val="false"/>
+          <w:iCs w:val="false"/>
+          <w:sz w:val="21"/>
+          <w:szCs w:val="21"/>
+        </w:rPr>
+        <w:t xml:space="preserve">lettura</w:t>
+      </w:r>
+      <w:r>
+        <w:rPr>
+          <w:rFonts w:ascii="Barlow Semi Condensed" w:cs="Barlow Semi Condensed" w:eastAsia="Barlow Semi Condensed" w:hAnsi="Barlow Semi Condensed"/>
+          <w:i w:val="false"/>
+          <w:iCs w:val="false"/>
+          <w:sz w:val="21"/>
+          <w:szCs w:val="21"/>
+        </w:rPr>
+        <w:t xml:space="preserve">, non un accertamento, e va marcata come tale: </w:t>
+      </w:r>
+      <w:r>
+        <w:rPr>
+          <w:rFonts w:ascii="Barlow Semi Condensed" w:cs="Barlow Semi Condensed" w:eastAsia="Barlow Semi Condensed" w:hAnsi="Barlow Semi Condensed"/>
+          <w:b/>
+          <w:bCs/>
+          <w:i w:val="false"/>
+          <w:iCs w:val="false"/>
+          <w:sz w:val="21"/>
+          <w:szCs w:val="21"/>
+        </w:rPr>
+        <w:t xml:space="preserve">grado C</w:t>
+      </w:r>
+      <w:r>
+        <w:rPr>
+          <w:rFonts w:ascii="Barlow Semi Condensed" w:cs="Barlow Semi Condensed" w:eastAsia="Barlow Semi Condensed" w:hAnsi="Barlow Semi Condensed"/>
+          <w:i w:val="false"/>
+          <w:iCs w:val="false"/>
+          <w:sz w:val="21"/>
+          <w:szCs w:val="21"/>
+        </w:rPr>
+        <w:t xml:space="preserve">.</w:t>
+      </w:r>
+    </w:p>
+    <w:p>
+      <w:pPr>
+        <w:spacing w:after="120" w:line="290"/>
+        <w:jc w:val="both"/>
+      </w:pPr>
+      <w:r>
+        <w:rPr>
+          <w:rFonts w:ascii="Barlow Semi Condensed" w:cs="Barlow Semi Condensed" w:eastAsia="Barlow Semi Condensed" w:hAnsi="Barlow Semi Condensed"/>
+          <w:i w:val="false"/>
+          <w:iCs w:val="false"/>
+          <w:sz w:val="21"/>
+          <w:szCs w:val="21"/>
+        </w:rPr>
+        <w:t xml:space="preserve">Va marcata per una ragione che non è formale. Sulla domanda «perché lui» esiste una letteratura vastissima e reciprocamente incompatibile, e ciascuna delle risposte proposte in cinquant'anni ha avuto, al proprio interno, coerenza sufficiente a persuadere chi già vi propendeva. Questo libro non ne sceglie alcuna, e non per prudenza: perché lo stato degli atti non consente di sceglierne.</w:t>
+      </w:r>
+    </w:p>
+    <w:p>
+      <w:pPr>
+        <w:spacing w:after="120" w:line="290"/>
+        <w:jc w:val="both"/>
+      </w:pPr>
+      <w:r>
+        <w:rPr>
+          <w:rFonts w:ascii="Barlow Semi Condensed" w:cs="Barlow Semi Condensed" w:eastAsia="Barlow Semi Condensed" w:hAnsi="Barlow Semi Condensed"/>
+          <w:i w:val="false"/>
+          <w:iCs w:val="false"/>
+          <w:sz w:val="21"/>
+          <w:szCs w:val="21"/>
+        </w:rPr>
+        <w:t xml:space="preserve">Ciò che è accertato è il fatto, non la ragione.</w:t>
+      </w:r>
+    </w:p>
+    <w:p>
+      <w:pPr>
+        <w:pStyle w:val="Heading2"/>
+        <w:spacing w:after="120" w:before="260"/>
+      </w:pPr>
+      <w:r>
+        <w:rPr>
+          <w:rFonts w:ascii="Barlow Semi Condensed" w:cs="Barlow Semi Condensed" w:eastAsia="Barlow Semi Condensed" w:hAnsi="Barlow Semi Condensed"/>
+          <w:i w:val="false"/>
+          <w:iCs w:val="false"/>
+          <w:sz w:val="25"/>
+          <w:szCs w:val="25"/>
+        </w:rPr>
+        <w:t xml:space="preserve">X. Dove la voce si ferma</w:t>
       </w:r>
     </w:p>
     <w:p>
@@ -9288,67 +9780,405 @@
           <w:sz w:val="25"/>
           <w:szCs w:val="25"/>
         </w:rPr>
-        <w:t xml:space="preserve">VI. Ciò che l'archivio remoto ha restituito, e non si scioglie</w:t>
-      </w:r>
-    </w:p>
-    <w:p>
-      <w:pPr>
-        <w:spacing w:after="120" w:line="290"/>
-        <w:jc w:val="both"/>
-      </w:pPr>
-      <w:r>
-        <w:rPr>
-          <w:rFonts w:ascii="Barlow Semi Condensed" w:cs="Barlow Semi Condensed" w:eastAsia="Barlow Semi Condensed" w:hAnsi="Barlow Semi Condensed"/>
-          <w:i w:val="false"/>
-          <w:iCs w:val="false"/>
-          <w:sz w:val="21"/>
-          <w:szCs w:val="21"/>
-        </w:rPr>
-        <w:t xml:space="preserve">Delle due righe su cui la verifica si reggeva, la ricerca indipendente ha confermato </w:t>
-      </w:r>
-      <w:r>
-        <w:rPr>
-          <w:rFonts w:ascii="Barlow Semi Condensed" w:cs="Barlow Semi Condensed" w:eastAsia="Barlow Semi Condensed" w:hAnsi="Barlow Semi Condensed"/>
-          <w:b/>
-          <w:bCs/>
-          <w:i w:val="false"/>
-          <w:iCs w:val="false"/>
-          <w:sz w:val="21"/>
-          <w:szCs w:val="21"/>
-        </w:rPr>
-        <w:t xml:space="preserve">Berlusconi, tessera 1816, fascicolo 0625</w:t>
-      </w:r>
-      <w:r>
-        <w:rPr>
-          <w:rFonts w:ascii="Barlow Semi Condensed" w:cs="Barlow Semi Condensed" w:eastAsia="Barlow Semi Condensed" w:hAnsi="Barlow Semi Condensed"/>
-          <w:i w:val="false"/>
-          <w:iCs w:val="false"/>
-          <w:sz w:val="21"/>
-          <w:szCs w:val="21"/>
-        </w:rPr>
-        <w:t xml:space="preserve"> e </w:t>
-      </w:r>
-      <w:r>
-        <w:rPr>
-          <w:rFonts w:ascii="Barlow Semi Condensed" w:cs="Barlow Semi Condensed" w:eastAsia="Barlow Semi Condensed" w:hAnsi="Barlow Semi Condensed"/>
-          <w:b/>
-          <w:bCs/>
-          <w:i w:val="false"/>
-          <w:iCs w:val="false"/>
-          <w:sz w:val="21"/>
-          <w:szCs w:val="21"/>
-        </w:rPr>
-        <w:t xml:space="preserve">Costanzo, tessera 1819, fascicolo 626</w:t>
-      </w:r>
-      <w:r>
-        <w:rPr>
-          <w:rFonts w:ascii="Barlow Semi Condensed" w:cs="Barlow Semi Condensed" w:eastAsia="Barlow Semi Condensed" w:hAnsi="Barlow Semi Condensed"/>
-          <w:i w:val="false"/>
-          <w:iCs w:val="false"/>
-          <w:sz w:val="21"/>
-          <w:szCs w:val="21"/>
-        </w:rPr>
-        <w:t xml:space="preserve">. Ha confermato anche il presupposto: l'elenco di Castiglion Fibocchi porta per ciascun nome </w:t>
+        <w:t xml:space="preserve">VI. Le due righe che tornano</w:t>
+      </w:r>
+    </w:p>
+    <w:p>
+      <w:pPr>
+        <w:spacing w:after="120" w:line="290"/>
+        <w:jc w:val="both"/>
+      </w:pPr>
+      <w:r>
+        <w:rPr>
+          <w:rFonts w:ascii="Barlow Semi Condensed" w:cs="Barlow Semi Condensed" w:eastAsia="Barlow Semi Condensed" w:hAnsi="Barlow Semi Condensed"/>
+          <w:i w:val="false"/>
+          <w:iCs w:val="false"/>
+          <w:sz w:val="21"/>
+          <w:szCs w:val="21"/>
+        </w:rPr>
+        <w:t xml:space="preserve">Questa è la sola pagina del libro in cui una verifica riesce, e va raccontata per intero, perché il resto non si capisce senza di essa.</w:t>
+      </w:r>
+    </w:p>
+    <w:p>
+      <w:pPr>
+        <w:spacing w:after="120" w:line="290"/>
+        <w:jc w:val="both"/>
+      </w:pPr>
+      <w:r>
+        <w:rPr>
+          <w:rFonts w:ascii="Barlow Semi Condensed" w:cs="Barlow Semi Condensed" w:eastAsia="Barlow Semi Condensed" w:hAnsi="Barlow Semi Condensed"/>
+          <w:i w:val="false"/>
+          <w:iCs w:val="false"/>
+          <w:sz w:val="21"/>
+          <w:szCs w:val="21"/>
+        </w:rPr>
+        <w:t xml:space="preserve">La calibrazione poggiava su due sole righe del testo pervenuto: due nomi ai quali il testo assegnava, ciascuno, un numero di tessera e un numero di fascicolo. Se quei due numeri fossero stati inventati, tutto ciò che ne era stato ricavato sarebbe caduto in un colpo.</w:t>
+      </w:r>
+    </w:p>
+    <w:p>
+      <w:pPr>
+        <w:spacing w:after="120" w:line="290"/>
+        <w:jc w:val="both"/>
+      </w:pPr>
+      <w:r>
+        <w:rPr>
+          <w:rFonts w:ascii="Barlow Semi Condensed" w:cs="Barlow Semi Condensed" w:eastAsia="Barlow Semi Condensed" w:hAnsi="Barlow Semi Condensed"/>
+          <w:i w:val="false"/>
+          <w:iCs w:val="false"/>
+          <w:sz w:val="21"/>
+          <w:szCs w:val="21"/>
+        </w:rPr>
+        <w:t xml:space="preserve">Sono stati cercati per conto proprio, in parallelo, da diciassette ricerche indipendenti che non sapevano l'una dell'altra e non conoscevano l'esito atteso. Sono tornati </w:t>
+      </w:r>
+      <w:r>
+        <w:rPr>
+          <w:rFonts w:ascii="Barlow Semi Condensed" w:cs="Barlow Semi Condensed" w:eastAsia="Barlow Semi Condensed" w:hAnsi="Barlow Semi Condensed"/>
+          <w:b/>
+          <w:bCs/>
+          <w:i w:val="false"/>
+          <w:iCs w:val="false"/>
+          <w:sz w:val="21"/>
+          <w:szCs w:val="21"/>
+        </w:rPr>
+        <w:t xml:space="preserve">identici</w:t>
+      </w:r>
+      <w:r>
+        <w:rPr>
+          <w:rFonts w:ascii="Barlow Semi Condensed" w:cs="Barlow Semi Condensed" w:eastAsia="Barlow Semi Condensed" w:hAnsi="Barlow Semi Condensed"/>
+          <w:i w:val="false"/>
+          <w:iCs w:val="false"/>
+          <w:sz w:val="21"/>
+          <w:szCs w:val="21"/>
+        </w:rPr>
+        <w:t xml:space="preserve">.</w:t>
+      </w:r>
+    </w:p>
+    <w:tbl>
+      <w:tblPr>
+        <w:tblW w:type="dxa" w:w="9000"/>
+        <w:tblBorders>
+          <w:top w:val="single" w:color="auto" w:sz="4"/>
+          <w:left w:val="single" w:color="auto" w:sz="4"/>
+          <w:bottom w:val="single" w:color="auto" w:sz="4"/>
+          <w:right w:val="single" w:color="auto" w:sz="4"/>
+          <w:insideH w:val="single" w:color="auto" w:sz="4"/>
+          <w:insideV w:val="single" w:color="auto" w:sz="4"/>
+        </w:tblBorders>
+      </w:tblPr>
+      <w:tblGrid>
+        <w:gridCol w:w="2250"/>
+        <w:gridCol w:w="2250"/>
+        <w:gridCol w:w="2250"/>
+        <w:gridCol w:w="2250"/>
+      </w:tblGrid>
+      <w:tr>
+        <w:tc>
+          <w:tcPr>
+            <w:tcW w:type="dxa" w:w="2250"/>
+            <w:shd w:fill="EFEFEA" w:val="clear"/>
+          </w:tcPr>
+          <w:p>
+            <w:pPr>
+              <w:spacing w:after="40" w:before="40"/>
+            </w:pPr>
+            <w:r>
+              <w:rPr>
+                <w:rFonts w:ascii="Barlow Semi Condensed" w:cs="Barlow Semi Condensed" w:eastAsia="Barlow Semi Condensed" w:hAnsi="Barlow Semi Condensed"/>
+                <w:i w:val="false"/>
+                <w:iCs w:val="false"/>
+                <w:sz w:val="19"/>
+                <w:szCs w:val="19"/>
+              </w:rPr>
+              <w:t xml:space="preserve"/>
+            </w:r>
+          </w:p>
+        </w:tc>
+        <w:tc>
+          <w:tcPr>
+            <w:tcW w:type="dxa" w:w="2250"/>
+            <w:shd w:fill="EFEFEA" w:val="clear"/>
+          </w:tcPr>
+          <w:p>
+            <w:pPr>
+              <w:spacing w:after="40" w:before="40"/>
+            </w:pPr>
+            <w:r>
+              <w:rPr>
+                <w:rFonts w:ascii="Barlow Semi Condensed" w:cs="Barlow Semi Condensed" w:eastAsia="Barlow Semi Condensed" w:hAnsi="Barlow Semi Condensed"/>
+                <w:i w:val="false"/>
+                <w:iCs w:val="false"/>
+                <w:sz w:val="19"/>
+                <w:szCs w:val="19"/>
+              </w:rPr>
+              <w:t xml:space="preserve">tessera</w:t>
+            </w:r>
+          </w:p>
+        </w:tc>
+        <w:tc>
+          <w:tcPr>
+            <w:tcW w:type="dxa" w:w="2250"/>
+            <w:shd w:fill="EFEFEA" w:val="clear"/>
+          </w:tcPr>
+          <w:p>
+            <w:pPr>
+              <w:spacing w:after="40" w:before="40"/>
+            </w:pPr>
+            <w:r>
+              <w:rPr>
+                <w:rFonts w:ascii="Barlow Semi Condensed" w:cs="Barlow Semi Condensed" w:eastAsia="Barlow Semi Condensed" w:hAnsi="Barlow Semi Condensed"/>
+                <w:i w:val="false"/>
+                <w:iCs w:val="false"/>
+                <w:sz w:val="19"/>
+                <w:szCs w:val="19"/>
+              </w:rPr>
+              <w:t xml:space="preserve">fascicolo</w:t>
+            </w:r>
+          </w:p>
+        </w:tc>
+        <w:tc>
+          <w:tcPr>
+            <w:tcW w:type="dxa" w:w="2250"/>
+            <w:shd w:fill="EFEFEA" w:val="clear"/>
+          </w:tcPr>
+          <w:p>
+            <w:pPr>
+              <w:spacing w:after="40" w:before="40"/>
+            </w:pPr>
+            <w:r>
+              <w:rPr>
+                <w:rFonts w:ascii="Barlow Semi Condensed" w:cs="Barlow Semi Condensed" w:eastAsia="Barlow Semi Condensed" w:hAnsi="Barlow Semi Condensed"/>
+                <w:i w:val="false"/>
+                <w:iCs w:val="false"/>
+                <w:sz w:val="19"/>
+                <w:szCs w:val="19"/>
+              </w:rPr>
+              <w:t xml:space="preserve">e in più</w:t>
+            </w:r>
+          </w:p>
+        </w:tc>
+      </w:tr>
+      <w:tr>
+        <w:tc>
+          <w:tcPr>
+            <w:tcW w:type="dxa" w:w="2250"/>
+          </w:tcPr>
+          <w:p>
+            <w:pPr>
+              <w:spacing w:after="40" w:before="40"/>
+            </w:pPr>
+            <w:r>
+              <w:rPr>
+                <w:rFonts w:ascii="Barlow Semi Condensed" w:cs="Barlow Semi Condensed" w:eastAsia="Barlow Semi Condensed" w:hAnsi="Barlow Semi Condensed"/>
+                <w:i w:val="false"/>
+                <w:iCs w:val="false"/>
+                <w:sz w:val="19"/>
+                <w:szCs w:val="19"/>
+              </w:rPr>
+              <w:t xml:space="preserve">Silvio Berlusconi</w:t>
+            </w:r>
+          </w:p>
+        </w:tc>
+        <w:tc>
+          <w:tcPr>
+            <w:tcW w:type="dxa" w:w="2250"/>
+          </w:tcPr>
+          <w:p>
+            <w:pPr>
+              <w:spacing w:after="40" w:before="40"/>
+            </w:pPr>
+            <w:r>
+              <w:rPr>
+                <w:rFonts w:ascii="Barlow Semi Condensed" w:cs="Barlow Semi Condensed" w:eastAsia="Barlow Semi Condensed" w:hAnsi="Barlow Semi Condensed"/>
+                <w:i w:val="false"/>
+                <w:iCs w:val="false"/>
+                <w:sz w:val="19"/>
+                <w:szCs w:val="19"/>
+              </w:rPr>
+              <w:t xml:space="preserve">1816</w:t>
+            </w:r>
+          </w:p>
+        </w:tc>
+        <w:tc>
+          <w:tcPr>
+            <w:tcW w:type="dxa" w:w="2250"/>
+          </w:tcPr>
+          <w:p>
+            <w:pPr>
+              <w:spacing w:after="40" w:before="40"/>
+            </w:pPr>
+            <w:r>
+              <w:rPr>
+                <w:rFonts w:ascii="Barlow Semi Condensed" w:cs="Barlow Semi Condensed" w:eastAsia="Barlow Semi Condensed" w:hAnsi="Barlow Semi Condensed"/>
+                <w:i w:val="false"/>
+                <w:iCs w:val="false"/>
+                <w:sz w:val="19"/>
+                <w:szCs w:val="19"/>
+              </w:rPr>
+              <w:t xml:space="preserve">0625</w:t>
+            </w:r>
+          </w:p>
+        </w:tc>
+        <w:tc>
+          <w:tcPr>
+            <w:tcW w:type="dxa" w:w="2250"/>
+          </w:tcPr>
+          <w:p>
+            <w:pPr>
+              <w:spacing w:after="40" w:before="40"/>
+            </w:pPr>
+            <w:r>
+              <w:rPr>
+                <w:rFonts w:ascii="Barlow Semi Condensed" w:cs="Barlow Semi Condensed" w:eastAsia="Barlow Semi Condensed" w:hAnsi="Barlow Semi Condensed"/>
+                <w:i w:val="false"/>
+                <w:iCs w:val="false"/>
+                <w:sz w:val="19"/>
+                <w:szCs w:val="19"/>
+              </w:rPr>
+              <w:t xml:space="preserve">sigla E.19.78, gruppo 17, affiliazione 26 gennaio 1978</w:t>
+            </w:r>
+          </w:p>
+        </w:tc>
+      </w:tr>
+      <w:tr>
+        <w:tc>
+          <w:tcPr>
+            <w:tcW w:type="dxa" w:w="2250"/>
+          </w:tcPr>
+          <w:p>
+            <w:pPr>
+              <w:spacing w:after="40" w:before="40"/>
+            </w:pPr>
+            <w:r>
+              <w:rPr>
+                <w:rFonts w:ascii="Barlow Semi Condensed" w:cs="Barlow Semi Condensed" w:eastAsia="Barlow Semi Condensed" w:hAnsi="Barlow Semi Condensed"/>
+                <w:i w:val="false"/>
+                <w:iCs w:val="false"/>
+                <w:sz w:val="19"/>
+                <w:szCs w:val="19"/>
+              </w:rPr>
+              <w:t xml:space="preserve">Maurizio Costanzo</w:t>
+            </w:r>
+          </w:p>
+        </w:tc>
+        <w:tc>
+          <w:tcPr>
+            <w:tcW w:type="dxa" w:w="2250"/>
+          </w:tcPr>
+          <w:p>
+            <w:pPr>
+              <w:spacing w:after="40" w:before="40"/>
+            </w:pPr>
+            <w:r>
+              <w:rPr>
+                <w:rFonts w:ascii="Barlow Semi Condensed" w:cs="Barlow Semi Condensed" w:eastAsia="Barlow Semi Condensed" w:hAnsi="Barlow Semi Condensed"/>
+                <w:i w:val="false"/>
+                <w:iCs w:val="false"/>
+                <w:sz w:val="19"/>
+                <w:szCs w:val="19"/>
+              </w:rPr>
+              <w:t xml:space="preserve">1819</w:t>
+            </w:r>
+          </w:p>
+        </w:tc>
+        <w:tc>
+          <w:tcPr>
+            <w:tcW w:type="dxa" w:w="2250"/>
+          </w:tcPr>
+          <w:p>
+            <w:pPr>
+              <w:spacing w:after="40" w:before="40"/>
+            </w:pPr>
+            <w:r>
+              <w:rPr>
+                <w:rFonts w:ascii="Barlow Semi Condensed" w:cs="Barlow Semi Condensed" w:eastAsia="Barlow Semi Condensed" w:hAnsi="Barlow Semi Condensed"/>
+                <w:i w:val="false"/>
+                <w:iCs w:val="false"/>
+                <w:sz w:val="19"/>
+                <w:szCs w:val="19"/>
+              </w:rPr>
+              <w:t xml:space="preserve">626</w:t>
+            </w:r>
+          </w:p>
+        </w:tc>
+        <w:tc>
+          <w:tcPr>
+            <w:tcW w:type="dxa" w:w="2250"/>
+          </w:tcPr>
+          <w:p>
+            <w:pPr>
+              <w:spacing w:after="40" w:before="40"/>
+            </w:pPr>
+            <w:r>
+              <w:rPr>
+                <w:rFonts w:ascii="Barlow Semi Condensed" w:cs="Barlow Semi Condensed" w:eastAsia="Barlow Semi Condensed" w:hAnsi="Barlow Semi Condensed"/>
+                <w:i w:val="false"/>
+                <w:iCs w:val="false"/>
+                <w:sz w:val="19"/>
+                <w:szCs w:val="19"/>
+              </w:rPr>
+              <w:t xml:space="preserve">qualifica di maestro</w:t>
+            </w:r>
+          </w:p>
+        </w:tc>
+      </w:tr>
+    </w:tbl>
+    <w:p>
+      <w:pPr>
+        <w:spacing w:after="140"/>
+      </w:pPr>
+    </w:p>
+    <w:p>
+      <w:pPr>
+        <w:spacing w:after="120" w:line="290"/>
+        <w:jc w:val="both"/>
+      </w:pPr>
+      <w:r>
+        <w:rPr>
+          <w:rFonts w:ascii="Barlow Semi Condensed" w:cs="Barlow Semi Condensed" w:eastAsia="Barlow Semi Condensed" w:hAnsi="Barlow Semi Condensed"/>
+          <w:i w:val="false"/>
+          <w:iCs w:val="false"/>
+          <w:sz w:val="21"/>
+          <w:szCs w:val="21"/>
+        </w:rPr>
+        <w:t xml:space="preserve">Non solo i due numeri: la sigla, il gruppo, il giorno dell'affiliazione, la qualifica. Quattro dati che il testo pervenuto non aveva fornito e che nessuna delle ricerche poteva ricavare dal testo, perché non c'erano.</w:t>
+      </w:r>
+    </w:p>
+    <w:p>
+      <w:pPr>
+        <w:spacing w:after="120" w:line="290"/>
+        <w:jc w:val="both"/>
+      </w:pPr>
+      <w:r>
+        <w:rPr>
+          <w:rFonts w:ascii="Barlow Semi Condensed" w:cs="Barlow Semi Condensed" w:eastAsia="Barlow Semi Condensed" w:hAnsi="Barlow Semi Condensed"/>
+          <w:i w:val="false"/>
+          <w:iCs w:val="false"/>
+          <w:sz w:val="21"/>
+          <w:szCs w:val="21"/>
+        </w:rPr>
+        <w:t xml:space="preserve">Ed è tornato </w:t>
+      </w:r>
+      <w:r>
+        <w:rPr>
+          <w:rFonts w:ascii="Barlow Semi Condensed" w:cs="Barlow Semi Condensed" w:eastAsia="Barlow Semi Condensed" w:hAnsi="Barlow Semi Condensed"/>
+          <w:b/>
+          <w:bCs/>
+          <w:i w:val="false"/>
+          <w:iCs w:val="false"/>
+          <w:sz w:val="21"/>
+          <w:szCs w:val="21"/>
+        </w:rPr>
+        <w:t xml:space="preserve">il presupposto</w:t>
+      </w:r>
+      <w:r>
+        <w:rPr>
+          <w:rFonts w:ascii="Barlow Semi Condensed" w:cs="Barlow Semi Condensed" w:eastAsia="Barlow Semi Condensed" w:hAnsi="Barlow Semi Condensed"/>
+          <w:i w:val="false"/>
+          <w:iCs w:val="false"/>
+          <w:sz w:val="21"/>
+          <w:szCs w:val="21"/>
+        </w:rPr>
+        <w:t xml:space="preserve">, che valeva più dei numeri: l'elenco di Castiglion Fibocchi porta per ciascun nome </w:t>
       </w:r>
       <w:r>
         <w:rPr>
@@ -9370,23 +10200,299 @@
           <w:sz w:val="21"/>
           <w:szCs w:val="21"/>
         </w:rPr>
-        <w:t xml:space="preserve">, fascicolo e tessera, non uno.</w:t>
-      </w:r>
-    </w:p>
-    <w:p>
-      <w:pPr>
-        <w:spacing w:after="120" w:line="290"/>
-        <w:jc w:val="both"/>
-      </w:pPr>
-      <w:r>
-        <w:rPr>
-          <w:rFonts w:ascii="Barlow Semi Condensed" w:cs="Barlow Semi Condensed" w:eastAsia="Barlow Semi Condensed" w:hAnsi="Barlow Semi Condensed"/>
-          <w:i w:val="false"/>
-          <w:iCs w:val="false"/>
-          <w:sz w:val="21"/>
-          <w:szCs w:val="21"/>
-        </w:rPr>
-        <w:t xml:space="preserve">Sugli altri due nomi che il testo pervenuto forniva ha restituito valori </w:t>
+        <w:t xml:space="preserve">, fascicolo e tessera, non uno solo. È l'assunto su cui l'intera aritmetica della parte sesta si regge, ed era stato preso in prestito senza riscontro.</w:t>
+      </w:r>
+    </w:p>
+    <w:p>
+      <w:pPr>
+        <w:spacing w:after="120" w:line="290"/>
+        <w:jc w:val="both"/>
+      </w:pPr>
+      <w:r>
+        <w:rPr>
+          <w:rFonts w:ascii="Barlow Semi Condensed" w:cs="Barlow Semi Condensed" w:eastAsia="Barlow Semi Condensed" w:hAnsi="Barlow Semi Condensed"/>
+          <w:i w:val="false"/>
+          <w:iCs w:val="false"/>
+          <w:sz w:val="21"/>
+          <w:szCs w:val="21"/>
+        </w:rPr>
+        <w:t xml:space="preserve">Poi la campagna ha trovato una terza coppia attestata — </w:t>
+      </w:r>
+      <w:r>
+        <w:rPr>
+          <w:rFonts w:ascii="Barlow Semi Condensed" w:cs="Barlow Semi Condensed" w:eastAsia="Barlow Semi Condensed" w:hAnsi="Barlow Semi Condensed"/>
+          <w:b/>
+          <w:bCs/>
+          <w:i w:val="false"/>
+          <w:iCs w:val="false"/>
+          <w:sz w:val="21"/>
+          <w:szCs w:val="21"/>
+        </w:rPr>
+        <w:t xml:space="preserve">Gustavo Selva, tessera 1814, fascicolo 623</w:t>
+      </w:r>
+      <w:r>
+        <w:rPr>
+          <w:rFonts w:ascii="Barlow Semi Condensed" w:cs="Barlow Semi Condensed" w:eastAsia="Barlow Semi Condensed" w:hAnsi="Barlow Semi Condensed"/>
+          <w:i w:val="false"/>
+          <w:iCs w:val="false"/>
+          <w:sz w:val="21"/>
+          <w:szCs w:val="21"/>
+        </w:rPr>
+        <w:t xml:space="preserve"> — che nessuno aveva chiesto, e che si è collocata da sé accanto alle altre due.</w:t>
+      </w:r>
+    </w:p>
+    <w:p>
+      <w:pPr>
+        <w:spacing w:after="120" w:line="290"/>
+        <w:jc w:val="both"/>
+      </w:pPr>
+      <w:r>
+        <w:rPr>
+          <w:rFonts w:ascii="Barlow Semi Condensed" w:cs="Barlow Semi Condensed" w:eastAsia="Barlow Semi Condensed" w:hAnsi="Barlow Semi Condensed"/>
+          <w:i w:val="false"/>
+          <w:iCs w:val="false"/>
+          <w:sz w:val="21"/>
+          <w:szCs w:val="21"/>
+        </w:rPr>
+        <w:t xml:space="preserve">Grado </w:t>
+      </w:r>
+      <w:r>
+        <w:rPr>
+          <w:rFonts w:ascii="Barlow Semi Condensed" w:cs="Barlow Semi Condensed" w:eastAsia="Barlow Semi Condensed" w:hAnsi="Barlow Semi Condensed"/>
+          <w:b/>
+          <w:bCs/>
+          <w:i w:val="false"/>
+          <w:iCs w:val="false"/>
+          <w:sz w:val="21"/>
+          <w:szCs w:val="21"/>
+        </w:rPr>
+        <w:t xml:space="preserve">B</w:t>
+      </w:r>
+      <w:r>
+        <w:rPr>
+          <w:rFonts w:ascii="Barlow Semi Condensed" w:cs="Barlow Semi Condensed" w:eastAsia="Barlow Semi Condensed" w:hAnsi="Barlow Semi Condensed"/>
+          <w:i w:val="false"/>
+          <w:iCs w:val="false"/>
+          <w:sz w:val="21"/>
+          <w:szCs w:val="21"/>
+        </w:rPr>
+        <w:t xml:space="preserve">, e non un gradino più su: nessuna di queste righe è stata letta sulla fonte, e una sintesi di ricerca non è un archivio. Ma è il grado B più solido di tutto il lavoro.</w:t>
+      </w:r>
+    </w:p>
+    <w:p>
+      <w:pPr>
+        <w:pStyle w:val="Heading2"/>
+        <w:spacing w:after="120" w:before="260"/>
+      </w:pPr>
+      <w:r>
+        <w:rPr>
+          <w:rFonts w:ascii="Barlow Semi Condensed" w:cs="Barlow Semi Condensed" w:eastAsia="Barlow Semi Condensed" w:hAnsi="Barlow Semi Condensed"/>
+          <w:i w:val="false"/>
+          <w:iCs w:val="false"/>
+          <w:sz w:val="25"/>
+          <w:szCs w:val="25"/>
+        </w:rPr>
+        <w:t xml:space="preserve">VII. Quanto vale una conferma</w:t>
+      </w:r>
+    </w:p>
+    <w:p>
+      <w:pPr>
+        <w:spacing w:after="120" w:line="290"/>
+        <w:jc w:val="both"/>
+      </w:pPr>
+      <w:r>
+        <w:rPr>
+          <w:rFonts w:ascii="Barlow Semi Condensed" w:cs="Barlow Semi Condensed" w:eastAsia="Barlow Semi Condensed" w:hAnsi="Barlow Semi Condensed"/>
+          <w:i/>
+          <w:iCs/>
+          <w:sz w:val="21"/>
+          <w:szCs w:val="21"/>
+        </w:rPr>
+        <w:t xml:space="preserve">Devo dire con esattezza perché quella pagina mi ha dato la soddisfazione che mi ha dato, giacché il rischio, in questi casi, è di scambiare il sollievo per una prova.</w:t>
+      </w:r>
+    </w:p>
+    <w:p>
+      <w:pPr>
+        <w:spacing w:after="120" w:line="290"/>
+        <w:jc w:val="both"/>
+      </w:pPr>
+      <w:r>
+        <w:rPr>
+          <w:rFonts w:ascii="Barlow Semi Condensed" w:cs="Barlow Semi Condensed" w:eastAsia="Barlow Semi Condensed" w:hAnsi="Barlow Semi Condensed"/>
+          <w:i/>
+          <w:iCs/>
+          <w:sz w:val="21"/>
+          <w:szCs w:val="21"/>
+        </w:rPr>
+        <w:t xml:space="preserve">Una conferma non vale per il fatto di essere una conferma. Vale in proporzione a </w:t>
+      </w:r>
+      <w:r>
+        <w:rPr>
+          <w:rFonts w:ascii="Barlow Semi Condensed" w:cs="Barlow Semi Condensed" w:eastAsia="Barlow Semi Condensed" w:hAnsi="Barlow Semi Condensed"/>
+          <w:b/>
+          <w:bCs/>
+          <w:i/>
+          <w:iCs/>
+          <w:sz w:val="21"/>
+          <w:szCs w:val="21"/>
+        </w:rPr>
+        <w:t xml:space="preserve">quanto facilmente avrebbe potuto non venire</w:t>
+      </w:r>
+      <w:r>
+        <w:rPr>
+          <w:rFonts w:ascii="Barlow Semi Condensed" w:cs="Barlow Semi Condensed" w:eastAsia="Barlow Semi Condensed" w:hAnsi="Barlow Semi Condensed"/>
+          <w:i/>
+          <w:iCs/>
+          <w:sz w:val="21"/>
+          <w:szCs w:val="21"/>
+        </w:rPr>
+        <w:t xml:space="preserve">. Se io domando a uno strumento una risposta che quello strumento avrebbe dato comunque, la sua risposta non aggiunge nulla al mio sapere: mi restituisce ciò che vi avevo messo. È l'errore di chi interroghi il testimone suggerendogli la deposizione, e poi si compiaccia dell'accordo.</w:t>
+      </w:r>
+    </w:p>
+    <w:p>
+      <w:pPr>
+        <w:spacing w:after="120" w:line="290"/>
+        <w:jc w:val="both"/>
+      </w:pPr>
+      <w:r>
+        <w:rPr>
+          <w:rFonts w:ascii="Barlow Semi Condensed" w:cs="Barlow Semi Condensed" w:eastAsia="Barlow Semi Condensed" w:hAnsi="Barlow Semi Condensed"/>
+          <w:i/>
+          <w:iCs/>
+          <w:sz w:val="21"/>
+          <w:szCs w:val="21"/>
+        </w:rPr>
+        <w:t xml:space="preserve">Ora, quella verifica poteva fallire, e sappiamo che poteva fallire per la ragione più persuasiva che esista: </w:t>
+      </w:r>
+      <w:r>
+        <w:rPr>
+          <w:rFonts w:ascii="Barlow Semi Condensed" w:cs="Barlow Semi Condensed" w:eastAsia="Barlow Semi Condensed" w:hAnsi="Barlow Semi Condensed"/>
+          <w:b/>
+          <w:bCs/>
+          <w:i/>
+          <w:iCs/>
+          <w:sz w:val="21"/>
+          <w:szCs w:val="21"/>
+        </w:rPr>
+        <w:t xml:space="preserve">su altri due nomi è fallita davvero.</w:t>
+      </w:r>
+      <w:r>
+        <w:rPr>
+          <w:rFonts w:ascii="Barlow Semi Condensed" w:cs="Barlow Semi Condensed" w:eastAsia="Barlow Semi Condensed" w:hAnsi="Barlow Semi Condensed"/>
+          <w:i/>
+          <w:iCs/>
+          <w:sz w:val="21"/>
+          <w:szCs w:val="21"/>
+        </w:rPr>
+        <w:t xml:space="preserve"> Il medesimo procedimento, condotto nel medesimo giorno dalle medesime mani, ha riportato per due nomi valori che non si accordano né col testo né fra loro. Non un dubbio: un'incompatibilità.</w:t>
+      </w:r>
+    </w:p>
+    <w:p>
+      <w:pPr>
+        <w:spacing w:after="120" w:line="290"/>
+        <w:jc w:val="both"/>
+      </w:pPr>
+      <w:r>
+        <w:rPr>
+          <w:rFonts w:ascii="Barlow Semi Condensed" w:cs="Barlow Semi Condensed" w:eastAsia="Barlow Semi Condensed" w:hAnsi="Barlow Semi Condensed"/>
+          <w:i/>
+          <w:iCs/>
+          <w:sz w:val="21"/>
+          <w:szCs w:val="21"/>
+        </w:rPr>
+        <w:t xml:space="preserve">Ecco perché quelle due righe pesano. Non perché siano tornate, ma perché sono tornate da uno strumento che, quel giorno, ha dimostrato di saper dire di no. </w:t>
+      </w:r>
+      <w:r>
+        <w:rPr>
+          <w:rFonts w:ascii="Barlow Semi Condensed" w:cs="Barlow Semi Condensed" w:eastAsia="Barlow Semi Condensed" w:hAnsi="Barlow Semi Condensed"/>
+          <w:b/>
+          <w:bCs/>
+          <w:i/>
+          <w:iCs/>
+          <w:sz w:val="21"/>
+          <w:szCs w:val="21"/>
+        </w:rPr>
+        <w:t xml:space="preserve">Una prova che non può fallire non è una prova: è uno specchio.</w:t>
+      </w:r>
+      <w:r>
+        <w:rPr>
+          <w:rFonts w:ascii="Barlow Semi Condensed" w:cs="Barlow Semi Condensed" w:eastAsia="Barlow Semi Condensed" w:hAnsi="Barlow Semi Condensed"/>
+          <w:i/>
+          <w:iCs/>
+          <w:sz w:val="21"/>
+          <w:szCs w:val="21"/>
+        </w:rPr>
+        <w:t xml:space="preserve"> E un procedimento che confermi tutto ciò che gli si sottopone non è rigoroso — è soltanto compiacente, e la sua compiacenza si scoprirà più tardi e a spese di qualcun altro.</w:t>
+      </w:r>
+    </w:p>
+    <w:p>
+      <w:pPr>
+        <w:spacing w:after="120" w:line="290"/>
+        <w:jc w:val="both"/>
+      </w:pPr>
+      <w:r>
+        <w:rPr>
+          <w:rFonts w:ascii="Barlow Semi Condensed" w:cs="Barlow Semi Condensed" w:eastAsia="Barlow Semi Condensed" w:hAnsi="Barlow Semi Condensed"/>
+          <w:i/>
+          <w:iCs/>
+          <w:sz w:val="21"/>
+          <w:szCs w:val="21"/>
+        </w:rPr>
+        <w:t xml:space="preserve">Aggiungo la misura del guadagno, perché non sia più grande di quello che è. Due righe verificate su trentatré non certificano trentatré righe, e la risposta in una riga non cambia di una virgola. Ciò che è cambiato è un'altra cosa, e non è poco: </w:t>
+      </w:r>
+      <w:r>
+        <w:rPr>
+          <w:rFonts w:ascii="Barlow Semi Condensed" w:cs="Barlow Semi Condensed" w:eastAsia="Barlow Semi Condensed" w:hAnsi="Barlow Semi Condensed"/>
+          <w:b/>
+          <w:bCs/>
+          <w:i/>
+          <w:iCs/>
+          <w:sz w:val="21"/>
+          <w:szCs w:val="21"/>
+        </w:rPr>
+        <w:t xml:space="preserve">si è passati dal non sapere se il testo contenesse qualcosa di vero al sapere che ne contiene.</w:t>
+      </w:r>
+      <w:r>
+        <w:rPr>
+          <w:rFonts w:ascii="Barlow Semi Condensed" w:cs="Barlow Semi Condensed" w:eastAsia="Barlow Semi Condensed" w:hAnsi="Barlow Semi Condensed"/>
+          <w:i/>
+          <w:iCs/>
+          <w:sz w:val="21"/>
+          <w:szCs w:val="21"/>
+        </w:rPr>
+        <w:t xml:space="preserve"> È una soglia, e si attraversa una volta sola.</w:t>
+      </w:r>
+    </w:p>
+    <w:p>
+      <w:pPr>
+        <w:pStyle w:val="Heading2"/>
+        <w:spacing w:after="120" w:before="260"/>
+      </w:pPr>
+      <w:r>
+        <w:rPr>
+          <w:rFonts w:ascii="Barlow Semi Condensed" w:cs="Barlow Semi Condensed" w:eastAsia="Barlow Semi Condensed" w:hAnsi="Barlow Semi Condensed"/>
+          <w:i w:val="false"/>
+          <w:iCs w:val="false"/>
+          <w:sz w:val="25"/>
+          <w:szCs w:val="25"/>
+        </w:rPr>
+        <w:t xml:space="preserve">VIII. Ciò che l'archivio remoto ha restituito, e non si scioglie</w:t>
+      </w:r>
+    </w:p>
+    <w:p>
+      <w:pPr>
+        <w:spacing w:after="120" w:line="290"/>
+        <w:jc w:val="both"/>
+      </w:pPr>
+      <w:r>
+        <w:rPr>
+          <w:rFonts w:ascii="Barlow Semi Condensed" w:cs="Barlow Semi Condensed" w:eastAsia="Barlow Semi Condensed" w:hAnsi="Barlow Semi Condensed"/>
+          <w:i w:val="false"/>
+          <w:iCs w:val="false"/>
+          <w:sz w:val="21"/>
+          <w:szCs w:val="21"/>
+        </w:rPr>
+        <w:t xml:space="preserve">Lo stesso procedimento che ha confermato le due righe ne ha smentite altre due. Sui nomi di Calvi e di Ortolani, che il testo pervenuto forniva, ha restituito valori </w:t>
       </w:r>
       <w:r>
         <w:rPr>
@@ -9670,7 +10776,7 @@
           <w:sz w:val="25"/>
           <w:szCs w:val="25"/>
         </w:rPr>
-        <w:t xml:space="preserve">VII. Perché non si sceglie</w:t>
+        <w:t xml:space="preserve">IX. Perché non si sceglie</w:t>
       </w:r>
     </w:p>
     <w:p>
@@ -9772,7 +10878,7 @@
           <w:sz w:val="25"/>
           <w:szCs w:val="25"/>
         </w:rPr>
-        <w:t xml:space="preserve">VIII. Il cerchio, registrato e non usato</w:t>
+        <w:t xml:space="preserve">X. Il cerchio, registrato e non usato</w:t>
       </w:r>
     </w:p>
     <w:p>
@@ -9858,7 +10964,7 @@
           <w:sz w:val="25"/>
           <w:szCs w:val="25"/>
         </w:rPr>
-        <w:t xml:space="preserve">IX. Che cosa si deve a chi verrà dopo</w:t>
+        <w:t xml:space="preserve">XI. Che cosa si deve a chi verrà dopo</w:t>
       </w:r>
     </w:p>
     <w:p>

--- a/_romanzo/OTTANTA-ANNI-DI-PACE-prima-stesura.docx
+++ b/_romanzo/OTTANTA-ANNI-DI-PACE-prima-stesura.docx
@@ -4852,7 +4852,7 @@
           <w:sz w:val="21"/>
           <w:szCs w:val="21"/>
         </w:rPr>
-        <w:t xml:space="preserve">Ventitré. Su cinque anni e quattro mesi di ministero.</w:t>
+        <w:t xml:space="preserve">Ventitré. Su cinque anni e quattro mesi di ministero — e il §III dirà perché ventitré proposizioni non sono ventitré fatti.</w:t>
       </w:r>
     </w:p>
     <w:p>
@@ -4988,7 +4988,7 @@
           <w:sz w:val="25"/>
           <w:szCs w:val="25"/>
         </w:rPr>
-        <w:t xml:space="preserve">II. Le ventitré proposizioni, per come stanno</w:t>
+        <w:t xml:space="preserve">II. Ciò che regge, per come sta</w:t>
       </w:r>
     </w:p>
     <w:p>
@@ -5784,7 +5784,7 @@
                 <w:sz w:val="19"/>
                 <w:szCs w:val="19"/>
               </w:rPr>
-              <w:t xml:space="preserve">5 mag 1971</w:t>
+              <w:t xml:space="preserve">primavera 1970</w:t>
             </w:r>
           </w:p>
         </w:tc>
@@ -5804,7 +5804,7 @@
                 <w:sz w:val="19"/>
                 <w:szCs w:val="19"/>
               </w:rPr>
-              <w:t xml:space="preserve">Tripoli</w:t>
+              <w:t xml:space="preserve">Madrid</w:t>
             </w:r>
           </w:p>
         </w:tc>
@@ -5824,7 +5824,7 @@
                 <w:sz w:val="19"/>
                 <w:szCs w:val="19"/>
               </w:rPr>
-              <w:t xml:space="preserve">il ministro incontra Gheddafi; traccia nel Fondo Aldo Moro, Archivio storico del Senato</w:t>
+              <w:t xml:space="preserve">in una sequenza diplomatica spagnola fittissima, l'Italia compare una volta sola, e per opporre un rifiuto: un funzionario dichiara il disinteresse del proprio Paese al progetto di patto mediterraneo</w:t>
             </w:r>
           </w:p>
         </w:tc>
@@ -5866,7 +5866,7 @@
                 <w:sz w:val="19"/>
                 <w:szCs w:val="19"/>
               </w:rPr>
-              <w:t xml:space="preserve">20 ott 1971 · 6 dic 1972</w:t>
+              <w:t xml:space="preserve">5 mag 1971</w:t>
             </w:r>
           </w:p>
         </w:tc>
@@ -5886,7 +5886,7 @@
                 <w:sz w:val="19"/>
                 <w:szCs w:val="19"/>
               </w:rPr>
-              <w:t xml:space="preserve">New York</w:t>
+              <w:t xml:space="preserve">Tripoli</w:t>
             </w:r>
           </w:p>
         </w:tc>
@@ -5906,7 +5906,7 @@
                 <w:sz w:val="19"/>
                 <w:szCs w:val="19"/>
               </w:rPr>
-              <w:t xml:space="preserve">l'Italia, membro non permanente del Consiglio di sicurezza, vota le risoluzioni 301 e 323 sulla Namibia</w:t>
+              <w:t xml:space="preserve">il ministro incontra Gheddafi; traccia nel Fondo Aldo Moro, Archivio storico del Senato</w:t>
             </w:r>
           </w:p>
         </w:tc>
@@ -5926,7 +5926,7 @@
                 <w:sz w:val="19"/>
                 <w:szCs w:val="19"/>
               </w:rPr>
-              <w:t xml:space="preserve">F</w:t>
+              <w:t xml:space="preserve">B</w:t>
             </w:r>
           </w:p>
         </w:tc>
@@ -5948,7 +5948,7 @@
                 <w:sz w:val="19"/>
                 <w:szCs w:val="19"/>
               </w:rPr>
-              <w:t xml:space="preserve">13 apr 1974</w:t>
+              <w:t xml:space="preserve">3 lug 1973</w:t>
             </w:r>
           </w:p>
         </w:tc>
@@ -5968,7 +5968,7 @@
                 <w:sz w:val="19"/>
                 <w:szCs w:val="19"/>
               </w:rPr>
-              <w:t xml:space="preserve">Mozambico</w:t>
+              <w:t xml:space="preserve">Helsinki</w:t>
             </w:r>
           </w:p>
         </w:tc>
@@ -5988,7 +5988,7 @@
                 <w:sz w:val="19"/>
                 <w:szCs w:val="19"/>
               </w:rPr>
-              <w:t xml:space="preserve">Sabato Santo: missionari comboniani italiani espulsi. L'ordine porta la data del 5 marzo 1974, trascritto nel diario del superiore provinciale</w:t>
+              <w:t xml:space="preserve">si apre la Conferenza sulla sicurezza e la cooperazione in Europa, quattro giorni prima del rientro del ministro alla Farnesina; l'Atto finale sarà firmato il 1° agosto 1975</w:t>
             </w:r>
           </w:p>
         </w:tc>
@@ -6030,7 +6030,7 @@
                 <w:sz w:val="19"/>
                 <w:szCs w:val="19"/>
               </w:rPr>
-              <w:t xml:space="preserve">25 apr 1974</w:t>
+              <w:t xml:space="preserve">20 ott 1971 · 6 dic 1972</w:t>
             </w:r>
           </w:p>
         </w:tc>
@@ -6050,7 +6050,7 @@
                 <w:sz w:val="19"/>
                 <w:szCs w:val="19"/>
               </w:rPr>
-              <w:t xml:space="preserve">Lisbona</w:t>
+              <w:t xml:space="preserve">New York</w:t>
             </w:r>
           </w:p>
         </w:tc>
@@ -6070,7 +6070,7 @@
                 <w:sz w:val="19"/>
                 <w:szCs w:val="19"/>
               </w:rPr>
-              <w:t xml:space="preserve">cade l'Estado Novo</w:t>
+              <w:t xml:space="preserve">l'Italia, membro non permanente del Consiglio di sicurezza, vota le risoluzioni 301 e 323 sulla Namibia</w:t>
             </w:r>
           </w:p>
         </w:tc>
@@ -6112,7 +6112,7 @@
                 <w:sz w:val="19"/>
                 <w:szCs w:val="19"/>
               </w:rPr>
-              <w:t xml:space="preserve">14 ago 1974</w:t>
+              <w:t xml:space="preserve">13 apr 1974</w:t>
             </w:r>
           </w:p>
         </w:tc>
@@ -6132,7 +6132,7 @@
                 <w:sz w:val="19"/>
                 <w:szCs w:val="19"/>
               </w:rPr>
-              <w:t xml:space="preserve">Cipro</w:t>
+              <w:t xml:space="preserve">Mozambico</w:t>
             </w:r>
           </w:p>
         </w:tc>
@@ -6152,7 +6152,7 @@
                 <w:sz w:val="19"/>
                 <w:szCs w:val="19"/>
               </w:rPr>
-              <w:t xml:space="preserve">seconda offensiva turca, nella fase finale del mandato</w:t>
+              <w:t xml:space="preserve">Sabato Santo: missionari comboniani italiani espulsi. L'ordine porta la data del 5 marzo 1974, trascritto nel diario del superiore provinciale</w:t>
             </w:r>
           </w:p>
         </w:tc>
@@ -6194,6 +6194,170 @@
                 <w:sz w:val="19"/>
                 <w:szCs w:val="19"/>
               </w:rPr>
+              <w:t xml:space="preserve">25 apr 1974</w:t>
+            </w:r>
+          </w:p>
+        </w:tc>
+        <w:tc>
+          <w:tcPr>
+            <w:tcW w:type="dxa" w:w="2250"/>
+          </w:tcPr>
+          <w:p>
+            <w:pPr>
+              <w:spacing w:after="40" w:before="40"/>
+            </w:pPr>
+            <w:r>
+              <w:rPr>
+                <w:rFonts w:ascii="Barlow Semi Condensed" w:cs="Barlow Semi Condensed" w:eastAsia="Barlow Semi Condensed" w:hAnsi="Barlow Semi Condensed"/>
+                <w:i w:val="false"/>
+                <w:iCs w:val="false"/>
+                <w:sz w:val="19"/>
+                <w:szCs w:val="19"/>
+              </w:rPr>
+              <w:t xml:space="preserve">Lisbona</w:t>
+            </w:r>
+          </w:p>
+        </w:tc>
+        <w:tc>
+          <w:tcPr>
+            <w:tcW w:type="dxa" w:w="2250"/>
+          </w:tcPr>
+          <w:p>
+            <w:pPr>
+              <w:spacing w:after="40" w:before="40"/>
+            </w:pPr>
+            <w:r>
+              <w:rPr>
+                <w:rFonts w:ascii="Barlow Semi Condensed" w:cs="Barlow Semi Condensed" w:eastAsia="Barlow Semi Condensed" w:hAnsi="Barlow Semi Condensed"/>
+                <w:i w:val="false"/>
+                <w:iCs w:val="false"/>
+                <w:sz w:val="19"/>
+                <w:szCs w:val="19"/>
+              </w:rPr>
+              <w:t xml:space="preserve">cade l'Estado Novo</w:t>
+            </w:r>
+          </w:p>
+        </w:tc>
+        <w:tc>
+          <w:tcPr>
+            <w:tcW w:type="dxa" w:w="2250"/>
+          </w:tcPr>
+          <w:p>
+            <w:pPr>
+              <w:spacing w:after="40" w:before="40"/>
+            </w:pPr>
+            <w:r>
+              <w:rPr>
+                <w:rFonts w:ascii="Barlow Semi Condensed" w:cs="Barlow Semi Condensed" w:eastAsia="Barlow Semi Condensed" w:hAnsi="Barlow Semi Condensed"/>
+                <w:i w:val="false"/>
+                <w:iCs w:val="false"/>
+                <w:sz w:val="19"/>
+                <w:szCs w:val="19"/>
+              </w:rPr>
+              <w:t xml:space="preserve">F</w:t>
+            </w:r>
+          </w:p>
+        </w:tc>
+      </w:tr>
+      <w:tr>
+        <w:tc>
+          <w:tcPr>
+            <w:tcW w:type="dxa" w:w="2250"/>
+          </w:tcPr>
+          <w:p>
+            <w:pPr>
+              <w:spacing w:after="40" w:before="40"/>
+            </w:pPr>
+            <w:r>
+              <w:rPr>
+                <w:rFonts w:ascii="Barlow Semi Condensed" w:cs="Barlow Semi Condensed" w:eastAsia="Barlow Semi Condensed" w:hAnsi="Barlow Semi Condensed"/>
+                <w:i w:val="false"/>
+                <w:iCs w:val="false"/>
+                <w:sz w:val="19"/>
+                <w:szCs w:val="19"/>
+              </w:rPr>
+              <w:t xml:space="preserve">14 ago 1974</w:t>
+            </w:r>
+          </w:p>
+        </w:tc>
+        <w:tc>
+          <w:tcPr>
+            <w:tcW w:type="dxa" w:w="2250"/>
+          </w:tcPr>
+          <w:p>
+            <w:pPr>
+              <w:spacing w:after="40" w:before="40"/>
+            </w:pPr>
+            <w:r>
+              <w:rPr>
+                <w:rFonts w:ascii="Barlow Semi Condensed" w:cs="Barlow Semi Condensed" w:eastAsia="Barlow Semi Condensed" w:hAnsi="Barlow Semi Condensed"/>
+                <w:i w:val="false"/>
+                <w:iCs w:val="false"/>
+                <w:sz w:val="19"/>
+                <w:szCs w:val="19"/>
+              </w:rPr>
+              <w:t xml:space="preserve">Cipro</w:t>
+            </w:r>
+          </w:p>
+        </w:tc>
+        <w:tc>
+          <w:tcPr>
+            <w:tcW w:type="dxa" w:w="2250"/>
+          </w:tcPr>
+          <w:p>
+            <w:pPr>
+              <w:spacing w:after="40" w:before="40"/>
+            </w:pPr>
+            <w:r>
+              <w:rPr>
+                <w:rFonts w:ascii="Barlow Semi Condensed" w:cs="Barlow Semi Condensed" w:eastAsia="Barlow Semi Condensed" w:hAnsi="Barlow Semi Condensed"/>
+                <w:i w:val="false"/>
+                <w:iCs w:val="false"/>
+                <w:sz w:val="19"/>
+                <w:szCs w:val="19"/>
+              </w:rPr>
+              <w:t xml:space="preserve">seconda offensiva turca, nella fase finale del mandato</w:t>
+            </w:r>
+          </w:p>
+        </w:tc>
+        <w:tc>
+          <w:tcPr>
+            <w:tcW w:type="dxa" w:w="2250"/>
+          </w:tcPr>
+          <w:p>
+            <w:pPr>
+              <w:spacing w:after="40" w:before="40"/>
+            </w:pPr>
+            <w:r>
+              <w:rPr>
+                <w:rFonts w:ascii="Barlow Semi Condensed" w:cs="Barlow Semi Condensed" w:eastAsia="Barlow Semi Condensed" w:hAnsi="Barlow Semi Condensed"/>
+                <w:i w:val="false"/>
+                <w:iCs w:val="false"/>
+                <w:sz w:val="19"/>
+                <w:szCs w:val="19"/>
+              </w:rPr>
+              <w:t xml:space="preserve">F</w:t>
+            </w:r>
+          </w:p>
+        </w:tc>
+      </w:tr>
+      <w:tr>
+        <w:tc>
+          <w:tcPr>
+            <w:tcW w:type="dxa" w:w="2250"/>
+          </w:tcPr>
+          <w:p>
+            <w:pPr>
+              <w:spacing w:after="40" w:before="40"/>
+            </w:pPr>
+            <w:r>
+              <w:rPr>
+                <w:rFonts w:ascii="Barlow Semi Condensed" w:cs="Barlow Semi Condensed" w:eastAsia="Barlow Semi Condensed" w:hAnsi="Barlow Semi Condensed"/>
+                <w:i w:val="false"/>
+                <w:iCs w:val="false"/>
+                <w:sz w:val="19"/>
+                <w:szCs w:val="19"/>
+              </w:rPr>
               <w:t xml:space="preserve">23 nov 1974</w:t>
             </w:r>
           </w:p>
@@ -6638,7 +6802,7 @@
           <w:sz w:val="21"/>
           <w:szCs w:val="21"/>
         </w:rPr>
-        <w:t xml:space="preserve">Una sola cosa il §II non dice, ed è la più importante.</w:t>
+        <w:t xml:space="preserve">Una sola cosa questa tavola non dice, ed è la più importante.</w:t>
       </w:r>
       <w:r>
         <w:rPr>
@@ -6670,7 +6834,7 @@
           <w:sz w:val="21"/>
           <w:szCs w:val="21"/>
         </w:rPr>
-        <w:t xml:space="preserve">. È il perno del §IV.</w:t>
+        <w:t xml:space="preserve">. È il perno del §VI.</w:t>
       </w:r>
     </w:p>
     <w:p>
@@ -6686,165 +6850,239 @@
           <w:sz w:val="25"/>
           <w:szCs w:val="25"/>
         </w:rPr>
-        <w:t xml:space="preserve">III. Come si prova un'omissione</w:t>
-      </w:r>
-    </w:p>
-    <w:p>
-      <w:pPr>
-        <w:spacing w:after="120" w:line="290"/>
-        <w:jc w:val="both"/>
-      </w:pPr>
-      <w:r>
-        <w:rPr>
-          <w:rFonts w:ascii="Barlow Semi Condensed" w:cs="Barlow Semi Condensed" w:eastAsia="Barlow Semi Condensed" w:hAnsi="Barlow Semi Condensed"/>
-          <w:i/>
-          <w:iCs/>
-          <w:sz w:val="21"/>
-          <w:szCs w:val="21"/>
-        </w:rPr>
-        <w:t xml:space="preserve">Il primo dei due problemi che questa materia solleva è il più arduo che la mia disciplina conosca, e conviene enunciarlo nella forma più cruda: </w:t>
-      </w:r>
-      <w:r>
-        <w:rPr>
-          <w:rFonts w:ascii="Barlow Semi Condensed" w:cs="Barlow Semi Condensed" w:eastAsia="Barlow Semi Condensed" w:hAnsi="Barlow Semi Condensed"/>
-          <w:b/>
-          <w:bCs/>
-          <w:i/>
-          <w:iCs/>
-          <w:sz w:val="21"/>
-          <w:szCs w:val="21"/>
-        </w:rPr>
-        <w:t xml:space="preserve">l'omissione non lascia documento.</w:t>
-      </w:r>
-    </w:p>
-    <w:p>
-      <w:pPr>
-        <w:spacing w:after="120" w:line="290"/>
-        <w:jc w:val="both"/>
-      </w:pPr>
-      <w:r>
-        <w:rPr>
-          <w:rFonts w:ascii="Barlow Semi Condensed" w:cs="Barlow Semi Condensed" w:eastAsia="Barlow Semi Condensed" w:hAnsi="Barlow Semi Condensed"/>
-          <w:i/>
-          <w:iCs/>
-          <w:sz w:val="21"/>
-          <w:szCs w:val="21"/>
-        </w:rPr>
-        <w:t xml:space="preserve">Chi agisce produce una carta. Chi si astiene non produce nulla; e il nulla che egli produce è indistinguibile, nell'archivio, dal nulla che produce chi non sapeva, da quello di chi sapeva e non poteva, e da quello di chi non fu mai interrogato. Quattro condizioni moralmente lontanissime lasciano la medesima traccia, che è nessuna.</w:t>
-      </w:r>
-    </w:p>
-    <w:p>
-      <w:pPr>
-        <w:spacing w:after="120" w:line="290"/>
-        <w:jc w:val="both"/>
-      </w:pPr>
-      <w:r>
-        <w:rPr>
-          <w:rFonts w:ascii="Barlow Semi Condensed" w:cs="Barlow Semi Condensed" w:eastAsia="Barlow Semi Condensed" w:hAnsi="Barlow Semi Condensed"/>
-          <w:i/>
-          <w:iCs/>
-          <w:sz w:val="21"/>
-          <w:szCs w:val="21"/>
-        </w:rPr>
-        <w:t xml:space="preserve">Ne segue che l'omissione, per essere provata, deve essere provata </w:t>
-      </w:r>
-      <w:r>
-        <w:rPr>
-          <w:rFonts w:ascii="Barlow Semi Condensed" w:cs="Barlow Semi Condensed" w:eastAsia="Barlow Semi Condensed" w:hAnsi="Barlow Semi Condensed"/>
-          <w:b/>
-          <w:bCs/>
-          <w:i/>
-          <w:iCs/>
-          <w:sz w:val="21"/>
-          <w:szCs w:val="21"/>
-        </w:rPr>
-        <w:t xml:space="preserve">per via indiretta e in due tempi</w:t>
-      </w:r>
-      <w:r>
-        <w:rPr>
-          <w:rFonts w:ascii="Barlow Semi Condensed" w:cs="Barlow Semi Condensed" w:eastAsia="Barlow Semi Condensed" w:hAnsi="Barlow Semi Condensed"/>
-          <w:i/>
-          <w:iCs/>
-          <w:sz w:val="21"/>
-          <w:szCs w:val="21"/>
-        </w:rPr>
-        <w:t xml:space="preserve">. Primo tempo: che vi fosse un obbligo o quanto meno una occasione di agire, il che si stabilisce dalle competenze, dagli usi dell'ufficio, dalle richieste ricevute. Secondo tempo: che l'ufficio fosse in condizione di conoscere. Solo dopo questi due accertamenti l'assenza di atti diventa significativa; prima di essi non significa niente, e chi la interpreti sta leggendo il proprio sospetto in una pagina bianca.</w:t>
-      </w:r>
-    </w:p>
-    <w:p>
-      <w:pPr>
-        <w:spacing w:after="120" w:line="290"/>
-        <w:jc w:val="both"/>
-      </w:pPr>
-      <w:r>
-        <w:rPr>
-          <w:rFonts w:ascii="Barlow Semi Condensed" w:cs="Barlow Semi Condensed" w:eastAsia="Barlow Semi Condensed" w:hAnsi="Barlow Semi Condensed"/>
-          <w:i/>
-          <w:iCs/>
-          <w:sz w:val="21"/>
-          <w:szCs w:val="21"/>
-        </w:rPr>
-        <w:t xml:space="preserve">Vi è poi un'ulteriore cautela, che le carte diplomatiche impongono più di ogni altra: </w:t>
-      </w:r>
-      <w:r>
-        <w:rPr>
-          <w:rFonts w:ascii="Barlow Semi Condensed" w:cs="Barlow Semi Condensed" w:eastAsia="Barlow Semi Condensed" w:hAnsi="Barlow Semi Condensed"/>
-          <w:b/>
-          <w:bCs/>
-          <w:i/>
-          <w:iCs/>
-          <w:sz w:val="21"/>
-          <w:szCs w:val="21"/>
-        </w:rPr>
-        <w:t xml:space="preserve">dalla non opposizione non si inferisce l'adesione.</w:t>
-      </w:r>
-      <w:r>
-        <w:rPr>
-          <w:rFonts w:ascii="Barlow Semi Condensed" w:cs="Barlow Semi Condensed" w:eastAsia="Barlow Semi Condensed" w:hAnsi="Barlow Semi Condensed"/>
-          <w:i/>
-          <w:iCs/>
-          <w:sz w:val="21"/>
-          <w:szCs w:val="21"/>
-        </w:rPr>
-        <w:t xml:space="preserve"> Che un governo non impedisca una riunione non prova che la voglia. La condotta astensiva, in diplomazia, non è un modo di consentire: è, molto spesso, un modo di non scegliere, ed è un atto compiuto, con un suo costo e un suo calcolo, che tuttavia si iscrive nell'archivio con la medesima grafia dell'indifferenza e della distrazione.</w:t>
-      </w:r>
-    </w:p>
-    <w:p>
-      <w:pPr>
-        <w:spacing w:after="120" w:line="290"/>
-        <w:jc w:val="both"/>
-      </w:pPr>
-      <w:r>
-        <w:rPr>
-          <w:rFonts w:ascii="Barlow Semi Condensed" w:cs="Barlow Semi Condensed" w:eastAsia="Barlow Semi Condensed" w:hAnsi="Barlow Semi Condensed"/>
-          <w:i/>
-          <w:iCs/>
-          <w:sz w:val="21"/>
-          <w:szCs w:val="21"/>
-        </w:rPr>
-        <w:t xml:space="preserve">Il quesito, allora, non è mai «perché non fecero nulla»; è: </w:t>
-      </w:r>
-      <w:r>
-        <w:rPr>
-          <w:rFonts w:ascii="Barlow Semi Condensed" w:cs="Barlow Semi Condensed" w:eastAsia="Barlow Semi Condensed" w:hAnsi="Barlow Semi Condensed"/>
-          <w:b/>
-          <w:bCs/>
-          <w:i/>
-          <w:iCs/>
-          <w:sz w:val="21"/>
-          <w:szCs w:val="21"/>
-        </w:rPr>
-        <w:t xml:space="preserve">che cosa, in quelle carte, distinguerebbe il non aver fatto dal non aver dovuto fare?</w:t>
-      </w:r>
-      <w:r>
-        <w:rPr>
-          <w:rFonts w:ascii="Barlow Semi Condensed" w:cs="Barlow Semi Condensed" w:eastAsia="Barlow Semi Condensed" w:hAnsi="Barlow Semi Condensed"/>
-          <w:i/>
-          <w:iCs/>
-          <w:sz w:val="21"/>
-          <w:szCs w:val="21"/>
-        </w:rPr>
-        <w:t xml:space="preserve"> Se nulla lo distingue, la domanda è mal posta, e va restituita all'archivio prima che alla storia.</w:t>
+        <w:t xml:space="preserve">III. Il vaglio, e che cosa il criterio non vede</w:t>
+      </w:r>
+    </w:p>
+    <w:p>
+      <w:pPr>
+        <w:spacing w:after="120" w:line="290"/>
+        <w:jc w:val="both"/>
+      </w:pPr>
+      <w:r>
+        <w:rPr>
+          <w:rFonts w:ascii="Barlow Semi Condensed" w:cs="Barlow Semi Condensed" w:eastAsia="Barlow Semi Condensed" w:hAnsi="Barlow Semi Condensed"/>
+          <w:i w:val="false"/>
+          <w:iCs w:val="false"/>
+          <w:sz w:val="21"/>
+          <w:szCs w:val="21"/>
+        </w:rPr>
+        <w:t xml:space="preserve">Delle ventitré proposizioni che lo spoglio aveva reso, nella tavola ne sono entrate quindici. Le altre sono state vagliate a una a una, e il vaglio ha trovato tre cose che vanno scritte perché riguardano lo strumento e non la materia.</w:t>
+      </w:r>
+    </w:p>
+    <w:p>
+      <w:pPr>
+        <w:spacing w:after="120" w:line="290"/>
+        <w:jc w:val="both"/>
+      </w:pPr>
+      <w:r>
+        <w:rPr>
+          <w:rFonts w:ascii="Barlow Semi Condensed" w:cs="Barlow Semi Condensed" w:eastAsia="Barlow Semi Condensed" w:hAnsi="Barlow Semi Condensed"/>
+          <w:b/>
+          <w:bCs/>
+          <w:i w:val="false"/>
+          <w:iCs w:val="false"/>
+          <w:sz w:val="21"/>
+          <w:szCs w:val="21"/>
+        </w:rPr>
+        <w:t xml:space="preserve">Cinque delle ventitré sono la stessa proposizione.</w:t>
+      </w:r>
+      <w:r>
+        <w:rPr>
+          <w:rFonts w:ascii="Barlow Semi Condensed" w:cs="Barlow Semi Condensed" w:eastAsia="Barlow Semi Condensed" w:hAnsi="Barlow Semi Condensed"/>
+          <w:i w:val="false"/>
+          <w:iCs w:val="false"/>
+          <w:sz w:val="21"/>
+          <w:szCs w:val="21"/>
+        </w:rPr>
+        <w:t xml:space="preserve"> Sono le due date del mandato, ripetute in cinque documenti diversi che se le trasmettono. Contate una per una fanno cinque; contate per ciò che dicono fanno una. </w:t>
+      </w:r>
+      <w:r>
+        <w:rPr>
+          <w:rFonts w:ascii="Barlow Semi Condensed" w:cs="Barlow Semi Condensed" w:eastAsia="Barlow Semi Condensed" w:hAnsi="Barlow Semi Condensed"/>
+          <w:b/>
+          <w:bCs/>
+          <w:i w:val="false"/>
+          <w:iCs w:val="false"/>
+          <w:sz w:val="21"/>
+          <w:szCs w:val="21"/>
+        </w:rPr>
+        <w:t xml:space="preserve">Il numero ventitré ha lo stesso vizio del numero della parte settima</w:t>
+      </w:r>
+      <w:r>
+        <w:rPr>
+          <w:rFonts w:ascii="Barlow Semi Condensed" w:cs="Barlow Semi Condensed" w:eastAsia="Barlow Semi Condensed" w:hAnsi="Barlow Semi Condensed"/>
+          <w:i w:val="false"/>
+          <w:iCs w:val="false"/>
+          <w:sz w:val="21"/>
+          <w:szCs w:val="21"/>
+        </w:rPr>
+        <w:t xml:space="preserve">: conta le occorrenze di una formula e non i fatti distinti, e chi lo legga come «ventitré fatti» legge male — per colpa di chi lo ha scritto, non sua.</w:t>
+      </w:r>
+    </w:p>
+    <w:p>
+      <w:pPr>
+        <w:spacing w:after="120" w:line="290"/>
+        <w:jc w:val="both"/>
+      </w:pPr>
+      <w:r>
+        <w:rPr>
+          <w:rFonts w:ascii="Barlow Semi Condensed" w:cs="Barlow Semi Condensed" w:eastAsia="Barlow Semi Condensed" w:hAnsi="Barlow Semi Condensed"/>
+          <w:b/>
+          <w:bCs/>
+          <w:i w:val="false"/>
+          <w:iCs w:val="false"/>
+          <w:sz w:val="21"/>
+          <w:szCs w:val="21"/>
+        </w:rPr>
+        <w:t xml:space="preserve">Quattro sono fuori dal mandato, e tre lo dichiarano da sé.</w:t>
+      </w:r>
+      <w:r>
+        <w:rPr>
+          <w:rFonts w:ascii="Barlow Semi Condensed" w:cs="Barlow Semi Condensed" w:eastAsia="Barlow Semi Condensed" w:hAnsi="Barlow Semi Condensed"/>
+          <w:i w:val="false"/>
+          <w:iCs w:val="false"/>
+          <w:sz w:val="21"/>
+          <w:szCs w:val="21"/>
+        </w:rPr>
+        <w:t xml:space="preserve"> La firma italiana del Trattato di non proliferazione è del 28 gennaio 1969, anteriore all'insediamento; l'accordo di associazione fra Comunità e Cipro è del 19 dicembre 1972, cinque settimane prima del secondo insediamento; l'udienza vaticana del 12 gennaio 1973 — così il corpus, e si riporta — «coinvolge Moro solo per contiguità cronologica e ambientale». Non sono state escluse da un giudizio: erano già escluse da chi le aveva scritte, e il vaglio non ha fatto che leggere.</w:t>
+      </w:r>
+    </w:p>
+    <w:p>
+      <w:pPr>
+        <w:spacing w:after="120" w:line="290"/>
+        <w:jc w:val="both"/>
+      </w:pPr>
+      <w:r>
+        <w:rPr>
+          <w:rFonts w:ascii="Barlow Semi Condensed" w:cs="Barlow Semi Condensed" w:eastAsia="Barlow Semi Condensed" w:hAnsi="Barlow Semi Condensed"/>
+          <w:b/>
+          <w:bCs/>
+          <w:i w:val="false"/>
+          <w:iCs w:val="false"/>
+          <w:sz w:val="21"/>
+          <w:szCs w:val="21"/>
+        </w:rPr>
+        <w:t xml:space="preserve">Una era un falso candidato, prodotto dallo strumento.</w:t>
+      </w:r>
+      <w:r>
+        <w:rPr>
+          <w:rFonts w:ascii="Barlow Semi Condensed" w:cs="Barlow Semi Condensed" w:eastAsia="Barlow Semi Condensed" w:hAnsi="Barlow Semi Condensed"/>
+          <w:i w:val="false"/>
+          <w:iCs w:val="false"/>
+          <w:sz w:val="21"/>
+          <w:szCs w:val="21"/>
+        </w:rPr>
+        <w:t xml:space="preserve"> Una proposizione accostava la data del 23 luglio 1969 alla frase «la Farnesina di Moro non vi si oppose», e la data è anteriore di tredici giorni all'insediamento: sembrava un errore del corpus. Non lo è. Il 23 luglio 1969 è, nel documento, lo scoppio di un caso spagnolo che non ha nulla di italiano; le due cose stavano vicine nel testo e il taglio automatico delle frasi le ha unite. </w:t>
+      </w:r>
+      <w:r>
+        <w:rPr>
+          <w:rFonts w:ascii="Barlow Semi Condensed" w:cs="Barlow Semi Condensed" w:eastAsia="Barlow Semi Condensed" w:hAnsi="Barlow Semi Condensed"/>
+          <w:b/>
+          <w:bCs/>
+          <w:i w:val="false"/>
+          <w:iCs w:val="false"/>
+          <w:sz w:val="21"/>
+          <w:szCs w:val="21"/>
+        </w:rPr>
+        <w:t xml:space="preserve">L'errore era del criterio, non della fonte</w:t>
+      </w:r>
+      <w:r>
+        <w:rPr>
+          <w:rFonts w:ascii="Barlow Semi Condensed" w:cs="Barlow Semi Condensed" w:eastAsia="Barlow Semi Condensed" w:hAnsi="Barlow Semi Condensed"/>
+          <w:i w:val="false"/>
+          <w:iCs w:val="false"/>
+          <w:sz w:val="21"/>
+          <w:szCs w:val="21"/>
+        </w:rPr>
+        <w:t xml:space="preserve">, e si registra qui perché chi controlla deve dichiarare anche quando è lui a sbagliare.</w:t>
+      </w:r>
+    </w:p>
+    <w:p>
+      <w:pPr>
+        <w:spacing w:after="120" w:line="290"/>
+        <w:jc w:val="both"/>
+      </w:pPr>
+      <w:r>
+        <w:rPr>
+          <w:rFonts w:ascii="Barlow Semi Condensed" w:cs="Barlow Semi Condensed" w:eastAsia="Barlow Semi Condensed" w:hAnsi="Barlow Semi Condensed"/>
+          <w:b/>
+          <w:bCs/>
+          <w:i w:val="false"/>
+          <w:iCs w:val="false"/>
+          <w:sz w:val="21"/>
+          <w:szCs w:val="21"/>
+        </w:rPr>
+        <w:t xml:space="preserve">E il vaglio ha trovato un fatto che il criterio aveva scartato.</w:t>
+      </w:r>
+      <w:r>
+        <w:rPr>
+          <w:rFonts w:ascii="Barlow Semi Condensed" w:cs="Barlow Semi Condensed" w:eastAsia="Barlow Semi Condensed" w:hAnsi="Barlow Semi Condensed"/>
+          <w:i w:val="false"/>
+          <w:iCs w:val="false"/>
+          <w:sz w:val="21"/>
+          <w:szCs w:val="21"/>
+        </w:rPr>
+        <w:t xml:space="preserve"> La regola d'ingresso chiedeva una data risolvibile almeno al mese; una proposizione datata soltanto «primavera 1970» è passata sotto la soglia. È quella per cui, in una sequenza diplomatica spagnola fittissima — Europa, Stati Uniti, Unione Sovietica, Paesi arabi, Asia, America latina —, </w:t>
+      </w:r>
+      <w:r>
+        <w:rPr>
+          <w:rFonts w:ascii="Barlow Semi Condensed" w:cs="Barlow Semi Condensed" w:eastAsia="Barlow Semi Condensed" w:hAnsi="Barlow Semi Condensed"/>
+          <w:b/>
+          <w:bCs/>
+          <w:i w:val="false"/>
+          <w:iCs w:val="false"/>
+          <w:sz w:val="21"/>
+          <w:szCs w:val="21"/>
+        </w:rPr>
+        <w:t xml:space="preserve">l'Italia compare una volta sola, e per opporre un rifiuto</w:t>
+      </w:r>
+      <w:r>
+        <w:rPr>
+          <w:rFonts w:ascii="Barlow Semi Condensed" w:cs="Barlow Semi Condensed" w:eastAsia="Barlow Semi Condensed" w:hAnsi="Barlow Semi Condensed"/>
+          <w:i w:val="false"/>
+          <w:iCs w:val="false"/>
+          <w:sz w:val="21"/>
+          <w:szCs w:val="21"/>
+        </w:rPr>
+        <w:t xml:space="preserve">. Il corpus ne dà la lettura, e si riporta con la sua cautela: ciò non stabilisce ostilità italiana, stabilisce che la Spagna non era una priorità della Farnesina.</w:t>
+      </w:r>
+    </w:p>
+    <w:p>
+      <w:pPr>
+        <w:spacing w:after="120" w:line="290"/>
+        <w:jc w:val="both"/>
+      </w:pPr>
+      <w:r>
+        <w:rPr>
+          <w:rFonts w:ascii="Barlow Semi Condensed" w:cs="Barlow Semi Condensed" w:eastAsia="Barlow Semi Condensed" w:hAnsi="Barlow Semi Condensed"/>
+          <w:i w:val="false"/>
+          <w:iCs w:val="false"/>
+          <w:sz w:val="21"/>
+          <w:szCs w:val="21"/>
+        </w:rPr>
+        <w:t xml:space="preserve">È entrata nella tavola. E la lezione resta: </w:t>
+      </w:r>
+      <w:r>
+        <w:rPr>
+          <w:rFonts w:ascii="Barlow Semi Condensed" w:cs="Barlow Semi Condensed" w:eastAsia="Barlow Semi Condensed" w:hAnsi="Barlow Semi Condensed"/>
+          <w:b/>
+          <w:bCs/>
+          <w:i w:val="false"/>
+          <w:iCs w:val="false"/>
+          <w:sz w:val="21"/>
+          <w:szCs w:val="21"/>
+        </w:rPr>
+        <w:t xml:space="preserve">un criterio che rende un conteggio riproducibile lo rende anche cieco</w:t>
+      </w:r>
+      <w:r>
+        <w:rPr>
+          <w:rFonts w:ascii="Barlow Semi Condensed" w:cs="Barlow Semi Condensed" w:eastAsia="Barlow Semi Condensed" w:hAnsi="Barlow Semi Condensed"/>
+          <w:i w:val="false"/>
+          <w:iCs w:val="false"/>
+          <w:sz w:val="21"/>
+          <w:szCs w:val="21"/>
+        </w:rPr>
+        <w:t xml:space="preserve">, e in questo caso cieco proprio nel punto in cui il capitolo aveva più da guadagnare. Non c'è criterio che eviti questo; c'è solo l'obbligo di rileggere fuori dal criterio ciò che il criterio ha scartato, e di dire che lo si è fatto.</w:t>
       </w:r>
     </w:p>
     <w:p>
@@ -6860,189 +7098,169 @@
           <w:sz w:val="25"/>
           <w:szCs w:val="25"/>
         </w:rPr>
-        <w:t xml:space="preserve">IV. Le tre astensioni, e il loro statuto</w:t>
-      </w:r>
-    </w:p>
-    <w:p>
-      <w:pPr>
-        <w:spacing w:after="120" w:line="290"/>
-        <w:jc w:val="both"/>
-      </w:pPr>
-      <w:r>
-        <w:rPr>
-          <w:rFonts w:ascii="Barlow Semi Condensed" w:cs="Barlow Semi Condensed" w:eastAsia="Barlow Semi Condensed" w:hAnsi="Barlow Semi Condensed"/>
-          <w:i w:val="false"/>
-          <w:iCs w:val="false"/>
-          <w:sz w:val="21"/>
-          <w:szCs w:val="21"/>
-        </w:rPr>
-        <w:t xml:space="preserve">Con questa distinzione in mano, le tre astensioni del §II si ordinano, e non danno il medesimo esito.</w:t>
-      </w:r>
-    </w:p>
-    <w:p>
-      <w:pPr>
-        <w:spacing w:after="120" w:line="290"/>
-        <w:jc w:val="both"/>
-      </w:pPr>
-      <w:r>
-        <w:rPr>
-          <w:rFonts w:ascii="Barlow Semi Condensed" w:cs="Barlow Semi Condensed" w:eastAsia="Barlow Semi Condensed" w:hAnsi="Barlow Semi Condensed"/>
-          <w:b/>
-          <w:bCs/>
-          <w:i w:val="false"/>
-          <w:iCs w:val="false"/>
-          <w:sz w:val="21"/>
-          <w:szCs w:val="21"/>
-        </w:rPr>
-        <w:t xml:space="preserve">La conferenza romana del giugno 1970.</w:t>
-      </w:r>
-      <w:r>
-        <w:rPr>
-          <w:rFonts w:ascii="Barlow Semi Condensed" w:cs="Barlow Semi Condensed" w:eastAsia="Barlow Semi Condensed" w:hAnsi="Barlow Semi Condensed"/>
-          <w:i w:val="false"/>
-          <w:iCs w:val="false"/>
-          <w:sz w:val="21"/>
-          <w:szCs w:val="21"/>
-        </w:rPr>
-        <w:t xml:space="preserve"> Che si tenesse a Roma richiedeva, quanto meno, che il governo non la impedisse. Ma dalla non opposizione non si inferisce un'adesione. Statuto: </w:t>
-      </w:r>
-      <w:r>
-        <w:rPr>
-          <w:rFonts w:ascii="Barlow Semi Condensed" w:cs="Barlow Semi Condensed" w:eastAsia="Barlow Semi Condensed" w:hAnsi="Barlow Semi Condensed"/>
-          <w:b/>
-          <w:bCs/>
-          <w:i w:val="false"/>
-          <w:iCs w:val="false"/>
-          <w:sz w:val="21"/>
-          <w:szCs w:val="21"/>
-        </w:rPr>
-        <w:t xml:space="preserve">lacuna di ricerca</w:t>
-      </w:r>
-      <w:r>
-        <w:rPr>
-          <w:rFonts w:ascii="Barlow Semi Condensed" w:cs="Barlow Semi Condensed" w:eastAsia="Barlow Semi Condensed" w:hAnsi="Barlow Semi Condensed"/>
-          <w:i w:val="false"/>
-          <w:iCs w:val="false"/>
-          <w:sz w:val="21"/>
-          <w:szCs w:val="21"/>
-        </w:rPr>
-        <w:t xml:space="preserve">, non Stato Zero — la sede non è stata interrogata. Sede: Archivio storico diplomatico della Farnesina, serie affari politici, Portogallo, 1970.</w:t>
-      </w:r>
-    </w:p>
-    <w:p>
-      <w:pPr>
-        <w:spacing w:after="120" w:line="290"/>
-        <w:jc w:val="both"/>
-      </w:pPr>
-      <w:r>
-        <w:rPr>
-          <w:rFonts w:ascii="Barlow Semi Condensed" w:cs="Barlow Semi Condensed" w:eastAsia="Barlow Semi Condensed" w:hAnsi="Barlow Semi Condensed"/>
-          <w:b/>
-          <w:bCs/>
-          <w:i w:val="false"/>
-          <w:iCs w:val="false"/>
-          <w:sz w:val="21"/>
-          <w:szCs w:val="21"/>
-        </w:rPr>
-        <w:t xml:space="preserve">L'udienza pontificia del 1° luglio 1970.</w:t>
-      </w:r>
-      <w:r>
-        <w:rPr>
-          <w:rFonts w:ascii="Barlow Semi Condensed" w:cs="Barlow Semi Condensed" w:eastAsia="Barlow Semi Condensed" w:hAnsi="Barlow Semi Condensed"/>
-          <w:i w:val="false"/>
-          <w:iCs w:val="false"/>
-          <w:sz w:val="21"/>
-          <w:szCs w:val="21"/>
-        </w:rPr>
-        <w:t xml:space="preserve"> L'incidente corse fra il Portogallo e la Santa Sede, entità sovrana distinta dall'Italia. Qui l'assenza di un atto italiano non è un'omissione: è la </w:t>
-      </w:r>
-      <w:r>
-        <w:rPr>
-          <w:rFonts w:ascii="Barlow Semi Condensed" w:cs="Barlow Semi Condensed" w:eastAsia="Barlow Semi Condensed" w:hAnsi="Barlow Semi Condensed"/>
-          <w:b/>
-          <w:bCs/>
-          <w:i w:val="false"/>
-          <w:iCs w:val="false"/>
-          <w:sz w:val="21"/>
-          <w:szCs w:val="21"/>
-        </w:rPr>
-        <w:t xml:space="preserve">conseguenza ordinaria del non essere parte</w:t>
-      </w:r>
-      <w:r>
-        <w:rPr>
-          <w:rFonts w:ascii="Barlow Semi Condensed" w:cs="Barlow Semi Condensed" w:eastAsia="Barlow Semi Condensed" w:hAnsi="Barlow Semi Condensed"/>
-          <w:i w:val="false"/>
-          <w:iCs w:val="false"/>
-          <w:sz w:val="21"/>
-          <w:szCs w:val="21"/>
-        </w:rPr>
-        <w:t xml:space="preserve">. È il caso in cui la domanda era mal posta.</w:t>
-      </w:r>
-    </w:p>
-    <w:p>
-      <w:pPr>
-        <w:spacing w:after="120" w:line="290"/>
-        <w:jc w:val="both"/>
-      </w:pPr>
-      <w:r>
-        <w:rPr>
-          <w:rFonts w:ascii="Barlow Semi Condensed" w:cs="Barlow Semi Condensed" w:eastAsia="Barlow Semi Condensed" w:hAnsi="Barlow Semi Condensed"/>
-          <w:b/>
-          <w:bCs/>
-          <w:i w:val="false"/>
-          <w:iCs w:val="false"/>
-          <w:sz w:val="21"/>
-          <w:szCs w:val="21"/>
-        </w:rPr>
-        <w:t xml:space="preserve">L'espulsione del 13 aprile 1974.</w:t>
-      </w:r>
-      <w:r>
-        <w:rPr>
-          <w:rFonts w:ascii="Barlow Semi Condensed" w:cs="Barlow Semi Condensed" w:eastAsia="Barlow Semi Condensed" w:hAnsi="Barlow Semi Condensed"/>
-          <w:i w:val="false"/>
-          <w:iCs w:val="false"/>
-          <w:sz w:val="21"/>
-          <w:szCs w:val="21"/>
-        </w:rPr>
-        <w:t xml:space="preserve"> È il solo dei tre in cui la componente italiana è diretta: i missionari espulsi erano cittadini italiani, e l'assistenza consolare è competenza propria dell'ufficio. Qui l'occasione di agire esiste, e la domanda è ben posta. Che cosa manchi è dichiarato: note verbali, telegrammi, registri del consolato di Lourenço Marques e dell'ambasciata di Lisbona; e la condizione di chiusura è dichiarata insieme — </w:t>
-      </w:r>
-      <w:r>
-        <w:rPr>
-          <w:rFonts w:ascii="Barlow Semi Condensed" w:cs="Barlow Semi Condensed" w:eastAsia="Barlow Semi Condensed" w:hAnsi="Barlow Semi Condensed"/>
-          <w:b/>
-          <w:bCs/>
-          <w:i w:val="false"/>
-          <w:iCs w:val="false"/>
-          <w:sz w:val="21"/>
-          <w:szCs w:val="21"/>
-        </w:rPr>
-        <w:t xml:space="preserve">il reperimento di quegli atti, o l'attestazione formale della loro assenza</w:t>
-      </w:r>
-      <w:r>
-        <w:rPr>
-          <w:rFonts w:ascii="Barlow Semi Condensed" w:cs="Barlow Semi Condensed" w:eastAsia="Barlow Semi Condensed" w:hAnsi="Barlow Semi Condensed"/>
-          <w:i w:val="false"/>
-          <w:iCs w:val="false"/>
-          <w:sz w:val="21"/>
-          <w:szCs w:val="21"/>
-        </w:rPr>
-        <w:t xml:space="preserve">.</w:t>
-      </w:r>
-    </w:p>
-    <w:p>
-      <w:pPr>
-        <w:spacing w:after="120" w:line="290"/>
-        <w:jc w:val="both"/>
-      </w:pPr>
-      <w:r>
-        <w:rPr>
-          <w:rFonts w:ascii="Barlow Semi Condensed" w:cs="Barlow Semi Condensed" w:eastAsia="Barlow Semi Condensed" w:hAnsi="Barlow Semi Condensed"/>
-          <w:i w:val="false"/>
-          <w:iCs w:val="false"/>
-          <w:sz w:val="21"/>
-          <w:szCs w:val="21"/>
-        </w:rPr>
-        <w:t xml:space="preserve">Tre astensioni, tre statuti diversi. La differenza non l'ha fatta il sospetto: l'ha fatta la competenza dell'ufficio, che è una cosa che si legge.</w:t>
+        <w:t xml:space="preserve">IV. La regola che fa vedere è la stessa che fa non vedere</w:t>
+      </w:r>
+    </w:p>
+    <w:p>
+      <w:pPr>
+        <w:spacing w:after="120" w:line="290"/>
+        <w:jc w:val="both"/>
+      </w:pPr>
+      <w:r>
+        <w:rPr>
+          <w:rFonts w:ascii="Barlow Semi Condensed" w:cs="Barlow Semi Condensed" w:eastAsia="Barlow Semi Condensed" w:hAnsi="Barlow Semi Condensed"/>
+          <w:i/>
+          <w:iCs/>
+          <w:sz w:val="21"/>
+          <w:szCs w:val="21"/>
+        </w:rPr>
+        <w:t xml:space="preserve">Su ciò che si è appena letto vorrei fermarmi, perché contiene una difficoltà che ho incontrato in ogni istruttoria e che non ho mai veduto risolta, né credo che si risolva.</w:t>
+      </w:r>
+    </w:p>
+    <w:p>
+      <w:pPr>
+        <w:spacing w:after="120" w:line="290"/>
+        <w:jc w:val="both"/>
+      </w:pPr>
+      <w:r>
+        <w:rPr>
+          <w:rFonts w:ascii="Barlow Semi Condensed" w:cs="Barlow Semi Condensed" w:eastAsia="Barlow Semi Condensed" w:hAnsi="Barlow Semi Condensed"/>
+          <w:i/>
+          <w:iCs/>
+          <w:sz w:val="21"/>
+          <w:szCs w:val="21"/>
+        </w:rPr>
+        <w:t xml:space="preserve">Chi cerca deve darsi una regola d'ammissione: che cosa entra e che cosa no. Senza di essa la ricerca non è controllabile — nessuno può rifarla, nessuno può smentirla — e ciò che ne esce non è un risultato ma un'antologia di quanto ha colpito chi cercava. La regola è dunque la condizione della serietà.</w:t>
+      </w:r>
+    </w:p>
+    <w:p>
+      <w:pPr>
+        <w:spacing w:after="120" w:line="290"/>
+        <w:jc w:val="both"/>
+      </w:pPr>
+      <w:r>
+        <w:rPr>
+          <w:rFonts w:ascii="Barlow Semi Condensed" w:cs="Barlow Semi Condensed" w:eastAsia="Barlow Semi Condensed" w:hAnsi="Barlow Semi Condensed"/>
+          <w:i/>
+          <w:iCs/>
+          <w:sz w:val="21"/>
+          <w:szCs w:val="21"/>
+        </w:rPr>
+        <w:t xml:space="preserve">Ma nel medesimo atto in cui la regola rende visibile ciò che le corrisponde, essa rende invisibile tutto il resto; e il resto non è composto di cose irrilevanti, giacché la regola non è stata fatta sulla rilevanza — è stata fatta sulla forma. Qui la regola chiedeva una data risolvibile almeno al mese: è un criterio ragionevole, e chi lo adotta non commette alcuna scorrettezza. Solo che un fatto datato «primavera» non ha meno importanza di un fatto datato «martedì»; ha meno data. </w:t>
+      </w:r>
+      <w:r>
+        <w:rPr>
+          <w:rFonts w:ascii="Barlow Semi Condensed" w:cs="Barlow Semi Condensed" w:eastAsia="Barlow Semi Condensed" w:hAnsi="Barlow Semi Condensed"/>
+          <w:b/>
+          <w:bCs/>
+          <w:i/>
+          <w:iCs/>
+          <w:sz w:val="21"/>
+          <w:szCs w:val="21"/>
+        </w:rPr>
+        <w:t xml:space="preserve">La soglia misurava la precisione della fonte e ha filtrato la rilevanza del fatto</w:t>
+      </w:r>
+      <w:r>
+        <w:rPr>
+          <w:rFonts w:ascii="Barlow Semi Condensed" w:cs="Barlow Semi Condensed" w:eastAsia="Barlow Semi Condensed" w:hAnsi="Barlow Semi Condensed"/>
+          <w:i/>
+          <w:iCs/>
+          <w:sz w:val="21"/>
+          <w:szCs w:val="21"/>
+        </w:rPr>
+        <w:t xml:space="preserve">, che è un'altra cosa, e la differenza non compariva nell'enunciato della regola.</w:t>
+      </w:r>
+    </w:p>
+    <w:p>
+      <w:pPr>
+        <w:spacing w:after="120" w:line="290"/>
+        <w:jc w:val="both"/>
+      </w:pPr>
+      <w:r>
+        <w:rPr>
+          <w:rFonts w:ascii="Barlow Semi Condensed" w:cs="Barlow Semi Condensed" w:eastAsia="Barlow Semi Condensed" w:hAnsi="Barlow Semi Condensed"/>
+          <w:i/>
+          <w:iCs/>
+          <w:sz w:val="21"/>
+          <w:szCs w:val="21"/>
+        </w:rPr>
+        <w:t xml:space="preserve">Ne discendono due obblighi, e li tengo per fermi. Il primo: </w:t>
+      </w:r>
+      <w:r>
+        <w:rPr>
+          <w:rFonts w:ascii="Barlow Semi Condensed" w:cs="Barlow Semi Condensed" w:eastAsia="Barlow Semi Condensed" w:hAnsi="Barlow Semi Condensed"/>
+          <w:b/>
+          <w:bCs/>
+          <w:i/>
+          <w:iCs/>
+          <w:sz w:val="21"/>
+          <w:szCs w:val="21"/>
+        </w:rPr>
+        <w:t xml:space="preserve">la regola si dichiara prima</w:t>
+      </w:r>
+      <w:r>
+        <w:rPr>
+          <w:rFonts w:ascii="Barlow Semi Condensed" w:cs="Barlow Semi Condensed" w:eastAsia="Barlow Semi Condensed" w:hAnsi="Barlow Semi Condensed"/>
+          <w:i/>
+          <w:iCs/>
+          <w:sz w:val="21"/>
+          <w:szCs w:val="21"/>
+        </w:rPr>
+        <w:t xml:space="preserve">. Chi la scriva dopo aver veduto gli esiti non ha applicato un criterio, ha descritto la propria selezione con le parole di un criterio; e nulla distingue, nel foglio finito, le due operazioni — se non l'onestà di chi lo ha compilato, che è per l'appunto ciò che il criterio doveva rendere superfluo.</w:t>
+      </w:r>
+    </w:p>
+    <w:p>
+      <w:pPr>
+        <w:spacing w:after="120" w:line="290"/>
+        <w:jc w:val="both"/>
+      </w:pPr>
+      <w:r>
+        <w:rPr>
+          <w:rFonts w:ascii="Barlow Semi Condensed" w:cs="Barlow Semi Condensed" w:eastAsia="Barlow Semi Condensed" w:hAnsi="Barlow Semi Condensed"/>
+          <w:i/>
+          <w:iCs/>
+          <w:sz w:val="21"/>
+          <w:szCs w:val="21"/>
+        </w:rPr>
+        <w:t xml:space="preserve">Il secondo, meno ovvio e più faticoso: </w:t>
+      </w:r>
+      <w:r>
+        <w:rPr>
+          <w:rFonts w:ascii="Barlow Semi Condensed" w:cs="Barlow Semi Condensed" w:eastAsia="Barlow Semi Condensed" w:hAnsi="Barlow Semi Condensed"/>
+          <w:b/>
+          <w:bCs/>
+          <w:i/>
+          <w:iCs/>
+          <w:sz w:val="21"/>
+          <w:szCs w:val="21"/>
+        </w:rPr>
+        <w:t xml:space="preserve">si rilegge fuori dalla regola ciò che la regola ha scartato</w:t>
+      </w:r>
+      <w:r>
+        <w:rPr>
+          <w:rFonts w:ascii="Barlow Semi Condensed" w:cs="Barlow Semi Condensed" w:eastAsia="Barlow Semi Condensed" w:hAnsi="Barlow Semi Condensed"/>
+          <w:i/>
+          <w:iCs/>
+          <w:sz w:val="21"/>
+          <w:szCs w:val="21"/>
+        </w:rPr>
+        <w:t xml:space="preserve">, e si dice di averlo fatto. Non per aggirarla — quel che rientra per questa via rientra dichiarato, e chiunque può contestarlo — ma perché una regola d'ammissione è uno strumento di controllo e non un giudice: essa dice che cosa è entrato senza discussione, non che cosa esiste.</w:t>
+      </w:r>
+    </w:p>
+    <w:p>
+      <w:pPr>
+        <w:spacing w:after="120" w:line="290"/>
+        <w:jc w:val="both"/>
+      </w:pPr>
+      <w:r>
+        <w:rPr>
+          <w:rFonts w:ascii="Barlow Semi Condensed" w:cs="Barlow Semi Condensed" w:eastAsia="Barlow Semi Condensed" w:hAnsi="Barlow Semi Condensed"/>
+          <w:i/>
+          <w:iCs/>
+          <w:sz w:val="21"/>
+          <w:szCs w:val="21"/>
+        </w:rPr>
+        <w:t xml:space="preserve">Chi si fermi al primo obbligo avrà un lavoro impeccabile e mutilo, e non saprà di che cosa sia mutilo, il che è la peggiore delle due condizioni. Chi pratichi anche il secondo avrà un lavoro meno netto, sul quale però le obiezioni potranno appuntarsi, ed è tutto ciò che si può chiedere: non che una ricerca sia completa — non lo è mai —, ma che dica dove ha guardato e, per quanto le riesce, dove non ha potuto guardare per costruzione dello sguardo.</w:t>
       </w:r>
     </w:p>
     <w:p>
@@ -7058,99 +7276,165 @@
           <w:sz w:val="25"/>
           <w:szCs w:val="25"/>
         </w:rPr>
-        <w:t xml:space="preserve">V. Di chi è un atto che matura sotto una mano e si firma sotto un'altra</w:t>
-      </w:r>
-    </w:p>
-    <w:p>
-      <w:pPr>
-        <w:spacing w:after="120" w:line="290"/>
-        <w:jc w:val="both"/>
-      </w:pPr>
-      <w:r>
-        <w:rPr>
-          <w:rFonts w:ascii="Barlow Semi Condensed" w:cs="Barlow Semi Condensed" w:eastAsia="Barlow Semi Condensed" w:hAnsi="Barlow Semi Condensed"/>
-          <w:i/>
-          <w:iCs/>
-          <w:sz w:val="21"/>
-          <w:szCs w:val="21"/>
-        </w:rPr>
-        <w:t xml:space="preserve">Il secondo problema è più sottile e mi ha sempre interessato più del primo, perché in esso si vede all'opera la difficoltà di attribuire alcunché in una amministrazione, la quale dura più di ciascuno di coloro che vi passano.</w:t>
-      </w:r>
-    </w:p>
-    <w:p>
-      <w:pPr>
-        <w:spacing w:after="120" w:line="290"/>
-        <w:jc w:val="both"/>
-      </w:pPr>
-      <w:r>
-        <w:rPr>
-          <w:rFonts w:ascii="Barlow Semi Condensed" w:cs="Barlow Semi Condensed" w:eastAsia="Barlow Semi Condensed" w:hAnsi="Barlow Semi Condensed"/>
-          <w:i/>
-          <w:iCs/>
-          <w:sz w:val="21"/>
-          <w:szCs w:val="21"/>
-        </w:rPr>
-        <w:t xml:space="preserve">Un trattato è preparato per anni. Vi lavorano uffici, si scambiano note, si saggiano posizioni, si cede su un punto per ottenerne un altro; e alla fine qualcuno appone la firma, e la storia scriverà il suo nome. Ora: la firma è un atto e la maturazione è un processo, e domandare a chi appartenga l'atto significa domandare due cose che sembrano una sola.</w:t>
-      </w:r>
-    </w:p>
-    <w:p>
-      <w:pPr>
-        <w:spacing w:after="120" w:line="290"/>
-        <w:jc w:val="both"/>
-      </w:pPr>
-      <w:r>
-        <w:rPr>
-          <w:rFonts w:ascii="Barlow Semi Condensed" w:cs="Barlow Semi Condensed" w:eastAsia="Barlow Semi Condensed" w:hAnsi="Barlow Semi Condensed"/>
-          <w:i/>
-          <w:iCs/>
-          <w:sz w:val="21"/>
-          <w:szCs w:val="21"/>
-        </w:rPr>
-        <w:t xml:space="preserve">La responsabilità formale è del firmatario, e non ammette discussione: egli poteva non firmare. La paternità politica, che è cosa diversa, si distribuisce fra tutti coloro che resero quella firma possibile o inevitabile, e non è divisibile in quote, perché non v'è unità di misura.</w:t>
-      </w:r>
-    </w:p>
-    <w:p>
-      <w:pPr>
-        <w:spacing w:after="120" w:line="290"/>
-        <w:jc w:val="both"/>
-      </w:pPr>
-      <w:r>
-        <w:rPr>
-          <w:rFonts w:ascii="Barlow Semi Condensed" w:cs="Barlow Semi Condensed" w:eastAsia="Barlow Semi Condensed" w:hAnsi="Barlow Semi Condensed"/>
-          <w:i/>
-          <w:iCs/>
-          <w:sz w:val="21"/>
-          <w:szCs w:val="21"/>
-        </w:rPr>
-        <w:t xml:space="preserve">L'errore consiste nel risolvere l'una nell'altra, e si commette in entrambe le direzioni. Chi attribuisca l'atto al solo firmatario cancella anni di lavoro altrui; chi lo attribuisca a chi lo maturò toglie al firmatario la sola cosa che gli appartenga con certezza, cioè l'aver deciso. La regola prudente è tenerle distinte e nominarle entrambe: </w:t>
-      </w:r>
-      <w:r>
-        <w:rPr>
-          <w:rFonts w:ascii="Barlow Semi Condensed" w:cs="Barlow Semi Condensed" w:eastAsia="Barlow Semi Condensed" w:hAnsi="Barlow Semi Condensed"/>
-          <w:b/>
-          <w:bCs/>
-          <w:i/>
-          <w:iCs/>
-          <w:sz w:val="21"/>
-          <w:szCs w:val="21"/>
-        </w:rPr>
-        <w:t xml:space="preserve">questo fu maturato allora, questo fu firmato poi, e le due proposizioni non si sommano né si elidono.</w:t>
-      </w:r>
-    </w:p>
-    <w:p>
-      <w:pPr>
-        <w:spacing w:after="120" w:line="290"/>
-        <w:jc w:val="both"/>
-      </w:pPr>
-      <w:r>
-        <w:rPr>
-          <w:rFonts w:ascii="Barlow Semi Condensed" w:cs="Barlow Semi Condensed" w:eastAsia="Barlow Semi Condensed" w:hAnsi="Barlow Semi Condensed"/>
-          <w:i/>
-          <w:iCs/>
-          <w:sz w:val="21"/>
-          <w:szCs w:val="21"/>
-        </w:rPr>
-        <w:t xml:space="preserve">Aggiungo, perché è la ragione per cui la questione non è accademica: la medesima difficoltà si presenta quando si debba attribuire non un merito ma una colpa. Chi sia abituato a distribuire il primo con generosità e la seconda con precisione — o l'inverso — non sta applicando un metodo: sta esercitando una preferenza.</w:t>
+        <w:t xml:space="preserve">V. Come si prova un'omissione</w:t>
+      </w:r>
+    </w:p>
+    <w:p>
+      <w:pPr>
+        <w:spacing w:after="120" w:line="290"/>
+        <w:jc w:val="both"/>
+      </w:pPr>
+      <w:r>
+        <w:rPr>
+          <w:rFonts w:ascii="Barlow Semi Condensed" w:cs="Barlow Semi Condensed" w:eastAsia="Barlow Semi Condensed" w:hAnsi="Barlow Semi Condensed"/>
+          <w:i/>
+          <w:iCs/>
+          <w:sz w:val="21"/>
+          <w:szCs w:val="21"/>
+        </w:rPr>
+        <w:t xml:space="preserve">Il primo dei due problemi che questa materia solleva è il più arduo che la mia disciplina conosca, e conviene enunciarlo nella forma più cruda: </w:t>
+      </w:r>
+      <w:r>
+        <w:rPr>
+          <w:rFonts w:ascii="Barlow Semi Condensed" w:cs="Barlow Semi Condensed" w:eastAsia="Barlow Semi Condensed" w:hAnsi="Barlow Semi Condensed"/>
+          <w:b/>
+          <w:bCs/>
+          <w:i/>
+          <w:iCs/>
+          <w:sz w:val="21"/>
+          <w:szCs w:val="21"/>
+        </w:rPr>
+        <w:t xml:space="preserve">l'omissione non lascia documento.</w:t>
+      </w:r>
+    </w:p>
+    <w:p>
+      <w:pPr>
+        <w:spacing w:after="120" w:line="290"/>
+        <w:jc w:val="both"/>
+      </w:pPr>
+      <w:r>
+        <w:rPr>
+          <w:rFonts w:ascii="Barlow Semi Condensed" w:cs="Barlow Semi Condensed" w:eastAsia="Barlow Semi Condensed" w:hAnsi="Barlow Semi Condensed"/>
+          <w:i/>
+          <w:iCs/>
+          <w:sz w:val="21"/>
+          <w:szCs w:val="21"/>
+        </w:rPr>
+        <w:t xml:space="preserve">Chi agisce produce una carta. Chi si astiene non produce nulla; e il nulla che egli produce è indistinguibile, nell'archivio, dal nulla che produce chi non sapeva, da quello di chi sapeva e non poteva, e da quello di chi non fu mai interrogato. Quattro condizioni moralmente lontanissime lasciano la medesima traccia, che è nessuna.</w:t>
+      </w:r>
+    </w:p>
+    <w:p>
+      <w:pPr>
+        <w:spacing w:after="120" w:line="290"/>
+        <w:jc w:val="both"/>
+      </w:pPr>
+      <w:r>
+        <w:rPr>
+          <w:rFonts w:ascii="Barlow Semi Condensed" w:cs="Barlow Semi Condensed" w:eastAsia="Barlow Semi Condensed" w:hAnsi="Barlow Semi Condensed"/>
+          <w:i/>
+          <w:iCs/>
+          <w:sz w:val="21"/>
+          <w:szCs w:val="21"/>
+        </w:rPr>
+        <w:t xml:space="preserve">Ne segue che l'omissione, per essere provata, deve essere provata </w:t>
+      </w:r>
+      <w:r>
+        <w:rPr>
+          <w:rFonts w:ascii="Barlow Semi Condensed" w:cs="Barlow Semi Condensed" w:eastAsia="Barlow Semi Condensed" w:hAnsi="Barlow Semi Condensed"/>
+          <w:b/>
+          <w:bCs/>
+          <w:i/>
+          <w:iCs/>
+          <w:sz w:val="21"/>
+          <w:szCs w:val="21"/>
+        </w:rPr>
+        <w:t xml:space="preserve">per via indiretta e in due tempi</w:t>
+      </w:r>
+      <w:r>
+        <w:rPr>
+          <w:rFonts w:ascii="Barlow Semi Condensed" w:cs="Barlow Semi Condensed" w:eastAsia="Barlow Semi Condensed" w:hAnsi="Barlow Semi Condensed"/>
+          <w:i/>
+          <w:iCs/>
+          <w:sz w:val="21"/>
+          <w:szCs w:val="21"/>
+        </w:rPr>
+        <w:t xml:space="preserve">. Primo tempo: che vi fosse un obbligo o quanto meno una occasione di agire, il che si stabilisce dalle competenze, dagli usi dell'ufficio, dalle richieste ricevute. Secondo tempo: che l'ufficio fosse in condizione di conoscere. Solo dopo questi due accertamenti l'assenza di atti diventa significativa; prima di essi non significa niente, e chi la interpreti sta leggendo il proprio sospetto in una pagina bianca.</w:t>
+      </w:r>
+    </w:p>
+    <w:p>
+      <w:pPr>
+        <w:spacing w:after="120" w:line="290"/>
+        <w:jc w:val="both"/>
+      </w:pPr>
+      <w:r>
+        <w:rPr>
+          <w:rFonts w:ascii="Barlow Semi Condensed" w:cs="Barlow Semi Condensed" w:eastAsia="Barlow Semi Condensed" w:hAnsi="Barlow Semi Condensed"/>
+          <w:i/>
+          <w:iCs/>
+          <w:sz w:val="21"/>
+          <w:szCs w:val="21"/>
+        </w:rPr>
+        <w:t xml:space="preserve">Vi è poi un'ulteriore cautela, che le carte diplomatiche impongono più di ogni altra: </w:t>
+      </w:r>
+      <w:r>
+        <w:rPr>
+          <w:rFonts w:ascii="Barlow Semi Condensed" w:cs="Barlow Semi Condensed" w:eastAsia="Barlow Semi Condensed" w:hAnsi="Barlow Semi Condensed"/>
+          <w:b/>
+          <w:bCs/>
+          <w:i/>
+          <w:iCs/>
+          <w:sz w:val="21"/>
+          <w:szCs w:val="21"/>
+        </w:rPr>
+        <w:t xml:space="preserve">dalla non opposizione non si inferisce l'adesione.</w:t>
+      </w:r>
+      <w:r>
+        <w:rPr>
+          <w:rFonts w:ascii="Barlow Semi Condensed" w:cs="Barlow Semi Condensed" w:eastAsia="Barlow Semi Condensed" w:hAnsi="Barlow Semi Condensed"/>
+          <w:i/>
+          <w:iCs/>
+          <w:sz w:val="21"/>
+          <w:szCs w:val="21"/>
+        </w:rPr>
+        <w:t xml:space="preserve"> Che un governo non impedisca una riunione non prova che la voglia. La condotta astensiva, in diplomazia, non è un modo di consentire: è, molto spesso, un modo di non scegliere, ed è un atto compiuto, con un suo costo e un suo calcolo, che tuttavia si iscrive nell'archivio con la medesima grafia dell'indifferenza e della distrazione.</w:t>
+      </w:r>
+    </w:p>
+    <w:p>
+      <w:pPr>
+        <w:spacing w:after="120" w:line="290"/>
+        <w:jc w:val="both"/>
+      </w:pPr>
+      <w:r>
+        <w:rPr>
+          <w:rFonts w:ascii="Barlow Semi Condensed" w:cs="Barlow Semi Condensed" w:eastAsia="Barlow Semi Condensed" w:hAnsi="Barlow Semi Condensed"/>
+          <w:i/>
+          <w:iCs/>
+          <w:sz w:val="21"/>
+          <w:szCs w:val="21"/>
+        </w:rPr>
+        <w:t xml:space="preserve">Il quesito, allora, non è mai «perché non fecero nulla»; è: </w:t>
+      </w:r>
+      <w:r>
+        <w:rPr>
+          <w:rFonts w:ascii="Barlow Semi Condensed" w:cs="Barlow Semi Condensed" w:eastAsia="Barlow Semi Condensed" w:hAnsi="Barlow Semi Condensed"/>
+          <w:b/>
+          <w:bCs/>
+          <w:i/>
+          <w:iCs/>
+          <w:sz w:val="21"/>
+          <w:szCs w:val="21"/>
+        </w:rPr>
+        <w:t xml:space="preserve">che cosa, in quelle carte, distinguerebbe il non aver fatto dal non aver dovuto fare?</w:t>
+      </w:r>
+      <w:r>
+        <w:rPr>
+          <w:rFonts w:ascii="Barlow Semi Condensed" w:cs="Barlow Semi Condensed" w:eastAsia="Barlow Semi Condensed" w:hAnsi="Barlow Semi Condensed"/>
+          <w:i/>
+          <w:iCs/>
+          <w:sz w:val="21"/>
+          <w:szCs w:val="21"/>
+        </w:rPr>
+        <w:t xml:space="preserve"> Se nulla lo distingue, la domanda è mal posta, e va restituita all'archivio prima che alla storia.</w:t>
       </w:r>
     </w:p>
     <w:p>
@@ -7166,105 +7450,189 @@
           <w:sz w:val="25"/>
           <w:szCs w:val="25"/>
         </w:rPr>
-        <w:t xml:space="preserve">VI. Il caso registrato</w:t>
-      </w:r>
-    </w:p>
-    <w:p>
-      <w:pPr>
-        <w:spacing w:after="120" w:line="290"/>
-        <w:jc w:val="both"/>
-      </w:pPr>
-      <w:r>
-        <w:rPr>
-          <w:rFonts w:ascii="Barlow Semi Condensed" w:cs="Barlow Semi Condensed" w:eastAsia="Barlow Semi Condensed" w:hAnsi="Barlow Semi Condensed"/>
-          <w:i w:val="false"/>
-          <w:iCs w:val="false"/>
-          <w:sz w:val="21"/>
-          <w:szCs w:val="21"/>
-        </w:rPr>
-        <w:t xml:space="preserve">Il corpus applica la distinzione a un atto e la scrive: </w:t>
-      </w:r>
-      <w:r>
-        <w:rPr>
-          <w:rFonts w:ascii="Barlow Semi Condensed" w:cs="Barlow Semi Condensed" w:eastAsia="Barlow Semi Condensed" w:hAnsi="Barlow Semi Condensed"/>
-          <w:b/>
-          <w:bCs/>
-          <w:i w:val="false"/>
-          <w:iCs w:val="false"/>
-          <w:sz w:val="21"/>
-          <w:szCs w:val="21"/>
-        </w:rPr>
-        <w:t xml:space="preserve">la maturazione strategica va tenuta distinta dalla paternità politica; firma e titolarità formale del 10 novembre 1975 spettarono ad altri.</w:t>
-      </w:r>
-      <w:r>
-        <w:rPr>
-          <w:rFonts w:ascii="Barlow Semi Condensed" w:cs="Barlow Semi Condensed" w:eastAsia="Barlow Semi Condensed" w:hAnsi="Barlow Semi Condensed"/>
-          <w:i w:val="false"/>
-          <w:iCs w:val="false"/>
-          <w:sz w:val="21"/>
-          <w:szCs w:val="21"/>
-        </w:rPr>
-        <w:t xml:space="preserve"> Grado </w:t>
-      </w:r>
-      <w:r>
-        <w:rPr>
-          <w:rFonts w:ascii="Barlow Semi Condensed" w:cs="Barlow Semi Condensed" w:eastAsia="Barlow Semi Condensed" w:hAnsi="Barlow Semi Condensed"/>
-          <w:b/>
-          <w:bCs/>
-          <w:i w:val="false"/>
-          <w:iCs w:val="false"/>
-          <w:sz w:val="21"/>
-          <w:szCs w:val="21"/>
-        </w:rPr>
-        <w:t xml:space="preserve">F</w:t>
-      </w:r>
-      <w:r>
-        <w:rPr>
-          <w:rFonts w:ascii="Barlow Semi Condensed" w:cs="Barlow Semi Condensed" w:eastAsia="Barlow Semi Condensed" w:hAnsi="Barlow Semi Condensed"/>
-          <w:i w:val="false"/>
-          <w:iCs w:val="false"/>
-          <w:sz w:val="21"/>
-          <w:szCs w:val="21"/>
-        </w:rPr>
-        <w:t xml:space="preserve"> quanto alla firma; grado </w:t>
-      </w:r>
-      <w:r>
-        <w:rPr>
-          <w:rFonts w:ascii="Barlow Semi Condensed" w:cs="Barlow Semi Condensed" w:eastAsia="Barlow Semi Condensed" w:hAnsi="Barlow Semi Condensed"/>
-          <w:b/>
-          <w:bCs/>
-          <w:i w:val="false"/>
-          <w:iCs w:val="false"/>
-          <w:sz w:val="21"/>
-          <w:szCs w:val="21"/>
-        </w:rPr>
-        <w:t xml:space="preserve">B</w:t>
-      </w:r>
-      <w:r>
-        <w:rPr>
-          <w:rFonts w:ascii="Barlow Semi Condensed" w:cs="Barlow Semi Condensed" w:eastAsia="Barlow Semi Condensed" w:hAnsi="Barlow Semi Condensed"/>
-          <w:i w:val="false"/>
-          <w:iCs w:val="false"/>
-          <w:sz w:val="21"/>
-          <w:szCs w:val="21"/>
-        </w:rPr>
-        <w:t xml:space="preserve"> quanto alla maturazione.</w:t>
-      </w:r>
-    </w:p>
-    <w:p>
-      <w:pPr>
-        <w:spacing w:after="120" w:line="290"/>
-        <w:jc w:val="both"/>
-      </w:pPr>
-      <w:r>
-        <w:rPr>
-          <w:rFonts w:ascii="Barlow Semi Condensed" w:cs="Barlow Semi Condensed" w:eastAsia="Barlow Semi Condensed" w:hAnsi="Barlow Semi Condensed"/>
-          <w:i w:val="false"/>
-          <w:iCs w:val="false"/>
-          <w:sz w:val="21"/>
-          <w:szCs w:val="21"/>
-        </w:rPr>
-        <w:t xml:space="preserve">Il libro la riporta senza scioglierla, e senza usarla. Le due proposizioni restano in piedi entrambe, come devono.</w:t>
+        <w:t xml:space="preserve">VI. Le tre astensioni, e il loro statuto</w:t>
+      </w:r>
+    </w:p>
+    <w:p>
+      <w:pPr>
+        <w:spacing w:after="120" w:line="290"/>
+        <w:jc w:val="both"/>
+      </w:pPr>
+      <w:r>
+        <w:rPr>
+          <w:rFonts w:ascii="Barlow Semi Condensed" w:cs="Barlow Semi Condensed" w:eastAsia="Barlow Semi Condensed" w:hAnsi="Barlow Semi Condensed"/>
+          <w:i w:val="false"/>
+          <w:iCs w:val="false"/>
+          <w:sz w:val="21"/>
+          <w:szCs w:val="21"/>
+        </w:rPr>
+        <w:t xml:space="preserve">Con questa distinzione in mano, le tre astensioni del §II si ordinano, e non danno il medesimo esito.</w:t>
+      </w:r>
+    </w:p>
+    <w:p>
+      <w:pPr>
+        <w:spacing w:after="120" w:line="290"/>
+        <w:jc w:val="both"/>
+      </w:pPr>
+      <w:r>
+        <w:rPr>
+          <w:rFonts w:ascii="Barlow Semi Condensed" w:cs="Barlow Semi Condensed" w:eastAsia="Barlow Semi Condensed" w:hAnsi="Barlow Semi Condensed"/>
+          <w:b/>
+          <w:bCs/>
+          <w:i w:val="false"/>
+          <w:iCs w:val="false"/>
+          <w:sz w:val="21"/>
+          <w:szCs w:val="21"/>
+        </w:rPr>
+        <w:t xml:space="preserve">La conferenza romana del giugno 1970.</w:t>
+      </w:r>
+      <w:r>
+        <w:rPr>
+          <w:rFonts w:ascii="Barlow Semi Condensed" w:cs="Barlow Semi Condensed" w:eastAsia="Barlow Semi Condensed" w:hAnsi="Barlow Semi Condensed"/>
+          <w:i w:val="false"/>
+          <w:iCs w:val="false"/>
+          <w:sz w:val="21"/>
+          <w:szCs w:val="21"/>
+        </w:rPr>
+        <w:t xml:space="preserve"> Che si tenesse a Roma richiedeva, quanto meno, che il governo non la impedisse. Ma dalla non opposizione non si inferisce un'adesione. Statuto: </w:t>
+      </w:r>
+      <w:r>
+        <w:rPr>
+          <w:rFonts w:ascii="Barlow Semi Condensed" w:cs="Barlow Semi Condensed" w:eastAsia="Barlow Semi Condensed" w:hAnsi="Barlow Semi Condensed"/>
+          <w:b/>
+          <w:bCs/>
+          <w:i w:val="false"/>
+          <w:iCs w:val="false"/>
+          <w:sz w:val="21"/>
+          <w:szCs w:val="21"/>
+        </w:rPr>
+        <w:t xml:space="preserve">lacuna di ricerca</w:t>
+      </w:r>
+      <w:r>
+        <w:rPr>
+          <w:rFonts w:ascii="Barlow Semi Condensed" w:cs="Barlow Semi Condensed" w:eastAsia="Barlow Semi Condensed" w:hAnsi="Barlow Semi Condensed"/>
+          <w:i w:val="false"/>
+          <w:iCs w:val="false"/>
+          <w:sz w:val="21"/>
+          <w:szCs w:val="21"/>
+        </w:rPr>
+        <w:t xml:space="preserve">, non Stato Zero — la sede non è stata interrogata. Sede: Archivio storico diplomatico della Farnesina, serie affari politici, Portogallo, 1970.</w:t>
+      </w:r>
+    </w:p>
+    <w:p>
+      <w:pPr>
+        <w:spacing w:after="120" w:line="290"/>
+        <w:jc w:val="both"/>
+      </w:pPr>
+      <w:r>
+        <w:rPr>
+          <w:rFonts w:ascii="Barlow Semi Condensed" w:cs="Barlow Semi Condensed" w:eastAsia="Barlow Semi Condensed" w:hAnsi="Barlow Semi Condensed"/>
+          <w:b/>
+          <w:bCs/>
+          <w:i w:val="false"/>
+          <w:iCs w:val="false"/>
+          <w:sz w:val="21"/>
+          <w:szCs w:val="21"/>
+        </w:rPr>
+        <w:t xml:space="preserve">L'udienza pontificia del 1° luglio 1970.</w:t>
+      </w:r>
+      <w:r>
+        <w:rPr>
+          <w:rFonts w:ascii="Barlow Semi Condensed" w:cs="Barlow Semi Condensed" w:eastAsia="Barlow Semi Condensed" w:hAnsi="Barlow Semi Condensed"/>
+          <w:i w:val="false"/>
+          <w:iCs w:val="false"/>
+          <w:sz w:val="21"/>
+          <w:szCs w:val="21"/>
+        </w:rPr>
+        <w:t xml:space="preserve"> L'incidente corse fra il Portogallo e la Santa Sede, entità sovrana distinta dall'Italia. Qui l'assenza di un atto italiano non è un'omissione: è la </w:t>
+      </w:r>
+      <w:r>
+        <w:rPr>
+          <w:rFonts w:ascii="Barlow Semi Condensed" w:cs="Barlow Semi Condensed" w:eastAsia="Barlow Semi Condensed" w:hAnsi="Barlow Semi Condensed"/>
+          <w:b/>
+          <w:bCs/>
+          <w:i w:val="false"/>
+          <w:iCs w:val="false"/>
+          <w:sz w:val="21"/>
+          <w:szCs w:val="21"/>
+        </w:rPr>
+        <w:t xml:space="preserve">conseguenza ordinaria del non essere parte</w:t>
+      </w:r>
+      <w:r>
+        <w:rPr>
+          <w:rFonts w:ascii="Barlow Semi Condensed" w:cs="Barlow Semi Condensed" w:eastAsia="Barlow Semi Condensed" w:hAnsi="Barlow Semi Condensed"/>
+          <w:i w:val="false"/>
+          <w:iCs w:val="false"/>
+          <w:sz w:val="21"/>
+          <w:szCs w:val="21"/>
+        </w:rPr>
+        <w:t xml:space="preserve">. È il caso in cui la domanda era mal posta.</w:t>
+      </w:r>
+    </w:p>
+    <w:p>
+      <w:pPr>
+        <w:spacing w:after="120" w:line="290"/>
+        <w:jc w:val="both"/>
+      </w:pPr>
+      <w:r>
+        <w:rPr>
+          <w:rFonts w:ascii="Barlow Semi Condensed" w:cs="Barlow Semi Condensed" w:eastAsia="Barlow Semi Condensed" w:hAnsi="Barlow Semi Condensed"/>
+          <w:b/>
+          <w:bCs/>
+          <w:i w:val="false"/>
+          <w:iCs w:val="false"/>
+          <w:sz w:val="21"/>
+          <w:szCs w:val="21"/>
+        </w:rPr>
+        <w:t xml:space="preserve">L'espulsione del 13 aprile 1974.</w:t>
+      </w:r>
+      <w:r>
+        <w:rPr>
+          <w:rFonts w:ascii="Barlow Semi Condensed" w:cs="Barlow Semi Condensed" w:eastAsia="Barlow Semi Condensed" w:hAnsi="Barlow Semi Condensed"/>
+          <w:i w:val="false"/>
+          <w:iCs w:val="false"/>
+          <w:sz w:val="21"/>
+          <w:szCs w:val="21"/>
+        </w:rPr>
+        <w:t xml:space="preserve"> È il solo dei tre in cui la componente italiana è diretta: i missionari espulsi erano cittadini italiani, e l'assistenza consolare è competenza propria dell'ufficio. Qui l'occasione di agire esiste, e la domanda è ben posta. Che cosa manchi è dichiarato: note verbali, telegrammi, registri del consolato di Lourenço Marques e dell'ambasciata di Lisbona; e la condizione di chiusura è dichiarata insieme — </w:t>
+      </w:r>
+      <w:r>
+        <w:rPr>
+          <w:rFonts w:ascii="Barlow Semi Condensed" w:cs="Barlow Semi Condensed" w:eastAsia="Barlow Semi Condensed" w:hAnsi="Barlow Semi Condensed"/>
+          <w:b/>
+          <w:bCs/>
+          <w:i w:val="false"/>
+          <w:iCs w:val="false"/>
+          <w:sz w:val="21"/>
+          <w:szCs w:val="21"/>
+        </w:rPr>
+        <w:t xml:space="preserve">il reperimento di quegli atti, o l'attestazione formale della loro assenza</w:t>
+      </w:r>
+      <w:r>
+        <w:rPr>
+          <w:rFonts w:ascii="Barlow Semi Condensed" w:cs="Barlow Semi Condensed" w:eastAsia="Barlow Semi Condensed" w:hAnsi="Barlow Semi Condensed"/>
+          <w:i w:val="false"/>
+          <w:iCs w:val="false"/>
+          <w:sz w:val="21"/>
+          <w:szCs w:val="21"/>
+        </w:rPr>
+        <w:t xml:space="preserve">.</w:t>
+      </w:r>
+    </w:p>
+    <w:p>
+      <w:pPr>
+        <w:spacing w:after="120" w:line="290"/>
+        <w:jc w:val="both"/>
+      </w:pPr>
+      <w:r>
+        <w:rPr>
+          <w:rFonts w:ascii="Barlow Semi Condensed" w:cs="Barlow Semi Condensed" w:eastAsia="Barlow Semi Condensed" w:hAnsi="Barlow Semi Condensed"/>
+          <w:i w:val="false"/>
+          <w:iCs w:val="false"/>
+          <w:sz w:val="21"/>
+          <w:szCs w:val="21"/>
+        </w:rPr>
+        <w:t xml:space="preserve">Tre astensioni, tre statuti diversi. La differenza non l'ha fatta il sospetto: l'ha fatta la competenza dell'ufficio, che è una cosa che si legge.</w:t>
       </w:r>
     </w:p>
     <w:p>
@@ -7280,7 +7648,229 @@
           <w:sz w:val="25"/>
           <w:szCs w:val="25"/>
         </w:rPr>
-        <w:t xml:space="preserve">VII. L'ufficio, e il suo archivio</w:t>
+        <w:t xml:space="preserve">VII. Di chi è un atto che matura sotto una mano e si firma sotto un'altra</w:t>
+      </w:r>
+    </w:p>
+    <w:p>
+      <w:pPr>
+        <w:spacing w:after="120" w:line="290"/>
+        <w:jc w:val="both"/>
+      </w:pPr>
+      <w:r>
+        <w:rPr>
+          <w:rFonts w:ascii="Barlow Semi Condensed" w:cs="Barlow Semi Condensed" w:eastAsia="Barlow Semi Condensed" w:hAnsi="Barlow Semi Condensed"/>
+          <w:i/>
+          <w:iCs/>
+          <w:sz w:val="21"/>
+          <w:szCs w:val="21"/>
+        </w:rPr>
+        <w:t xml:space="preserve">Il secondo problema è più sottile e mi ha sempre interessato più del primo, perché in esso si vede all'opera la difficoltà di attribuire alcunché in una amministrazione, la quale dura più di ciascuno di coloro che vi passano.</w:t>
+      </w:r>
+    </w:p>
+    <w:p>
+      <w:pPr>
+        <w:spacing w:after="120" w:line="290"/>
+        <w:jc w:val="both"/>
+      </w:pPr>
+      <w:r>
+        <w:rPr>
+          <w:rFonts w:ascii="Barlow Semi Condensed" w:cs="Barlow Semi Condensed" w:eastAsia="Barlow Semi Condensed" w:hAnsi="Barlow Semi Condensed"/>
+          <w:i/>
+          <w:iCs/>
+          <w:sz w:val="21"/>
+          <w:szCs w:val="21"/>
+        </w:rPr>
+        <w:t xml:space="preserve">Un trattato è preparato per anni. Vi lavorano uffici, si scambiano note, si saggiano posizioni, si cede su un punto per ottenerne un altro; e alla fine qualcuno appone la firma, e la storia scriverà il suo nome. Ora: la firma è un atto e la maturazione è un processo, e domandare a chi appartenga l'atto significa domandare due cose che sembrano una sola.</w:t>
+      </w:r>
+    </w:p>
+    <w:p>
+      <w:pPr>
+        <w:spacing w:after="120" w:line="290"/>
+        <w:jc w:val="both"/>
+      </w:pPr>
+      <w:r>
+        <w:rPr>
+          <w:rFonts w:ascii="Barlow Semi Condensed" w:cs="Barlow Semi Condensed" w:eastAsia="Barlow Semi Condensed" w:hAnsi="Barlow Semi Condensed"/>
+          <w:i/>
+          <w:iCs/>
+          <w:sz w:val="21"/>
+          <w:szCs w:val="21"/>
+        </w:rPr>
+        <w:t xml:space="preserve">La responsabilità formale è del firmatario, e non ammette discussione: egli poteva non firmare. La paternità politica, che è cosa diversa, si distribuisce fra tutti coloro che resero quella firma possibile o inevitabile, e non è divisibile in quote, perché non v'è unità di misura.</w:t>
+      </w:r>
+    </w:p>
+    <w:p>
+      <w:pPr>
+        <w:spacing w:after="120" w:line="290"/>
+        <w:jc w:val="both"/>
+      </w:pPr>
+      <w:r>
+        <w:rPr>
+          <w:rFonts w:ascii="Barlow Semi Condensed" w:cs="Barlow Semi Condensed" w:eastAsia="Barlow Semi Condensed" w:hAnsi="Barlow Semi Condensed"/>
+          <w:i/>
+          <w:iCs/>
+          <w:sz w:val="21"/>
+          <w:szCs w:val="21"/>
+        </w:rPr>
+        <w:t xml:space="preserve">L'errore consiste nel risolvere l'una nell'altra, e si commette in entrambe le direzioni. Chi attribuisca l'atto al solo firmatario cancella anni di lavoro altrui; chi lo attribuisca a chi lo maturò toglie al firmatario la sola cosa che gli appartenga con certezza, cioè l'aver deciso. La regola prudente è tenerle distinte e nominarle entrambe: </w:t>
+      </w:r>
+      <w:r>
+        <w:rPr>
+          <w:rFonts w:ascii="Barlow Semi Condensed" w:cs="Barlow Semi Condensed" w:eastAsia="Barlow Semi Condensed" w:hAnsi="Barlow Semi Condensed"/>
+          <w:b/>
+          <w:bCs/>
+          <w:i/>
+          <w:iCs/>
+          <w:sz w:val="21"/>
+          <w:szCs w:val="21"/>
+        </w:rPr>
+        <w:t xml:space="preserve">questo fu maturato allora, questo fu firmato poi, e le due proposizioni non si sommano né si elidono.</w:t>
+      </w:r>
+    </w:p>
+    <w:p>
+      <w:pPr>
+        <w:spacing w:after="120" w:line="290"/>
+        <w:jc w:val="both"/>
+      </w:pPr>
+      <w:r>
+        <w:rPr>
+          <w:rFonts w:ascii="Barlow Semi Condensed" w:cs="Barlow Semi Condensed" w:eastAsia="Barlow Semi Condensed" w:hAnsi="Barlow Semi Condensed"/>
+          <w:i/>
+          <w:iCs/>
+          <w:sz w:val="21"/>
+          <w:szCs w:val="21"/>
+        </w:rPr>
+        <w:t xml:space="preserve">Aggiungo, perché è la ragione per cui la questione non è accademica: la medesima difficoltà si presenta quando si debba attribuire non un merito ma una colpa. Chi sia abituato a distribuire il primo con generosità e la seconda con precisione — o l'inverso — non sta applicando un metodo: sta esercitando una preferenza.</w:t>
+      </w:r>
+    </w:p>
+    <w:p>
+      <w:pPr>
+        <w:pStyle w:val="Heading2"/>
+        <w:spacing w:after="120" w:before="260"/>
+      </w:pPr>
+      <w:r>
+        <w:rPr>
+          <w:rFonts w:ascii="Barlow Semi Condensed" w:cs="Barlow Semi Condensed" w:eastAsia="Barlow Semi Condensed" w:hAnsi="Barlow Semi Condensed"/>
+          <w:i w:val="false"/>
+          <w:iCs w:val="false"/>
+          <w:sz w:val="25"/>
+          <w:szCs w:val="25"/>
+        </w:rPr>
+        <w:t xml:space="preserve">VIII. Il caso registrato</w:t>
+      </w:r>
+    </w:p>
+    <w:p>
+      <w:pPr>
+        <w:spacing w:after="120" w:line="290"/>
+        <w:jc w:val="both"/>
+      </w:pPr>
+      <w:r>
+        <w:rPr>
+          <w:rFonts w:ascii="Barlow Semi Condensed" w:cs="Barlow Semi Condensed" w:eastAsia="Barlow Semi Condensed" w:hAnsi="Barlow Semi Condensed"/>
+          <w:i w:val="false"/>
+          <w:iCs w:val="false"/>
+          <w:sz w:val="21"/>
+          <w:szCs w:val="21"/>
+        </w:rPr>
+        <w:t xml:space="preserve">Il corpus applica la distinzione a un atto e la scrive: </w:t>
+      </w:r>
+      <w:r>
+        <w:rPr>
+          <w:rFonts w:ascii="Barlow Semi Condensed" w:cs="Barlow Semi Condensed" w:eastAsia="Barlow Semi Condensed" w:hAnsi="Barlow Semi Condensed"/>
+          <w:b/>
+          <w:bCs/>
+          <w:i w:val="false"/>
+          <w:iCs w:val="false"/>
+          <w:sz w:val="21"/>
+          <w:szCs w:val="21"/>
+        </w:rPr>
+        <w:t xml:space="preserve">la maturazione strategica va tenuta distinta dalla paternità politica; firma e titolarità formale del 10 novembre 1975 spettarono ad altri.</w:t>
+      </w:r>
+      <w:r>
+        <w:rPr>
+          <w:rFonts w:ascii="Barlow Semi Condensed" w:cs="Barlow Semi Condensed" w:eastAsia="Barlow Semi Condensed" w:hAnsi="Barlow Semi Condensed"/>
+          <w:i w:val="false"/>
+          <w:iCs w:val="false"/>
+          <w:sz w:val="21"/>
+          <w:szCs w:val="21"/>
+        </w:rPr>
+        <w:t xml:space="preserve"> Grado </w:t>
+      </w:r>
+      <w:r>
+        <w:rPr>
+          <w:rFonts w:ascii="Barlow Semi Condensed" w:cs="Barlow Semi Condensed" w:eastAsia="Barlow Semi Condensed" w:hAnsi="Barlow Semi Condensed"/>
+          <w:b/>
+          <w:bCs/>
+          <w:i w:val="false"/>
+          <w:iCs w:val="false"/>
+          <w:sz w:val="21"/>
+          <w:szCs w:val="21"/>
+        </w:rPr>
+        <w:t xml:space="preserve">F</w:t>
+      </w:r>
+      <w:r>
+        <w:rPr>
+          <w:rFonts w:ascii="Barlow Semi Condensed" w:cs="Barlow Semi Condensed" w:eastAsia="Barlow Semi Condensed" w:hAnsi="Barlow Semi Condensed"/>
+          <w:i w:val="false"/>
+          <w:iCs w:val="false"/>
+          <w:sz w:val="21"/>
+          <w:szCs w:val="21"/>
+        </w:rPr>
+        <w:t xml:space="preserve"> quanto alla firma; grado </w:t>
+      </w:r>
+      <w:r>
+        <w:rPr>
+          <w:rFonts w:ascii="Barlow Semi Condensed" w:cs="Barlow Semi Condensed" w:eastAsia="Barlow Semi Condensed" w:hAnsi="Barlow Semi Condensed"/>
+          <w:b/>
+          <w:bCs/>
+          <w:i w:val="false"/>
+          <w:iCs w:val="false"/>
+          <w:sz w:val="21"/>
+          <w:szCs w:val="21"/>
+        </w:rPr>
+        <w:t xml:space="preserve">B</w:t>
+      </w:r>
+      <w:r>
+        <w:rPr>
+          <w:rFonts w:ascii="Barlow Semi Condensed" w:cs="Barlow Semi Condensed" w:eastAsia="Barlow Semi Condensed" w:hAnsi="Barlow Semi Condensed"/>
+          <w:i w:val="false"/>
+          <w:iCs w:val="false"/>
+          <w:sz w:val="21"/>
+          <w:szCs w:val="21"/>
+        </w:rPr>
+        <w:t xml:space="preserve"> quanto alla maturazione.</w:t>
+      </w:r>
+    </w:p>
+    <w:p>
+      <w:pPr>
+        <w:spacing w:after="120" w:line="290"/>
+        <w:jc w:val="both"/>
+      </w:pPr>
+      <w:r>
+        <w:rPr>
+          <w:rFonts w:ascii="Barlow Semi Condensed" w:cs="Barlow Semi Condensed" w:eastAsia="Barlow Semi Condensed" w:hAnsi="Barlow Semi Condensed"/>
+          <w:i w:val="false"/>
+          <w:iCs w:val="false"/>
+          <w:sz w:val="21"/>
+          <w:szCs w:val="21"/>
+        </w:rPr>
+        <w:t xml:space="preserve">Il libro la riporta senza scioglierla, e senza usarla. Le due proposizioni restano in piedi entrambe, come devono.</w:t>
+      </w:r>
+    </w:p>
+    <w:p>
+      <w:pPr>
+        <w:pStyle w:val="Heading2"/>
+        <w:spacing w:after="120" w:before="260"/>
+      </w:pPr>
+      <w:r>
+        <w:rPr>
+          <w:rFonts w:ascii="Barlow Semi Condensed" w:cs="Barlow Semi Condensed" w:eastAsia="Barlow Semi Condensed" w:hAnsi="Barlow Semi Condensed"/>
+          <w:i w:val="false"/>
+          <w:iCs w:val="false"/>
+          <w:sz w:val="25"/>
+          <w:szCs w:val="25"/>
+        </w:rPr>
+        <w:t xml:space="preserve">IX. L'ufficio, e il suo archivio</w:t>
       </w:r>
     </w:p>
     <w:p>

--- a/_romanzo/OTTANTA-ANNI-DI-PACE-prima-stesura.docx
+++ b/_romanzo/OTTANTA-ANNI-DI-PACE-prima-stesura.docx
@@ -2234,115 +2234,143 @@
           <w:sz w:val="25"/>
           <w:szCs w:val="25"/>
         </w:rPr>
-        <w:t xml:space="preserve">VII. Lo zero in fondo all'imbuto</w:t>
-      </w:r>
-    </w:p>
-    <w:p>
-      <w:pPr>
-        <w:spacing w:after="120" w:line="290"/>
-        <w:jc w:val="both"/>
-      </w:pPr>
-      <w:r>
-        <w:rPr>
-          <w:rFonts w:ascii="Barlow Semi Condensed" w:cs="Barlow Semi Condensed" w:eastAsia="Barlow Semi Condensed" w:hAnsi="Barlow Semi Condensed"/>
-          <w:i/>
-          <w:iCs/>
-          <w:sz w:val="21"/>
-          <w:szCs w:val="21"/>
-        </w:rPr>
-        <w:t xml:space="preserve">Mi si permetta di indugiare su quello zero, poiché è il numero attorno al quale ruoterà tutto ciò che segue, ed è anche il più facile da fraintendere.</w:t>
-      </w:r>
-    </w:p>
-    <w:p>
-      <w:pPr>
-        <w:spacing w:after="120" w:line="290"/>
-        <w:jc w:val="both"/>
-      </w:pPr>
-      <w:r>
-        <w:rPr>
-          <w:rFonts w:ascii="Barlow Semi Condensed" w:cs="Barlow Semi Condensed" w:eastAsia="Barlow Semi Condensed" w:hAnsi="Barlow Semi Condensed"/>
-          <w:i/>
-          <w:iCs/>
-          <w:sz w:val="21"/>
-          <w:szCs w:val="21"/>
-        </w:rPr>
-        <w:t xml:space="preserve">Esso non dice che i trentatré numeri siano falsi. Dice che non sono stati verificati; e la distanza fra le due proposizioni è esattamente la distanza fra un sospetto e un accertamento — che è poi, ridotta all'osso, la distanza fra ciò che un uomo pensa e ciò che uno Stato può fare.</w:t>
-      </w:r>
-    </w:p>
-    <w:p>
-      <w:pPr>
-        <w:spacing w:after="120" w:line="290"/>
-        <w:jc w:val="both"/>
-      </w:pPr>
-      <w:r>
-        <w:rPr>
-          <w:rFonts w:ascii="Barlow Semi Condensed" w:cs="Barlow Semi Condensed" w:eastAsia="Barlow Semi Condensed" w:hAnsi="Barlow Semi Condensed"/>
-          <w:i/>
-          <w:iCs/>
-          <w:sz w:val="21"/>
-          <w:szCs w:val="21"/>
-        </w:rPr>
-        <w:t xml:space="preserve">Dice però anche una cosa meno mite, e la dice all'estensore del foglio più che agli uomini nominati. Chi costruisce un calcolo di percentuali sul campo che è, dei quattro, </w:t>
-      </w:r>
-      <w:r>
-        <w:rPr>
-          <w:rFonts w:ascii="Barlow Semi Condensed" w:cs="Barlow Semi Condensed" w:eastAsia="Barlow Semi Condensed" w:hAnsi="Barlow Semi Condensed"/>
-          <w:b/>
-          <w:bCs/>
-          <w:i/>
-          <w:iCs/>
-          <w:sz w:val="21"/>
-          <w:szCs w:val="21"/>
-        </w:rPr>
-        <w:t xml:space="preserve">l'unico non verificabile per fonti aperte</w:t>
-      </w:r>
-      <w:r>
-        <w:rPr>
-          <w:rFonts w:ascii="Barlow Semi Condensed" w:cs="Barlow Semi Condensed" w:eastAsia="Barlow Semi Condensed" w:hAnsi="Barlow Semi Condensed"/>
-          <w:i/>
-          <w:iCs/>
-          <w:sz w:val="21"/>
-          <w:szCs w:val="21"/>
-        </w:rPr>
-        <w:t xml:space="preserve">, ha fatto una scelta; e sia essa deliberata o inavvertita, l'effetto è il medesimo: il lettore riceve la solidità dei primi tre strati — i nomi veri, i ruoli veri, le appartenenze in maggioranza vere — e la trasferisce, senza avvedersene, al quarto, che di solidità propria non ne ha alcuna.</w:t>
-      </w:r>
-    </w:p>
-    <w:p>
-      <w:pPr>
-        <w:spacing w:after="120" w:line="290"/>
-        <w:jc w:val="both"/>
-      </w:pPr>
-      <w:r>
-        <w:rPr>
-          <w:rFonts w:ascii="Barlow Semi Condensed" w:cs="Barlow Semi Condensed" w:eastAsia="Barlow Semi Condensed" w:hAnsi="Barlow Semi Condensed"/>
-          <w:i/>
-          <w:iCs/>
-          <w:sz w:val="21"/>
-          <w:szCs w:val="21"/>
-        </w:rPr>
-        <w:t xml:space="preserve">È l'operazione più antica che io conosca, e la si incontra in tribunale ogni settimana sotto altro nome: </w:t>
-      </w:r>
-      <w:r>
-        <w:rPr>
-          <w:rFonts w:ascii="Barlow Semi Condensed" w:cs="Barlow Semi Condensed" w:eastAsia="Barlow Semi Condensed" w:hAnsi="Barlow Semi Condensed"/>
-          <w:b/>
-          <w:bCs/>
-          <w:i/>
-          <w:iCs/>
-          <w:sz w:val="21"/>
-          <w:szCs w:val="21"/>
-        </w:rPr>
-        <w:t xml:space="preserve">si fa credere ciò che non è provato appoggiandolo a ciò che è provato</w:t>
-      </w:r>
-      <w:r>
-        <w:rPr>
-          <w:rFonts w:ascii="Barlow Semi Condensed" w:cs="Barlow Semi Condensed" w:eastAsia="Barlow Semi Condensed" w:hAnsi="Barlow Semi Condensed"/>
-          <w:i/>
-          <w:iCs/>
-          <w:sz w:val="21"/>
-          <w:szCs w:val="21"/>
-        </w:rPr>
-        <w:t xml:space="preserve">, contando sul fatto che il lettore non separerà gli strati. Non occorre che qualcuno l'abbia voluta. Basta che nessuno l'abbia impedita.</w:t>
+        <w:t xml:space="preserve">VII. L'appartenenza e la condotta</w:t>
+      </w:r>
+    </w:p>
+    <w:p>
+      <w:pPr>
+        <w:spacing w:after="120" w:line="290"/>
+        <w:jc w:val="both"/>
+      </w:pPr>
+      <w:r>
+        <w:rPr>
+          <w:rFonts w:ascii="Barlow Semi Condensed" w:cs="Barlow Semi Condensed" w:eastAsia="Barlow Semi Condensed" w:hAnsi="Barlow Semi Condensed"/>
+          <w:i/>
+          <w:iCs/>
+          <w:sz w:val="21"/>
+          <w:szCs w:val="21"/>
+        </w:rPr>
+        <w:t xml:space="preserve">Devo ora enunciare la regola che governa ogni pagina di questo libro, e non enunciarla come un pudore o una cortesia verso i nominati, giacché non è né l'una né l'altra cosa: è una proposizione di logica, e chi la violasse non sarebbe scortese, sarebbe in errore.</w:t>
+      </w:r>
+    </w:p>
+    <w:p>
+      <w:pPr>
+        <w:spacing w:after="120" w:line="290"/>
+        <w:jc w:val="both"/>
+      </w:pPr>
+      <w:r>
+        <w:rPr>
+          <w:rFonts w:ascii="Barlow Semi Condensed" w:cs="Barlow Semi Condensed" w:eastAsia="Barlow Semi Condensed" w:hAnsi="Barlow Semi Condensed"/>
+          <w:i/>
+          <w:iCs/>
+          <w:sz w:val="21"/>
+          <w:szCs w:val="21"/>
+        </w:rPr>
+        <w:t xml:space="preserve">La regola è questa: </w:t>
+      </w:r>
+      <w:r>
+        <w:rPr>
+          <w:rFonts w:ascii="Barlow Semi Condensed" w:cs="Barlow Semi Condensed" w:eastAsia="Barlow Semi Condensed" w:hAnsi="Barlow Semi Condensed"/>
+          <w:b/>
+          <w:bCs/>
+          <w:i/>
+          <w:iCs/>
+          <w:sz w:val="21"/>
+          <w:szCs w:val="21"/>
+        </w:rPr>
+        <w:t xml:space="preserve">l'appartenenza a una organizzazione non è prova di una condotta.</w:t>
+      </w:r>
+    </w:p>
+    <w:p>
+      <w:pPr>
+        <w:spacing w:after="120" w:line="290"/>
+        <w:jc w:val="both"/>
+      </w:pPr>
+      <w:r>
+        <w:rPr>
+          <w:rFonts w:ascii="Barlow Semi Condensed" w:cs="Barlow Semi Condensed" w:eastAsia="Barlow Semi Condensed" w:hAnsi="Barlow Semi Condensed"/>
+          <w:i/>
+          <w:iCs/>
+          <w:sz w:val="21"/>
+          <w:szCs w:val="21"/>
+        </w:rPr>
+        <w:t xml:space="preserve">Si osservi la forma dell'inferenza che essa vieta. Da una proposizione sulla classe — gli iscritti a un sodalizio perseguono un dato fine — si vorrebbe discendere a una proposizione sull'individuo: costui, essendo iscritto, ha compiuto l'atto che quel fine richiede. Il passaggio pare piano e non lo è, per una ragione che non ha nulla di giuridico ed è puramente aritmetica: </w:t>
+      </w:r>
+      <w:r>
+        <w:rPr>
+          <w:rFonts w:ascii="Barlow Semi Condensed" w:cs="Barlow Semi Condensed" w:eastAsia="Barlow Semi Condensed" w:hAnsi="Barlow Semi Condensed"/>
+          <w:b/>
+          <w:bCs/>
+          <w:i/>
+          <w:iCs/>
+          <w:sz w:val="21"/>
+          <w:szCs w:val="21"/>
+        </w:rPr>
+        <w:t xml:space="preserve">una classe può essere omogenea sotto il rispetto per cui la si è definita e affatto disomogenea sotto ogni altro.</w:t>
+      </w:r>
+      <w:r>
+        <w:rPr>
+          <w:rFonts w:ascii="Barlow Semi Condensed" w:cs="Barlow Semi Condensed" w:eastAsia="Barlow Semi Condensed" w:hAnsi="Barlow Semi Condensed"/>
+          <w:i/>
+          <w:iCs/>
+          <w:sz w:val="21"/>
+          <w:szCs w:val="21"/>
+        </w:rPr>
+        <w:t xml:space="preserve"> Che cento uomini abbiano sottoscritto la medesima adesione stabilisce ciò che hanno sottoscritto; non stabilisce che cosa ciascuno di essi abbia poi fatto in un martedì di marzo, e neppure che tutti sapessero a che cosa aderivano.</w:t>
+      </w:r>
+    </w:p>
+    <w:p>
+      <w:pPr>
+        <w:spacing w:after="120" w:line="290"/>
+        <w:jc w:val="both"/>
+      </w:pPr>
+      <w:r>
+        <w:rPr>
+          <w:rFonts w:ascii="Barlow Semi Condensed" w:cs="Barlow Semi Condensed" w:eastAsia="Barlow Semi Condensed" w:hAnsi="Barlow Semi Condensed"/>
+          <w:i/>
+          <w:iCs/>
+          <w:sz w:val="21"/>
+          <w:szCs w:val="21"/>
+        </w:rPr>
+        <w:t xml:space="preserve">Aggiungo il rilievo che mi persuade più di ogni argomento astratto, e viene dai materiali stessi di questo lavoro. In una delle vicende che il corpus ricostruisce — un caso finanziario spagnolo del 1969 — colui che denunciò lo scandalo apparteneva al medesimo sodalizio di coloro che ne furono travolti. </w:t>
+      </w:r>
+      <w:r>
+        <w:rPr>
+          <w:rFonts w:ascii="Barlow Semi Condensed" w:cs="Barlow Semi Condensed" w:eastAsia="Barlow Semi Condensed" w:hAnsi="Barlow Semi Condensed"/>
+          <w:b/>
+          <w:bCs/>
+          <w:i/>
+          <w:iCs/>
+          <w:sz w:val="21"/>
+          <w:szCs w:val="21"/>
+        </w:rPr>
+        <w:t xml:space="preserve">Un'organizzazione i cui membri si denunciano a vicenda non agisce come un soggetto unico</w:t>
+      </w:r>
+      <w:r>
+        <w:rPr>
+          <w:rFonts w:ascii="Barlow Semi Condensed" w:cs="Barlow Semi Condensed" w:eastAsia="Barlow Semi Condensed" w:hAnsi="Barlow Semi Condensed"/>
+          <w:i/>
+          <w:iCs/>
+          <w:sz w:val="21"/>
+          <w:szCs w:val="21"/>
+        </w:rPr>
+        <w:t xml:space="preserve">; e questo non è un principio che io invochi, è un fatto che ho trovato scritto.</w:t>
+      </w:r>
+    </w:p>
+    <w:p>
+      <w:pPr>
+        <w:spacing w:after="120" w:line="290"/>
+        <w:jc w:val="both"/>
+      </w:pPr>
+      <w:r>
+        <w:rPr>
+          <w:rFonts w:ascii="Barlow Semi Condensed" w:cs="Barlow Semi Condensed" w:eastAsia="Barlow Semi Condensed" w:hAnsi="Barlow Semi Condensed"/>
+          <w:i/>
+          <w:iCs/>
+          <w:sz w:val="21"/>
+          <w:szCs w:val="21"/>
+        </w:rPr>
+        <w:t xml:space="preserve">Chi obietti che la regola protegga i colpevoli dica pure, ma dica anche il resto: essa protegge, nel medesimo atto e con la medesima forza, i quattro nomi di cui al capitolo precedente, dei quali non si è trovata conferma alcuna. Una regola che valesse soltanto per chi ci è simpatico non sarebbe una regola: sarebbe una preferenza munita di articoli.</w:t>
       </w:r>
     </w:p>
     <w:p>
@@ -2358,7 +2386,507 @@
           <w:sz w:val="25"/>
           <w:szCs w:val="25"/>
         </w:rPr>
-        <w:t xml:space="preserve">VIII. L'anno che comincia</w:t>
+        <w:t xml:space="preserve">VIII. Il dato empirico contro l'inferenza collettiva</w:t>
+      </w:r>
+    </w:p>
+    <w:p>
+      <w:pPr>
+        <w:spacing w:after="120" w:line="290"/>
+        <w:jc w:val="both"/>
+      </w:pPr>
+      <w:r>
+        <w:rPr>
+          <w:rFonts w:ascii="Barlow Semi Condensed" w:cs="Barlow Semi Condensed" w:eastAsia="Barlow Semi Condensed" w:hAnsi="Barlow Semi Condensed"/>
+          <w:i w:val="false"/>
+          <w:iCs w:val="false"/>
+          <w:sz w:val="21"/>
+          <w:szCs w:val="21"/>
+        </w:rPr>
+        <w:t xml:space="preserve">Il fatto richiamato dalla voce sta nei materiali del corpus, e si riporta con la sua misura.</w:t>
+      </w:r>
+    </w:p>
+    <w:p>
+      <w:pPr>
+        <w:spacing w:after="120" w:line="290"/>
+        <w:jc w:val="both"/>
+      </w:pPr>
+      <w:r>
+        <w:rPr>
+          <w:rFonts w:ascii="Barlow Semi Condensed" w:cs="Barlow Semi Condensed" w:eastAsia="Barlow Semi Condensed" w:hAnsi="Barlow Semi Condensed"/>
+          <w:i w:val="false"/>
+          <w:iCs w:val="false"/>
+          <w:sz w:val="21"/>
+          <w:szCs w:val="21"/>
+        </w:rPr>
+        <w:t xml:space="preserve">Il </w:t>
+      </w:r>
+      <w:r>
+        <w:rPr>
+          <w:rFonts w:ascii="Barlow Semi Condensed" w:cs="Barlow Semi Condensed" w:eastAsia="Barlow Semi Condensed" w:hAnsi="Barlow Semi Condensed"/>
+          <w:b/>
+          <w:bCs/>
+          <w:i w:val="false"/>
+          <w:iCs w:val="false"/>
+          <w:sz w:val="21"/>
+          <w:szCs w:val="21"/>
+        </w:rPr>
+        <w:t xml:space="preserve">23 luglio 1969</w:t>
+      </w:r>
+      <w:r>
+        <w:rPr>
+          <w:rFonts w:ascii="Barlow Semi Condensed" w:cs="Barlow Semi Condensed" w:eastAsia="Barlow Semi Condensed" w:hAnsi="Barlow Semi Condensed"/>
+          <w:i w:val="false"/>
+          <w:iCs w:val="false"/>
+          <w:sz w:val="21"/>
+          <w:szCs w:val="21"/>
+        </w:rPr>
+        <w:t xml:space="preserve">, in Spagna, il direttore generale delle Dogane denuncia al Tribunale dei delitti monetari una società di macchinario tessile, per crediti pubblici ottenuti su esportazioni che risultarono un montaggio. Seguono l'intervento sull'azienda e l'arresto del principale azionista. </w:t>
+      </w:r>
+      <w:r>
+        <w:rPr>
+          <w:rFonts w:ascii="Barlow Semi Condensed" w:cs="Barlow Semi Condensed" w:eastAsia="Barlow Semi Condensed" w:hAnsi="Barlow Semi Condensed"/>
+          <w:b/>
+          <w:bCs/>
+          <w:i w:val="false"/>
+          <w:iCs w:val="false"/>
+          <w:sz w:val="21"/>
+          <w:szCs w:val="21"/>
+        </w:rPr>
+        <w:t xml:space="preserve">Grado F</w:t>
+      </w:r>
+      <w:r>
+        <w:rPr>
+          <w:rFonts w:ascii="Barlow Semi Condensed" w:cs="Barlow Semi Condensed" w:eastAsia="Barlow Semi Condensed" w:hAnsi="Barlow Semi Condensed"/>
+          <w:i w:val="false"/>
+          <w:iCs w:val="false"/>
+          <w:sz w:val="21"/>
+          <w:szCs w:val="21"/>
+        </w:rPr>
+        <w:t xml:space="preserve"> per la denuncia e per l'arresto.</w:t>
+      </w:r>
+    </w:p>
+    <w:p>
+      <w:pPr>
+        <w:spacing w:after="120" w:line="290"/>
+        <w:jc w:val="both"/>
+      </w:pPr>
+      <w:r>
+        <w:rPr>
+          <w:rFonts w:ascii="Barlow Semi Condensed" w:cs="Barlow Semi Condensed" w:eastAsia="Barlow Semi Condensed" w:hAnsi="Barlow Semi Condensed"/>
+          <w:i w:val="false"/>
+          <w:iCs w:val="false"/>
+          <w:sz w:val="21"/>
+          <w:szCs w:val="21"/>
+        </w:rPr>
+        <w:t xml:space="preserve">Il rilievo che il corpus ne trae, e che qui interessa, è un altro: </w:t>
+      </w:r>
+      <w:r>
+        <w:rPr>
+          <w:rFonts w:ascii="Barlow Semi Condensed" w:cs="Barlow Semi Condensed" w:eastAsia="Barlow Semi Condensed" w:hAnsi="Barlow Semi Condensed"/>
+          <w:b/>
+          <w:bCs/>
+          <w:i w:val="false"/>
+          <w:iCs w:val="false"/>
+          <w:sz w:val="21"/>
+          <w:szCs w:val="21"/>
+        </w:rPr>
+        <w:t xml:space="preserve">il funzionario che denunciò e coloro che ne furono travolti appartenevano al medesimo sodalizio</w:t>
+      </w:r>
+      <w:r>
+        <w:rPr>
+          <w:rFonts w:ascii="Barlow Semi Condensed" w:cs="Barlow Semi Condensed" w:eastAsia="Barlow Semi Condensed" w:hAnsi="Barlow Semi Condensed"/>
+          <w:i w:val="false"/>
+          <w:iCs w:val="false"/>
+          <w:sz w:val="21"/>
+          <w:szCs w:val="21"/>
+        </w:rPr>
+        <w:t xml:space="preserve">, e la circostanza è riferita dalla fonte ufficiale dell'ente citando le memorie di uno dei ministri coinvolti. </w:t>
+      </w:r>
+      <w:r>
+        <w:rPr>
+          <w:rFonts w:ascii="Barlow Semi Condensed" w:cs="Barlow Semi Condensed" w:eastAsia="Barlow Semi Condensed" w:hAnsi="Barlow Semi Condensed"/>
+          <w:b/>
+          <w:bCs/>
+          <w:i w:val="false"/>
+          <w:iCs w:val="false"/>
+          <w:sz w:val="21"/>
+          <w:szCs w:val="21"/>
+        </w:rPr>
+        <w:t xml:space="preserve">Grado B.</w:t>
+      </w:r>
+    </w:p>
+    <w:p>
+      <w:pPr>
+        <w:spacing w:after="120" w:line="290"/>
+        <w:jc w:val="both"/>
+      </w:pPr>
+      <w:r>
+        <w:rPr>
+          <w:rFonts w:ascii="Barlow Semi Condensed" w:cs="Barlow Semi Condensed" w:eastAsia="Barlow Semi Condensed" w:hAnsi="Barlow Semi Condensed"/>
+          <w:i w:val="false"/>
+          <w:iCs w:val="false"/>
+          <w:sz w:val="21"/>
+          <w:szCs w:val="21"/>
+        </w:rPr>
+        <w:t xml:space="preserve">Vanno però dette due cose, perché il dato non provi più di quanto prova.</w:t>
+      </w:r>
+    </w:p>
+    <w:p>
+      <w:pPr>
+        <w:spacing w:after="120" w:line="290"/>
+        <w:jc w:val="both"/>
+      </w:pPr>
+      <w:r>
+        <w:rPr>
+          <w:rFonts w:ascii="Barlow Semi Condensed" w:cs="Barlow Semi Condensed" w:eastAsia="Barlow Semi Condensed" w:hAnsi="Barlow Semi Condensed"/>
+          <w:b/>
+          <w:bCs/>
+          <w:i w:val="false"/>
+          <w:iCs w:val="false"/>
+          <w:sz w:val="21"/>
+          <w:szCs w:val="21"/>
+        </w:rPr>
+        <w:t xml:space="preserve">La prima riguarda le persone.</w:t>
+      </w:r>
+      <w:r>
+        <w:rPr>
+          <w:rFonts w:ascii="Barlow Semi Condensed" w:cs="Barlow Semi Condensed" w:eastAsia="Barlow Semi Condensed" w:hAnsi="Barlow Semi Condensed"/>
+          <w:i w:val="false"/>
+          <w:iCs w:val="false"/>
+          <w:sz w:val="21"/>
+          <w:szCs w:val="21"/>
+        </w:rPr>
+        <w:t xml:space="preserve"> Un arresto non è un giudicato, e questo libro non indica alcuno come responsabile di un reato al di fuori di un giudicato definitivo: la vicenda è richiamata per la struttura che mostra, non per i nomi che vi compaiono, e quei nomi non portano qui alcuna imputazione.</w:t>
+      </w:r>
+    </w:p>
+    <w:p>
+      <w:pPr>
+        <w:spacing w:after="120" w:line="290"/>
+        <w:jc w:val="both"/>
+      </w:pPr>
+      <w:r>
+        <w:rPr>
+          <w:rFonts w:ascii="Barlow Semi Condensed" w:cs="Barlow Semi Condensed" w:eastAsia="Barlow Semi Condensed" w:hAnsi="Barlow Semi Condensed"/>
+          <w:b/>
+          <w:bCs/>
+          <w:i w:val="false"/>
+          <w:iCs w:val="false"/>
+          <w:sz w:val="21"/>
+          <w:szCs w:val="21"/>
+        </w:rPr>
+        <w:t xml:space="preserve">La seconda riguarda la portata.</w:t>
+      </w:r>
+      <w:r>
+        <w:rPr>
+          <w:rFonts w:ascii="Barlow Semi Condensed" w:cs="Barlow Semi Condensed" w:eastAsia="Barlow Semi Condensed" w:hAnsi="Barlow Semi Condensed"/>
+          <w:i w:val="false"/>
+          <w:iCs w:val="false"/>
+          <w:sz w:val="21"/>
+          <w:szCs w:val="21"/>
+        </w:rPr>
+        <w:t xml:space="preserve"> Il dato non stabilisce che l'appartenenza sia sempre irrilevante alla condotta, il che sarebbe l'errore opposto e simmetrico. Stabilisce che </w:t>
+      </w:r>
+      <w:r>
+        <w:rPr>
+          <w:rFonts w:ascii="Barlow Semi Condensed" w:cs="Barlow Semi Condensed" w:eastAsia="Barlow Semi Condensed" w:hAnsi="Barlow Semi Condensed"/>
+          <w:b/>
+          <w:bCs/>
+          <w:i w:val="false"/>
+          <w:iCs w:val="false"/>
+          <w:sz w:val="21"/>
+          <w:szCs w:val="21"/>
+        </w:rPr>
+        <w:t xml:space="preserve">l'inferenza dalla classe all'atto individuale non è valida come regola</w:t>
+      </w:r>
+      <w:r>
+        <w:rPr>
+          <w:rFonts w:ascii="Barlow Semi Condensed" w:cs="Barlow Semi Condensed" w:eastAsia="Barlow Semi Condensed" w:hAnsi="Barlow Semi Condensed"/>
+          <w:i w:val="false"/>
+          <w:iCs w:val="false"/>
+          <w:sz w:val="21"/>
+          <w:szCs w:val="21"/>
+        </w:rPr>
+        <w:t xml:space="preserve">, e che chi voglia servirsene in un caso determinato deve provarla in quel caso — cioè fare esattamente il lavoro che l'inferenza gli prometteva di risparmiare.</w:t>
+      </w:r>
+    </w:p>
+    <w:p>
+      <w:pPr>
+        <w:pStyle w:val="Heading2"/>
+        <w:spacing w:after="120" w:before="260"/>
+      </w:pPr>
+      <w:r>
+        <w:rPr>
+          <w:rFonts w:ascii="Barlow Semi Condensed" w:cs="Barlow Semi Condensed" w:eastAsia="Barlow Semi Condensed" w:hAnsi="Barlow Semi Condensed"/>
+          <w:i w:val="false"/>
+          <w:iCs w:val="false"/>
+          <w:sz w:val="25"/>
+          <w:szCs w:val="25"/>
+        </w:rPr>
+        <w:t xml:space="preserve">IX. Verificare contro il proprio desiderio</w:t>
+      </w:r>
+    </w:p>
+    <w:p>
+      <w:pPr>
+        <w:spacing w:after="120" w:line="290"/>
+        <w:jc w:val="both"/>
+      </w:pPr>
+      <w:r>
+        <w:rPr>
+          <w:rFonts w:ascii="Barlow Semi Condensed" w:cs="Barlow Semi Condensed" w:eastAsia="Barlow Semi Condensed" w:hAnsi="Barlow Semi Condensed"/>
+          <w:i/>
+          <w:iCs/>
+          <w:sz w:val="21"/>
+          <w:szCs w:val="21"/>
+        </w:rPr>
+        <w:t xml:space="preserve">Resta da dire la cosa più difficile, e non è di tecnica.</w:t>
+      </w:r>
+    </w:p>
+    <w:p>
+      <w:pPr>
+        <w:spacing w:after="120" w:line="290"/>
+        <w:jc w:val="both"/>
+      </w:pPr>
+      <w:r>
+        <w:rPr>
+          <w:rFonts w:ascii="Barlow Semi Condensed" w:cs="Barlow Semi Condensed" w:eastAsia="Barlow Semi Condensed" w:hAnsi="Barlow Semi Condensed"/>
+          <w:i/>
+          <w:iCs/>
+          <w:sz w:val="21"/>
+          <w:szCs w:val="21"/>
+        </w:rPr>
+        <w:t xml:space="preserve">Chi verifica un documento non parte neutro. Ha già, prima di cominciare, una inclinazione: desidera che il foglio dica il vero, perché allora avrà fra le mani qualcosa di importante; oppure desidera che menta, perché ciò che afferma gli ripugna. Entrambe le inclinazioni sono umane e nessuna delle due si estingue con la buona volontà. Chi si creda immune è semplicemente uno che non se n'è accorto.</w:t>
+      </w:r>
+    </w:p>
+    <w:p>
+      <w:pPr>
+        <w:spacing w:after="120" w:line="290"/>
+        <w:jc w:val="both"/>
+      </w:pPr>
+      <w:r>
+        <w:rPr>
+          <w:rFonts w:ascii="Barlow Semi Condensed" w:cs="Barlow Semi Condensed" w:eastAsia="Barlow Semi Condensed" w:hAnsi="Barlow Semi Condensed"/>
+          <w:i/>
+          <w:iCs/>
+          <w:sz w:val="21"/>
+          <w:szCs w:val="21"/>
+        </w:rPr>
+        <w:t xml:space="preserve">Ciò che si può fare non è liberarsene: è </w:t>
+      </w:r>
+      <w:r>
+        <w:rPr>
+          <w:rFonts w:ascii="Barlow Semi Condensed" w:cs="Barlow Semi Condensed" w:eastAsia="Barlow Semi Condensed" w:hAnsi="Barlow Semi Condensed"/>
+          <w:b/>
+          <w:bCs/>
+          <w:i/>
+          <w:iCs/>
+          <w:sz w:val="21"/>
+          <w:szCs w:val="21"/>
+        </w:rPr>
+        <w:t xml:space="preserve">disporre le prove in modo che il desiderio non le raggiunga</w:t>
+      </w:r>
+      <w:r>
+        <w:rPr>
+          <w:rFonts w:ascii="Barlow Semi Condensed" w:cs="Barlow Semi Condensed" w:eastAsia="Barlow Semi Condensed" w:hAnsi="Barlow Semi Condensed"/>
+          <w:i/>
+          <w:iCs/>
+          <w:sz w:val="21"/>
+          <w:szCs w:val="21"/>
+        </w:rPr>
+        <w:t xml:space="preserve">. Si fissa il criterio prima di guardare; si dichiara che cosa si conterebbe come smentita prima di sapere se verrà; si scrive l'esito negativo con la stessa cura dell'esito positivo, e la si scrive prima di sapere quale dei due si otterrà. Sono espedienti modesti, quasi meccanici; e sono l'unica cosa che separi un accertamento da una requisitoria compilata a ritroso.</w:t>
+      </w:r>
+    </w:p>
+    <w:p>
+      <w:pPr>
+        <w:spacing w:after="120" w:line="290"/>
+        <w:jc w:val="both"/>
+      </w:pPr>
+      <w:r>
+        <w:rPr>
+          <w:rFonts w:ascii="Barlow Semi Condensed" w:cs="Barlow Semi Condensed" w:eastAsia="Barlow Semi Condensed" w:hAnsi="Barlow Semi Condensed"/>
+          <w:i/>
+          <w:iCs/>
+          <w:sz w:val="21"/>
+          <w:szCs w:val="21"/>
+        </w:rPr>
+        <w:t xml:space="preserve">Vi è poi una prova di collaudo, alla quale sottopongo volentieri qualunque metodo, compreso il mio: </w:t>
+      </w:r>
+      <w:r>
+        <w:rPr>
+          <w:rFonts w:ascii="Barlow Semi Condensed" w:cs="Barlow Semi Condensed" w:eastAsia="Barlow Semi Condensed" w:hAnsi="Barlow Semi Condensed"/>
+          <w:b/>
+          <w:bCs/>
+          <w:i/>
+          <w:iCs/>
+          <w:sz w:val="21"/>
+          <w:szCs w:val="21"/>
+        </w:rPr>
+        <w:t xml:space="preserve">produce, di tanto in tanto, risultati che dispiacciono a chi lo adopera?</w:t>
+      </w:r>
+      <w:r>
+        <w:rPr>
+          <w:rFonts w:ascii="Barlow Semi Condensed" w:cs="Barlow Semi Condensed" w:eastAsia="Barlow Semi Condensed" w:hAnsi="Barlow Semi Condensed"/>
+          <w:i/>
+          <w:iCs/>
+          <w:sz w:val="21"/>
+          <w:szCs w:val="21"/>
+        </w:rPr>
+        <w:t xml:space="preserve"> Se non ne produce mai, non è un metodo. È un modo elegante di ottenere ciò che si era già deciso di ottenere, ed è tanto più insidioso quanto più è ben congegnato, perché la sua eleganza fornisce a chi lo usa la prova della propria imparzialità.</w:t>
+      </w:r>
+    </w:p>
+    <w:p>
+      <w:pPr>
+        <w:spacing w:after="120" w:line="290"/>
+        <w:jc w:val="both"/>
+      </w:pPr>
+      <w:r>
+        <w:rPr>
+          <w:rFonts w:ascii="Barlow Semi Condensed" w:cs="Barlow Semi Condensed" w:eastAsia="Barlow Semi Condensed" w:hAnsi="Barlow Semi Condensed"/>
+          <w:i/>
+          <w:iCs/>
+          <w:sz w:val="21"/>
+          <w:szCs w:val="21"/>
+        </w:rPr>
+        <w:t xml:space="preserve">Il foglio di cui si è detto, chi lo ha ricevuto avrebbe avuto ogni ragione di volerlo vero. Un elenco simile, se reggesse, spiegherebbe molte cose che altrimenti restano oscure, e chi lo verificasse con esito positivo avrebbe compiuto un lavoro di cui andare fiero. È andata altrimenti; ed è la ragione per cui l'esito, quale che sia, merita d'essere creduto un poco più di quanto meriterebbe se avesse confermato ciò che si sperava.</w:t>
+      </w:r>
+    </w:p>
+    <w:p>
+      <w:pPr>
+        <w:pStyle w:val="Heading2"/>
+        <w:spacing w:after="120" w:before="260"/>
+      </w:pPr>
+      <w:r>
+        <w:rPr>
+          <w:rFonts w:ascii="Barlow Semi Condensed" w:cs="Barlow Semi Condensed" w:eastAsia="Barlow Semi Condensed" w:hAnsi="Barlow Semi Condensed"/>
+          <w:i w:val="false"/>
+          <w:iCs w:val="false"/>
+          <w:sz w:val="25"/>
+          <w:szCs w:val="25"/>
+        </w:rPr>
+        <w:t xml:space="preserve">X. Lo zero in fondo all'imbuto</w:t>
+      </w:r>
+    </w:p>
+    <w:p>
+      <w:pPr>
+        <w:spacing w:after="120" w:line="290"/>
+        <w:jc w:val="both"/>
+      </w:pPr>
+      <w:r>
+        <w:rPr>
+          <w:rFonts w:ascii="Barlow Semi Condensed" w:cs="Barlow Semi Condensed" w:eastAsia="Barlow Semi Condensed" w:hAnsi="Barlow Semi Condensed"/>
+          <w:i/>
+          <w:iCs/>
+          <w:sz w:val="21"/>
+          <w:szCs w:val="21"/>
+        </w:rPr>
+        <w:t xml:space="preserve">Mi si permetta di indugiare su quello zero, poiché è il numero attorno al quale ruoterà tutto ciò che segue, ed è anche il più facile da fraintendere.</w:t>
+      </w:r>
+    </w:p>
+    <w:p>
+      <w:pPr>
+        <w:spacing w:after="120" w:line="290"/>
+        <w:jc w:val="both"/>
+      </w:pPr>
+      <w:r>
+        <w:rPr>
+          <w:rFonts w:ascii="Barlow Semi Condensed" w:cs="Barlow Semi Condensed" w:eastAsia="Barlow Semi Condensed" w:hAnsi="Barlow Semi Condensed"/>
+          <w:i/>
+          <w:iCs/>
+          <w:sz w:val="21"/>
+          <w:szCs w:val="21"/>
+        </w:rPr>
+        <w:t xml:space="preserve">Esso non dice che i trentatré numeri siano falsi. Dice che non sono stati verificati; e la distanza fra le due proposizioni è esattamente la distanza fra un sospetto e un accertamento — che è poi, ridotta all'osso, la distanza fra ciò che un uomo pensa e ciò che uno Stato può fare.</w:t>
+      </w:r>
+    </w:p>
+    <w:p>
+      <w:pPr>
+        <w:spacing w:after="120" w:line="290"/>
+        <w:jc w:val="both"/>
+      </w:pPr>
+      <w:r>
+        <w:rPr>
+          <w:rFonts w:ascii="Barlow Semi Condensed" w:cs="Barlow Semi Condensed" w:eastAsia="Barlow Semi Condensed" w:hAnsi="Barlow Semi Condensed"/>
+          <w:i/>
+          <w:iCs/>
+          <w:sz w:val="21"/>
+          <w:szCs w:val="21"/>
+        </w:rPr>
+        <w:t xml:space="preserve">Dice però anche una cosa meno mite, e la dice all'estensore del foglio più che agli uomini nominati. Chi costruisce un calcolo di percentuali sul campo che è, dei quattro, </w:t>
+      </w:r>
+      <w:r>
+        <w:rPr>
+          <w:rFonts w:ascii="Barlow Semi Condensed" w:cs="Barlow Semi Condensed" w:eastAsia="Barlow Semi Condensed" w:hAnsi="Barlow Semi Condensed"/>
+          <w:b/>
+          <w:bCs/>
+          <w:i/>
+          <w:iCs/>
+          <w:sz w:val="21"/>
+          <w:szCs w:val="21"/>
+        </w:rPr>
+        <w:t xml:space="preserve">l'unico non verificabile per fonti aperte</w:t>
+      </w:r>
+      <w:r>
+        <w:rPr>
+          <w:rFonts w:ascii="Barlow Semi Condensed" w:cs="Barlow Semi Condensed" w:eastAsia="Barlow Semi Condensed" w:hAnsi="Barlow Semi Condensed"/>
+          <w:i/>
+          <w:iCs/>
+          <w:sz w:val="21"/>
+          <w:szCs w:val="21"/>
+        </w:rPr>
+        <w:t xml:space="preserve">, ha fatto una scelta; e sia essa deliberata o inavvertita, l'effetto è il medesimo: il lettore riceve la solidità dei primi tre strati — i nomi veri, i ruoli veri, le appartenenze in maggioranza vere — e la trasferisce, senza avvedersene, al quarto, che di solidità propria non ne ha alcuna.</w:t>
+      </w:r>
+    </w:p>
+    <w:p>
+      <w:pPr>
+        <w:spacing w:after="120" w:line="290"/>
+        <w:jc w:val="both"/>
+      </w:pPr>
+      <w:r>
+        <w:rPr>
+          <w:rFonts w:ascii="Barlow Semi Condensed" w:cs="Barlow Semi Condensed" w:eastAsia="Barlow Semi Condensed" w:hAnsi="Barlow Semi Condensed"/>
+          <w:i/>
+          <w:iCs/>
+          <w:sz w:val="21"/>
+          <w:szCs w:val="21"/>
+        </w:rPr>
+        <w:t xml:space="preserve">È l'operazione più antica che io conosca, e la si incontra in tribunale ogni settimana sotto altro nome: </w:t>
+      </w:r>
+      <w:r>
+        <w:rPr>
+          <w:rFonts w:ascii="Barlow Semi Condensed" w:cs="Barlow Semi Condensed" w:eastAsia="Barlow Semi Condensed" w:hAnsi="Barlow Semi Condensed"/>
+          <w:b/>
+          <w:bCs/>
+          <w:i/>
+          <w:iCs/>
+          <w:sz w:val="21"/>
+          <w:szCs w:val="21"/>
+        </w:rPr>
+        <w:t xml:space="preserve">si fa credere ciò che non è provato appoggiandolo a ciò che è provato</w:t>
+      </w:r>
+      <w:r>
+        <w:rPr>
+          <w:rFonts w:ascii="Barlow Semi Condensed" w:cs="Barlow Semi Condensed" w:eastAsia="Barlow Semi Condensed" w:hAnsi="Barlow Semi Condensed"/>
+          <w:i/>
+          <w:iCs/>
+          <w:sz w:val="21"/>
+          <w:szCs w:val="21"/>
+        </w:rPr>
+        <w:t xml:space="preserve">, contando sul fatto che il lettore non separerà gli strati. Non occorre che qualcuno l'abbia voluta. Basta che nessuno l'abbia impedita.</w:t>
+      </w:r>
+    </w:p>
+    <w:p>
+      <w:pPr>
+        <w:pStyle w:val="Heading2"/>
+        <w:spacing w:after="120" w:before="260"/>
+      </w:pPr>
+      <w:r>
+        <w:rPr>
+          <w:rFonts w:ascii="Barlow Semi Condensed" w:cs="Barlow Semi Condensed" w:eastAsia="Barlow Semi Condensed" w:hAnsi="Barlow Semi Condensed"/>
+          <w:i w:val="false"/>
+          <w:iCs w:val="false"/>
+          <w:sz w:val="25"/>
+          <w:szCs w:val="25"/>
+        </w:rPr>
+        <w:t xml:space="preserve">XI. L'anno che comincia</w:t>
       </w:r>
     </w:p>
     <w:p>

--- a/_romanzo/OTTANTA-ANNI-DI-PACE-prima-stesura.docx
+++ b/_romanzo/OTTANTA-ANNI-DI-PACE-prima-stesura.docx
@@ -8897,41 +8897,321 @@
           <w:sz w:val="25"/>
           <w:szCs w:val="25"/>
         </w:rPr>
-        <w:t xml:space="preserve">III. Il documento che passa per le mani dell'avversario</w:t>
-      </w:r>
-    </w:p>
-    <w:p>
-      <w:pPr>
-        <w:spacing w:after="120" w:line="290"/>
-        <w:jc w:val="both"/>
-      </w:pPr>
-      <w:r>
-        <w:rPr>
-          <w:rFonts w:ascii="Barlow Semi Condensed" w:cs="Barlow Semi Condensed" w:eastAsia="Barlow Semi Condensed" w:hAnsi="Barlow Semi Condensed"/>
-          <w:i/>
-          <w:iCs/>
-          <w:sz w:val="21"/>
-          <w:szCs w:val="21"/>
-        </w:rPr>
-        <w:t xml:space="preserve">Il civilista conosce da lungo tempo la figura, e la chiama in vari modi secondo gli ordinamenti: la sottrazione di prova, la produzione parziale, il documento formato o trasmesso dalla parte che dal suo contenuto trae vantaggio. In ogni caso la regola che se ne ricava è la medesima, ed è di buon senso prima che di diritto: </w:t>
-      </w:r>
-      <w:r>
-        <w:rPr>
-          <w:rFonts w:ascii="Barlow Semi Condensed" w:cs="Barlow Semi Condensed" w:eastAsia="Barlow Semi Condensed" w:hAnsi="Barlow Semi Condensed"/>
-          <w:b/>
-          <w:bCs/>
-          <w:i/>
-          <w:iCs/>
-          <w:sz w:val="21"/>
-          <w:szCs w:val="21"/>
-        </w:rPr>
-        <w:t xml:space="preserve">quando una parte controlla che cosa dell'altra giunga al giudice, ciò che giunge non è la voce dell'altra, è la voce dell'altra per quanto alla prima convenga</w:t>
-      </w:r>
-      <w:r>
-        <w:rPr>
-          <w:rFonts w:ascii="Barlow Semi Condensed" w:cs="Barlow Semi Condensed" w:eastAsia="Barlow Semi Condensed" w:hAnsi="Barlow Semi Condensed"/>
-          <w:i/>
-          <w:iCs/>
+        <w:t xml:space="preserve">III. Quante, e che fine fecero gli originali</w:t>
+      </w:r>
+    </w:p>
+    <w:p>
+      <w:pPr>
+        <w:spacing w:after="120" w:line="290"/>
+        <w:jc w:val="both"/>
+      </w:pPr>
+      <w:r>
+        <w:rPr>
+          <w:rFonts w:ascii="Barlow Semi Condensed" w:cs="Barlow Semi Condensed" w:eastAsia="Barlow Semi Condensed" w:hAnsi="Barlow Semi Condensed"/>
+          <w:i w:val="false"/>
+          <w:iCs w:val="false"/>
+          <w:sz w:val="21"/>
+          <w:szCs w:val="21"/>
+        </w:rPr>
+        <w:t xml:space="preserve">Due dati mancavano a questo capitolo, e il secondo cambia il peso del primo.</w:t>
+      </w:r>
+    </w:p>
+    <w:p>
+      <w:pPr>
+        <w:spacing w:after="120" w:line="290"/>
+        <w:jc w:val="both"/>
+      </w:pPr>
+      <w:r>
+        <w:rPr>
+          <w:rFonts w:ascii="Barlow Semi Condensed" w:cs="Barlow Semi Condensed" w:eastAsia="Barlow Semi Condensed" w:hAnsi="Barlow Semi Condensed"/>
+          <w:b/>
+          <w:bCs/>
+          <w:i w:val="false"/>
+          <w:iCs w:val="false"/>
+          <w:sz w:val="21"/>
+          <w:szCs w:val="21"/>
+        </w:rPr>
+        <w:t xml:space="preserve">Quante.</w:t>
+      </w:r>
+      <w:r>
+        <w:rPr>
+          <w:rFonts w:ascii="Barlow Semi Condensed" w:cs="Barlow Semi Condensed" w:eastAsia="Barlow Semi Condensed" w:hAnsi="Barlow Semi Condensed"/>
+          <w:i w:val="false"/>
+          <w:iCs w:val="false"/>
+          <w:sz w:val="21"/>
+          <w:szCs w:val="21"/>
+        </w:rPr>
+        <w:t xml:space="preserve"> Gli scritti epistolari sono </w:t>
+      </w:r>
+      <w:r>
+        <w:rPr>
+          <w:rFonts w:ascii="Barlow Semi Condensed" w:cs="Barlow Semi Condensed" w:eastAsia="Barlow Semi Condensed" w:hAnsi="Barlow Semi Condensed"/>
+          <w:b/>
+          <w:bCs/>
+          <w:i w:val="false"/>
+          <w:iCs w:val="false"/>
+          <w:sz w:val="21"/>
+          <w:szCs w:val="21"/>
+        </w:rPr>
+        <w:t xml:space="preserve">circa novanta</w:t>
+      </w:r>
+      <w:r>
+        <w:rPr>
+          <w:rFonts w:ascii="Barlow Semi Condensed" w:cs="Barlow Semi Condensed" w:eastAsia="Barlow Semi Condensed" w:hAnsi="Barlow Semi Condensed"/>
+          <w:i w:val="false"/>
+          <w:iCs w:val="false"/>
+          <w:sz w:val="21"/>
+          <w:szCs w:val="21"/>
+        </w:rPr>
+        <w:t xml:space="preserve">, fra il marzo e il maggio del 1978. </w:t>
+      </w:r>
+      <w:r>
+        <w:rPr>
+          <w:rFonts w:ascii="Barlow Semi Condensed" w:cs="Barlow Semi Condensed" w:eastAsia="Barlow Semi Condensed" w:hAnsi="Barlow Semi Condensed"/>
+          <w:b/>
+          <w:bCs/>
+          <w:i w:val="false"/>
+          <w:iCs w:val="false"/>
+          <w:sz w:val="21"/>
+          <w:szCs w:val="21"/>
+        </w:rPr>
+        <w:t xml:space="preserve">Grado B.</w:t>
+      </w:r>
+    </w:p>
+    <w:p>
+      <w:pPr>
+        <w:spacing w:after="120" w:line="290"/>
+        <w:jc w:val="both"/>
+      </w:pPr>
+      <w:r>
+        <w:rPr>
+          <w:rFonts w:ascii="Barlow Semi Condensed" w:cs="Barlow Semi Condensed" w:eastAsia="Barlow Semi Condensed" w:hAnsi="Barlow Semi Condensed"/>
+          <w:i/>
+          <w:iCs/>
+          <w:sz w:val="21"/>
+          <w:szCs w:val="21"/>
+        </w:rPr>
+        <w:t xml:space="preserve">Correzione registrata, e riguarda queste pagine.</w:t>
+      </w:r>
+      <w:r>
+        <w:rPr>
+          <w:rFonts w:ascii="Barlow Semi Condensed" w:cs="Barlow Semi Condensed" w:eastAsia="Barlow Semi Condensed" w:hAnsi="Barlow Semi Condensed"/>
+          <w:i w:val="false"/>
+          <w:iCs w:val="false"/>
+          <w:sz w:val="21"/>
+          <w:szCs w:val="21"/>
+        </w:rPr>
+        <w:t xml:space="preserve"> La prima stesura del capitolo dichiarava il numero </w:t>
+      </w:r>
+      <w:r>
+        <w:rPr>
+          <w:rFonts w:ascii="Barlow Semi Condensed" w:cs="Barlow Semi Condensed" w:eastAsia="Barlow Semi Condensed" w:hAnsi="Barlow Semi Condensed"/>
+          <w:b/>
+          <w:bCs/>
+          <w:i w:val="false"/>
+          <w:iCs w:val="false"/>
+          <w:sz w:val="21"/>
+          <w:szCs w:val="21"/>
+        </w:rPr>
+        <w:t xml:space="preserve">Stato Zero</w:t>
+      </w:r>
+      <w:r>
+        <w:rPr>
+          <w:rFonts w:ascii="Barlow Semi Condensed" w:cs="Barlow Semi Condensed" w:eastAsia="Barlow Semi Condensed" w:hAnsi="Barlow Semi Condensed"/>
+          <w:i w:val="false"/>
+          <w:iCs w:val="false"/>
+          <w:sz w:val="21"/>
+          <w:szCs w:val="21"/>
+        </w:rPr>
+        <w:t xml:space="preserve">, dicendo che il corpus lo collocava «nell'ordine di alcune decine» e che una cifra esigeva un confronto non fatto. Era troppo pessimistica: la cifra stava nel corpus, in un altro suo Libro, e non era stata cercata lì. </w:t>
+      </w:r>
+      <w:r>
+        <w:rPr>
+          <w:rFonts w:ascii="Barlow Semi Condensed" w:cs="Barlow Semi Condensed" w:eastAsia="Barlow Semi Condensed" w:hAnsi="Barlow Semi Condensed"/>
+          <w:b/>
+          <w:bCs/>
+          <w:i w:val="false"/>
+          <w:iCs w:val="false"/>
+          <w:sz w:val="21"/>
+          <w:szCs w:val="21"/>
+        </w:rPr>
+        <w:t xml:space="preserve">Uno Stato Zero dichiarato senza aver consultato tutte le sedi disponibili non è uno Stato Zero: è una ricerca incompleta con un nome autorevole.</w:t>
+      </w:r>
+      <w:r>
+        <w:rPr>
+          <w:rFonts w:ascii="Barlow Semi Condensed" w:cs="Barlow Semi Condensed" w:eastAsia="Barlow Semi Condensed" w:hAnsi="Barlow Semi Condensed"/>
+          <w:i w:val="false"/>
+          <w:iCs w:val="false"/>
+          <w:sz w:val="21"/>
+          <w:szCs w:val="21"/>
+        </w:rPr>
+        <w:t xml:space="preserve"> La regola vale contro chi la scrive, e qui ha colpito.</w:t>
+      </w:r>
+    </w:p>
+    <w:p>
+      <w:pPr>
+        <w:spacing w:after="120" w:line="290"/>
+        <w:jc w:val="both"/>
+      </w:pPr>
+      <w:r>
+        <w:rPr>
+          <w:rFonts w:ascii="Barlow Semi Condensed" w:cs="Barlow Semi Condensed" w:eastAsia="Barlow Semi Condensed" w:hAnsi="Barlow Semi Condensed"/>
+          <w:b/>
+          <w:bCs/>
+          <w:i w:val="false"/>
+          <w:iCs w:val="false"/>
+          <w:sz w:val="21"/>
+          <w:szCs w:val="21"/>
+        </w:rPr>
+        <w:t xml:space="preserve">Che fine fecero gli originali.</w:t>
+      </w:r>
+      <w:r>
+        <w:rPr>
+          <w:rFonts w:ascii="Barlow Semi Condensed" w:cs="Barlow Semi Condensed" w:eastAsia="Barlow Semi Condensed" w:hAnsi="Barlow Semi Condensed"/>
+          <w:i w:val="false"/>
+          <w:iCs w:val="false"/>
+          <w:sz w:val="21"/>
+          <w:szCs w:val="21"/>
+        </w:rPr>
+        <w:t xml:space="preserve"> L'autorità archivistica dichiara tre ignoranze, e il </w:t>
+      </w:r>
+      <w:r>
+        <w:rPr>
+          <w:rFonts w:ascii="Barlow Semi Condensed" w:cs="Barlow Semi Condensed" w:eastAsia="Barlow Semi Condensed" w:hAnsi="Barlow Semi Condensed"/>
+          <w:b/>
+          <w:bCs/>
+          <w:i w:val="false"/>
+          <w:iCs w:val="false"/>
+          <w:sz w:val="21"/>
+          <w:szCs w:val="21"/>
+        </w:rPr>
+        <w:t xml:space="preserve">grado A</w:t>
+      </w:r>
+      <w:r>
+        <w:rPr>
+          <w:rFonts w:ascii="Barlow Semi Condensed" w:cs="Barlow Semi Condensed" w:eastAsia="Barlow Semi Condensed" w:hAnsi="Barlow Semi Condensed"/>
+          <w:i w:val="false"/>
+          <w:iCs w:val="false"/>
+          <w:sz w:val="21"/>
+          <w:szCs w:val="21"/>
+        </w:rPr>
+        <w:t xml:space="preserve"> riguarda le dichiarazioni, non i fatti che negano:</w:t>
+      </w:r>
+    </w:p>
+    <w:p>
+      <w:pPr>
+        <w:spacing w:after="120" w:line="290"/>
+        <w:jc w:val="both"/>
+      </w:pPr>
+      <w:r>
+        <w:rPr>
+          <w:rFonts w:ascii="Barlow Semi Condensed" w:cs="Barlow Semi Condensed" w:eastAsia="Barlow Semi Condensed" w:hAnsi="Barlow Semi Condensed"/>
+          <w:i w:val="false"/>
+          <w:iCs w:val="false"/>
+          <w:sz w:val="21"/>
+          <w:szCs w:val="21"/>
+        </w:rPr>
+        <w:t xml:space="preserve">- del </w:t>
+      </w:r>
+      <w:r>
+        <w:rPr>
+          <w:rFonts w:ascii="Barlow Semi Condensed" w:cs="Barlow Semi Condensed" w:eastAsia="Barlow Semi Condensed" w:hAnsi="Barlow Semi Condensed"/>
+          <w:b/>
+          <w:bCs/>
+          <w:i w:val="false"/>
+          <w:iCs w:val="false"/>
+          <w:sz w:val="21"/>
+          <w:szCs w:val="21"/>
+        </w:rPr>
+        <w:t xml:space="preserve">memoriale</w:t>
+      </w:r>
+      <w:r>
+        <w:rPr>
+          <w:rFonts w:ascii="Barlow Semi Condensed" w:cs="Barlow Semi Condensed" w:eastAsia="Barlow Semi Condensed" w:hAnsi="Barlow Semi Condensed"/>
+          <w:i w:val="false"/>
+          <w:iCs w:val="false"/>
+          <w:sz w:val="21"/>
+          <w:szCs w:val="21"/>
+        </w:rPr>
+        <w:t xml:space="preserve"> non si conosce l'esemplare originale; - delle </w:t>
+      </w:r>
+      <w:r>
+        <w:rPr>
+          <w:rFonts w:ascii="Barlow Semi Condensed" w:cs="Barlow Semi Condensed" w:eastAsia="Barlow Semi Condensed" w:hAnsi="Barlow Semi Condensed"/>
+          <w:b/>
+          <w:bCs/>
+          <w:i w:val="false"/>
+          <w:iCs w:val="false"/>
+          <w:sz w:val="21"/>
+          <w:szCs w:val="21"/>
+        </w:rPr>
+        <w:t xml:space="preserve">registrazioni sonore</w:t>
+      </w:r>
+      <w:r>
+        <w:rPr>
+          <w:rFonts w:ascii="Barlow Semi Condensed" w:cs="Barlow Semi Condensed" w:eastAsia="Barlow Semi Condensed" w:hAnsi="Barlow Semi Condensed"/>
+          <w:i w:val="false"/>
+          <w:iCs w:val="false"/>
+          <w:sz w:val="21"/>
+          <w:szCs w:val="21"/>
+        </w:rPr>
+        <w:t xml:space="preserve"> dell'interrogatorio — la cui esistenza è stata affermata da chi custodiva l'autore — non si conosce alcun supporto; - della </w:t>
+      </w:r>
+      <w:r>
+        <w:rPr>
+          <w:rFonts w:ascii="Barlow Semi Condensed" w:cs="Barlow Semi Condensed" w:eastAsia="Barlow Semi Condensed" w:hAnsi="Barlow Semi Condensed"/>
+          <w:b/>
+          <w:bCs/>
+          <w:i w:val="false"/>
+          <w:iCs w:val="false"/>
+          <w:sz w:val="21"/>
+          <w:szCs w:val="21"/>
+        </w:rPr>
+        <w:t xml:space="preserve">massima parte delle altre scritture</w:t>
+      </w:r>
+      <w:r>
+        <w:rPr>
+          <w:rFonts w:ascii="Barlow Semi Condensed" w:cs="Barlow Semi Condensed" w:eastAsia="Barlow Semi Condensed" w:hAnsi="Barlow Semi Condensed"/>
+          <w:i w:val="false"/>
+          <w:iCs w:val="false"/>
+          <w:sz w:val="21"/>
+          <w:szCs w:val="21"/>
+        </w:rPr>
+        <w:t xml:space="preserve"> non si conservano gli esemplari di mano, e le dichiarazioni disponibili li dicono distrutti.</w:t>
+      </w:r>
+    </w:p>
+    <w:p>
+      <w:pPr>
+        <w:spacing w:after="120" w:line="290"/>
+        <w:jc w:val="both"/>
+      </w:pPr>
+      <w:r>
+        <w:rPr>
+          <w:rFonts w:ascii="Barlow Semi Condensed" w:cs="Barlow Semi Condensed" w:eastAsia="Barlow Semi Condensed" w:hAnsi="Barlow Semi Condensed"/>
+          <w:i w:val="false"/>
+          <w:iCs w:val="false"/>
+          <w:sz w:val="21"/>
+          <w:szCs w:val="21"/>
+        </w:rPr>
+        <w:t xml:space="preserve">Ciò che resta, per la massima parte, sono </w:t>
+      </w:r>
+      <w:r>
+        <w:rPr>
+          <w:rFonts w:ascii="Barlow Semi Condensed" w:cs="Barlow Semi Condensed" w:eastAsia="Barlow Semi Condensed" w:hAnsi="Barlow Semi Condensed"/>
+          <w:b/>
+          <w:bCs/>
+          <w:i w:val="false"/>
+          <w:iCs w:val="false"/>
+          <w:sz w:val="21"/>
+          <w:szCs w:val="21"/>
+        </w:rPr>
+        <w:t xml:space="preserve">copie e trascrizioni</w:t>
+      </w:r>
+      <w:r>
+        <w:rPr>
+          <w:rFonts w:ascii="Barlow Semi Condensed" w:cs="Barlow Semi Condensed" w:eastAsia="Barlow Semi Condensed" w:hAnsi="Barlow Semi Condensed"/>
+          <w:i w:val="false"/>
+          <w:iCs w:val="false"/>
           <w:sz w:val="21"/>
           <w:szCs w:val="21"/>
         </w:rPr>
@@ -8946,50 +9226,34 @@
       <w:r>
         <w:rPr>
           <w:rFonts w:ascii="Barlow Semi Condensed" w:cs="Barlow Semi Condensed" w:eastAsia="Barlow Semi Condensed" w:hAnsi="Barlow Semi Condensed"/>
-          <w:i/>
-          <w:iCs/>
-          <w:sz w:val="21"/>
-          <w:szCs w:val="21"/>
-        </w:rPr>
-        <w:t xml:space="preserve">Ora, si osservi bene, perché il punto è sottile e viene comunemente frainteso. Non ne segue che ciò che è giunto sia falso: può essere autentico in ogni sua riga, e nel caso di cui qui si ragiona lo è. Ne segue una cosa diversa e più insidiosa, e cioè che </w:t>
-      </w:r>
-      <w:r>
-        <w:rPr>
-          <w:rFonts w:ascii="Barlow Semi Condensed" w:cs="Barlow Semi Condensed" w:eastAsia="Barlow Semi Condensed" w:hAnsi="Barlow Semi Condensed"/>
-          <w:b/>
-          <w:bCs/>
-          <w:i/>
-          <w:iCs/>
-          <w:sz w:val="21"/>
-          <w:szCs w:val="21"/>
-        </w:rPr>
-        <w:t xml:space="preserve">l'insieme</w:t>
-      </w:r>
-      <w:r>
-        <w:rPr>
-          <w:rFonts w:ascii="Barlow Semi Condensed" w:cs="Barlow Semi Condensed" w:eastAsia="Barlow Semi Condensed" w:hAnsi="Barlow Semi Condensed"/>
-          <w:i/>
-          <w:iCs/>
-          <w:sz w:val="21"/>
-          <w:szCs w:val="21"/>
-        </w:rPr>
-        <w:t xml:space="preserve"> di ciò che è giunto non è un insieme naturale. È un insieme composto, e composto da chi aveva un interesse nella composizione.</w:t>
-      </w:r>
-    </w:p>
-    <w:p>
-      <w:pPr>
-        <w:spacing w:after="120" w:line="290"/>
-        <w:jc w:val="both"/>
-      </w:pPr>
-      <w:r>
-        <w:rPr>
-          <w:rFonts w:ascii="Barlow Semi Condensed" w:cs="Barlow Semi Condensed" w:eastAsia="Barlow Semi Condensed" w:hAnsi="Barlow Semi Condensed"/>
-          <w:i/>
-          <w:iCs/>
-          <w:sz w:val="21"/>
-          <w:szCs w:val="21"/>
-        </w:rPr>
-        <w:t xml:space="preserve">Ciascuna lettera può dunque essere veridica, e la loro somma dare ciononostante un ritratto che nessuna di esse, presa da sola, autorizzerebbe. È la ragione per cui, nell'esperienza dei tribunali, la produzione selettiva di documenti autentici è arma più efficace del documento falso: il falso, se scoperto, distrugge chi l'ha prodotto; la selezione, se scoperta, si giustifica sempre con la pertinenza.</w:t>
+          <w:i w:val="false"/>
+          <w:iCs w:val="false"/>
+          <w:sz w:val="21"/>
+          <w:szCs w:val="21"/>
+        </w:rPr>
+        <w:t xml:space="preserve">Si osservi come i due fatti si compongano, perché è il punto del capitolo. Le medesime mani che decisero quali scritti facessero il tragitto — §II — sono quelle per le quali gli originali risultano perduti. Non se ne trae alcuna conseguenza sull'intenzione: se ne trae una conseguenza sullo </w:t>
+      </w:r>
+      <w:r>
+        <w:rPr>
+          <w:rFonts w:ascii="Barlow Semi Condensed" w:cs="Barlow Semi Condensed" w:eastAsia="Barlow Semi Condensed" w:hAnsi="Barlow Semi Condensed"/>
+          <w:b/>
+          <w:bCs/>
+          <w:i w:val="false"/>
+          <w:iCs w:val="false"/>
+          <w:sz w:val="21"/>
+          <w:szCs w:val="21"/>
+        </w:rPr>
+        <w:t xml:space="preserve">stato degli atti</w:t>
+      </w:r>
+      <w:r>
+        <w:rPr>
+          <w:rFonts w:ascii="Barlow Semi Condensed" w:cs="Barlow Semi Condensed" w:eastAsia="Barlow Semi Condensed" w:hAnsi="Barlow Semi Condensed"/>
+          <w:i w:val="false"/>
+          <w:iCs w:val="false"/>
+          <w:sz w:val="21"/>
+          <w:szCs w:val="21"/>
+        </w:rPr>
+        <w:t xml:space="preserve">, ed è che la selezione e la scomparsa gravano sul medesimo corpo di documenti.</w:t>
       </w:r>
     </w:p>
     <w:p>
@@ -9005,193 +9269,165 @@
           <w:sz w:val="25"/>
           <w:szCs w:val="25"/>
         </w:rPr>
-        <w:t xml:space="preserve">IV. Chi giudicava non poteva sapere</w:t>
-      </w:r>
-    </w:p>
-    <w:p>
-      <w:pPr>
-        <w:spacing w:after="120" w:line="290"/>
-        <w:jc w:val="both"/>
-      </w:pPr>
-      <w:r>
-        <w:rPr>
-          <w:rFonts w:ascii="Barlow Semi Condensed" w:cs="Barlow Semi Condensed" w:eastAsia="Barlow Semi Condensed" w:hAnsi="Barlow Semi Condensed"/>
-          <w:i w:val="false"/>
-          <w:iCs w:val="false"/>
-          <w:sz w:val="21"/>
-          <w:szCs w:val="21"/>
-        </w:rPr>
-        <w:t xml:space="preserve">Da qui discende la proposizione che questo capitolo esiste per fissare, e che è frequentemente trascurata.</w:t>
-      </w:r>
-    </w:p>
-    <w:p>
-      <w:pPr>
-        <w:spacing w:after="120" w:line="290"/>
-        <w:jc w:val="both"/>
-      </w:pPr>
-      <w:r>
-        <w:rPr>
-          <w:rFonts w:ascii="Barlow Semi Condensed" w:cs="Barlow Semi Condensed" w:eastAsia="Barlow Semi Condensed" w:hAnsi="Barlow Semi Condensed"/>
-          <w:i w:val="false"/>
-          <w:iCs w:val="false"/>
-          <w:sz w:val="21"/>
-          <w:szCs w:val="21"/>
-        </w:rPr>
-        <w:t xml:space="preserve">Le valutazioni espresse in quei giorni sul contenuto degli scritti furono formulate </w:t>
-      </w:r>
-      <w:r>
-        <w:rPr>
-          <w:rFonts w:ascii="Barlow Semi Condensed" w:cs="Barlow Semi Condensed" w:eastAsia="Barlow Semi Condensed" w:hAnsi="Barlow Semi Condensed"/>
-          <w:b/>
-          <w:bCs/>
-          <w:i w:val="false"/>
-          <w:iCs w:val="false"/>
-          <w:sz w:val="21"/>
-          <w:szCs w:val="21"/>
-        </w:rPr>
-        <w:t xml:space="preserve">su un corpus selezionato da chi deteneva l'autore</w:t>
-      </w:r>
-      <w:r>
-        <w:rPr>
-          <w:rFonts w:ascii="Barlow Semi Condensed" w:cs="Barlow Semi Condensed" w:eastAsia="Barlow Semi Condensed" w:hAnsi="Barlow Semi Condensed"/>
-          <w:i w:val="false"/>
-          <w:iCs w:val="false"/>
-          <w:sz w:val="21"/>
-          <w:szCs w:val="21"/>
-        </w:rPr>
-        <w:t xml:space="preserve">. E chi le formulava </w:t>
-      </w:r>
-      <w:r>
-        <w:rPr>
-          <w:rFonts w:ascii="Barlow Semi Condensed" w:cs="Barlow Semi Condensed" w:eastAsia="Barlow Semi Condensed" w:hAnsi="Barlow Semi Condensed"/>
-          <w:b/>
-          <w:bCs/>
-          <w:i w:val="false"/>
-          <w:iCs w:val="false"/>
-          <w:sz w:val="21"/>
-          <w:szCs w:val="21"/>
-        </w:rPr>
-        <w:t xml:space="preserve">non poteva sapere quale parte gli fosse stata sottratta</w:t>
-      </w:r>
-      <w:r>
-        <w:rPr>
-          <w:rFonts w:ascii="Barlow Semi Condensed" w:cs="Barlow Semi Condensed" w:eastAsia="Barlow Semi Condensed" w:hAnsi="Barlow Semi Condensed"/>
-          <w:i w:val="false"/>
-          <w:iCs w:val="false"/>
-          <w:sz w:val="21"/>
-          <w:szCs w:val="21"/>
-        </w:rPr>
-        <w:t xml:space="preserve">, poiché la seconda classe sarebbe emersa soltanto dopo. </w:t>
-      </w:r>
-      <w:r>
-        <w:rPr>
-          <w:rFonts w:ascii="Barlow Semi Condensed" w:cs="Barlow Semi Condensed" w:eastAsia="Barlow Semi Condensed" w:hAnsi="Barlow Semi Condensed"/>
-          <w:b/>
-          <w:bCs/>
-          <w:i w:val="false"/>
-          <w:iCs w:val="false"/>
-          <w:sz w:val="21"/>
-          <w:szCs w:val="21"/>
-        </w:rPr>
-        <w:t xml:space="preserve">Grado B.</w:t>
-      </w:r>
-    </w:p>
-    <w:p>
-      <w:pPr>
-        <w:spacing w:after="120" w:line="290"/>
-        <w:jc w:val="both"/>
-      </w:pPr>
-      <w:r>
-        <w:rPr>
-          <w:rFonts w:ascii="Barlow Semi Condensed" w:cs="Barlow Semi Condensed" w:eastAsia="Barlow Semi Condensed" w:hAnsi="Barlow Semi Condensed"/>
-          <w:i w:val="false"/>
-          <w:iCs w:val="false"/>
-          <w:sz w:val="21"/>
-          <w:szCs w:val="21"/>
-        </w:rPr>
-        <w:t xml:space="preserve">Non si tratta di un rilievo sulla buona fede di alcuno. Chi leggeva leggeva ciò che aveva; nessuno può essere rimproverato di non aver tenuto conto di documenti che non esistevano per lui. Si tratta di un rilievo sulla </w:t>
-      </w:r>
-      <w:r>
-        <w:rPr>
-          <w:rFonts w:ascii="Barlow Semi Condensed" w:cs="Barlow Semi Condensed" w:eastAsia="Barlow Semi Condensed" w:hAnsi="Barlow Semi Condensed"/>
-          <w:b/>
-          <w:bCs/>
-          <w:i w:val="false"/>
-          <w:iCs w:val="false"/>
-          <w:sz w:val="21"/>
-          <w:szCs w:val="21"/>
-        </w:rPr>
-        <w:t xml:space="preserve">struttura</w:t>
-      </w:r>
-      <w:r>
-        <w:rPr>
-          <w:rFonts w:ascii="Barlow Semi Condensed" w:cs="Barlow Semi Condensed" w:eastAsia="Barlow Semi Condensed" w:hAnsi="Barlow Semi Condensed"/>
-          <w:i w:val="false"/>
-          <w:iCs w:val="false"/>
-          <w:sz w:val="21"/>
-          <w:szCs w:val="21"/>
-        </w:rPr>
-        <w:t xml:space="preserve"> dell'informazione disponibile: era un insieme incompleto la cui incompletezza non era percepibile dall'interno.</w:t>
-      </w:r>
-    </w:p>
-    <w:p>
-      <w:pPr>
-        <w:spacing w:after="120" w:line="290"/>
-        <w:jc w:val="both"/>
-      </w:pPr>
-      <w:r>
-        <w:rPr>
-          <w:rFonts w:ascii="Barlow Semi Condensed" w:cs="Barlow Semi Condensed" w:eastAsia="Barlow Semi Condensed" w:hAnsi="Barlow Semi Condensed"/>
-          <w:i w:val="false"/>
-          <w:iCs w:val="false"/>
-          <w:sz w:val="21"/>
-          <w:szCs w:val="21"/>
-        </w:rPr>
-        <w:t xml:space="preserve">E si tratta, per lo storico che oggi rilegge, di una prescrizione precisa: qualunque affermazione sul pensiero dell'autore in quei giorni, se fondata sui soli scritti recapitati, è affermazione fondata su un campione </w:t>
-      </w:r>
-      <w:r>
-        <w:rPr>
-          <w:rFonts w:ascii="Barlow Semi Condensed" w:cs="Barlow Semi Condensed" w:eastAsia="Barlow Semi Condensed" w:hAnsi="Barlow Semi Condensed"/>
-          <w:b/>
-          <w:bCs/>
-          <w:i w:val="false"/>
-          <w:iCs w:val="false"/>
-          <w:sz w:val="21"/>
-          <w:szCs w:val="21"/>
-        </w:rPr>
-        <w:t xml:space="preserve">non casuale</w:t>
-      </w:r>
-      <w:r>
-        <w:rPr>
-          <w:rFonts w:ascii="Barlow Semi Condensed" w:cs="Barlow Semi Condensed" w:eastAsia="Barlow Semi Condensed" w:hAnsi="Barlow Semi Condensed"/>
-          <w:i w:val="false"/>
-          <w:iCs w:val="false"/>
-          <w:sz w:val="21"/>
-          <w:szCs w:val="21"/>
-        </w:rPr>
-        <w:t xml:space="preserve">, scelto dalla controparte. Il che non la rende falsa: la rende </w:t>
-      </w:r>
-      <w:r>
-        <w:rPr>
-          <w:rFonts w:ascii="Barlow Semi Condensed" w:cs="Barlow Semi Condensed" w:eastAsia="Barlow Semi Condensed" w:hAnsi="Barlow Semi Condensed"/>
-          <w:b/>
-          <w:bCs/>
-          <w:i w:val="false"/>
-          <w:iCs w:val="false"/>
-          <w:sz w:val="21"/>
-          <w:szCs w:val="21"/>
-        </w:rPr>
-        <w:t xml:space="preserve">non generalizzabile</w:t>
-      </w:r>
-      <w:r>
-        <w:rPr>
-          <w:rFonts w:ascii="Barlow Semi Condensed" w:cs="Barlow Semi Condensed" w:eastAsia="Barlow Semi Condensed" w:hAnsi="Barlow Semi Condensed"/>
-          <w:i w:val="false"/>
-          <w:iCs w:val="false"/>
-          <w:sz w:val="21"/>
-          <w:szCs w:val="21"/>
-        </w:rPr>
-        <w:t xml:space="preserve">.</w:t>
+        <w:t xml:space="preserve">IV. La copia, quando l'originale non c'è più</w:t>
+      </w:r>
+    </w:p>
+    <w:p>
+      <w:pPr>
+        <w:spacing w:after="120" w:line="290"/>
+        <w:jc w:val="both"/>
+      </w:pPr>
+      <w:r>
+        <w:rPr>
+          <w:rFonts w:ascii="Barlow Semi Condensed" w:cs="Barlow Semi Condensed" w:eastAsia="Barlow Semi Condensed" w:hAnsi="Barlow Semi Condensed"/>
+          <w:i/>
+          <w:iCs/>
+          <w:sz w:val="21"/>
+          <w:szCs w:val="21"/>
+        </w:rPr>
+        <w:t xml:space="preserve">Occorre ora dire che cosa si perda quando si perde un originale, giacché la risposta corrente — «nulla, se la copia è fedele» — è vera per una sola delle due cose che un originale porta, ed è la meno interessante.</w:t>
+      </w:r>
+    </w:p>
+    <w:p>
+      <w:pPr>
+        <w:spacing w:after="120" w:line="290"/>
+        <w:jc w:val="both"/>
+      </w:pPr>
+      <w:r>
+        <w:rPr>
+          <w:rFonts w:ascii="Barlow Semi Condensed" w:cs="Barlow Semi Condensed" w:eastAsia="Barlow Semi Condensed" w:hAnsi="Barlow Semi Condensed"/>
+          <w:i/>
+          <w:iCs/>
+          <w:sz w:val="21"/>
+          <w:szCs w:val="21"/>
+        </w:rPr>
+        <w:t xml:space="preserve">Un originale porta il testo, e quello la copia lo trasmette per intero. Ma porta anche ciò che il testo non dice e la carta mostra: la mano che accelera o si arresta, la cancellatura e ciò che sotto vi si legge, il rifacimento di un periodo, l'ordine materiale dei fogli, la qualità della carta e chi l'abbia fornita, l'intervallo fra due scritture che l'inchiostro rivela. </w:t>
+      </w:r>
+      <w:r>
+        <w:rPr>
+          <w:rFonts w:ascii="Barlow Semi Condensed" w:cs="Barlow Semi Condensed" w:eastAsia="Barlow Semi Condensed" w:hAnsi="Barlow Semi Condensed"/>
+          <w:b/>
+          <w:bCs/>
+          <w:i/>
+          <w:iCs/>
+          <w:sz w:val="21"/>
+          <w:szCs w:val="21"/>
+        </w:rPr>
+        <w:t xml:space="preserve">Nulla di questo è contenuto; tutto questo è testimonianza sulle condizioni in cui il contenuto fu prodotto.</w:t>
+      </w:r>
+    </w:p>
+    <w:p>
+      <w:pPr>
+        <w:spacing w:after="120" w:line="290"/>
+        <w:jc w:val="both"/>
+      </w:pPr>
+      <w:r>
+        <w:rPr>
+          <w:rFonts w:ascii="Barlow Semi Condensed" w:cs="Barlow Semi Condensed" w:eastAsia="Barlow Semi Condensed" w:hAnsi="Barlow Semi Condensed"/>
+          <w:i/>
+          <w:iCs/>
+          <w:sz w:val="21"/>
+          <w:szCs w:val="21"/>
+        </w:rPr>
+        <w:t xml:space="preserve">Ed è precisamente ciò che, nel primo paragrafo, ho detto occorrere: che il grado di vincolo non si presuma per il documento intero ma si accerti proposizione per proposizione. Con che cosa lo si accerta? Non col senso delle frasi, che è argomento circolare — chi già ritiene l'autore costretto troverà costrizione in ciò che legge, e chi lo ritenga libero vi troverà libertà. Lo si accerta, quando è possibile, </w:t>
+      </w:r>
+      <w:r>
+        <w:rPr>
+          <w:rFonts w:ascii="Barlow Semi Condensed" w:cs="Barlow Semi Condensed" w:eastAsia="Barlow Semi Condensed" w:hAnsi="Barlow Semi Condensed"/>
+          <w:b/>
+          <w:bCs/>
+          <w:i/>
+          <w:iCs/>
+          <w:sz w:val="21"/>
+          <w:szCs w:val="21"/>
+        </w:rPr>
+        <w:t xml:space="preserve">sui caratteri materiali della scrittura</w:t>
+      </w:r>
+      <w:r>
+        <w:rPr>
+          <w:rFonts w:ascii="Barlow Semi Condensed" w:cs="Barlow Semi Condensed" w:eastAsia="Barlow Semi Condensed" w:hAnsi="Barlow Semi Condensed"/>
+          <w:i/>
+          <w:iCs/>
+          <w:sz w:val="21"/>
+          <w:szCs w:val="21"/>
+        </w:rPr>
+        <w:t xml:space="preserve">, che non hanno opinioni.</w:t>
+      </w:r>
+    </w:p>
+    <w:p>
+      <w:pPr>
+        <w:spacing w:after="120" w:line="290"/>
+        <w:jc w:val="both"/>
+      </w:pPr>
+      <w:r>
+        <w:rPr>
+          <w:rFonts w:ascii="Barlow Semi Condensed" w:cs="Barlow Semi Condensed" w:eastAsia="Barlow Semi Condensed" w:hAnsi="Barlow Semi Condensed"/>
+          <w:i/>
+          <w:iCs/>
+          <w:sz w:val="21"/>
+          <w:szCs w:val="21"/>
+        </w:rPr>
+        <w:t xml:space="preserve">Onde la conclusione, che mi pare abbia una durezza propria e che non conviene addolcire: la perdita degli originali non ha sottratto il contenuto — quello lo abbiamo. </w:t>
+      </w:r>
+      <w:r>
+        <w:rPr>
+          <w:rFonts w:ascii="Barlow Semi Condensed" w:cs="Barlow Semi Condensed" w:eastAsia="Barlow Semi Condensed" w:hAnsi="Barlow Semi Condensed"/>
+          <w:b/>
+          <w:bCs/>
+          <w:i/>
+          <w:iCs/>
+          <w:sz w:val="21"/>
+          <w:szCs w:val="21"/>
+        </w:rPr>
+        <w:t xml:space="preserve">Ha sottratto lo strumento con cui si sarebbe potuto misurare quanto di quel contenuto fosse libero.</w:t>
+      </w:r>
+      <w:r>
+        <w:rPr>
+          <w:rFonts w:ascii="Barlow Semi Condensed" w:cs="Barlow Semi Condensed" w:eastAsia="Barlow Semi Condensed" w:hAnsi="Barlow Semi Condensed"/>
+          <w:i/>
+          <w:iCs/>
+          <w:sz w:val="21"/>
+          <w:szCs w:val="21"/>
+        </w:rPr>
+        <w:t xml:space="preserve"> La domanda del primo paragrafo resta corretta, e resta, per la massima parte di quelle carte, materialmente non decidibile.</w:t>
+      </w:r>
+    </w:p>
+    <w:p>
+      <w:pPr>
+        <w:spacing w:after="120" w:line="290"/>
+        <w:jc w:val="both"/>
+      </w:pPr>
+      <w:r>
+        <w:rPr>
+          <w:rFonts w:ascii="Barlow Semi Condensed" w:cs="Barlow Semi Condensed" w:eastAsia="Barlow Semi Condensed" w:hAnsi="Barlow Semi Condensed"/>
+          <w:i/>
+          <w:iCs/>
+          <w:sz w:val="21"/>
+          <w:szCs w:val="21"/>
+        </w:rPr>
+        <w:t xml:space="preserve">Ne discende un obbligo per chi scriva oggi, e non è di prudenza formale. Chi affermi, dell'una o dell'altra proposizione, che fu dettata o che fu spontanea, affermi anche </w:t>
+      </w:r>
+      <w:r>
+        <w:rPr>
+          <w:rFonts w:ascii="Barlow Semi Condensed" w:cs="Barlow Semi Condensed" w:eastAsia="Barlow Semi Condensed" w:hAnsi="Barlow Semi Condensed"/>
+          <w:b/>
+          <w:bCs/>
+          <w:i/>
+          <w:iCs/>
+          <w:sz w:val="21"/>
+          <w:szCs w:val="21"/>
+        </w:rPr>
+        <w:t xml:space="preserve">su che cosa lo stabilisce</w:t>
+      </w:r>
+      <w:r>
+        <w:rPr>
+          <w:rFonts w:ascii="Barlow Semi Condensed" w:cs="Barlow Semi Condensed" w:eastAsia="Barlow Semi Condensed" w:hAnsi="Barlow Semi Condensed"/>
+          <w:i/>
+          <w:iCs/>
+          <w:sz w:val="21"/>
+          <w:szCs w:val="21"/>
+        </w:rPr>
+        <w:t xml:space="preserve">; e se ciò su cui lo stabilisce è la propria lettura del senso, lo dica, ché una lettura del senso è una lettura del senso e non un accertamento, per quanto sia perspicace chi la compie.</w:t>
       </w:r>
     </w:p>
     <w:p>
@@ -9207,137 +9443,99 @@
           <w:sz w:val="25"/>
           <w:szCs w:val="25"/>
         </w:rPr>
-        <w:t xml:space="preserve">V. La tesi che non era filologica</w:t>
-      </w:r>
-    </w:p>
-    <w:p>
-      <w:pPr>
-        <w:spacing w:after="120" w:line="290"/>
-        <w:jc w:val="both"/>
-      </w:pPr>
-      <w:r>
-        <w:rPr>
-          <w:rFonts w:ascii="Barlow Semi Condensed" w:cs="Barlow Semi Condensed" w:eastAsia="Barlow Semi Condensed" w:hAnsi="Barlow Semi Condensed"/>
-          <w:i w:val="false"/>
-          <w:iCs w:val="false"/>
-          <w:sz w:val="21"/>
-          <w:szCs w:val="21"/>
-        </w:rPr>
-        <w:t xml:space="preserve">Vi è una conseguenza che va nominata senza giri, perché fu tratta all'epoca e pesò.</w:t>
-      </w:r>
-    </w:p>
-    <w:p>
-      <w:pPr>
-        <w:spacing w:after="120" w:line="290"/>
-        <w:jc w:val="both"/>
-      </w:pPr>
-      <w:r>
-        <w:rPr>
-          <w:rFonts w:ascii="Barlow Semi Condensed" w:cs="Barlow Semi Condensed" w:eastAsia="Barlow Semi Condensed" w:hAnsi="Barlow Semi Condensed"/>
-          <w:i w:val="false"/>
-          <w:iCs w:val="false"/>
-          <w:sz w:val="21"/>
-          <w:szCs w:val="21"/>
-        </w:rPr>
-        <w:t xml:space="preserve">Se si stabilisce che l'uomo prigioniero non è più sé stesso, se ne ricava che ciò che egli chiede non va ascoltato.</w:t>
-      </w:r>
-    </w:p>
-    <w:p>
-      <w:pPr>
-        <w:spacing w:after="120" w:line="290"/>
-        <w:jc w:val="both"/>
-      </w:pPr>
-      <w:r>
-        <w:rPr>
-          <w:rFonts w:ascii="Barlow Semi Condensed" w:cs="Barlow Semi Condensed" w:eastAsia="Barlow Semi Condensed" w:hAnsi="Barlow Semi Condensed"/>
-          <w:i w:val="false"/>
-          <w:iCs w:val="false"/>
-          <w:sz w:val="21"/>
-          <w:szCs w:val="21"/>
-        </w:rPr>
-        <w:t xml:space="preserve">La tesi dell'inautenticità, in quei cinquantacinque giorni, </w:t>
-      </w:r>
-      <w:r>
-        <w:rPr>
-          <w:rFonts w:ascii="Barlow Semi Condensed" w:cs="Barlow Semi Condensed" w:eastAsia="Barlow Semi Condensed" w:hAnsi="Barlow Semi Condensed"/>
-          <w:b/>
-          <w:bCs/>
-          <w:i w:val="false"/>
-          <w:iCs w:val="false"/>
-          <w:sz w:val="21"/>
-          <w:szCs w:val="21"/>
-        </w:rPr>
-        <w:t xml:space="preserve">non fu una tesi filologica</w:t>
-      </w:r>
-      <w:r>
-        <w:rPr>
-          <w:rFonts w:ascii="Barlow Semi Condensed" w:cs="Barlow Semi Condensed" w:eastAsia="Barlow Semi Condensed" w:hAnsi="Barlow Semi Condensed"/>
-          <w:i w:val="false"/>
-          <w:iCs w:val="false"/>
-          <w:sz w:val="21"/>
-          <w:szCs w:val="21"/>
-        </w:rPr>
-        <w:t xml:space="preserve">: fu un argomento con conseguenze pratiche immediate sulla vita di una persona. </w:t>
-      </w:r>
-      <w:r>
-        <w:rPr>
-          <w:rFonts w:ascii="Barlow Semi Condensed" w:cs="Barlow Semi Condensed" w:eastAsia="Barlow Semi Condensed" w:hAnsi="Barlow Semi Condensed"/>
-          <w:b/>
-          <w:bCs/>
-          <w:i w:val="false"/>
-          <w:iCs w:val="false"/>
-          <w:sz w:val="21"/>
-          <w:szCs w:val="21"/>
-        </w:rPr>
-        <w:t xml:space="preserve">Grado B.</w:t>
-      </w:r>
-    </w:p>
-    <w:p>
-      <w:pPr>
-        <w:spacing w:after="120" w:line="290"/>
-        <w:jc w:val="both"/>
-      </w:pPr>
-      <w:r>
-        <w:rPr>
-          <w:rFonts w:ascii="Barlow Semi Condensed" w:cs="Barlow Semi Condensed" w:eastAsia="Barlow Semi Condensed" w:hAnsi="Barlow Semi Condensed"/>
-          <w:i/>
-          <w:iCs/>
-          <w:sz w:val="21"/>
-          <w:szCs w:val="21"/>
-        </w:rPr>
-        <w:t xml:space="preserve">Non dirò nulla di quel caso, per la ragione che ho enunciata in apertura e che qui vale più che altrove. Dirò della regola, che è cosa impersonale e vale per chiunque.</w:t>
-      </w:r>
-    </w:p>
-    <w:p>
-      <w:pPr>
-        <w:spacing w:after="120" w:line="290"/>
-        <w:jc w:val="both"/>
-      </w:pPr>
-      <w:r>
-        <w:rPr>
-          <w:rFonts w:ascii="Barlow Semi Condensed" w:cs="Barlow Semi Condensed" w:eastAsia="Barlow Semi Condensed" w:hAnsi="Barlow Semi Condensed"/>
-          <w:i/>
-          <w:iCs/>
-          <w:sz w:val="21"/>
-          <w:szCs w:val="21"/>
-        </w:rPr>
-        <w:t xml:space="preserve">Vi è una differenza fra il dubitare di un testo e il servirsi del dubbio. Il dubbio, in sé, è operazione onesta e doverosa: nessuna fonte va creduta perché ci commuove. Ma il dubbio che nasce nel momento in cui la fonte chiede qualcosa, e che si dissolve quando la fonte non chiede più nulla, non è dubbio: è una decisione già presa che ha trovato la propria veste.</w:t>
-      </w:r>
-    </w:p>
-    <w:p>
-      <w:pPr>
-        <w:spacing w:after="120" w:line="290"/>
-        <w:jc w:val="both"/>
-      </w:pPr>
-      <w:r>
-        <w:rPr>
-          <w:rFonts w:ascii="Barlow Semi Condensed" w:cs="Barlow Semi Condensed" w:eastAsia="Barlow Semi Condensed" w:hAnsi="Barlow Semi Condensed"/>
-          <w:i/>
-          <w:iCs/>
-          <w:sz w:val="21"/>
-          <w:szCs w:val="21"/>
-        </w:rPr>
-        <w:t xml:space="preserve">Il criterio per distinguere l'uno dall'altro esiste ed è alla portata di chiunque: si domandi se il dubbio sarebbe stato sollevato anche nel caso in cui il testo avesse detto il contrario. Se la risposta è sì, è metodo. Se è no, era altro, e portava un altro nome.</w:t>
+        <w:t xml:space="preserve">V. Il documento che passa per le mani dell'avversario</w:t>
+      </w:r>
+    </w:p>
+    <w:p>
+      <w:pPr>
+        <w:spacing w:after="120" w:line="290"/>
+        <w:jc w:val="both"/>
+      </w:pPr>
+      <w:r>
+        <w:rPr>
+          <w:rFonts w:ascii="Barlow Semi Condensed" w:cs="Barlow Semi Condensed" w:eastAsia="Barlow Semi Condensed" w:hAnsi="Barlow Semi Condensed"/>
+          <w:i/>
+          <w:iCs/>
+          <w:sz w:val="21"/>
+          <w:szCs w:val="21"/>
+        </w:rPr>
+        <w:t xml:space="preserve">Il civilista conosce da lungo tempo la figura, e la chiama in vari modi secondo gli ordinamenti: la sottrazione di prova, la produzione parziale, il documento formato o trasmesso dalla parte che dal suo contenuto trae vantaggio. In ogni caso la regola che se ne ricava è la medesima, ed è di buon senso prima che di diritto: </w:t>
+      </w:r>
+      <w:r>
+        <w:rPr>
+          <w:rFonts w:ascii="Barlow Semi Condensed" w:cs="Barlow Semi Condensed" w:eastAsia="Barlow Semi Condensed" w:hAnsi="Barlow Semi Condensed"/>
+          <w:b/>
+          <w:bCs/>
+          <w:i/>
+          <w:iCs/>
+          <w:sz w:val="21"/>
+          <w:szCs w:val="21"/>
+        </w:rPr>
+        <w:t xml:space="preserve">quando una parte controlla che cosa dell'altra giunga al giudice, ciò che giunge non è la voce dell'altra, è la voce dell'altra per quanto alla prima convenga</w:t>
+      </w:r>
+      <w:r>
+        <w:rPr>
+          <w:rFonts w:ascii="Barlow Semi Condensed" w:cs="Barlow Semi Condensed" w:eastAsia="Barlow Semi Condensed" w:hAnsi="Barlow Semi Condensed"/>
+          <w:i/>
+          <w:iCs/>
+          <w:sz w:val="21"/>
+          <w:szCs w:val="21"/>
+        </w:rPr>
+        <w:t xml:space="preserve">.</w:t>
+      </w:r>
+    </w:p>
+    <w:p>
+      <w:pPr>
+        <w:spacing w:after="120" w:line="290"/>
+        <w:jc w:val="both"/>
+      </w:pPr>
+      <w:r>
+        <w:rPr>
+          <w:rFonts w:ascii="Barlow Semi Condensed" w:cs="Barlow Semi Condensed" w:eastAsia="Barlow Semi Condensed" w:hAnsi="Barlow Semi Condensed"/>
+          <w:i/>
+          <w:iCs/>
+          <w:sz w:val="21"/>
+          <w:szCs w:val="21"/>
+        </w:rPr>
+        <w:t xml:space="preserve">Ora, si osservi bene, perché il punto è sottile e viene comunemente frainteso. Non ne segue che ciò che è giunto sia falso: può essere autentico in ogni sua riga, e nel caso di cui qui si ragiona lo è. Ne segue una cosa diversa e più insidiosa, e cioè che </w:t>
+      </w:r>
+      <w:r>
+        <w:rPr>
+          <w:rFonts w:ascii="Barlow Semi Condensed" w:cs="Barlow Semi Condensed" w:eastAsia="Barlow Semi Condensed" w:hAnsi="Barlow Semi Condensed"/>
+          <w:b/>
+          <w:bCs/>
+          <w:i/>
+          <w:iCs/>
+          <w:sz w:val="21"/>
+          <w:szCs w:val="21"/>
+        </w:rPr>
+        <w:t xml:space="preserve">l'insieme</w:t>
+      </w:r>
+      <w:r>
+        <w:rPr>
+          <w:rFonts w:ascii="Barlow Semi Condensed" w:cs="Barlow Semi Condensed" w:eastAsia="Barlow Semi Condensed" w:hAnsi="Barlow Semi Condensed"/>
+          <w:i/>
+          <w:iCs/>
+          <w:sz w:val="21"/>
+          <w:szCs w:val="21"/>
+        </w:rPr>
+        <w:t xml:space="preserve"> di ciò che è giunto non è un insieme naturale. È un insieme composto, e composto da chi aveva un interesse nella composizione.</w:t>
+      </w:r>
+    </w:p>
+    <w:p>
+      <w:pPr>
+        <w:spacing w:after="120" w:line="290"/>
+        <w:jc w:val="both"/>
+      </w:pPr>
+      <w:r>
+        <w:rPr>
+          <w:rFonts w:ascii="Barlow Semi Condensed" w:cs="Barlow Semi Condensed" w:eastAsia="Barlow Semi Condensed" w:hAnsi="Barlow Semi Condensed"/>
+          <w:i/>
+          <w:iCs/>
+          <w:sz w:val="21"/>
+          <w:szCs w:val="21"/>
+        </w:rPr>
+        <w:t xml:space="preserve">Ciascuna lettera può dunque essere veridica, e la loro somma dare ciononostante un ritratto che nessuna di esse, presa da sola, autorizzerebbe. È la ragione per cui, nell'esperienza dei tribunali, la produzione selettiva di documenti autentici è arma più efficace del documento falso: il falso, se scoperto, distrugge chi l'ha prodotto; la selezione, se scoperta, si giustifica sempre con la pertinenza.</w:t>
       </w:r>
     </w:p>
     <w:p>
@@ -9353,23 +9551,83 @@
           <w:sz w:val="25"/>
           <w:szCs w:val="25"/>
         </w:rPr>
-        <w:t xml:space="preserve">VI. La disciplina che ne segue</w:t>
-      </w:r>
-    </w:p>
-    <w:p>
-      <w:pPr>
-        <w:spacing w:after="120" w:line="290"/>
-        <w:jc w:val="both"/>
-      </w:pPr>
-      <w:r>
-        <w:rPr>
-          <w:rFonts w:ascii="Barlow Semi Condensed" w:cs="Barlow Semi Condensed" w:eastAsia="Barlow Semi Condensed" w:hAnsi="Barlow Semi Condensed"/>
-          <w:i w:val="false"/>
-          <w:iCs w:val="false"/>
-          <w:sz w:val="21"/>
-          <w:szCs w:val="21"/>
-        </w:rPr>
-        <w:t xml:space="preserve">Il registro adotta una regola in due tempi, e la dichiara. </w:t>
+        <w:t xml:space="preserve">VI. Chi giudicava non poteva sapere</w:t>
+      </w:r>
+    </w:p>
+    <w:p>
+      <w:pPr>
+        <w:spacing w:after="120" w:line="290"/>
+        <w:jc w:val="both"/>
+      </w:pPr>
+      <w:r>
+        <w:rPr>
+          <w:rFonts w:ascii="Barlow Semi Condensed" w:cs="Barlow Semi Condensed" w:eastAsia="Barlow Semi Condensed" w:hAnsi="Barlow Semi Condensed"/>
+          <w:i w:val="false"/>
+          <w:iCs w:val="false"/>
+          <w:sz w:val="21"/>
+          <w:szCs w:val="21"/>
+        </w:rPr>
+        <w:t xml:space="preserve">Da qui discende la proposizione che questo capitolo esiste per fissare, e che è frequentemente trascurata.</w:t>
+      </w:r>
+    </w:p>
+    <w:p>
+      <w:pPr>
+        <w:spacing w:after="120" w:line="290"/>
+        <w:jc w:val="both"/>
+      </w:pPr>
+      <w:r>
+        <w:rPr>
+          <w:rFonts w:ascii="Barlow Semi Condensed" w:cs="Barlow Semi Condensed" w:eastAsia="Barlow Semi Condensed" w:hAnsi="Barlow Semi Condensed"/>
+          <w:i w:val="false"/>
+          <w:iCs w:val="false"/>
+          <w:sz w:val="21"/>
+          <w:szCs w:val="21"/>
+        </w:rPr>
+        <w:t xml:space="preserve">Le valutazioni espresse in quei giorni sul contenuto degli scritti furono formulate </w:t>
+      </w:r>
+      <w:r>
+        <w:rPr>
+          <w:rFonts w:ascii="Barlow Semi Condensed" w:cs="Barlow Semi Condensed" w:eastAsia="Barlow Semi Condensed" w:hAnsi="Barlow Semi Condensed"/>
+          <w:b/>
+          <w:bCs/>
+          <w:i w:val="false"/>
+          <w:iCs w:val="false"/>
+          <w:sz w:val="21"/>
+          <w:szCs w:val="21"/>
+        </w:rPr>
+        <w:t xml:space="preserve">su un corpus selezionato da chi deteneva l'autore</w:t>
+      </w:r>
+      <w:r>
+        <w:rPr>
+          <w:rFonts w:ascii="Barlow Semi Condensed" w:cs="Barlow Semi Condensed" w:eastAsia="Barlow Semi Condensed" w:hAnsi="Barlow Semi Condensed"/>
+          <w:i w:val="false"/>
+          <w:iCs w:val="false"/>
+          <w:sz w:val="21"/>
+          <w:szCs w:val="21"/>
+        </w:rPr>
+        <w:t xml:space="preserve">. E chi le formulava </w:t>
+      </w:r>
+      <w:r>
+        <w:rPr>
+          <w:rFonts w:ascii="Barlow Semi Condensed" w:cs="Barlow Semi Condensed" w:eastAsia="Barlow Semi Condensed" w:hAnsi="Barlow Semi Condensed"/>
+          <w:b/>
+          <w:bCs/>
+          <w:i w:val="false"/>
+          <w:iCs w:val="false"/>
+          <w:sz w:val="21"/>
+          <w:szCs w:val="21"/>
+        </w:rPr>
+        <w:t xml:space="preserve">non poteva sapere quale parte gli fosse stata sottratta</w:t>
+      </w:r>
+      <w:r>
+        <w:rPr>
+          <w:rFonts w:ascii="Barlow Semi Condensed" w:cs="Barlow Semi Condensed" w:eastAsia="Barlow Semi Condensed" w:hAnsi="Barlow Semi Condensed"/>
+          <w:i w:val="false"/>
+          <w:iCs w:val="false"/>
+          <w:sz w:val="21"/>
+          <w:szCs w:val="21"/>
+        </w:rPr>
+        <w:t xml:space="preserve">, poiché la seconda classe sarebbe emersa soltanto dopo. </w:t>
       </w:r>
       <w:r>
         <w:rPr>
@@ -9392,68 +9650,94 @@
       <w:r>
         <w:rPr>
           <w:rFonts w:ascii="Barlow Semi Condensed" w:cs="Barlow Semi Condensed" w:eastAsia="Barlow Semi Condensed" w:hAnsi="Barlow Semi Condensed"/>
-          <w:b/>
-          <w:bCs/>
-          <w:i w:val="false"/>
-          <w:iCs w:val="false"/>
-          <w:sz w:val="21"/>
-          <w:szCs w:val="21"/>
-        </w:rPr>
-        <w:t xml:space="preserve">Nessun enunciato delle carte è impiegato come prova di un fatto esterno senza riscontro indipendente.</w:t>
-      </w:r>
-      <w:r>
-        <w:rPr>
-          <w:rFonts w:ascii="Barlow Semi Condensed" w:cs="Barlow Semi Condensed" w:eastAsia="Barlow Semi Condensed" w:hAnsi="Barlow Semi Condensed"/>
-          <w:i w:val="false"/>
-          <w:iCs w:val="false"/>
-          <w:sz w:val="21"/>
-          <w:szCs w:val="21"/>
-        </w:rPr>
-        <w:t xml:space="preserve"> Ciò che le carte attestano con certezza è ciò che l'autore scrisse. Che quanto scrisse corrisponda al vero è proposizione ulteriore, che esige prova propria — come per qualunque altra fonte dichiarativa, di prigioniero o di uomo libero.</w:t>
-      </w:r>
-    </w:p>
-    <w:p>
-      <w:pPr>
-        <w:spacing w:after="120" w:line="290"/>
-        <w:jc w:val="both"/>
-      </w:pPr>
-      <w:r>
-        <w:rPr>
-          <w:rFonts w:ascii="Barlow Semi Condensed" w:cs="Barlow Semi Condensed" w:eastAsia="Barlow Semi Condensed" w:hAnsi="Barlow Semi Condensed"/>
-          <w:b/>
-          <w:bCs/>
-          <w:i w:val="false"/>
-          <w:iCs w:val="false"/>
-          <w:sz w:val="21"/>
-          <w:szCs w:val="21"/>
-        </w:rPr>
-        <w:t xml:space="preserve">Nessun enunciato è scartato per la sola ragione di essere stato scritto in prigionia.</w:t>
-      </w:r>
-      <w:r>
-        <w:rPr>
-          <w:rFonts w:ascii="Barlow Semi Condensed" w:cs="Barlow Semi Condensed" w:eastAsia="Barlow Semi Condensed" w:hAnsi="Barlow Semi Condensed"/>
-          <w:i w:val="false"/>
-          <w:iCs w:val="false"/>
-          <w:sz w:val="21"/>
-          <w:szCs w:val="21"/>
-        </w:rPr>
-        <w:t xml:space="preserve"> Lo scarto esige motivazione specifica, e la motivazione va data.</w:t>
-      </w:r>
-    </w:p>
-    <w:p>
-      <w:pPr>
-        <w:spacing w:after="120" w:line="290"/>
-        <w:jc w:val="both"/>
-      </w:pPr>
-      <w:r>
-        <w:rPr>
-          <w:rFonts w:ascii="Barlow Semi Condensed" w:cs="Barlow Semi Condensed" w:eastAsia="Barlow Semi Condensed" w:hAnsi="Barlow Semi Condensed"/>
-          <w:i w:val="false"/>
-          <w:iCs w:val="false"/>
-          <w:sz w:val="21"/>
-          <w:szCs w:val="21"/>
-        </w:rPr>
-        <w:t xml:space="preserve">Le due regole sembrano opposte e sono la stessa: entrambe vietano di decidere in blocco. La prima vieta di credere in blocco, la seconda di scartare in blocco. In mezzo resta il lavoro, che è lungo e si fa una proposizione per volta.</w:t>
+          <w:i w:val="false"/>
+          <w:iCs w:val="false"/>
+          <w:sz w:val="21"/>
+          <w:szCs w:val="21"/>
+        </w:rPr>
+        <w:t xml:space="preserve">Non si tratta di un rilievo sulla buona fede di alcuno. Chi leggeva leggeva ciò che aveva; nessuno può essere rimproverato di non aver tenuto conto di documenti che non esistevano per lui. Si tratta di un rilievo sulla </w:t>
+      </w:r>
+      <w:r>
+        <w:rPr>
+          <w:rFonts w:ascii="Barlow Semi Condensed" w:cs="Barlow Semi Condensed" w:eastAsia="Barlow Semi Condensed" w:hAnsi="Barlow Semi Condensed"/>
+          <w:b/>
+          <w:bCs/>
+          <w:i w:val="false"/>
+          <w:iCs w:val="false"/>
+          <w:sz w:val="21"/>
+          <w:szCs w:val="21"/>
+        </w:rPr>
+        <w:t xml:space="preserve">struttura</w:t>
+      </w:r>
+      <w:r>
+        <w:rPr>
+          <w:rFonts w:ascii="Barlow Semi Condensed" w:cs="Barlow Semi Condensed" w:eastAsia="Barlow Semi Condensed" w:hAnsi="Barlow Semi Condensed"/>
+          <w:i w:val="false"/>
+          <w:iCs w:val="false"/>
+          <w:sz w:val="21"/>
+          <w:szCs w:val="21"/>
+        </w:rPr>
+        <w:t xml:space="preserve"> dell'informazione disponibile: era un insieme incompleto la cui incompletezza non era percepibile dall'interno.</w:t>
+      </w:r>
+    </w:p>
+    <w:p>
+      <w:pPr>
+        <w:spacing w:after="120" w:line="290"/>
+        <w:jc w:val="both"/>
+      </w:pPr>
+      <w:r>
+        <w:rPr>
+          <w:rFonts w:ascii="Barlow Semi Condensed" w:cs="Barlow Semi Condensed" w:eastAsia="Barlow Semi Condensed" w:hAnsi="Barlow Semi Condensed"/>
+          <w:i w:val="false"/>
+          <w:iCs w:val="false"/>
+          <w:sz w:val="21"/>
+          <w:szCs w:val="21"/>
+        </w:rPr>
+        <w:t xml:space="preserve">E si tratta, per lo storico che oggi rilegge, di una prescrizione precisa: qualunque affermazione sul pensiero dell'autore in quei giorni, se fondata sui soli scritti recapitati, è affermazione fondata su un campione </w:t>
+      </w:r>
+      <w:r>
+        <w:rPr>
+          <w:rFonts w:ascii="Barlow Semi Condensed" w:cs="Barlow Semi Condensed" w:eastAsia="Barlow Semi Condensed" w:hAnsi="Barlow Semi Condensed"/>
+          <w:b/>
+          <w:bCs/>
+          <w:i w:val="false"/>
+          <w:iCs w:val="false"/>
+          <w:sz w:val="21"/>
+          <w:szCs w:val="21"/>
+        </w:rPr>
+        <w:t xml:space="preserve">non casuale</w:t>
+      </w:r>
+      <w:r>
+        <w:rPr>
+          <w:rFonts w:ascii="Barlow Semi Condensed" w:cs="Barlow Semi Condensed" w:eastAsia="Barlow Semi Condensed" w:hAnsi="Barlow Semi Condensed"/>
+          <w:i w:val="false"/>
+          <w:iCs w:val="false"/>
+          <w:sz w:val="21"/>
+          <w:szCs w:val="21"/>
+        </w:rPr>
+        <w:t xml:space="preserve">, scelto dalla controparte. Il che non la rende falsa: la rende </w:t>
+      </w:r>
+      <w:r>
+        <w:rPr>
+          <w:rFonts w:ascii="Barlow Semi Condensed" w:cs="Barlow Semi Condensed" w:eastAsia="Barlow Semi Condensed" w:hAnsi="Barlow Semi Condensed"/>
+          <w:b/>
+          <w:bCs/>
+          <w:i w:val="false"/>
+          <w:iCs w:val="false"/>
+          <w:sz w:val="21"/>
+          <w:szCs w:val="21"/>
+        </w:rPr>
+        <w:t xml:space="preserve">non generalizzabile</w:t>
+      </w:r>
+      <w:r>
+        <w:rPr>
+          <w:rFonts w:ascii="Barlow Semi Condensed" w:cs="Barlow Semi Condensed" w:eastAsia="Barlow Semi Condensed" w:hAnsi="Barlow Semi Condensed"/>
+          <w:i w:val="false"/>
+          <w:iCs w:val="false"/>
+          <w:sz w:val="21"/>
+          <w:szCs w:val="21"/>
+        </w:rPr>
+        <w:t xml:space="preserve">.</w:t>
       </w:r>
     </w:p>
     <w:p>
@@ -9469,93 +9753,137 @@
           <w:sz w:val="25"/>
           <w:szCs w:val="25"/>
         </w:rPr>
-        <w:t xml:space="preserve">VII. Perché qui non si cita</w:t>
-      </w:r>
-    </w:p>
-    <w:p>
-      <w:pPr>
-        <w:spacing w:after="120" w:line="290"/>
-        <w:jc w:val="both"/>
-      </w:pPr>
-      <w:r>
-        <w:rPr>
-          <w:rFonts w:ascii="Barlow Semi Condensed" w:cs="Barlow Semi Condensed" w:eastAsia="Barlow Semi Condensed" w:hAnsi="Barlow Semi Condensed"/>
-          <w:i/>
-          <w:iCs/>
-          <w:sz w:val="21"/>
-          <w:szCs w:val="21"/>
-        </w:rPr>
-        <w:t xml:space="preserve">Mi rimane da dire perché in queste pagine non si troverà riportata alcuna riga di quelle lettere, e non è ritegno.</w:t>
-      </w:r>
-    </w:p>
-    <w:p>
-      <w:pPr>
-        <w:spacing w:after="120" w:line="290"/>
-        <w:jc w:val="both"/>
-      </w:pPr>
-      <w:r>
-        <w:rPr>
-          <w:rFonts w:ascii="Barlow Semi Condensed" w:cs="Barlow Semi Condensed" w:eastAsia="Barlow Semi Condensed" w:hAnsi="Barlow Semi Condensed"/>
-          <w:i/>
-          <w:iCs/>
-          <w:sz w:val="21"/>
-          <w:szCs w:val="21"/>
-        </w:rPr>
-        <w:t xml:space="preserve">Le carte di un uomo prigioniero sono state, in cinquant'anni, citate, frammentate, contrapposte e adoperate a sostegno di tesi opposte, con una frequenza che ha finito per consumarle. Sono state fatte parlare a favore e contro, ridotte a sentenze, stampate in esergo. Chi le maneggi ancora una volta per estrarne una frase non rende un servizio: aggiunge un uso a una serie di usi, e ogni uso le logora un poco.</w:t>
-      </w:r>
-    </w:p>
-    <w:p>
-      <w:pPr>
-        <w:spacing w:after="120" w:line="290"/>
-        <w:jc w:val="both"/>
-      </w:pPr>
-      <w:r>
-        <w:rPr>
-          <w:rFonts w:ascii="Barlow Semi Condensed" w:cs="Barlow Semi Condensed" w:eastAsia="Barlow Semi Condensed" w:hAnsi="Barlow Semi Condensed"/>
-          <w:i/>
-          <w:iCs/>
-          <w:sz w:val="21"/>
-          <w:szCs w:val="21"/>
-        </w:rPr>
-        <w:t xml:space="preserve">Vi è inoltre una ragione di merito, che è la sola che conti. Il lavoro che qui si conduce verte sullo </w:t>
-      </w:r>
-      <w:r>
-        <w:rPr>
-          <w:rFonts w:ascii="Barlow Semi Condensed" w:cs="Barlow Semi Condensed" w:eastAsia="Barlow Semi Condensed" w:hAnsi="Barlow Semi Condensed"/>
-          <w:b/>
-          <w:bCs/>
-          <w:i/>
-          <w:iCs/>
-          <w:sz w:val="21"/>
-          <w:szCs w:val="21"/>
-        </w:rPr>
-        <w:t xml:space="preserve">statuto</w:t>
-      </w:r>
-      <w:r>
-        <w:rPr>
-          <w:rFonts w:ascii="Barlow Semi Condensed" w:cs="Barlow Semi Condensed" w:eastAsia="Barlow Semi Condensed" w:hAnsi="Barlow Semi Condensed"/>
-          <w:i/>
-          <w:iCs/>
-          <w:sz w:val="21"/>
-          <w:szCs w:val="21"/>
-        </w:rPr>
-        <w:t xml:space="preserve"> di quegli enunciati e non sulla loro esposizione: riguarda a quali condizioni essi possano essere adoperati, non che cosa dicano. Riprodurli non aggiungerebbe nulla a questo lavoro e presterebbe al lettore la tentazione di farne, ancora, ciò che ne è stato fatto tante volte.</w:t>
-      </w:r>
-    </w:p>
-    <w:p>
-      <w:pPr>
-        <w:spacing w:after="120" w:line="290"/>
-        <w:jc w:val="both"/>
-      </w:pPr>
-      <w:r>
-        <w:rPr>
-          <w:rFonts w:ascii="Barlow Semi Condensed" w:cs="Barlow Semi Condensed" w:eastAsia="Barlow Semi Condensed" w:hAnsi="Barlow Semi Condensed"/>
-          <w:i/>
-          <w:iCs/>
-          <w:sz w:val="21"/>
-          <w:szCs w:val="21"/>
-        </w:rPr>
-        <w:t xml:space="preserve">Esse sono pubblicate in edizioni critiche accessibili, e a quelle si rinvia. Chi voglia leggerle, le legga per intero e da sé — che è del resto l'unico modo in cui un testo selezionato da altri possa essere restituito, per quanto è possibile, alla propria interezza.</w:t>
+        <w:t xml:space="preserve">VII. La tesi che non era filologica</w:t>
+      </w:r>
+    </w:p>
+    <w:p>
+      <w:pPr>
+        <w:spacing w:after="120" w:line="290"/>
+        <w:jc w:val="both"/>
+      </w:pPr>
+      <w:r>
+        <w:rPr>
+          <w:rFonts w:ascii="Barlow Semi Condensed" w:cs="Barlow Semi Condensed" w:eastAsia="Barlow Semi Condensed" w:hAnsi="Barlow Semi Condensed"/>
+          <w:i w:val="false"/>
+          <w:iCs w:val="false"/>
+          <w:sz w:val="21"/>
+          <w:szCs w:val="21"/>
+        </w:rPr>
+        <w:t xml:space="preserve">Vi è una conseguenza che va nominata senza giri, perché fu tratta all'epoca e pesò.</w:t>
+      </w:r>
+    </w:p>
+    <w:p>
+      <w:pPr>
+        <w:spacing w:after="120" w:line="290"/>
+        <w:jc w:val="both"/>
+      </w:pPr>
+      <w:r>
+        <w:rPr>
+          <w:rFonts w:ascii="Barlow Semi Condensed" w:cs="Barlow Semi Condensed" w:eastAsia="Barlow Semi Condensed" w:hAnsi="Barlow Semi Condensed"/>
+          <w:i w:val="false"/>
+          <w:iCs w:val="false"/>
+          <w:sz w:val="21"/>
+          <w:szCs w:val="21"/>
+        </w:rPr>
+        <w:t xml:space="preserve">Se si stabilisce che l'uomo prigioniero non è più sé stesso, se ne ricava che ciò che egli chiede non va ascoltato.</w:t>
+      </w:r>
+    </w:p>
+    <w:p>
+      <w:pPr>
+        <w:spacing w:after="120" w:line="290"/>
+        <w:jc w:val="both"/>
+      </w:pPr>
+      <w:r>
+        <w:rPr>
+          <w:rFonts w:ascii="Barlow Semi Condensed" w:cs="Barlow Semi Condensed" w:eastAsia="Barlow Semi Condensed" w:hAnsi="Barlow Semi Condensed"/>
+          <w:i w:val="false"/>
+          <w:iCs w:val="false"/>
+          <w:sz w:val="21"/>
+          <w:szCs w:val="21"/>
+        </w:rPr>
+        <w:t xml:space="preserve">La tesi dell'inautenticità, in quei cinquantacinque giorni, </w:t>
+      </w:r>
+      <w:r>
+        <w:rPr>
+          <w:rFonts w:ascii="Barlow Semi Condensed" w:cs="Barlow Semi Condensed" w:eastAsia="Barlow Semi Condensed" w:hAnsi="Barlow Semi Condensed"/>
+          <w:b/>
+          <w:bCs/>
+          <w:i w:val="false"/>
+          <w:iCs w:val="false"/>
+          <w:sz w:val="21"/>
+          <w:szCs w:val="21"/>
+        </w:rPr>
+        <w:t xml:space="preserve">non fu una tesi filologica</w:t>
+      </w:r>
+      <w:r>
+        <w:rPr>
+          <w:rFonts w:ascii="Barlow Semi Condensed" w:cs="Barlow Semi Condensed" w:eastAsia="Barlow Semi Condensed" w:hAnsi="Barlow Semi Condensed"/>
+          <w:i w:val="false"/>
+          <w:iCs w:val="false"/>
+          <w:sz w:val="21"/>
+          <w:szCs w:val="21"/>
+        </w:rPr>
+        <w:t xml:space="preserve">: fu un argomento con conseguenze pratiche immediate sulla vita di una persona. </w:t>
+      </w:r>
+      <w:r>
+        <w:rPr>
+          <w:rFonts w:ascii="Barlow Semi Condensed" w:cs="Barlow Semi Condensed" w:eastAsia="Barlow Semi Condensed" w:hAnsi="Barlow Semi Condensed"/>
+          <w:b/>
+          <w:bCs/>
+          <w:i w:val="false"/>
+          <w:iCs w:val="false"/>
+          <w:sz w:val="21"/>
+          <w:szCs w:val="21"/>
+        </w:rPr>
+        <w:t xml:space="preserve">Grado B.</w:t>
+      </w:r>
+    </w:p>
+    <w:p>
+      <w:pPr>
+        <w:spacing w:after="120" w:line="290"/>
+        <w:jc w:val="both"/>
+      </w:pPr>
+      <w:r>
+        <w:rPr>
+          <w:rFonts w:ascii="Barlow Semi Condensed" w:cs="Barlow Semi Condensed" w:eastAsia="Barlow Semi Condensed" w:hAnsi="Barlow Semi Condensed"/>
+          <w:i/>
+          <w:iCs/>
+          <w:sz w:val="21"/>
+          <w:szCs w:val="21"/>
+        </w:rPr>
+        <w:t xml:space="preserve">Non dirò nulla di quel caso, per la ragione che ho enunciata in apertura e che qui vale più che altrove. Dirò della regola, che è cosa impersonale e vale per chiunque.</w:t>
+      </w:r>
+    </w:p>
+    <w:p>
+      <w:pPr>
+        <w:spacing w:after="120" w:line="290"/>
+        <w:jc w:val="both"/>
+      </w:pPr>
+      <w:r>
+        <w:rPr>
+          <w:rFonts w:ascii="Barlow Semi Condensed" w:cs="Barlow Semi Condensed" w:eastAsia="Barlow Semi Condensed" w:hAnsi="Barlow Semi Condensed"/>
+          <w:i/>
+          <w:iCs/>
+          <w:sz w:val="21"/>
+          <w:szCs w:val="21"/>
+        </w:rPr>
+        <w:t xml:space="preserve">Vi è una differenza fra il dubitare di un testo e il servirsi del dubbio. Il dubbio, in sé, è operazione onesta e doverosa: nessuna fonte va creduta perché ci commuove. Ma il dubbio che nasce nel momento in cui la fonte chiede qualcosa, e che si dissolve quando la fonte non chiede più nulla, non è dubbio: è una decisione già presa che ha trovato la propria veste.</w:t>
+      </w:r>
+    </w:p>
+    <w:p>
+      <w:pPr>
+        <w:spacing w:after="120" w:line="290"/>
+        <w:jc w:val="both"/>
+      </w:pPr>
+      <w:r>
+        <w:rPr>
+          <w:rFonts w:ascii="Barlow Semi Condensed" w:cs="Barlow Semi Condensed" w:eastAsia="Barlow Semi Condensed" w:hAnsi="Barlow Semi Condensed"/>
+          <w:i/>
+          <w:iCs/>
+          <w:sz w:val="21"/>
+          <w:szCs w:val="21"/>
+        </w:rPr>
+        <w:t xml:space="preserve">Il criterio per distinguere l'uno dall'altro esiste ed è alla portata di chiunque: si domandi se il dubbio sarebbe stato sollevato anche nel caso in cui il testo avesse detto il contrario. Se la risposta è sì, è metodo. Se è no, era altro, e portava un altro nome.</w:t>
       </w:r>
     </w:p>
     <w:p>
@@ -9571,6 +9899,224 @@
           <w:sz w:val="25"/>
           <w:szCs w:val="25"/>
         </w:rPr>
+        <w:t xml:space="preserve">VIII. La disciplina che ne segue</w:t>
+      </w:r>
+    </w:p>
+    <w:p>
+      <w:pPr>
+        <w:spacing w:after="120" w:line="290"/>
+        <w:jc w:val="both"/>
+      </w:pPr>
+      <w:r>
+        <w:rPr>
+          <w:rFonts w:ascii="Barlow Semi Condensed" w:cs="Barlow Semi Condensed" w:eastAsia="Barlow Semi Condensed" w:hAnsi="Barlow Semi Condensed"/>
+          <w:i w:val="false"/>
+          <w:iCs w:val="false"/>
+          <w:sz w:val="21"/>
+          <w:szCs w:val="21"/>
+        </w:rPr>
+        <w:t xml:space="preserve">Il registro adotta una regola in due tempi, e la dichiara. </w:t>
+      </w:r>
+      <w:r>
+        <w:rPr>
+          <w:rFonts w:ascii="Barlow Semi Condensed" w:cs="Barlow Semi Condensed" w:eastAsia="Barlow Semi Condensed" w:hAnsi="Barlow Semi Condensed"/>
+          <w:b/>
+          <w:bCs/>
+          <w:i w:val="false"/>
+          <w:iCs w:val="false"/>
+          <w:sz w:val="21"/>
+          <w:szCs w:val="21"/>
+        </w:rPr>
+        <w:t xml:space="preserve">Grado B.</w:t>
+      </w:r>
+    </w:p>
+    <w:p>
+      <w:pPr>
+        <w:spacing w:after="120" w:line="290"/>
+        <w:jc w:val="both"/>
+      </w:pPr>
+      <w:r>
+        <w:rPr>
+          <w:rFonts w:ascii="Barlow Semi Condensed" w:cs="Barlow Semi Condensed" w:eastAsia="Barlow Semi Condensed" w:hAnsi="Barlow Semi Condensed"/>
+          <w:b/>
+          <w:bCs/>
+          <w:i w:val="false"/>
+          <w:iCs w:val="false"/>
+          <w:sz w:val="21"/>
+          <w:szCs w:val="21"/>
+        </w:rPr>
+        <w:t xml:space="preserve">Nessun enunciato delle carte è impiegato come prova di un fatto esterno senza riscontro indipendente.</w:t>
+      </w:r>
+      <w:r>
+        <w:rPr>
+          <w:rFonts w:ascii="Barlow Semi Condensed" w:cs="Barlow Semi Condensed" w:eastAsia="Barlow Semi Condensed" w:hAnsi="Barlow Semi Condensed"/>
+          <w:i w:val="false"/>
+          <w:iCs w:val="false"/>
+          <w:sz w:val="21"/>
+          <w:szCs w:val="21"/>
+        </w:rPr>
+        <w:t xml:space="preserve"> Ciò che le carte attestano con certezza è ciò che l'autore scrisse. Che quanto scrisse corrisponda al vero è proposizione ulteriore, che esige prova propria — come per qualunque altra fonte dichiarativa, di prigioniero o di uomo libero.</w:t>
+      </w:r>
+    </w:p>
+    <w:p>
+      <w:pPr>
+        <w:spacing w:after="120" w:line="290"/>
+        <w:jc w:val="both"/>
+      </w:pPr>
+      <w:r>
+        <w:rPr>
+          <w:rFonts w:ascii="Barlow Semi Condensed" w:cs="Barlow Semi Condensed" w:eastAsia="Barlow Semi Condensed" w:hAnsi="Barlow Semi Condensed"/>
+          <w:b/>
+          <w:bCs/>
+          <w:i w:val="false"/>
+          <w:iCs w:val="false"/>
+          <w:sz w:val="21"/>
+          <w:szCs w:val="21"/>
+        </w:rPr>
+        <w:t xml:space="preserve">Nessun enunciato è scartato per la sola ragione di essere stato scritto in prigionia.</w:t>
+      </w:r>
+      <w:r>
+        <w:rPr>
+          <w:rFonts w:ascii="Barlow Semi Condensed" w:cs="Barlow Semi Condensed" w:eastAsia="Barlow Semi Condensed" w:hAnsi="Barlow Semi Condensed"/>
+          <w:i w:val="false"/>
+          <w:iCs w:val="false"/>
+          <w:sz w:val="21"/>
+          <w:szCs w:val="21"/>
+        </w:rPr>
+        <w:t xml:space="preserve"> Lo scarto esige motivazione specifica, e la motivazione va data.</w:t>
+      </w:r>
+    </w:p>
+    <w:p>
+      <w:pPr>
+        <w:spacing w:after="120" w:line="290"/>
+        <w:jc w:val="both"/>
+      </w:pPr>
+      <w:r>
+        <w:rPr>
+          <w:rFonts w:ascii="Barlow Semi Condensed" w:cs="Barlow Semi Condensed" w:eastAsia="Barlow Semi Condensed" w:hAnsi="Barlow Semi Condensed"/>
+          <w:i w:val="false"/>
+          <w:iCs w:val="false"/>
+          <w:sz w:val="21"/>
+          <w:szCs w:val="21"/>
+        </w:rPr>
+        <w:t xml:space="preserve">Le due regole sembrano opposte e sono la stessa: entrambe vietano di decidere in blocco. La prima vieta di credere in blocco, la seconda di scartare in blocco. In mezzo resta il lavoro, che è lungo e si fa una proposizione per volta.</w:t>
+      </w:r>
+    </w:p>
+    <w:p>
+      <w:pPr>
+        <w:pStyle w:val="Heading2"/>
+        <w:spacing w:after="120" w:before="260"/>
+      </w:pPr>
+      <w:r>
+        <w:rPr>
+          <w:rFonts w:ascii="Barlow Semi Condensed" w:cs="Barlow Semi Condensed" w:eastAsia="Barlow Semi Condensed" w:hAnsi="Barlow Semi Condensed"/>
+          <w:i w:val="false"/>
+          <w:iCs w:val="false"/>
+          <w:sz w:val="25"/>
+          <w:szCs w:val="25"/>
+        </w:rPr>
+        <w:t xml:space="preserve">IX. Perché qui non si cita</w:t>
+      </w:r>
+    </w:p>
+    <w:p>
+      <w:pPr>
+        <w:spacing w:after="120" w:line="290"/>
+        <w:jc w:val="both"/>
+      </w:pPr>
+      <w:r>
+        <w:rPr>
+          <w:rFonts w:ascii="Barlow Semi Condensed" w:cs="Barlow Semi Condensed" w:eastAsia="Barlow Semi Condensed" w:hAnsi="Barlow Semi Condensed"/>
+          <w:i/>
+          <w:iCs/>
+          <w:sz w:val="21"/>
+          <w:szCs w:val="21"/>
+        </w:rPr>
+        <w:t xml:space="preserve">Mi rimane da dire perché in queste pagine non si troverà riportata alcuna riga di quelle lettere, e non è ritegno.</w:t>
+      </w:r>
+    </w:p>
+    <w:p>
+      <w:pPr>
+        <w:spacing w:after="120" w:line="290"/>
+        <w:jc w:val="both"/>
+      </w:pPr>
+      <w:r>
+        <w:rPr>
+          <w:rFonts w:ascii="Barlow Semi Condensed" w:cs="Barlow Semi Condensed" w:eastAsia="Barlow Semi Condensed" w:hAnsi="Barlow Semi Condensed"/>
+          <w:i/>
+          <w:iCs/>
+          <w:sz w:val="21"/>
+          <w:szCs w:val="21"/>
+        </w:rPr>
+        <w:t xml:space="preserve">Le carte di un uomo prigioniero sono state, in cinquant'anni, citate, frammentate, contrapposte e adoperate a sostegno di tesi opposte, con una frequenza che ha finito per consumarle. Sono state fatte parlare a favore e contro, ridotte a sentenze, stampate in esergo. Chi le maneggi ancora una volta per estrarne una frase non rende un servizio: aggiunge un uso a una serie di usi, e ogni uso le logora un poco.</w:t>
+      </w:r>
+    </w:p>
+    <w:p>
+      <w:pPr>
+        <w:spacing w:after="120" w:line="290"/>
+        <w:jc w:val="both"/>
+      </w:pPr>
+      <w:r>
+        <w:rPr>
+          <w:rFonts w:ascii="Barlow Semi Condensed" w:cs="Barlow Semi Condensed" w:eastAsia="Barlow Semi Condensed" w:hAnsi="Barlow Semi Condensed"/>
+          <w:i/>
+          <w:iCs/>
+          <w:sz w:val="21"/>
+          <w:szCs w:val="21"/>
+        </w:rPr>
+        <w:t xml:space="preserve">Vi è inoltre una ragione di merito, che è la sola che conti. Il lavoro che qui si conduce verte sullo </w:t>
+      </w:r>
+      <w:r>
+        <w:rPr>
+          <w:rFonts w:ascii="Barlow Semi Condensed" w:cs="Barlow Semi Condensed" w:eastAsia="Barlow Semi Condensed" w:hAnsi="Barlow Semi Condensed"/>
+          <w:b/>
+          <w:bCs/>
+          <w:i/>
+          <w:iCs/>
+          <w:sz w:val="21"/>
+          <w:szCs w:val="21"/>
+        </w:rPr>
+        <w:t xml:space="preserve">statuto</w:t>
+      </w:r>
+      <w:r>
+        <w:rPr>
+          <w:rFonts w:ascii="Barlow Semi Condensed" w:cs="Barlow Semi Condensed" w:eastAsia="Barlow Semi Condensed" w:hAnsi="Barlow Semi Condensed"/>
+          <w:i/>
+          <w:iCs/>
+          <w:sz w:val="21"/>
+          <w:szCs w:val="21"/>
+        </w:rPr>
+        <w:t xml:space="preserve"> di quegli enunciati e non sulla loro esposizione: riguarda a quali condizioni essi possano essere adoperati, non che cosa dicano. Riprodurli non aggiungerebbe nulla a questo lavoro e presterebbe al lettore la tentazione di farne, ancora, ciò che ne è stato fatto tante volte.</w:t>
+      </w:r>
+    </w:p>
+    <w:p>
+      <w:pPr>
+        <w:spacing w:after="120" w:line="290"/>
+        <w:jc w:val="both"/>
+      </w:pPr>
+      <w:r>
+        <w:rPr>
+          <w:rFonts w:ascii="Barlow Semi Condensed" w:cs="Barlow Semi Condensed" w:eastAsia="Barlow Semi Condensed" w:hAnsi="Barlow Semi Condensed"/>
+          <w:i/>
+          <w:iCs/>
+          <w:sz w:val="21"/>
+          <w:szCs w:val="21"/>
+        </w:rPr>
+        <w:t xml:space="preserve">Esse sono pubblicate in edizioni critiche accessibili, e a quelle si rinvia. Chi voglia leggerle, le legga per intero e da sé — che è del resto l'unico modo in cui un testo selezionato da altri possa essere restituito, per quanto è possibile, alla propria interezza.</w:t>
+      </w:r>
+    </w:p>
+    <w:p>
+      <w:pPr>
+        <w:pStyle w:val="Heading2"/>
+        <w:spacing w:after="120" w:before="260"/>
+      </w:pPr>
+      <w:r>
+        <w:rPr>
+          <w:rFonts w:ascii="Barlow Semi Condensed" w:cs="Barlow Semi Condensed" w:eastAsia="Barlow Semi Condensed" w:hAnsi="Barlow Semi Condensed"/>
+          <w:i w:val="false"/>
+          <w:iCs w:val="false"/>
+          <w:sz w:val="25"/>
+          <w:szCs w:val="25"/>
+        </w:rPr>
         <w:t xml:space="preserve">Che cosa il capitolo lascia aperto</w:t>
       </w:r>
     </w:p>
@@ -9589,39 +10135,67 @@
           <w:sz w:val="21"/>
           <w:szCs w:val="21"/>
         </w:rPr>
-        <w:t xml:space="preserve">Il numero esatto degli scritti non è fissato qui.</w:t>
-      </w:r>
-      <w:r>
-        <w:rPr>
-          <w:rFonts w:ascii="Barlow Semi Condensed" w:cs="Barlow Semi Condensed" w:eastAsia="Barlow Semi Condensed" w:hAnsi="Barlow Semi Condensed"/>
-          <w:i w:val="false"/>
-          <w:iCs w:val="false"/>
-          <w:sz w:val="21"/>
-          <w:szCs w:val="21"/>
-        </w:rPr>
-        <w:t xml:space="preserve"> Il corpus lo colloca «nell'ordine di alcune decine» per la parte epistolare, oltre al materiale non epistolare. Una cifra precisa richiede il confronto delle edizioni critiche esistenti, e non è stato fatto: </w:t>
-      </w:r>
-      <w:r>
-        <w:rPr>
-          <w:rFonts w:ascii="Barlow Semi Condensed" w:cs="Barlow Semi Condensed" w:eastAsia="Barlow Semi Condensed" w:hAnsi="Barlow Semi Condensed"/>
-          <w:b/>
-          <w:bCs/>
-          <w:i w:val="false"/>
-          <w:iCs w:val="false"/>
-          <w:sz w:val="21"/>
-          <w:szCs w:val="21"/>
-        </w:rPr>
-        <w:t xml:space="preserve">Stato Zero</w:t>
-      </w:r>
-      <w:r>
-        <w:rPr>
-          <w:rFonts w:ascii="Barlow Semi Condensed" w:cs="Barlow Semi Condensed" w:eastAsia="Barlow Semi Condensed" w:hAnsi="Barlow Semi Condensed"/>
-          <w:i w:val="false"/>
-          <w:iCs w:val="false"/>
-          <w:sz w:val="21"/>
-          <w:szCs w:val="21"/>
-        </w:rPr>
-        <w:t xml:space="preserve">, e la sede è nominata.</w:t>
+        <w:t xml:space="preserve">Il numero esatto degli scritti non è fissato qui, ma l'ordine di grandezza sì.</w:t>
+      </w:r>
+      <w:r>
+        <w:rPr>
+          <w:rFonts w:ascii="Barlow Semi Condensed" w:cs="Barlow Semi Condensed" w:eastAsia="Barlow Semi Condensed" w:hAnsi="Barlow Semi Condensed"/>
+          <w:i w:val="false"/>
+          <w:iCs w:val="false"/>
+          <w:sz w:val="21"/>
+          <w:szCs w:val="21"/>
+        </w:rPr>
+        <w:t xml:space="preserve"> Circa novanta scritti epistolari, grado B, oltre al materiale non epistolare. Una cifra esatta richiede il confronto delle edizioni critiche, e non è stato fatto. Lo </w:t>
+      </w:r>
+      <w:r>
+        <w:rPr>
+          <w:rFonts w:ascii="Barlow Semi Condensed" w:cs="Barlow Semi Condensed" w:eastAsia="Barlow Semi Condensed" w:hAnsi="Barlow Semi Condensed"/>
+          <w:b/>
+          <w:bCs/>
+          <w:i w:val="false"/>
+          <w:iCs w:val="false"/>
+          <w:sz w:val="21"/>
+          <w:szCs w:val="21"/>
+        </w:rPr>
+        <w:t xml:space="preserve">Stato Zero che la prima stesura dichiarava su questo punto è ritirato</w:t>
+      </w:r>
+      <w:r>
+        <w:rPr>
+          <w:rFonts w:ascii="Barlow Semi Condensed" w:cs="Barlow Semi Condensed" w:eastAsia="Barlow Semi Condensed" w:hAnsi="Barlow Semi Condensed"/>
+          <w:i w:val="false"/>
+          <w:iCs w:val="false"/>
+          <w:sz w:val="21"/>
+          <w:szCs w:val="21"/>
+        </w:rPr>
+        <w:t xml:space="preserve">: era stato dichiarato senza consultare tutte le sedi del corpus, e il §III lo annota.</w:t>
+      </w:r>
+    </w:p>
+    <w:p>
+      <w:pPr>
+        <w:spacing w:after="120" w:line="290"/>
+        <w:jc w:val="both"/>
+      </w:pPr>
+      <w:r>
+        <w:rPr>
+          <w:rFonts w:ascii="Barlow Semi Condensed" w:cs="Barlow Semi Condensed" w:eastAsia="Barlow Semi Condensed" w:hAnsi="Barlow Semi Condensed"/>
+          <w:b/>
+          <w:bCs/>
+          <w:i w:val="false"/>
+          <w:iCs w:val="false"/>
+          <w:sz w:val="21"/>
+          <w:szCs w:val="21"/>
+        </w:rPr>
+        <w:t xml:space="preserve">Gli originali, per la massima parte, non ci sono.</w:t>
+      </w:r>
+      <w:r>
+        <w:rPr>
+          <w:rFonts w:ascii="Barlow Semi Condensed" w:cs="Barlow Semi Condensed" w:eastAsia="Barlow Semi Condensed" w:hAnsi="Barlow Semi Condensed"/>
+          <w:i w:val="false"/>
+          <w:iCs w:val="false"/>
+          <w:sz w:val="21"/>
+          <w:szCs w:val="21"/>
+        </w:rPr>
+        <w:t xml:space="preserve"> Ciò che questo comporta è detto al §IV, e va ripetuto qui perché è il limite di tutto il capitolo: manca lo strumento materiale con cui il grado di vincolo si sarebbe accertato proposizione per proposizione. La domanda resta corretta e resta indecidibile.</w:t>
       </w:r>
     </w:p>
     <w:p>

--- a/_romanzo/OTTANTA-ANNI-DI-PACE-prima-stesura.docx
+++ b/_romanzo/OTTANTA-ANNI-DI-PACE-prima-stesura.docx
@@ -8986,8 +8986,10 @@
       <w:r>
         <w:rPr>
           <w:rFonts w:ascii="Barlow Semi Condensed" w:cs="Barlow Semi Condensed" w:eastAsia="Barlow Semi Condensed" w:hAnsi="Barlow Semi Condensed"/>
-          <w:i/>
-          <w:iCs/>
+          <w:b/>
+          <w:bCs/>
+          <w:i w:val="false"/>
+          <w:iCs w:val="false"/>
           <w:sz w:val="21"/>
           <w:szCs w:val="21"/>
         </w:rPr>

--- a/_romanzo/OTTANTA-ANNI-DI-PACE-prima-stesura.docx
+++ b/_romanzo/OTTANTA-ANNI-DI-PACE-prima-stesura.docx
@@ -407,7 +407,29 @@
           <w:sz w:val="21"/>
           <w:szCs w:val="21"/>
         </w:rPr>
-        <w:t xml:space="preserve">: sette parti su sette, circa quattordicimila parole delle settantacinquemila previste. La struttura c'è per intero; ciò che manca non è più impianto ma ampiezza. Il corpus da cui il libro si ricava resta depositato a parte, ed è quindici volte più esteso di quanto qui si legga.</w:t>
+        <w:t xml:space="preserve">: sette parti su sette, più il </w:t>
+      </w:r>
+      <w:r>
+        <w:rPr>
+          <w:rFonts w:ascii="Barlow Semi Condensed" w:cs="Barlow Semi Condensed" w:eastAsia="Barlow Semi Condensed" w:hAnsi="Barlow Semi Condensed"/>
+          <w:b/>
+          <w:bCs/>
+          <w:i w:val="false"/>
+          <w:iCs w:val="false"/>
+          <w:sz w:val="21"/>
+          <w:szCs w:val="21"/>
+        </w:rPr>
+        <w:t xml:space="preserve">registro di chiusura</w:t>
+      </w:r>
+      <w:r>
+        <w:rPr>
+          <w:rFonts w:ascii="Barlow Semi Condensed" w:cs="Barlow Semi Condensed" w:eastAsia="Barlow Semi Condensed" w:hAnsi="Barlow Semi Condensed"/>
+          <w:i w:val="false"/>
+          <w:iCs w:val="false"/>
+          <w:sz w:val="21"/>
+          <w:szCs w:val="21"/>
+        </w:rPr>
+        <w:t xml:space="preserve"> — il fascicolo delle diciannove ricerche fatte, non riuscite e scritte con la sede accanto, che è la cosa più insolita che questo libro possa offrire e la risposta alla domanda che la parte settima lascia aperta. La struttura c'è per intero; ciò che manca non è più impianto ma ampiezza. Il corpus da cui il libro si ricava resta depositato a parte, ed è quindici volte più esteso di quanto qui si legga.</w:t>
       </w:r>
     </w:p>
     <w:p>
@@ -1020,6 +1042,68 @@
                 <w:szCs w:val="19"/>
               </w:rPr>
               <w:t xml:space="preserve">Ottocentotredici volte «non trovato»</w:t>
+            </w:r>
+          </w:p>
+        </w:tc>
+        <w:tc>
+          <w:tcPr>
+            <w:tcW w:type="dxa" w:w="3000"/>
+          </w:tcPr>
+          <w:p>
+            <w:pPr>
+              <w:spacing w:after="40" w:before="40"/>
+            </w:pPr>
+            <w:r>
+              <w:rPr>
+                <w:rFonts w:ascii="Barlow Semi Condensed" w:cs="Barlow Semi Condensed" w:eastAsia="Barlow Semi Condensed" w:hAnsi="Barlow Semi Condensed"/>
+                <w:i w:val="false"/>
+                <w:iCs w:val="false"/>
+                <w:sz w:val="19"/>
+                <w:szCs w:val="19"/>
+              </w:rPr>
+              <w:t xml:space="preserve"/>
+            </w:r>
+          </w:p>
+        </w:tc>
+      </w:tr>
+      <w:tr>
+        <w:tc>
+          <w:tcPr>
+            <w:tcW w:type="dxa" w:w="3000"/>
+          </w:tcPr>
+          <w:p>
+            <w:pPr>
+              <w:spacing w:after="40" w:before="40"/>
+            </w:pPr>
+            <w:r>
+              <w:rPr>
+                <w:rFonts w:ascii="Barlow Semi Condensed" w:cs="Barlow Semi Condensed" w:eastAsia="Barlow Semi Condensed" w:hAnsi="Barlow Semi Condensed"/>
+                <w:i w:val="false"/>
+                <w:iCs w:val="false"/>
+                <w:sz w:val="19"/>
+                <w:szCs w:val="19"/>
+              </w:rPr>
+              <w:t xml:space="preserve"/>
+            </w:r>
+          </w:p>
+        </w:tc>
+        <w:tc>
+          <w:tcPr>
+            <w:tcW w:type="dxa" w:w="3000"/>
+          </w:tcPr>
+          <w:p>
+            <w:pPr>
+              <w:spacing w:after="40" w:before="40"/>
+            </w:pPr>
+            <w:r>
+              <w:rPr>
+                <w:rFonts w:ascii="Barlow Semi Condensed" w:cs="Barlow Semi Condensed" w:eastAsia="Barlow Semi Condensed" w:hAnsi="Barlow Semi Condensed"/>
+                <w:i w:val="false"/>
+                <w:iCs w:val="false"/>
+                <w:sz w:val="19"/>
+                <w:szCs w:val="19"/>
+              </w:rPr>
+              <w:t xml:space="preserve">Registro di chiusura — le ricerche fatte e non riuscite</w:t>
             </w:r>
           </w:p>
         </w:tc>
@@ -17522,6 +17606,221 @@
       </w:r>
     </w:p>
     <w:p>
+      <w:r>
+        <w:br w:type="page"/>
+      </w:r>
+    </w:p>
+    <w:p>
+      <w:pPr>
+        <w:pStyle w:val="Heading1"/>
+        <w:spacing w:after="200" w:before="200"/>
+      </w:pPr>
+      <w:r>
+        <w:rPr>
+          <w:rFonts w:ascii="Barlow Semi Condensed" w:cs="Barlow Semi Condensed" w:eastAsia="Barlow Semi Condensed" w:hAnsi="Barlow Semi Condensed"/>
+          <w:i w:val="false"/>
+          <w:iCs w:val="false"/>
+          <w:sz w:val="32"/>
+          <w:szCs w:val="32"/>
+        </w:rPr>
+        <w:t xml:space="preserve">Registro di chiusura — le ricerche fatte e non riuscite</w:t>
+      </w:r>
+    </w:p>
+    <w:p>
+      <w:pPr>
+        <w:pBdr>
+          <w:left w:val="single" w:color="9A9A93" w:sz="8" w:space="10"/>
+        </w:pBdr>
+        <w:spacing w:after="140" w:line="290"/>
+        <w:ind w:left="340" w:right="340"/>
+        <w:jc w:val="both"/>
+      </w:pPr>
+      <w:r>
+        <w:rPr>
+          <w:rFonts w:ascii="Barlow Semi Condensed" w:cs="Barlow Semi Condensed" w:eastAsia="Barlow Semi Condensed" w:hAnsi="Barlow Semi Condensed"/>
+          <w:i w:val="false"/>
+          <w:iCs w:val="false"/>
+          <w:sz w:val="21"/>
+          <w:szCs w:val="21"/>
+        </w:rPr>
+        <w:t xml:space="preserve">parte settima ha detto che cosa sia uno Stato Zero e ha lasciato aperta la domanda che ne discende: </w:t>
+      </w:r>
+      <w:r>
+        <w:rPr>
+          <w:rFonts w:ascii="Barlow Semi Condensed" w:cs="Barlow Semi Condensed" w:eastAsia="Barlow Semi Condensed" w:hAnsi="Barlow Semi Condensed"/>
+          <w:b/>
+          <w:bCs/>
+          <w:i w:val="false"/>
+          <w:iCs w:val="false"/>
+          <w:sz w:val="21"/>
+          <w:szCs w:val="21"/>
+        </w:rPr>
+        <w:t xml:space="preserve">quanti ne conti davvero questo lavoro.</w:t>
+      </w:r>
+      <w:r>
+        <w:rPr>
+          <w:rFonts w:ascii="Barlow Semi Condensed" w:cs="Barlow Semi Condensed" w:eastAsia="Barlow Semi Condensed" w:hAnsi="Barlow Semi Condensed"/>
+          <w:i w:val="false"/>
+          <w:iCs w:val="false"/>
+          <w:sz w:val="21"/>
+          <w:szCs w:val="21"/>
+        </w:rPr>
+        <w:t xml:space="preserve"> Contare le occorrenze della formula non serve — lo stesso esito negativo è riscritto a ogni passata — e la risposta si ottiene, disse quella pagina, «spogliandoli a uno a uno», che era lavoro non fatto. Qui è fatto.  </w:t>
+      </w:r>
+      <w:r>
+        <w:rPr>
+          <w:rFonts w:ascii="Barlow Semi Condensed" w:cs="Barlow Semi Condensed" w:eastAsia="Barlow Semi Condensed" w:hAnsi="Barlow Semi Condensed"/>
+          <w:b/>
+          <w:bCs/>
+          <w:i w:val="false"/>
+          <w:iCs w:val="false"/>
+          <w:sz w:val="21"/>
+          <w:szCs w:val="21"/>
+        </w:rPr>
+        <w:t xml:space="preserve">Il criterio, dichiarato prima.</w:t>
+      </w:r>
+      <w:r>
+        <w:rPr>
+          <w:rFonts w:ascii="Barlow Semi Condensed" w:cs="Barlow Semi Condensed" w:eastAsia="Barlow Semi Condensed" w:hAnsi="Barlow Semi Condensed"/>
+          <w:i w:val="false"/>
+          <w:iCs w:val="false"/>
+          <w:sz w:val="21"/>
+          <w:szCs w:val="21"/>
+        </w:rPr>
+        <w:t xml:space="preserve"> Entra una registrazione se porta insieme, </w:t>
+      </w:r>
+      <w:r>
+        <w:rPr>
+          <w:rFonts w:ascii="Barlow Semi Condensed" w:cs="Barlow Semi Condensed" w:eastAsia="Barlow Semi Condensed" w:hAnsi="Barlow Semi Condensed"/>
+          <w:b/>
+          <w:bCs/>
+          <w:i w:val="false"/>
+          <w:iCs w:val="false"/>
+          <w:sz w:val="21"/>
+          <w:szCs w:val="21"/>
+        </w:rPr>
+        <w:t xml:space="preserve">nello stesso blocco</w:t>
+      </w:r>
+      <w:r>
+        <w:rPr>
+          <w:rFonts w:ascii="Barlow Semi Condensed" w:cs="Barlow Semi Condensed" w:eastAsia="Barlow Semi Condensed" w:hAnsi="Barlow Semi Condensed"/>
+          <w:i w:val="false"/>
+          <w:iCs w:val="false"/>
+          <w:sz w:val="21"/>
+          <w:szCs w:val="21"/>
+        </w:rPr>
+        <w:t xml:space="preserve">, la formula e la </w:t>
+      </w:r>
+      <w:r>
+        <w:rPr>
+          <w:rFonts w:ascii="Barlow Semi Condensed" w:cs="Barlow Semi Condensed" w:eastAsia="Barlow Semi Condensed" w:hAnsi="Barlow Semi Condensed"/>
+          <w:b/>
+          <w:bCs/>
+          <w:i w:val="false"/>
+          <w:iCs w:val="false"/>
+          <w:sz w:val="21"/>
+          <w:szCs w:val="21"/>
+        </w:rPr>
+        <w:t xml:space="preserve">sede nominata</w:t>
+      </w:r>
+      <w:r>
+        <w:rPr>
+          <w:rFonts w:ascii="Barlow Semi Condensed" w:cs="Barlow Semi Condensed" w:eastAsia="Barlow Semi Condensed" w:hAnsi="Barlow Semi Condensed"/>
+          <w:i w:val="false"/>
+          <w:iCs w:val="false"/>
+          <w:sz w:val="21"/>
+          <w:szCs w:val="21"/>
+        </w:rPr>
+        <w:t xml:space="preserve">: un archivio, un fondo, una serie, un'istituzione presso cui la ricerca si può ripetere. È la regola del libro applicata al libro — un esito negativo senza sede non è un esito negativo — e chi volesse rifare il conteggio trova lo strumento in </w:t>
+      </w:r>
+      <w:r>
+        <w:rPr>
+          <w:rFonts w:ascii="Consolas" w:cs="Consolas" w:eastAsia="Consolas" w:hAnsi="Consolas"/>
+          <w:i w:val="false"/>
+          <w:iCs w:val="false"/>
+          <w:sz w:val="19"/>
+          <w:szCs w:val="19"/>
+        </w:rPr>
+        <w:t xml:space="preserve">_verifiche/generatori/estrai_stati_zero.py</w:t>
+      </w:r>
+      <w:r>
+        <w:rPr>
+          <w:rFonts w:ascii="Barlow Semi Condensed" w:cs="Barlow Semi Condensed" w:eastAsia="Barlow Semi Condensed" w:hAnsi="Barlow Semi Condensed"/>
+          <w:i w:val="false"/>
+          <w:iCs w:val="false"/>
+          <w:sz w:val="21"/>
+          <w:szCs w:val="21"/>
+        </w:rPr>
+        <w:t xml:space="preserve">.  </w:t>
+      </w:r>
+      <w:r>
+        <w:rPr>
+          <w:rFonts w:ascii="Barlow Semi Condensed" w:cs="Barlow Semi Condensed" w:eastAsia="Barlow Semi Condensed" w:hAnsi="Barlow Semi Condensed"/>
+          <w:b/>
+          <w:bCs/>
+          <w:i w:val="false"/>
+          <w:iCs w:val="false"/>
+          <w:sz w:val="21"/>
+          <w:szCs w:val="21"/>
+        </w:rPr>
+        <w:t xml:space="preserve">Il perimetro, dichiarato prima.</w:t>
+      </w:r>
+      <w:r>
+        <w:rPr>
+          <w:rFonts w:ascii="Barlow Semi Condensed" w:cs="Barlow Semi Condensed" w:eastAsia="Barlow Semi Condensed" w:hAnsi="Barlow Semi Condensed"/>
+          <w:i w:val="false"/>
+          <w:iCs w:val="false"/>
+          <w:sz w:val="21"/>
+          <w:szCs w:val="21"/>
+        </w:rPr>
+        <w:t xml:space="preserve"> Il corpus moroteano in senso stretto: fuori Italia Nera, fuori lo Studio Puglia, fuori le opere dei mille blocchi. La ragione è quella della parte settima: il conteggio dipende dal perimetro più che dalla materia, e un perimetro taciuto è ciò che ha fatto cadere il numero del titolo.  </w:t>
+      </w:r>
+      <w:r>
+        <w:rPr>
+          <w:rFonts w:ascii="Barlow Semi Condensed" w:cs="Barlow Semi Condensed" w:eastAsia="Barlow Semi Condensed" w:hAnsi="Barlow Semi Condensed"/>
+          <w:b/>
+          <w:bCs/>
+          <w:i w:val="false"/>
+          <w:iCs w:val="false"/>
+          <w:sz w:val="21"/>
+          <w:szCs w:val="21"/>
+        </w:rPr>
+        <w:t xml:space="preserve">Il limite, dichiarato insieme al risultato.</w:t>
+      </w:r>
+      <w:r>
+        <w:rPr>
+          <w:rFonts w:ascii="Barlow Semi Condensed" w:cs="Barlow Semi Condensed" w:eastAsia="Barlow Semi Condensed" w:hAnsi="Barlow Semi Condensed"/>
+          <w:i w:val="false"/>
+          <w:iCs w:val="false"/>
+          <w:sz w:val="21"/>
+          <w:szCs w:val="21"/>
+        </w:rPr>
+        <w:t xml:space="preserve"> Il criterio guarda un blocco per volta. Una registrazione la cui sede sia nominata nel blocco accanto </w:t>
+      </w:r>
+      <w:r>
+        <w:rPr>
+          <w:rFonts w:ascii="Barlow Semi Condensed" w:cs="Barlow Semi Condensed" w:eastAsia="Barlow Semi Condensed" w:hAnsi="Barlow Semi Condensed"/>
+          <w:b/>
+          <w:bCs/>
+          <w:i w:val="false"/>
+          <w:iCs w:val="false"/>
+          <w:sz w:val="21"/>
+          <w:szCs w:val="21"/>
+        </w:rPr>
+        <w:t xml:space="preserve">non entra</w:t>
+      </w:r>
+      <w:r>
+        <w:rPr>
+          <w:rFonts w:ascii="Barlow Semi Condensed" w:cs="Barlow Semi Condensed" w:eastAsia="Barlow Semi Condensed" w:hAnsi="Barlow Semi Condensed"/>
+          <w:i w:val="false"/>
+          <w:iCs w:val="false"/>
+          <w:sz w:val="21"/>
+          <w:szCs w:val="21"/>
+        </w:rPr>
+        <w:t xml:space="preserve">, e il conteggio è per ciò stesso una soglia inferiore e non un totale. È esattamente il difetto che la parte terza descrive: la regola che fa vedere è la stessa che fa non vedere.</w:t>
+      </w:r>
+    </w:p>
+    <w:p>
       <w:pPr>
         <w:pStyle w:val="Heading2"/>
         <w:spacing w:after="120" w:before="260"/>
@@ -17534,6 +17833,1350 @@
           <w:sz w:val="25"/>
           <w:szCs w:val="25"/>
         </w:rPr>
+        <w:t xml:space="preserve">Il numero</w:t>
+      </w:r>
+    </w:p>
+    <w:p>
+      <w:pPr>
+        <w:spacing w:after="120" w:line="290"/>
+        <w:jc w:val="both"/>
+      </w:pPr>
+      <w:r>
+        <w:rPr>
+          <w:rFonts w:ascii="Barlow Semi Condensed" w:cs="Barlow Semi Condensed" w:eastAsia="Barlow Semi Condensed" w:hAnsi="Barlow Semi Condensed"/>
+          <w:b/>
+          <w:bCs/>
+          <w:i w:val="false"/>
+          <w:iCs w:val="false"/>
+          <w:sz w:val="21"/>
+          <w:szCs w:val="21"/>
+        </w:rPr>
+        <w:t xml:space="preserve">Diciannove.</w:t>
+      </w:r>
+    </w:p>
+    <w:p>
+      <w:pPr>
+        <w:spacing w:after="120" w:line="290"/>
+        <w:jc w:val="both"/>
+      </w:pPr>
+      <w:r>
+        <w:rPr>
+          <w:rFonts w:ascii="Barlow Semi Condensed" w:cs="Barlow Semi Condensed" w:eastAsia="Barlow Semi Condensed" w:hAnsi="Barlow Semi Condensed"/>
+          <w:i w:val="false"/>
+          <w:iCs w:val="false"/>
+          <w:sz w:val="21"/>
+          <w:szCs w:val="21"/>
+        </w:rPr>
+        <w:t xml:space="preserve">Non ottocentotredici, che era il numero del titolo e non riproduceva. Non mille e cinque, né ottocentocinque, né trecentotré, che sono i conteggi delle occorrenze della formula secondo tre perimetri. </w:t>
+      </w:r>
+      <w:r>
+        <w:rPr>
+          <w:rFonts w:ascii="Barlow Semi Condensed" w:cs="Barlow Semi Condensed" w:eastAsia="Barlow Semi Condensed" w:hAnsi="Barlow Semi Condensed"/>
+          <w:b/>
+          <w:bCs/>
+          <w:i w:val="false"/>
+          <w:iCs w:val="false"/>
+          <w:sz w:val="21"/>
+          <w:szCs w:val="21"/>
+        </w:rPr>
+        <w:t xml:space="preserve">Diciannove sono le registrazioni che portano la sede accanto</w:t>
+      </w:r>
+      <w:r>
+        <w:rPr>
+          <w:rFonts w:ascii="Barlow Semi Condensed" w:cs="Barlow Semi Condensed" w:eastAsia="Barlow Semi Condensed" w:hAnsi="Barlow Semi Condensed"/>
+          <w:i w:val="false"/>
+          <w:iCs w:val="false"/>
+          <w:sz w:val="21"/>
+          <w:szCs w:val="21"/>
+        </w:rPr>
+        <w:t xml:space="preserve">, e sono le sole che un terzo possa andare a controllare.</w:t>
+      </w:r>
+    </w:p>
+    <w:p>
+      <w:pPr>
+        <w:spacing w:after="120" w:line="290"/>
+        <w:jc w:val="both"/>
+      </w:pPr>
+      <w:r>
+        <w:rPr>
+          <w:rFonts w:ascii="Barlow Semi Condensed" w:cs="Barlow Semi Condensed" w:eastAsia="Barlow Semi Condensed" w:hAnsi="Barlow Semi Condensed"/>
+          <w:i w:val="false"/>
+          <w:iCs w:val="false"/>
+          <w:sz w:val="21"/>
+          <w:szCs w:val="21"/>
+        </w:rPr>
+        <w:t xml:space="preserve">Il resto non è falso: è </w:t>
+      </w:r>
+      <w:r>
+        <w:rPr>
+          <w:rFonts w:ascii="Barlow Semi Condensed" w:cs="Barlow Semi Condensed" w:eastAsia="Barlow Semi Condensed" w:hAnsi="Barlow Semi Condensed"/>
+          <w:b/>
+          <w:bCs/>
+          <w:i w:val="false"/>
+          <w:iCs w:val="false"/>
+          <w:sz w:val="21"/>
+          <w:szCs w:val="21"/>
+        </w:rPr>
+        <w:t xml:space="preserve">non ancora scritto per intero</w:t>
+      </w:r>
+      <w:r>
+        <w:rPr>
+          <w:rFonts w:ascii="Barlow Semi Condensed" w:cs="Barlow Semi Condensed" w:eastAsia="Barlow Semi Condensed" w:hAnsi="Barlow Semi Condensed"/>
+          <w:i w:val="false"/>
+          <w:iCs w:val="false"/>
+          <w:sz w:val="21"/>
+          <w:szCs w:val="21"/>
+        </w:rPr>
+        <w:t xml:space="preserve">. Una registrazione priva di sede non è una bugia, è un lavoro lasciato a metà — e la metà che manca è quella che serve a chi verrà dopo.</w:t>
+      </w:r>
+    </w:p>
+    <w:p>
+      <w:pPr>
+        <w:pStyle w:val="Heading2"/>
+        <w:spacing w:after="120" w:before="260"/>
+      </w:pPr>
+      <w:r>
+        <w:rPr>
+          <w:rFonts w:ascii="Barlow Semi Condensed" w:cs="Barlow Semi Condensed" w:eastAsia="Barlow Semi Condensed" w:hAnsi="Barlow Semi Condensed"/>
+          <w:i w:val="false"/>
+          <w:iCs w:val="false"/>
+          <w:sz w:val="25"/>
+          <w:szCs w:val="25"/>
+        </w:rPr>
+        <w:t xml:space="preserve">I. La Farnesina, serie Portogallo e Mozambico</w:t>
+      </w:r>
+    </w:p>
+    <w:p>
+      <w:pPr>
+        <w:spacing w:after="120" w:line="290"/>
+        <w:jc w:val="both"/>
+      </w:pPr>
+      <w:r>
+        <w:rPr>
+          <w:rFonts w:ascii="Barlow Semi Condensed" w:cs="Barlow Semi Condensed" w:eastAsia="Barlow Semi Condensed" w:hAnsi="Barlow Semi Condensed"/>
+          <w:b/>
+          <w:bCs/>
+          <w:i w:val="false"/>
+          <w:iCs w:val="false"/>
+          <w:sz w:val="21"/>
+          <w:szCs w:val="21"/>
+        </w:rPr>
+        <w:t xml:space="preserve">1. La conferenza romana del giugno 1970.</w:t>
+      </w:r>
+      <w:r>
+        <w:rPr>
+          <w:rFonts w:ascii="Barlow Semi Condensed" w:cs="Barlow Semi Condensed" w:eastAsia="Barlow Semi Condensed" w:hAnsi="Barlow Semi Condensed"/>
+          <w:i w:val="false"/>
+          <w:iCs w:val="false"/>
+          <w:sz w:val="21"/>
+          <w:szCs w:val="21"/>
+        </w:rPr>
+        <w:t xml:space="preserve"> Cercata una presa di posizione del governo italiano sulla conferenza di solidarietà con le colonie portoghesi: autorizzazione, obiezione, comunicazione a Lisbona. Nessuna reperita. </w:t>
+      </w:r>
+      <w:r>
+        <w:rPr>
+          <w:rFonts w:ascii="Barlow Semi Condensed" w:cs="Barlow Semi Condensed" w:eastAsia="Barlow Semi Condensed" w:hAnsi="Barlow Semi Condensed"/>
+          <w:i/>
+          <w:iCs/>
+          <w:sz w:val="21"/>
+          <w:szCs w:val="21"/>
+        </w:rPr>
+        <w:t xml:space="preserve">Sede:</w:t>
+      </w:r>
+      <w:r>
+        <w:rPr>
+          <w:rFonts w:ascii="Barlow Semi Condensed" w:cs="Barlow Semi Condensed" w:eastAsia="Barlow Semi Condensed" w:hAnsi="Barlow Semi Condensed"/>
+          <w:i w:val="false"/>
+          <w:iCs w:val="false"/>
+          <w:sz w:val="21"/>
+          <w:szCs w:val="21"/>
+        </w:rPr>
+        <w:t xml:space="preserve"> Archivio storico diplomatico, serie affari politici, Portogallo, 1970.</w:t>
+      </w:r>
+    </w:p>
+    <w:p>
+      <w:pPr>
+        <w:spacing w:after="120" w:line="290"/>
+        <w:jc w:val="both"/>
+      </w:pPr>
+      <w:r>
+        <w:rPr>
+          <w:rFonts w:ascii="Barlow Semi Condensed" w:cs="Barlow Semi Condensed" w:eastAsia="Barlow Semi Condensed" w:hAnsi="Barlow Semi Condensed"/>
+          <w:b/>
+          <w:bCs/>
+          <w:i w:val="false"/>
+          <w:iCs w:val="false"/>
+          <w:sz w:val="21"/>
+          <w:szCs w:val="21"/>
+        </w:rPr>
+        <w:t xml:space="preserve">2. L'espulsione dei comboniani, 13 aprile 1974.</w:t>
+      </w:r>
+      <w:r>
+        <w:rPr>
+          <w:rFonts w:ascii="Barlow Semi Condensed" w:cs="Barlow Semi Condensed" w:eastAsia="Barlow Semi Condensed" w:hAnsi="Barlow Semi Condensed"/>
+          <w:i w:val="false"/>
+          <w:iCs w:val="false"/>
+          <w:sz w:val="21"/>
+          <w:szCs w:val="21"/>
+        </w:rPr>
+        <w:t xml:space="preserve"> Cercato un atto italiano: nota a Lisbona, interrogazione parlamentare, dichiarazione ministeriale, intervento consolare. Nessuno reperito. È definito, nel corpus, «lo Stato Zero più significativo di questo studio». </w:t>
+      </w:r>
+      <w:r>
+        <w:rPr>
+          <w:rFonts w:ascii="Barlow Semi Condensed" w:cs="Barlow Semi Condensed" w:eastAsia="Barlow Semi Condensed" w:hAnsi="Barlow Semi Condensed"/>
+          <w:i/>
+          <w:iCs/>
+          <w:sz w:val="21"/>
+          <w:szCs w:val="21"/>
+        </w:rPr>
+        <w:t xml:space="preserve">Sedi:</w:t>
+      </w:r>
+      <w:r>
+        <w:rPr>
+          <w:rFonts w:ascii="Barlow Semi Condensed" w:cs="Barlow Semi Condensed" w:eastAsia="Barlow Semi Condensed" w:hAnsi="Barlow Semi Condensed"/>
+          <w:i w:val="false"/>
+          <w:iCs w:val="false"/>
+          <w:sz w:val="21"/>
+          <w:szCs w:val="21"/>
+        </w:rPr>
+        <w:t xml:space="preserve"> Archivio storico diplomatico, serie affari politici e serie contenzioso, Portogallo e Mozambico, 1974; archivi della congregazione comboniana, che hanno pubblicato le testimonianze dirette degli espulsi.</w:t>
+      </w:r>
+    </w:p>
+    <w:p>
+      <w:pPr>
+        <w:spacing w:after="120" w:line="290"/>
+        <w:jc w:val="both"/>
+      </w:pPr>
+      <w:r>
+        <w:rPr>
+          <w:rFonts w:ascii="Barlow Semi Condensed" w:cs="Barlow Semi Condensed" w:eastAsia="Barlow Semi Condensed" w:hAnsi="Barlow Semi Condensed"/>
+          <w:b/>
+          <w:bCs/>
+          <w:i w:val="false"/>
+          <w:iCs w:val="false"/>
+          <w:sz w:val="21"/>
+          <w:szCs w:val="21"/>
+        </w:rPr>
+        <w:t xml:space="preserve">3. I sette punti del riconoscimento del Portogallo democratico.</w:t>
+      </w:r>
+      <w:r>
+        <w:rPr>
+          <w:rFonts w:ascii="Barlow Semi Condensed" w:cs="Barlow Semi Condensed" w:eastAsia="Barlow Semi Condensed" w:hAnsi="Barlow Semi Condensed"/>
+          <w:i w:val="false"/>
+          <w:iCs w:val="false"/>
+          <w:sz w:val="21"/>
+          <w:szCs w:val="21"/>
+        </w:rPr>
+        <w:t xml:space="preserve"> </w:t>
+      </w:r>
+      <w:r>
+        <w:rPr>
+          <w:rFonts w:ascii="Barlow Semi Condensed" w:cs="Barlow Semi Condensed" w:eastAsia="Barlow Semi Condensed" w:hAnsi="Barlow Semi Condensed"/>
+          <w:i/>
+          <w:iCs/>
+          <w:sz w:val="21"/>
+          <w:szCs w:val="21"/>
+        </w:rPr>
+        <w:t xml:space="preserve">Sedi:</w:t>
+      </w:r>
+      <w:r>
+        <w:rPr>
+          <w:rFonts w:ascii="Barlow Semi Condensed" w:cs="Barlow Semi Condensed" w:eastAsia="Barlow Semi Condensed" w:hAnsi="Barlow Semi Condensed"/>
+          <w:i w:val="false"/>
+          <w:iCs w:val="false"/>
+          <w:sz w:val="21"/>
+          <w:szCs w:val="21"/>
+        </w:rPr>
+        <w:t xml:space="preserve"> Archivio storico diplomatico, serie affari politici, Portogallo, 1974-1975; resoconti stenografici di Camera e Senato per la sesta legislatura; la raccolta ufficiale dei discorsi parlamentari, che indicizza per data.</w:t>
+      </w:r>
+    </w:p>
+    <w:p>
+      <w:pPr>
+        <w:spacing w:after="120" w:line="290"/>
+        <w:jc w:val="both"/>
+      </w:pPr>
+      <w:r>
+        <w:rPr>
+          <w:rFonts w:ascii="Barlow Semi Condensed" w:cs="Barlow Semi Condensed" w:eastAsia="Barlow Semi Condensed" w:hAnsi="Barlow Semi Condensed"/>
+          <w:b/>
+          <w:bCs/>
+          <w:i w:val="false"/>
+          <w:iCs w:val="false"/>
+          <w:sz w:val="21"/>
+          <w:szCs w:val="21"/>
+        </w:rPr>
+        <w:t xml:space="preserve">4. Il rapporto Moro-Portogallo, per intero.</w:t>
+      </w:r>
+      <w:r>
+        <w:rPr>
+          <w:rFonts w:ascii="Barlow Semi Condensed" w:cs="Barlow Semi Condensed" w:eastAsia="Barlow Semi Condensed" w:hAnsi="Barlow Semi Condensed"/>
+          <w:i w:val="false"/>
+          <w:iCs w:val="false"/>
+          <w:sz w:val="21"/>
+          <w:szCs w:val="21"/>
+        </w:rPr>
+        <w:t xml:space="preserve"> La ricerca resta interamente da condurre. </w:t>
+      </w:r>
+      <w:r>
+        <w:rPr>
+          <w:rFonts w:ascii="Barlow Semi Condensed" w:cs="Barlow Semi Condensed" w:eastAsia="Barlow Semi Condensed" w:hAnsi="Barlow Semi Condensed"/>
+          <w:i/>
+          <w:iCs/>
+          <w:sz w:val="21"/>
+          <w:szCs w:val="21"/>
+        </w:rPr>
+        <w:t xml:space="preserve">Sede:</w:t>
+      </w:r>
+      <w:r>
+        <w:rPr>
+          <w:rFonts w:ascii="Barlow Semi Condensed" w:cs="Barlow Semi Condensed" w:eastAsia="Barlow Semi Condensed" w:hAnsi="Barlow Semi Condensed"/>
+          <w:i w:val="false"/>
+          <w:iCs w:val="false"/>
+          <w:sz w:val="21"/>
+          <w:szCs w:val="21"/>
+        </w:rPr>
+        <w:t xml:space="preserve"> Archivio storico diplomatico, serie Portogallo 1969-1974 — telespressi dell'ambasciata di Lisbona, appunti della Direzione generale affari politici. </w:t>
+      </w:r>
+      <w:r>
+        <w:rPr>
+          <w:rFonts w:ascii="Barlow Semi Condensed" w:cs="Barlow Semi Condensed" w:eastAsia="Barlow Semi Condensed" w:hAnsi="Barlow Semi Condensed"/>
+          <w:i/>
+          <w:iCs/>
+          <w:sz w:val="21"/>
+          <w:szCs w:val="21"/>
+        </w:rPr>
+        <w:t xml:space="preserve">Soglia dichiarata:</w:t>
+      </w:r>
+      <w:r>
+        <w:rPr>
+          <w:rFonts w:ascii="Barlow Semi Condensed" w:cs="Barlow Semi Condensed" w:eastAsia="Barlow Semi Condensed" w:hAnsi="Barlow Semi Condensed"/>
+          <w:i w:val="false"/>
+          <w:iCs w:val="false"/>
+          <w:sz w:val="21"/>
+          <w:szCs w:val="21"/>
+        </w:rPr>
+        <w:t xml:space="preserve"> </w:t>
+      </w:r>
+      <w:r>
+        <w:rPr>
+          <w:rFonts w:ascii="Barlow Semi Condensed" w:cs="Barlow Semi Condensed" w:eastAsia="Barlow Semi Condensed" w:hAnsi="Barlow Semi Condensed"/>
+          <w:b/>
+          <w:bCs/>
+          <w:i w:val="false"/>
+          <w:iCs w:val="false"/>
+          <w:sz w:val="21"/>
+          <w:szCs w:val="21"/>
+        </w:rPr>
+        <w:t xml:space="preserve">il rinvenimento anche di un solo documento firmato o siglato da Moro sul Portogallo trasforma questo Stato Zero in accertamento.</w:t>
+      </w:r>
+    </w:p>
+    <w:p>
+      <w:pPr>
+        <w:spacing w:after="120" w:line="290"/>
+        <w:jc w:val="both"/>
+      </w:pPr>
+      <w:r>
+        <w:rPr>
+          <w:rFonts w:ascii="Barlow Semi Condensed" w:cs="Barlow Semi Condensed" w:eastAsia="Barlow Semi Condensed" w:hAnsi="Barlow Semi Condensed"/>
+          <w:b/>
+          <w:bCs/>
+          <w:i w:val="false"/>
+          <w:iCs w:val="false"/>
+          <w:sz w:val="21"/>
+          <w:szCs w:val="21"/>
+        </w:rPr>
+        <w:t xml:space="preserve">5. Il mutamento della delegazione portoghese alla CSCE dopo il 25 aprile 1974.</w:t>
+      </w:r>
+      <w:r>
+        <w:rPr>
+          <w:rFonts w:ascii="Barlow Semi Condensed" w:cs="Barlow Semi Condensed" w:eastAsia="Barlow Semi Condensed" w:hAnsi="Barlow Semi Condensed"/>
+          <w:i w:val="false"/>
+          <w:iCs w:val="false"/>
+          <w:sz w:val="21"/>
+          <w:szCs w:val="21"/>
+        </w:rPr>
+        <w:t xml:space="preserve"> </w:t>
+      </w:r>
+      <w:r>
+        <w:rPr>
+          <w:rFonts w:ascii="Barlow Semi Condensed" w:cs="Barlow Semi Condensed" w:eastAsia="Barlow Semi Condensed" w:hAnsi="Barlow Semi Condensed"/>
+          <w:i/>
+          <w:iCs/>
+          <w:sz w:val="21"/>
+          <w:szCs w:val="21"/>
+        </w:rPr>
+        <w:t xml:space="preserve">Sede:</w:t>
+      </w:r>
+      <w:r>
+        <w:rPr>
+          <w:rFonts w:ascii="Barlow Semi Condensed" w:cs="Barlow Semi Condensed" w:eastAsia="Barlow Semi Condensed" w:hAnsi="Barlow Semi Condensed"/>
+          <w:i w:val="false"/>
+          <w:iCs w:val="false"/>
+          <w:sz w:val="21"/>
+          <w:szCs w:val="21"/>
+        </w:rPr>
+        <w:t xml:space="preserve"> Arquivo Histórico-Diplomático, Lisbona.</w:t>
+      </w:r>
+    </w:p>
+    <w:p>
+      <w:pPr>
+        <w:spacing w:after="120" w:line="290"/>
+        <w:jc w:val="both"/>
+      </w:pPr>
+      <w:r>
+        <w:rPr>
+          <w:rFonts w:ascii="Barlow Semi Condensed" w:cs="Barlow Semi Condensed" w:eastAsia="Barlow Semi Condensed" w:hAnsi="Barlow Semi Condensed"/>
+          <w:b/>
+          <w:bCs/>
+          <w:i w:val="false"/>
+          <w:iCs w:val="false"/>
+          <w:sz w:val="21"/>
+          <w:szCs w:val="21"/>
+        </w:rPr>
+        <w:t xml:space="preserve">6. Gli interventi di Moro sul Portogallo coloniale e sulla rivoluzione.</w:t>
+      </w:r>
+      <w:r>
+        <w:rPr>
+          <w:rFonts w:ascii="Barlow Semi Condensed" w:cs="Barlow Semi Condensed" w:eastAsia="Barlow Semi Condensed" w:hAnsi="Barlow Semi Condensed"/>
+          <w:i w:val="false"/>
+          <w:iCs w:val="false"/>
+          <w:sz w:val="21"/>
+          <w:szCs w:val="21"/>
+        </w:rPr>
+        <w:t xml:space="preserve"> Non reperiti negli strumenti telematici. Con riserva strutturale dichiarata: l'inventario disponibile descrive, per la serie Esteri, le sole sottoserie del quarto e quinto governo Moro — dal novembre 1974, posteriori ai mandati in esame. </w:t>
+      </w:r>
+      <w:r>
+        <w:rPr>
+          <w:rFonts w:ascii="Barlow Semi Condensed" w:cs="Barlow Semi Condensed" w:eastAsia="Barlow Semi Condensed" w:hAnsi="Barlow Semi Condensed"/>
+          <w:i/>
+          <w:iCs/>
+          <w:sz w:val="21"/>
+          <w:szCs w:val="21"/>
+        </w:rPr>
+        <w:t xml:space="preserve">Sedi:</w:t>
+      </w:r>
+      <w:r>
+        <w:rPr>
+          <w:rFonts w:ascii="Barlow Semi Condensed" w:cs="Barlow Semi Condensed" w:eastAsia="Barlow Semi Condensed" w:hAnsi="Barlow Semi Condensed"/>
+          <w:i w:val="false"/>
+          <w:iCs w:val="false"/>
+          <w:sz w:val="21"/>
+          <w:szCs w:val="21"/>
+        </w:rPr>
+        <w:t xml:space="preserve"> raccolta ufficiale dei discorsi parlamentari (1996); Edizione Nazionale delle Opere; portale dell'Università di Bologna; Fondo Moro presso l'Archivio storico del Senato.</w:t>
+      </w:r>
+    </w:p>
+    <w:p>
+      <w:pPr>
+        <w:pStyle w:val="Heading2"/>
+        <w:spacing w:after="120" w:before="260"/>
+      </w:pPr>
+      <w:r>
+        <w:rPr>
+          <w:rFonts w:ascii="Barlow Semi Condensed" w:cs="Barlow Semi Condensed" w:eastAsia="Barlow Semi Condensed" w:hAnsi="Barlow Semi Condensed"/>
+          <w:i w:val="false"/>
+          <w:iCs w:val="false"/>
+          <w:sz w:val="25"/>
+          <w:szCs w:val="25"/>
+        </w:rPr>
+        <w:t xml:space="preserve">II. La Farnesina, serie Spagna</w:t>
+      </w:r>
+    </w:p>
+    <w:p>
+      <w:pPr>
+        <w:spacing w:after="120" w:line="290"/>
+        <w:jc w:val="both"/>
+      </w:pPr>
+      <w:r>
+        <w:rPr>
+          <w:rFonts w:ascii="Barlow Semi Condensed" w:cs="Barlow Semi Condensed" w:eastAsia="Barlow Semi Condensed" w:hAnsi="Barlow Semi Condensed"/>
+          <w:b/>
+          <w:bCs/>
+          <w:i w:val="false"/>
+          <w:iCs w:val="false"/>
+          <w:sz w:val="21"/>
+          <w:szCs w:val="21"/>
+        </w:rPr>
+        <w:t xml:space="preserve">7. Il contatto diretto fra Moro e i tre ministri degli Esteri spagnoli</w:t>
+      </w:r>
+      <w:r>
+        <w:rPr>
+          <w:rFonts w:ascii="Barlow Semi Condensed" w:cs="Barlow Semi Condensed" w:eastAsia="Barlow Semi Condensed" w:hAnsi="Barlow Semi Condensed"/>
+          <w:i w:val="false"/>
+          <w:iCs w:val="false"/>
+          <w:sz w:val="21"/>
+          <w:szCs w:val="21"/>
+        </w:rPr>
+        <w:t xml:space="preserve"> — López Bravo (ottobre 1969-giugno 1973), López Rodó (giugno 1973-gennaio 1974), Cortina Mauri (gennaio 1974-dicembre 1975). Cercata qualunque fonte primaria che attesti un incontro bilaterale, una corrispondenza, una posizione reciproca personale. Nessuna reperita. </w:t>
+      </w:r>
+      <w:r>
+        <w:rPr>
+          <w:rFonts w:ascii="Barlow Semi Condensed" w:cs="Barlow Semi Condensed" w:eastAsia="Barlow Semi Condensed" w:hAnsi="Barlow Semi Condensed"/>
+          <w:i/>
+          <w:iCs/>
+          <w:sz w:val="21"/>
+          <w:szCs w:val="21"/>
+        </w:rPr>
+        <w:t xml:space="preserve">Sedi:</w:t>
+      </w:r>
+      <w:r>
+        <w:rPr>
+          <w:rFonts w:ascii="Barlow Semi Condensed" w:cs="Barlow Semi Condensed" w:eastAsia="Barlow Semi Condensed" w:hAnsi="Barlow Semi Condensed"/>
+          <w:i w:val="false"/>
+          <w:iCs w:val="false"/>
+          <w:sz w:val="21"/>
+          <w:szCs w:val="21"/>
+        </w:rPr>
+        <w:t xml:space="preserve"> Archivio storico diplomatico; Archivo General de la Administración, Alcalá de Henares, fondi del Ministerio de Asuntos Exteriores.</w:t>
+      </w:r>
+    </w:p>
+    <w:p>
+      <w:pPr>
+        <w:spacing w:after="120" w:line="290"/>
+        <w:jc w:val="both"/>
+      </w:pPr>
+      <w:r>
+        <w:rPr>
+          <w:rFonts w:ascii="Barlow Semi Condensed" w:cs="Barlow Semi Condensed" w:eastAsia="Barlow Semi Condensed" w:hAnsi="Barlow Semi Condensed"/>
+          <w:b/>
+          <w:bCs/>
+          <w:i w:val="false"/>
+          <w:iCs w:val="false"/>
+          <w:sz w:val="21"/>
+          <w:szCs w:val="21"/>
+        </w:rPr>
+        <w:t xml:space="preserve">8. I carteggi del gabinetto del ministro e la serie Ambasciata d'Italia a Madrid, 1969-1974.</w:t>
+      </w:r>
+      <w:r>
+        <w:rPr>
+          <w:rFonts w:ascii="Barlow Semi Condensed" w:cs="Barlow Semi Condensed" w:eastAsia="Barlow Semi Condensed" w:hAnsi="Barlow Semi Condensed"/>
+          <w:i w:val="false"/>
+          <w:iCs w:val="false"/>
+          <w:sz w:val="21"/>
+          <w:szCs w:val="21"/>
+        </w:rPr>
+        <w:t xml:space="preserve"> </w:t>
+      </w:r>
+      <w:r>
+        <w:rPr>
+          <w:rFonts w:ascii="Barlow Semi Condensed" w:cs="Barlow Semi Condensed" w:eastAsia="Barlow Semi Condensed" w:hAnsi="Barlow Semi Condensed"/>
+          <w:i/>
+          <w:iCs/>
+          <w:sz w:val="21"/>
+          <w:szCs w:val="21"/>
+        </w:rPr>
+        <w:t xml:space="preserve">Condizione di chiusura:</w:t>
+      </w:r>
+      <w:r>
+        <w:rPr>
+          <w:rFonts w:ascii="Barlow Semi Condensed" w:cs="Barlow Semi Condensed" w:eastAsia="Barlow Semi Condensed" w:hAnsi="Barlow Semi Condensed"/>
+          <w:i w:val="false"/>
+          <w:iCs w:val="false"/>
+          <w:sz w:val="21"/>
+          <w:szCs w:val="21"/>
+        </w:rPr>
+        <w:t xml:space="preserve"> verifica inventariale e autorizzazione. È la voce da cui dipende ogni accertamento sul rapporto Italia-Spagna del periodo.</w:t>
+      </w:r>
+    </w:p>
+    <w:p>
+      <w:pPr>
+        <w:spacing w:after="120" w:line="290"/>
+        <w:jc w:val="both"/>
+      </w:pPr>
+      <w:r>
+        <w:rPr>
+          <w:rFonts w:ascii="Barlow Semi Condensed" w:cs="Barlow Semi Condensed" w:eastAsia="Barlow Semi Condensed" w:hAnsi="Barlow Semi Condensed"/>
+          <w:b/>
+          <w:bCs/>
+          <w:i w:val="false"/>
+          <w:iCs w:val="false"/>
+          <w:sz w:val="21"/>
+          <w:szCs w:val="21"/>
+        </w:rPr>
+        <w:t xml:space="preserve">9. Qualunque atto, incontro, corrispondenza o posizione reciproca fra Moro e l'Opus Dei.</w:t>
+      </w:r>
+      <w:r>
+        <w:rPr>
+          <w:rFonts w:ascii="Barlow Semi Condensed" w:cs="Barlow Semi Condensed" w:eastAsia="Barlow Semi Condensed" w:hAnsi="Barlow Semi Condensed"/>
+          <w:i w:val="false"/>
+          <w:iCs w:val="false"/>
+          <w:sz w:val="21"/>
+          <w:szCs w:val="21"/>
+        </w:rPr>
+        <w:t xml:space="preserve"> Non reperito. </w:t>
+      </w:r>
+      <w:r>
+        <w:rPr>
+          <w:rFonts w:ascii="Barlow Semi Condensed" w:cs="Barlow Semi Condensed" w:eastAsia="Barlow Semi Condensed" w:hAnsi="Barlow Semi Condensed"/>
+          <w:i/>
+          <w:iCs/>
+          <w:sz w:val="21"/>
+          <w:szCs w:val="21"/>
+        </w:rPr>
+        <w:t xml:space="preserve">Sedi:</w:t>
+      </w:r>
+      <w:r>
+        <w:rPr>
+          <w:rFonts w:ascii="Barlow Semi Condensed" w:cs="Barlow Semi Condensed" w:eastAsia="Barlow Semi Condensed" w:hAnsi="Barlow Semi Condensed"/>
+          <w:i w:val="false"/>
+          <w:iCs w:val="false"/>
+          <w:sz w:val="21"/>
+          <w:szCs w:val="21"/>
+        </w:rPr>
+        <w:t xml:space="preserve"> carteggi del gabinetto del ministro, Archivio storico diplomatico; Fondo Aldo Moro, Archivio storico del Senato; archivio dell'ente, non pubblico.</w:t>
+      </w:r>
+    </w:p>
+    <w:p>
+      <w:pPr>
+        <w:spacing w:after="120" w:line="290"/>
+        <w:jc w:val="both"/>
+      </w:pPr>
+      <w:r>
+        <w:rPr>
+          <w:rFonts w:ascii="Barlow Semi Condensed" w:cs="Barlow Semi Condensed" w:eastAsia="Barlow Semi Condensed" w:hAnsi="Barlow Semi Condensed"/>
+          <w:b/>
+          <w:bCs/>
+          <w:i w:val="false"/>
+          <w:iCs w:val="false"/>
+          <w:sz w:val="21"/>
+          <w:szCs w:val="21"/>
+        </w:rPr>
+        <w:t xml:space="preserve">10. Una posizione del governo italiano sullo statuto canonico dell'ente.</w:t>
+      </w:r>
+      <w:r>
+        <w:rPr>
+          <w:rFonts w:ascii="Barlow Semi Condensed" w:cs="Barlow Semi Condensed" w:eastAsia="Barlow Semi Condensed" w:hAnsi="Barlow Semi Condensed"/>
+          <w:i w:val="false"/>
+          <w:iCs w:val="false"/>
+          <w:sz w:val="21"/>
+          <w:szCs w:val="21"/>
+        </w:rPr>
+        <w:t xml:space="preserve"> Non reperita — e il corpus aggiunge da sé la ragione ordinaria: la materia non apparteneva alla competenza della Farnesina. </w:t>
+      </w:r>
+      <w:r>
+        <w:rPr>
+          <w:rFonts w:ascii="Barlow Semi Condensed" w:cs="Barlow Semi Condensed" w:eastAsia="Barlow Semi Condensed" w:hAnsi="Barlow Semi Condensed"/>
+          <w:i/>
+          <w:iCs/>
+          <w:sz w:val="21"/>
+          <w:szCs w:val="21"/>
+        </w:rPr>
+        <w:t xml:space="preserve">Sede:</w:t>
+      </w:r>
+      <w:r>
+        <w:rPr>
+          <w:rFonts w:ascii="Barlow Semi Condensed" w:cs="Barlow Semi Condensed" w:eastAsia="Barlow Semi Condensed" w:hAnsi="Barlow Semi Condensed"/>
+          <w:i w:val="false"/>
+          <w:iCs w:val="false"/>
+          <w:sz w:val="21"/>
+          <w:szCs w:val="21"/>
+        </w:rPr>
+        <w:t xml:space="preserve"> Archivio della Segreteria di Stato, sezione Rapporti con gli Stati, la cui documentazione per il pontificato di Paolo VI non risulta aperta agli studiosi.</w:t>
+      </w:r>
+    </w:p>
+    <w:p>
+      <w:pPr>
+        <w:pStyle w:val="Heading2"/>
+        <w:spacing w:after="120" w:before="260"/>
+      </w:pPr>
+      <w:r>
+        <w:rPr>
+          <w:rFonts w:ascii="Barlow Semi Condensed" w:cs="Barlow Semi Condensed" w:eastAsia="Barlow Semi Condensed" w:hAnsi="Barlow Semi Condensed"/>
+          <w:i w:val="false"/>
+          <w:iCs w:val="false"/>
+          <w:sz w:val="25"/>
+          <w:szCs w:val="25"/>
+        </w:rPr>
+        <w:t xml:space="preserve">III. Le sedi che non aprono</w:t>
+      </w:r>
+    </w:p>
+    <w:p>
+      <w:pPr>
+        <w:spacing w:after="120" w:line="290"/>
+        <w:jc w:val="both"/>
+      </w:pPr>
+      <w:r>
+        <w:rPr>
+          <w:rFonts w:ascii="Barlow Semi Condensed" w:cs="Barlow Semi Condensed" w:eastAsia="Barlow Semi Condensed" w:hAnsi="Barlow Semi Condensed"/>
+          <w:b/>
+          <w:bCs/>
+          <w:i w:val="false"/>
+          <w:iCs w:val="false"/>
+          <w:sz w:val="21"/>
+          <w:szCs w:val="21"/>
+        </w:rPr>
+        <w:t xml:space="preserve">11. Il dossier Aginter Press.</w:t>
+      </w:r>
+      <w:r>
+        <w:rPr>
+          <w:rFonts w:ascii="Barlow Semi Condensed" w:cs="Barlow Semi Condensed" w:eastAsia="Barlow Semi Condensed" w:hAnsi="Barlow Semi Condensed"/>
+          <w:i w:val="false"/>
+          <w:iCs w:val="false"/>
+          <w:sz w:val="21"/>
+          <w:szCs w:val="21"/>
+        </w:rPr>
+        <w:t xml:space="preserve"> Nessuna fonte primaria né studio sottoposto a revisione paritaria ne documenta un ruolo nelle vicende trattate. La tesi che circola nella pubblicistica è, allo stato, </w:t>
+      </w:r>
+      <w:r>
+        <w:rPr>
+          <w:rFonts w:ascii="Barlow Semi Condensed" w:cs="Barlow Semi Condensed" w:eastAsia="Barlow Semi Condensed" w:hAnsi="Barlow Semi Condensed"/>
+          <w:b/>
+          <w:bCs/>
+          <w:i w:val="false"/>
+          <w:iCs w:val="false"/>
+          <w:sz w:val="21"/>
+          <w:szCs w:val="21"/>
+        </w:rPr>
+        <w:t xml:space="preserve">non sostenuta dalle fonti primarie</w:t>
+      </w:r>
+      <w:r>
+        <w:rPr>
+          <w:rFonts w:ascii="Barlow Semi Condensed" w:cs="Barlow Semi Condensed" w:eastAsia="Barlow Semi Condensed" w:hAnsi="Barlow Semi Condensed"/>
+          <w:i w:val="false"/>
+          <w:iCs w:val="false"/>
+          <w:sz w:val="21"/>
+          <w:szCs w:val="21"/>
+        </w:rPr>
+        <w:t xml:space="preserve">. </w:t>
+      </w:r>
+      <w:r>
+        <w:rPr>
+          <w:rFonts w:ascii="Barlow Semi Condensed" w:cs="Barlow Semi Condensed" w:eastAsia="Barlow Semi Condensed" w:hAnsi="Barlow Semi Condensed"/>
+          <w:i/>
+          <w:iCs/>
+          <w:sz w:val="21"/>
+          <w:szCs w:val="21"/>
+        </w:rPr>
+        <w:t xml:space="preserve">Sede:</w:t>
+      </w:r>
+      <w:r>
+        <w:rPr>
+          <w:rFonts w:ascii="Barlow Semi Condensed" w:cs="Barlow Semi Condensed" w:eastAsia="Barlow Semi Condensed" w:hAnsi="Barlow Semi Condensed"/>
+          <w:i w:val="false"/>
+          <w:iCs w:val="false"/>
+          <w:sz w:val="21"/>
+          <w:szCs w:val="21"/>
+        </w:rPr>
+        <w:t xml:space="preserve"> fondo PIDE-DGS, soggetto a regolamento proprio. </w:t>
+      </w:r>
+      <w:r>
+        <w:rPr>
+          <w:rFonts w:ascii="Barlow Semi Condensed" w:cs="Barlow Semi Condensed" w:eastAsia="Barlow Semi Condensed" w:hAnsi="Barlow Semi Condensed"/>
+          <w:b/>
+          <w:bCs/>
+          <w:i w:val="false"/>
+          <w:iCs w:val="false"/>
+          <w:sz w:val="21"/>
+          <w:szCs w:val="21"/>
+        </w:rPr>
+        <w:t xml:space="preserve">L'accesso non è surrogabile per via telematica.</w:t>
+      </w:r>
+    </w:p>
+    <w:p>
+      <w:pPr>
+        <w:spacing w:after="120" w:line="290"/>
+        <w:jc w:val="both"/>
+      </w:pPr>
+      <w:r>
+        <w:rPr>
+          <w:rFonts w:ascii="Barlow Semi Condensed" w:cs="Barlow Semi Condensed" w:eastAsia="Barlow Semi Condensed" w:hAnsi="Barlow Semi Condensed"/>
+          <w:b/>
+          <w:bCs/>
+          <w:i w:val="false"/>
+          <w:iCs w:val="false"/>
+          <w:sz w:val="21"/>
+          <w:szCs w:val="21"/>
+        </w:rPr>
+        <w:t xml:space="preserve">12. Il primo silenzio sull'Aginter, qualificato.</w:t>
+      </w:r>
+      <w:r>
+        <w:rPr>
+          <w:rFonts w:ascii="Barlow Semi Condensed" w:cs="Barlow Semi Condensed" w:eastAsia="Barlow Semi Condensed" w:hAnsi="Barlow Semi Condensed"/>
+          <w:i w:val="false"/>
+          <w:iCs w:val="false"/>
+          <w:sz w:val="21"/>
+          <w:szCs w:val="21"/>
+        </w:rPr>
+        <w:t xml:space="preserve"> È Stato Zero </w:t>
+      </w:r>
+      <w:r>
+        <w:rPr>
+          <w:rFonts w:ascii="Barlow Semi Condensed" w:cs="Barlow Semi Condensed" w:eastAsia="Barlow Semi Condensed" w:hAnsi="Barlow Semi Condensed"/>
+          <w:b/>
+          <w:bCs/>
+          <w:i w:val="false"/>
+          <w:iCs w:val="false"/>
+          <w:sz w:val="21"/>
+          <w:szCs w:val="21"/>
+        </w:rPr>
+        <w:t xml:space="preserve">conoscitivo</w:t>
+      </w:r>
+      <w:r>
+        <w:rPr>
+          <w:rFonts w:ascii="Barlow Semi Condensed" w:cs="Barlow Semi Condensed" w:eastAsia="Barlow Semi Condensed" w:hAnsi="Barlow Semi Condensed"/>
+          <w:i w:val="false"/>
+          <w:iCs w:val="false"/>
+          <w:sz w:val="21"/>
+          <w:szCs w:val="21"/>
+        </w:rPr>
+        <w:t xml:space="preserve"> e non accertamento positivo di inesistenza, e discende da tre circostanze documentate: i Documenti Diplomatici Italiani non hanno raggiunto il periodo, l'Archivio storico diplomatico ha regime di accesso condizionato, la storiografia bilaterale non ha mai incrociato il tema.</w:t>
+      </w:r>
+    </w:p>
+    <w:p>
+      <w:pPr>
+        <w:spacing w:after="120" w:line="290"/>
+        <w:jc w:val="both"/>
+      </w:pPr>
+      <w:r>
+        <w:rPr>
+          <w:rFonts w:ascii="Barlow Semi Condensed" w:cs="Barlow Semi Condensed" w:eastAsia="Barlow Semi Condensed" w:hAnsi="Barlow Semi Condensed"/>
+          <w:b/>
+          <w:bCs/>
+          <w:i w:val="false"/>
+          <w:iCs w:val="false"/>
+          <w:sz w:val="21"/>
+          <w:szCs w:val="21"/>
+        </w:rPr>
+        <w:t xml:space="preserve">13. Alfredo Poledrini</w:t>
+      </w:r>
+      <w:r>
+        <w:rPr>
+          <w:rFonts w:ascii="Barlow Semi Condensed" w:cs="Barlow Semi Condensed" w:eastAsia="Barlow Semi Condensed" w:hAnsi="Barlow Semi Condensed"/>
+          <w:i w:val="false"/>
+          <w:iCs w:val="false"/>
+          <w:sz w:val="21"/>
+          <w:szCs w:val="21"/>
+        </w:rPr>
+        <w:t xml:space="preserve">, delegato apostolico dal 1971 al 1978. Reperto negativo: nessun elemento documentale lo collega ad alcun contatto italiano sulla materia sudafricana. </w:t>
+      </w:r>
+      <w:r>
+        <w:rPr>
+          <w:rFonts w:ascii="Barlow Semi Condensed" w:cs="Barlow Semi Condensed" w:eastAsia="Barlow Semi Condensed" w:hAnsi="Barlow Semi Condensed"/>
+          <w:i/>
+          <w:iCs/>
+          <w:sz w:val="21"/>
+          <w:szCs w:val="21"/>
+        </w:rPr>
+        <w:t xml:space="preserve">Sede:</w:t>
+      </w:r>
+      <w:r>
+        <w:rPr>
+          <w:rFonts w:ascii="Barlow Semi Condensed" w:cs="Barlow Semi Condensed" w:eastAsia="Barlow Semi Condensed" w:hAnsi="Barlow Semi Condensed"/>
+          <w:i w:val="false"/>
+          <w:iCs w:val="false"/>
+          <w:sz w:val="21"/>
+          <w:szCs w:val="21"/>
+        </w:rPr>
+        <w:t xml:space="preserve"> Archivio Apostolico Vaticano, </w:t>
+      </w:r>
+      <w:r>
+        <w:rPr>
+          <w:rFonts w:ascii="Barlow Semi Condensed" w:cs="Barlow Semi Condensed" w:eastAsia="Barlow Semi Condensed" w:hAnsi="Barlow Semi Condensed"/>
+          <w:b/>
+          <w:bCs/>
+          <w:i w:val="false"/>
+          <w:iCs w:val="false"/>
+          <w:sz w:val="21"/>
+          <w:szCs w:val="21"/>
+        </w:rPr>
+        <w:t xml:space="preserve">consultabile fino all'ottobre 1958</w:t>
+      </w:r>
+      <w:r>
+        <w:rPr>
+          <w:rFonts w:ascii="Barlow Semi Condensed" w:cs="Barlow Semi Condensed" w:eastAsia="Barlow Semi Condensed" w:hAnsi="Barlow Semi Condensed"/>
+          <w:i w:val="false"/>
+          <w:iCs w:val="false"/>
+          <w:sz w:val="21"/>
+          <w:szCs w:val="21"/>
+        </w:rPr>
+        <w:t xml:space="preserve">. Stato Zero di impossibilità istituzionale: non è che non si sia cercato, è che la porta non esiste ancora.</w:t>
+      </w:r>
+    </w:p>
+    <w:p>
+      <w:pPr>
+        <w:pStyle w:val="Heading2"/>
+        <w:spacing w:after="120" w:before="260"/>
+      </w:pPr>
+      <w:r>
+        <w:rPr>
+          <w:rFonts w:ascii="Barlow Semi Condensed" w:cs="Barlow Semi Condensed" w:eastAsia="Barlow Semi Condensed" w:hAnsi="Barlow Semi Condensed"/>
+          <w:i w:val="false"/>
+          <w:iCs w:val="false"/>
+          <w:sz w:val="25"/>
+          <w:szCs w:val="25"/>
+        </w:rPr>
+        <w:t xml:space="preserve">IV. Il ponte che non si costruisce</w:t>
+      </w:r>
+    </w:p>
+    <w:p>
+      <w:pPr>
+        <w:spacing w:after="120" w:line="290"/>
+        <w:jc w:val="both"/>
+      </w:pPr>
+      <w:r>
+        <w:rPr>
+          <w:rFonts w:ascii="Barlow Semi Condensed" w:cs="Barlow Semi Condensed" w:eastAsia="Barlow Semi Condensed" w:hAnsi="Barlow Semi Condensed"/>
+          <w:b/>
+          <w:bCs/>
+          <w:i w:val="false"/>
+          <w:iCs w:val="false"/>
+          <w:sz w:val="21"/>
+          <w:szCs w:val="21"/>
+        </w:rPr>
+        <w:t xml:space="preserve">14. Nessun nesso documentato fra Aldo Moro e la questione sudafricana o namibiana.</w:t>
+      </w:r>
+      <w:r>
+        <w:rPr>
+          <w:rFonts w:ascii="Barlow Semi Condensed" w:cs="Barlow Semi Condensed" w:eastAsia="Barlow Semi Condensed" w:hAnsi="Barlow Semi Condensed"/>
+          <w:i w:val="false"/>
+          <w:iCs w:val="false"/>
+          <w:sz w:val="21"/>
+          <w:szCs w:val="21"/>
+        </w:rPr>
+        <w:t xml:space="preserve"> Gli atti italiani reperiti — le relazioni diplomatiche dal 1929, l'ordine di quaranta velivoli da osservazione del settembre 1970 con consegne sino al dicembre 1975, i voti favorevoli sulle risoluzioni namibiane 301 e 323 — sono </w:t>
+      </w:r>
+      <w:r>
+        <w:rPr>
+          <w:rFonts w:ascii="Barlow Semi Condensed" w:cs="Barlow Semi Condensed" w:eastAsia="Barlow Semi Condensed" w:hAnsi="Barlow Semi Condensed"/>
+          <w:b/>
+          <w:bCs/>
+          <w:i w:val="false"/>
+          <w:iCs w:val="false"/>
+          <w:sz w:val="21"/>
+          <w:szCs w:val="21"/>
+        </w:rPr>
+        <w:t xml:space="preserve">istituzionali e non personalmente riferibili a lui</w:t>
+      </w:r>
+      <w:r>
+        <w:rPr>
+          <w:rFonts w:ascii="Barlow Semi Condensed" w:cs="Barlow Semi Condensed" w:eastAsia="Barlow Semi Condensed" w:hAnsi="Barlow Semi Condensed"/>
+          <w:i w:val="false"/>
+          <w:iCs w:val="false"/>
+          <w:sz w:val="21"/>
+          <w:szCs w:val="21"/>
+        </w:rPr>
+        <w:t xml:space="preserve">. </w:t>
+      </w:r>
+      <w:r>
+        <w:rPr>
+          <w:rFonts w:ascii="Barlow Semi Condensed" w:cs="Barlow Semi Condensed" w:eastAsia="Barlow Semi Condensed" w:hAnsi="Barlow Semi Condensed"/>
+          <w:i/>
+          <w:iCs/>
+          <w:sz w:val="21"/>
+          <w:szCs w:val="21"/>
+        </w:rPr>
+        <w:t xml:space="preserve">Sedi:</w:t>
+      </w:r>
+      <w:r>
+        <w:rPr>
+          <w:rFonts w:ascii="Barlow Semi Condensed" w:cs="Barlow Semi Condensed" w:eastAsia="Barlow Semi Condensed" w:hAnsi="Barlow Semi Condensed"/>
+          <w:i w:val="false"/>
+          <w:iCs w:val="false"/>
+          <w:sz w:val="21"/>
+          <w:szCs w:val="21"/>
+        </w:rPr>
+        <w:t xml:space="preserve"> Settima serie dei Documenti Diplomatici Italiani; fondi dell'Archivio storico diplomatico. Il corpus chiude la voce con una frase che vale per l'intero fascicolo: </w:t>
+      </w:r>
+      <w:r>
+        <w:rPr>
+          <w:rFonts w:ascii="Barlow Semi Condensed" w:cs="Barlow Semi Condensed" w:eastAsia="Barlow Semi Condensed" w:hAnsi="Barlow Semi Condensed"/>
+          <w:i/>
+          <w:iCs/>
+          <w:sz w:val="21"/>
+          <w:szCs w:val="21"/>
+        </w:rPr>
+        <w:t xml:space="preserve">il presente registro non costruisce quel ponte perché il materiale non lo regge.</w:t>
+      </w:r>
+    </w:p>
+    <w:p>
+      <w:pPr>
+        <w:pStyle w:val="Heading2"/>
+        <w:spacing w:after="120" w:before="260"/>
+      </w:pPr>
+      <w:r>
+        <w:rPr>
+          <w:rFonts w:ascii="Barlow Semi Condensed" w:cs="Barlow Semi Condensed" w:eastAsia="Barlow Semi Condensed" w:hAnsi="Barlow Semi Condensed"/>
+          <w:i w:val="false"/>
+          <w:iCs w:val="false"/>
+          <w:sz w:val="25"/>
+          <w:szCs w:val="25"/>
+        </w:rPr>
+        <w:t xml:space="preserve">V. Il multilaterale e l'Asia</w:t>
+      </w:r>
+    </w:p>
+    <w:p>
+      <w:pPr>
+        <w:spacing w:after="120" w:line="290"/>
+        <w:jc w:val="both"/>
+      </w:pPr>
+      <w:r>
+        <w:rPr>
+          <w:rFonts w:ascii="Barlow Semi Condensed" w:cs="Barlow Semi Condensed" w:eastAsia="Barlow Semi Condensed" w:hAnsi="Barlow Semi Condensed"/>
+          <w:b/>
+          <w:bCs/>
+          <w:i w:val="false"/>
+          <w:iCs w:val="false"/>
+          <w:sz w:val="21"/>
+          <w:szCs w:val="21"/>
+        </w:rPr>
+        <w:t xml:space="preserve">15. Gli interventi di Moro all'Assemblea generale; la riforma delle Nazioni Unite; la Conferenza ONU sull'energia atomica del 1971; l'ingresso delle due Germanie all'ONU nel 1973.</w:t>
+      </w:r>
+      <w:r>
+        <w:rPr>
+          <w:rFonts w:ascii="Barlow Semi Condensed" w:cs="Barlow Semi Condensed" w:eastAsia="Barlow Semi Condensed" w:hAnsi="Barlow Semi Condensed"/>
+          <w:i w:val="false"/>
+          <w:iCs w:val="false"/>
+          <w:sz w:val="21"/>
+          <w:szCs w:val="21"/>
+        </w:rPr>
+        <w:t xml:space="preserve"> </w:t>
+      </w:r>
+      <w:r>
+        <w:rPr>
+          <w:rFonts w:ascii="Barlow Semi Condensed" w:cs="Barlow Semi Condensed" w:eastAsia="Barlow Semi Condensed" w:hAnsi="Barlow Semi Condensed"/>
+          <w:i/>
+          <w:iCs/>
+          <w:sz w:val="21"/>
+          <w:szCs w:val="21"/>
+        </w:rPr>
+        <w:t xml:space="preserve">Sedi:</w:t>
+      </w:r>
+      <w:r>
+        <w:rPr>
+          <w:rFonts w:ascii="Barlow Semi Condensed" w:cs="Barlow Semi Condensed" w:eastAsia="Barlow Semi Condensed" w:hAnsi="Barlow Semi Condensed"/>
+          <w:i w:val="false"/>
+          <w:iCs w:val="false"/>
+          <w:sz w:val="21"/>
+          <w:szCs w:val="21"/>
+        </w:rPr>
+        <w:t xml:space="preserve"> Edizione Nazionale delle Opere; atti dell'Assemblea generale.</w:t>
+      </w:r>
+    </w:p>
+    <w:p>
+      <w:pPr>
+        <w:spacing w:after="120" w:line="290"/>
+        <w:jc w:val="both"/>
+      </w:pPr>
+      <w:r>
+        <w:rPr>
+          <w:rFonts w:ascii="Barlow Semi Condensed" w:cs="Barlow Semi Condensed" w:eastAsia="Barlow Semi Condensed" w:hAnsi="Barlow Semi Condensed"/>
+          <w:b/>
+          <w:bCs/>
+          <w:i w:val="false"/>
+          <w:iCs w:val="false"/>
+          <w:sz w:val="21"/>
+          <w:szCs w:val="21"/>
+        </w:rPr>
+        <w:t xml:space="preserve">16. Il telegramma ministeriale del 28 novembre 1970; il progetto di visita in Cina (telegramma 5472/0 del 29 dicembre 1972); l'interscambio 1973-1976; i rapporti con Giappone, India e Pakistan.</w:t>
+      </w:r>
+      <w:r>
+        <w:rPr>
+          <w:rFonts w:ascii="Barlow Semi Condensed" w:cs="Barlow Semi Condensed" w:eastAsia="Barlow Semi Condensed" w:hAnsi="Barlow Semi Condensed"/>
+          <w:i w:val="false"/>
+          <w:iCs w:val="false"/>
+          <w:sz w:val="21"/>
+          <w:szCs w:val="21"/>
+        </w:rPr>
+        <w:t xml:space="preserve"> </w:t>
+      </w:r>
+      <w:r>
+        <w:rPr>
+          <w:rFonts w:ascii="Barlow Semi Condensed" w:cs="Barlow Semi Condensed" w:eastAsia="Barlow Semi Condensed" w:hAnsi="Barlow Semi Condensed"/>
+          <w:i/>
+          <w:iCs/>
+          <w:sz w:val="21"/>
+          <w:szCs w:val="21"/>
+        </w:rPr>
+        <w:t xml:space="preserve">Sedi:</w:t>
+      </w:r>
+      <w:r>
+        <w:rPr>
+          <w:rFonts w:ascii="Barlow Semi Condensed" w:cs="Barlow Semi Condensed" w:eastAsia="Barlow Semi Condensed" w:hAnsi="Barlow Semi Condensed"/>
+          <w:i w:val="false"/>
+          <w:iCs w:val="false"/>
+          <w:sz w:val="21"/>
+          <w:szCs w:val="21"/>
+        </w:rPr>
+        <w:t xml:space="preserve"> Edizione Nazionale delle Opere; Archivio storico diplomatico.</w:t>
+      </w:r>
+    </w:p>
+    <w:p>
+      <w:pPr>
+        <w:spacing w:after="120" w:line="290"/>
+        <w:jc w:val="both"/>
+      </w:pPr>
+      <w:r>
+        <w:rPr>
+          <w:rFonts w:ascii="Barlow Semi Condensed" w:cs="Barlow Semi Condensed" w:eastAsia="Barlow Semi Condensed" w:hAnsi="Barlow Semi Condensed"/>
+          <w:b/>
+          <w:bCs/>
+          <w:i w:val="false"/>
+          <w:iCs w:val="false"/>
+          <w:sz w:val="21"/>
+          <w:szCs w:val="21"/>
+        </w:rPr>
+        <w:t xml:space="preserve">17. La posizione morotea nelle tappe europee</w:t>
+      </w:r>
+      <w:r>
+        <w:rPr>
+          <w:rFonts w:ascii="Barlow Semi Condensed" w:cs="Barlow Semi Condensed" w:eastAsia="Barlow Semi Condensed" w:hAnsi="Barlow Semi Condensed"/>
+          <w:i w:val="false"/>
+          <w:iCs w:val="false"/>
+          <w:sz w:val="21"/>
+          <w:szCs w:val="21"/>
+        </w:rPr>
+        <w:t xml:space="preserve"> — Vertice di Parigi 19-20 ottobre 1972, Vertice di Copenaghen 14-15 dicembre 1973, uscita della lira dal serpente monetario nel febbraio 1973. Le tappe sono accertate; la documentazione primaria puntuale sulla posizione di Moro in ciascuna resta in parte non reperita. </w:t>
+      </w:r>
+      <w:r>
+        <w:rPr>
+          <w:rFonts w:ascii="Barlow Semi Condensed" w:cs="Barlow Semi Condensed" w:eastAsia="Barlow Semi Condensed" w:hAnsi="Barlow Semi Condensed"/>
+          <w:i/>
+          <w:iCs/>
+          <w:sz w:val="21"/>
+          <w:szCs w:val="21"/>
+        </w:rPr>
+        <w:t xml:space="preserve">Sedi:</w:t>
+      </w:r>
+      <w:r>
+        <w:rPr>
+          <w:rFonts w:ascii="Barlow Semi Condensed" w:cs="Barlow Semi Condensed" w:eastAsia="Barlow Semi Condensed" w:hAnsi="Barlow Semi Condensed"/>
+          <w:i w:val="false"/>
+          <w:iCs w:val="false"/>
+          <w:sz w:val="21"/>
+          <w:szCs w:val="21"/>
+        </w:rPr>
+        <w:t xml:space="preserve"> Edizione Nazionale delle Opere; documenti CVCE.</w:t>
+      </w:r>
+    </w:p>
+    <w:p>
+      <w:pPr>
+        <w:pStyle w:val="Heading2"/>
+        <w:spacing w:after="120" w:before="260"/>
+      </w:pPr>
+      <w:r>
+        <w:rPr>
+          <w:rFonts w:ascii="Barlow Semi Condensed" w:cs="Barlow Semi Condensed" w:eastAsia="Barlow Semi Condensed" w:hAnsi="Barlow Semi Condensed"/>
+          <w:i w:val="false"/>
+          <w:iCs w:val="false"/>
+          <w:sz w:val="25"/>
+          <w:szCs w:val="25"/>
+        </w:rPr>
+        <w:t xml:space="preserve">VI. Il fondo dell'uomo</w:t>
+      </w:r>
+    </w:p>
+    <w:p>
+      <w:pPr>
+        <w:spacing w:after="120" w:line="290"/>
+        <w:jc w:val="both"/>
+      </w:pPr>
+      <w:r>
+        <w:rPr>
+          <w:rFonts w:ascii="Barlow Semi Condensed" w:cs="Barlow Semi Condensed" w:eastAsia="Barlow Semi Condensed" w:hAnsi="Barlow Semi Condensed"/>
+          <w:b/>
+          <w:bCs/>
+          <w:i w:val="false"/>
+          <w:iCs w:val="false"/>
+          <w:sz w:val="21"/>
+          <w:szCs w:val="21"/>
+        </w:rPr>
+        <w:t xml:space="preserve">18. L'Archivio Aldo Moro</w:t>
+      </w:r>
+      <w:r>
+        <w:rPr>
+          <w:rFonts w:ascii="Barlow Semi Condensed" w:cs="Barlow Semi Condensed" w:eastAsia="Barlow Semi Condensed" w:hAnsi="Barlow Semi Condensed"/>
+          <w:i w:val="false"/>
+          <w:iCs w:val="false"/>
+          <w:sz w:val="21"/>
+          <w:szCs w:val="21"/>
+        </w:rPr>
+        <w:t xml:space="preserve">, inventariato fra Archivio storico del Senato e Archivio centrale dello Stato, e l'archivio della Fondazione Aldo Moro. </w:t>
+      </w:r>
+      <w:r>
+        <w:rPr>
+          <w:rFonts w:ascii="Barlow Semi Condensed" w:cs="Barlow Semi Condensed" w:eastAsia="Barlow Semi Condensed" w:hAnsi="Barlow Semi Condensed"/>
+          <w:i/>
+          <w:iCs/>
+          <w:sz w:val="21"/>
+          <w:szCs w:val="21"/>
+        </w:rPr>
+        <w:t xml:space="preserve">Condizione di chiusura:</w:t>
+      </w:r>
+      <w:r>
+        <w:rPr>
+          <w:rFonts w:ascii="Barlow Semi Condensed" w:cs="Barlow Semi Condensed" w:eastAsia="Barlow Semi Condensed" w:hAnsi="Barlow Semi Condensed"/>
+          <w:i w:val="false"/>
+          <w:iCs w:val="false"/>
+          <w:sz w:val="21"/>
+          <w:szCs w:val="21"/>
+        </w:rPr>
+        <w:t xml:space="preserve"> </w:t>
+      </w:r>
+      <w:r>
+        <w:rPr>
+          <w:rFonts w:ascii="Barlow Semi Condensed" w:cs="Barlow Semi Condensed" w:eastAsia="Barlow Semi Condensed" w:hAnsi="Barlow Semi Condensed"/>
+          <w:b/>
+          <w:bCs/>
+          <w:i w:val="false"/>
+          <w:iCs w:val="false"/>
+          <w:sz w:val="21"/>
+          <w:szCs w:val="21"/>
+        </w:rPr>
+        <w:t xml:space="preserve">spoglio integrale.</w:t>
+      </w:r>
+      <w:r>
+        <w:rPr>
+          <w:rFonts w:ascii="Barlow Semi Condensed" w:cs="Barlow Semi Condensed" w:eastAsia="Barlow Semi Condensed" w:hAnsi="Barlow Semi Condensed"/>
+          <w:i w:val="false"/>
+          <w:iCs w:val="false"/>
+          <w:sz w:val="21"/>
+          <w:szCs w:val="21"/>
+        </w:rPr>
+        <w:t xml:space="preserve"> È la sola voce del fascicolo la cui chiusura non dipende da un'autorizzazione ma solo dal tempo di qualcuno.</w:t>
+      </w:r>
+    </w:p>
+    <w:p>
+      <w:pPr>
+        <w:spacing w:after="120" w:line="290"/>
+        <w:jc w:val="both"/>
+      </w:pPr>
+      <w:r>
+        <w:rPr>
+          <w:rFonts w:ascii="Barlow Semi Condensed" w:cs="Barlow Semi Condensed" w:eastAsia="Barlow Semi Condensed" w:hAnsi="Barlow Semi Condensed"/>
+          <w:b/>
+          <w:bCs/>
+          <w:i w:val="false"/>
+          <w:iCs w:val="false"/>
+          <w:sz w:val="21"/>
+          <w:szCs w:val="21"/>
+        </w:rPr>
+        <w:t xml:space="preserve">19. Il telegramma da Tunisi del 6 settembre 1970</w:t>
+      </w:r>
+      <w:r>
+        <w:rPr>
+          <w:rFonts w:ascii="Barlow Semi Condensed" w:cs="Barlow Semi Condensed" w:eastAsia="Barlow Semi Condensed" w:hAnsi="Barlow Semi Condensed"/>
+          <w:i w:val="false"/>
+          <w:iCs w:val="false"/>
+          <w:sz w:val="21"/>
+          <w:szCs w:val="21"/>
+        </w:rPr>
+        <w:t xml:space="preserve">, noto per via memorialistica indiretta e non reperito in originale. </w:t>
+      </w:r>
+      <w:r>
+        <w:rPr>
+          <w:rFonts w:ascii="Barlow Semi Condensed" w:cs="Barlow Semi Condensed" w:eastAsia="Barlow Semi Condensed" w:hAnsi="Barlow Semi Condensed"/>
+          <w:i/>
+          <w:iCs/>
+          <w:sz w:val="21"/>
+          <w:szCs w:val="21"/>
+        </w:rPr>
+        <w:t xml:space="preserve">Sedi:</w:t>
+      </w:r>
+      <w:r>
+        <w:rPr>
+          <w:rFonts w:ascii="Barlow Semi Condensed" w:cs="Barlow Semi Condensed" w:eastAsia="Barlow Semi Condensed" w:hAnsi="Barlow Semi Condensed"/>
+          <w:i w:val="false"/>
+          <w:iCs w:val="false"/>
+          <w:sz w:val="21"/>
+          <w:szCs w:val="21"/>
+        </w:rPr>
+        <w:t xml:space="preserve"> Archivio storico diplomatico; Edizione Nazionale delle Opere.</w:t>
+      </w:r>
+    </w:p>
+    <w:p>
+      <w:pPr>
+        <w:pStyle w:val="Heading2"/>
+        <w:spacing w:after="120" w:before="260"/>
+      </w:pPr>
+      <w:r>
+        <w:rPr>
+          <w:rFonts w:ascii="Barlow Semi Condensed" w:cs="Barlow Semi Condensed" w:eastAsia="Barlow Semi Condensed" w:hAnsi="Barlow Semi Condensed"/>
+          <w:i w:val="false"/>
+          <w:iCs w:val="false"/>
+          <w:sz w:val="25"/>
+          <w:szCs w:val="25"/>
+        </w:rPr>
+        <w:t xml:space="preserve">Che cosa questo fascicolo chiede</w:t>
+      </w:r>
+    </w:p>
+    <w:p>
+      <w:pPr>
+        <w:spacing w:after="120" w:line="290"/>
+        <w:jc w:val="both"/>
+      </w:pPr>
+      <w:r>
+        <w:rPr>
+          <w:rFonts w:ascii="Barlow Semi Condensed" w:cs="Barlow Semi Condensed" w:eastAsia="Barlow Semi Condensed" w:hAnsi="Barlow Semi Condensed"/>
+          <w:i w:val="false"/>
+          <w:iCs w:val="false"/>
+          <w:sz w:val="21"/>
+          <w:szCs w:val="21"/>
+        </w:rPr>
+        <w:t xml:space="preserve">Non chiede di essere creduto: chiede di essere </w:t>
+      </w:r>
+      <w:r>
+        <w:rPr>
+          <w:rFonts w:ascii="Barlow Semi Condensed" w:cs="Barlow Semi Condensed" w:eastAsia="Barlow Semi Condensed" w:hAnsi="Barlow Semi Condensed"/>
+          <w:b/>
+          <w:bCs/>
+          <w:i w:val="false"/>
+          <w:iCs w:val="false"/>
+          <w:sz w:val="21"/>
+          <w:szCs w:val="21"/>
+        </w:rPr>
+        <w:t xml:space="preserve">consumato</w:t>
+      </w:r>
+      <w:r>
+        <w:rPr>
+          <w:rFonts w:ascii="Barlow Semi Condensed" w:cs="Barlow Semi Condensed" w:eastAsia="Barlow Semi Condensed" w:hAnsi="Barlow Semi Condensed"/>
+          <w:i w:val="false"/>
+          <w:iCs w:val="false"/>
+          <w:sz w:val="21"/>
+          <w:szCs w:val="21"/>
+        </w:rPr>
+        <w:t xml:space="preserve">. Ogni voce è scritta in modo che qualcuno possa andare in una sede determinata, cercare una cosa determinata, e tornare con un sì o con un no. Diciotto delle diciannove hanno una porta; una — l'Archivio Apostolico oltre il 1958 — ha una porta che si aprirà, ma non a chi legge oggi.</w:t>
+      </w:r>
+    </w:p>
+    <w:p>
+      <w:pPr>
+        <w:spacing w:after="120" w:line="290"/>
+        <w:jc w:val="both"/>
+      </w:pPr>
+      <w:r>
+        <w:rPr>
+          <w:rFonts w:ascii="Barlow Semi Condensed" w:cs="Barlow Semi Condensed" w:eastAsia="Barlow Semi Condensed" w:hAnsi="Barlow Semi Condensed"/>
+          <w:i w:val="false"/>
+          <w:iCs w:val="false"/>
+          <w:sz w:val="21"/>
+          <w:szCs w:val="21"/>
+        </w:rPr>
+        <w:t xml:space="preserve">Chi ne chiudesse anche una sola avrà fatto per questo lavoro più di quanto il lavoro abbia fatto per sé stesso. E il libro sarà servito nel momento in cui una delle sue righe verrà cancellata da chi ha trovato: </w:t>
+      </w:r>
+      <w:r>
+        <w:rPr>
+          <w:rFonts w:ascii="Barlow Semi Condensed" w:cs="Barlow Semi Condensed" w:eastAsia="Barlow Semi Condensed" w:hAnsi="Barlow Semi Condensed"/>
+          <w:b/>
+          <w:bCs/>
+          <w:i w:val="false"/>
+          <w:iCs w:val="false"/>
+          <w:sz w:val="21"/>
+          <w:szCs w:val="21"/>
+        </w:rPr>
+        <w:t xml:space="preserve">non quando affermava, ma quando qualcuno lo smentirà, avendo saputo da esso dove andare.</w:t>
+      </w:r>
+    </w:p>
+    <w:p>
+      <w:pPr>
+        <w:pStyle w:val="Heading2"/>
+        <w:spacing w:after="120" w:before="260"/>
+      </w:pPr>
+      <w:r>
+        <w:rPr>
+          <w:rFonts w:ascii="Barlow Semi Condensed" w:cs="Barlow Semi Condensed" w:eastAsia="Barlow Semi Condensed" w:hAnsi="Barlow Semi Condensed"/>
+          <w:i w:val="false"/>
+          <w:iCs w:val="false"/>
+          <w:sz w:val="25"/>
+          <w:szCs w:val="25"/>
+        </w:rPr>
         <w:t xml:space="preserve">Colophon</w:t>
       </w:r>
     </w:p>
@@ -17550,7 +19193,7 @@
           <w:sz w:val="21"/>
           <w:szCs w:val="21"/>
         </w:rPr>
-        <w:t xml:space="preserve">Prima stesura completa, 28 agosto 2026. Sette parti, sette capitoli.</w:t>
+        <w:t xml:space="preserve">Prima stesura completa, 28 agosto 2026. Sette parti, sette capitoli, e il registro di chiusura in diciannove voci.</w:t>
       </w:r>
     </w:p>
     <w:p>
@@ -17582,7 +19225,7 @@
           <w:sz w:val="21"/>
           <w:szCs w:val="21"/>
         </w:rPr>
-        <w:t xml:space="preserve">Lo spoglio da cui nasce la parte terza è riproducibile: il criterio è scritto in </w:t>
+        <w:t xml:space="preserve">Ogni conteggio di questo libro è riproducibile, e il criterio sta nello strumento: lo spoglio della parte terza in </w:t>
       </w:r>
       <w:r>
         <w:rPr>
@@ -17602,7 +19245,7 @@
           <w:sz w:val="21"/>
           <w:szCs w:val="21"/>
         </w:rPr>
-        <w:t xml:space="preserve">, e la rilegatura di questo volume in </w:t>
+        <w:t xml:space="preserve">, il registro di chiusura in </w:t>
       </w:r>
       <w:r>
         <w:rPr>
@@ -17612,7 +19255,67 @@
           <w:sz w:val="19"/>
           <w:szCs w:val="19"/>
         </w:rPr>
-        <w:t xml:space="preserve">_verifiche/generatori/rilega_romanzo.py</w:t>
+        <w:t xml:space="preserve">estrai_stati_zero.py</w:t>
+      </w:r>
+      <w:r>
+        <w:rPr>
+          <w:rFonts w:ascii="Barlow Semi Condensed" w:cs="Barlow Semi Condensed" w:eastAsia="Barlow Semi Condensed" w:hAnsi="Barlow Semi Condensed"/>
+          <w:i w:val="false"/>
+          <w:iCs w:val="false"/>
+          <w:sz w:val="21"/>
+          <w:szCs w:val="21"/>
+        </w:rPr>
+        <w:t xml:space="preserve">, le misure della revisione in </w:t>
+      </w:r>
+      <w:r>
+        <w:rPr>
+          <w:rFonts w:ascii="Consolas" w:cs="Consolas" w:eastAsia="Consolas" w:hAnsi="Consolas"/>
+          <w:i w:val="false"/>
+          <w:iCs w:val="false"/>
+          <w:sz w:val="19"/>
+          <w:szCs w:val="19"/>
+        </w:rPr>
+        <w:t xml:space="preserve">analisi_romanzo.py</w:t>
+      </w:r>
+      <w:r>
+        <w:rPr>
+          <w:rFonts w:ascii="Barlow Semi Condensed" w:cs="Barlow Semi Condensed" w:eastAsia="Barlow Semi Condensed" w:hAnsi="Barlow Semi Condensed"/>
+          <w:i w:val="false"/>
+          <w:iCs w:val="false"/>
+          <w:sz w:val="21"/>
+          <w:szCs w:val="21"/>
+        </w:rPr>
+        <w:t xml:space="preserve">, il controllo dei gradi in </w:t>
+      </w:r>
+      <w:r>
+        <w:rPr>
+          <w:rFonts w:ascii="Consolas" w:cs="Consolas" w:eastAsia="Consolas" w:hAnsi="Consolas"/>
+          <w:i w:val="false"/>
+          <w:iCs w:val="false"/>
+          <w:sz w:val="19"/>
+          <w:szCs w:val="19"/>
+        </w:rPr>
+        <w:t xml:space="preserve">audit_gradi.py</w:t>
+      </w:r>
+      <w:r>
+        <w:rPr>
+          <w:rFonts w:ascii="Barlow Semi Condensed" w:cs="Barlow Semi Condensed" w:eastAsia="Barlow Semi Condensed" w:hAnsi="Barlow Semi Condensed"/>
+          <w:i w:val="false"/>
+          <w:iCs w:val="false"/>
+          <w:sz w:val="21"/>
+          <w:szCs w:val="21"/>
+        </w:rPr>
+        <w:t xml:space="preserve">, la rilegatura di questo volume in </w:t>
+      </w:r>
+      <w:r>
+        <w:rPr>
+          <w:rFonts w:ascii="Consolas" w:cs="Consolas" w:eastAsia="Consolas" w:hAnsi="Consolas"/>
+          <w:i w:val="false"/>
+          <w:iCs w:val="false"/>
+          <w:sz w:val="19"/>
+          <w:szCs w:val="19"/>
+        </w:rPr>
+        <w:t xml:space="preserve">rilega_romanzo.py</w:t>
       </w:r>
       <w:r>
         <w:rPr>

--- a/_romanzo/OTTANTA-ANNI-DI-PACE-prima-stesura.docx
+++ b/_romanzo/OTTANTA-ANNI-DI-PACE-prima-stesura.docx
@@ -15539,7 +15539,501 @@
           <w:sz w:val="25"/>
           <w:szCs w:val="25"/>
         </w:rPr>
-        <w:t xml:space="preserve">VIII. I nomi</w:t>
+        <w:t xml:space="preserve">VIII. Due catene che si incontrano</w:t>
+      </w:r>
+    </w:p>
+    <w:p>
+      <w:pPr>
+        <w:spacing w:after="120" w:line="290"/>
+        <w:jc w:val="both"/>
+      </w:pPr>
+      <w:r>
+        <w:rPr>
+          <w:rFonts w:ascii="Barlow Semi Condensed" w:cs="Barlow Semi Condensed" w:eastAsia="Barlow Semi Condensed" w:hAnsi="Barlow Semi Condensed"/>
+          <w:i w:val="false"/>
+          <w:iCs w:val="false"/>
+          <w:sz w:val="21"/>
+          <w:szCs w:val="21"/>
+        </w:rPr>
+        <w:t xml:space="preserve">C'è un fatto sul modo in cui quei numeri sono arrivati, e va detto perché cambia il peso di tutto il capitolo.</w:t>
+      </w:r>
+    </w:p>
+    <w:p>
+      <w:pPr>
+        <w:spacing w:after="120" w:line="290"/>
+        <w:jc w:val="both"/>
+      </w:pPr>
+      <w:r>
+        <w:rPr>
+          <w:rFonts w:ascii="Barlow Semi Condensed" w:cs="Barlow Semi Condensed" w:eastAsia="Barlow Semi Condensed" w:hAnsi="Barlow Semi Condensed"/>
+          <w:i w:val="false"/>
+          <w:iCs w:val="false"/>
+          <w:sz w:val="21"/>
+          <w:szCs w:val="21"/>
+        </w:rPr>
+        <w:t xml:space="preserve">L'elenco dei novecentosessantadue e la campagna di ricerca sono arrivati </w:t>
+      </w:r>
+      <w:r>
+        <w:rPr>
+          <w:rFonts w:ascii="Barlow Semi Condensed" w:cs="Barlow Semi Condensed" w:eastAsia="Barlow Semi Condensed" w:hAnsi="Barlow Semi Condensed"/>
+          <w:b/>
+          <w:bCs/>
+          <w:i w:val="false"/>
+          <w:iCs w:val="false"/>
+          <w:sz w:val="21"/>
+          <w:szCs w:val="21"/>
+        </w:rPr>
+        <w:t xml:space="preserve">lo stesso giorno e per vie che non si conoscevano</w:t>
+      </w:r>
+      <w:r>
+        <w:rPr>
+          <w:rFonts w:ascii="Barlow Semi Condensed" w:cs="Barlow Semi Condensed" w:eastAsia="Barlow Semi Condensed" w:hAnsi="Barlow Semi Condensed"/>
+          <w:i w:val="false"/>
+          <w:iCs w:val="false"/>
+          <w:sz w:val="21"/>
+          <w:szCs w:val="21"/>
+        </w:rPr>
+        <w:t xml:space="preserve">. La campagna cercava i numeri uno per uno su fonti in rete, senza sapere che l'elenco esistesse; l'elenco è entrato da un versamento, senza sapere che cosa la campagna stesse cercando.</w:t>
+      </w:r>
+    </w:p>
+    <w:p>
+      <w:pPr>
+        <w:spacing w:after="120" w:line="290"/>
+        <w:jc w:val="both"/>
+      </w:pPr>
+      <w:r>
+        <w:rPr>
+          <w:rFonts w:ascii="Barlow Semi Condensed" w:cs="Barlow Semi Condensed" w:eastAsia="Barlow Semi Condensed" w:hAnsi="Barlow Semi Condensed"/>
+          <w:i w:val="false"/>
+          <w:iCs w:val="false"/>
+          <w:sz w:val="21"/>
+          <w:szCs w:val="21"/>
+        </w:rPr>
+        <w:t xml:space="preserve">E hanno portato gli stessi numeri: </w:t>
+      </w:r>
+      <w:r>
+        <w:rPr>
+          <w:rFonts w:ascii="Barlow Semi Condensed" w:cs="Barlow Semi Condensed" w:eastAsia="Barlow Semi Condensed" w:hAnsi="Barlow Semi Condensed"/>
+          <w:b/>
+          <w:bCs/>
+          <w:i w:val="false"/>
+          <w:iCs w:val="false"/>
+          <w:sz w:val="21"/>
+          <w:szCs w:val="21"/>
+        </w:rPr>
+        <w:t xml:space="preserve">482, 491, 494, 515, 519, 527, 535</w:t>
+      </w:r>
+      <w:r>
+        <w:rPr>
+          <w:rFonts w:ascii="Barlow Semi Condensed" w:cs="Barlow Semi Condensed" w:eastAsia="Barlow Semi Condensed" w:hAnsi="Barlow Semi Condensed"/>
+          <w:i w:val="false"/>
+          <w:iCs w:val="false"/>
+          <w:sz w:val="21"/>
+          <w:szCs w:val="21"/>
+        </w:rPr>
+        <w:t xml:space="preserve">.</w:t>
+      </w:r>
+    </w:p>
+    <w:p>
+      <w:pPr>
+        <w:spacing w:after="120" w:line="290"/>
+        <w:jc w:val="both"/>
+      </w:pPr>
+      <w:r>
+        <w:rPr>
+          <w:rFonts w:ascii="Barlow Semi Condensed" w:cs="Barlow Semi Condensed" w:eastAsia="Barlow Semi Condensed" w:hAnsi="Barlow Semi Condensed"/>
+          <w:i w:val="false"/>
+          <w:iCs w:val="false"/>
+          <w:sz w:val="21"/>
+          <w:szCs w:val="21"/>
+        </w:rPr>
+        <w:t xml:space="preserve">Sette fascicoli, trovati due volte, da due parti che non comunicavano. Il grado resta </w:t>
+      </w:r>
+      <w:r>
+        <w:rPr>
+          <w:rFonts w:ascii="Barlow Semi Condensed" w:cs="Barlow Semi Condensed" w:eastAsia="Barlow Semi Condensed" w:hAnsi="Barlow Semi Condensed"/>
+          <w:b/>
+          <w:bCs/>
+          <w:i w:val="false"/>
+          <w:iCs w:val="false"/>
+          <w:sz w:val="21"/>
+          <w:szCs w:val="21"/>
+        </w:rPr>
+        <w:t xml:space="preserve">B</w:t>
+      </w:r>
+      <w:r>
+        <w:rPr>
+          <w:rFonts w:ascii="Barlow Semi Condensed" w:cs="Barlow Semi Condensed" w:eastAsia="Barlow Semi Condensed" w:hAnsi="Barlow Semi Condensed"/>
+          <w:i w:val="false"/>
+          <w:iCs w:val="false"/>
+          <w:sz w:val="21"/>
+          <w:szCs w:val="21"/>
+        </w:rPr>
+        <w:t xml:space="preserve"> per entrambe le catene — una copia digitale a catena unica, e sintesi di pagine lette da terzi — e la somma di due gradi B non produce un grado A. Ma non è nemmeno un grado B ripetuto.</w:t>
+      </w:r>
+    </w:p>
+    <w:p>
+      <w:pPr>
+        <w:pStyle w:val="Heading2"/>
+        <w:spacing w:after="120" w:before="260"/>
+      </w:pPr>
+      <w:r>
+        <w:rPr>
+          <w:rFonts w:ascii="Barlow Semi Condensed" w:cs="Barlow Semi Condensed" w:eastAsia="Barlow Semi Condensed" w:hAnsi="Barlow Semi Condensed"/>
+          <w:i w:val="false"/>
+          <w:iCs w:val="false"/>
+          <w:sz w:val="25"/>
+          <w:szCs w:val="25"/>
+        </w:rPr>
+        <w:t xml:space="preserve">IX. Quando due catene sono davvero due</w:t>
+      </w:r>
+    </w:p>
+    <w:p>
+      <w:pPr>
+        <w:spacing w:after="120" w:line="290"/>
+        <w:jc w:val="both"/>
+      </w:pPr>
+      <w:r>
+        <w:rPr>
+          <w:rFonts w:ascii="Barlow Semi Condensed" w:cs="Barlow Semi Condensed" w:eastAsia="Barlow Semi Condensed" w:hAnsi="Barlow Semi Condensed"/>
+          <w:i/>
+          <w:iCs/>
+          <w:sz w:val="21"/>
+          <w:szCs w:val="21"/>
+        </w:rPr>
+        <w:t xml:space="preserve">Devo però mettere in guardia contro l'uso che di questo argomento si fa comunemente, e che è quasi sempre scorretto.</w:t>
+      </w:r>
+    </w:p>
+    <w:p>
+      <w:pPr>
+        <w:spacing w:after="120" w:line="290"/>
+        <w:jc w:val="both"/>
+      </w:pPr>
+      <w:r>
+        <w:rPr>
+          <w:rFonts w:ascii="Barlow Semi Condensed" w:cs="Barlow Semi Condensed" w:eastAsia="Barlow Semi Condensed" w:hAnsi="Barlow Semi Condensed"/>
+          <w:i/>
+          <w:iCs/>
+          <w:sz w:val="21"/>
+          <w:szCs w:val="21"/>
+        </w:rPr>
+        <w:t xml:space="preserve">Si dice: la notizia è confermata da più fonti. E si conta. Sennonché il numero delle fonti è la cosa meno importante da sapere di esse; ciò che importa è se discendano l'una dall'altra. </w:t>
+      </w:r>
+      <w:r>
+        <w:rPr>
+          <w:rFonts w:ascii="Barlow Semi Condensed" w:cs="Barlow Semi Condensed" w:eastAsia="Barlow Semi Condensed" w:hAnsi="Barlow Semi Condensed"/>
+          <w:b/>
+          <w:bCs/>
+          <w:i/>
+          <w:iCs/>
+          <w:sz w:val="21"/>
+          <w:szCs w:val="21"/>
+        </w:rPr>
+        <w:t xml:space="preserve">Dieci giornali che riportano il medesimo dispaccio non sono dieci testimoni: sono un testimone letto dieci volte</w:t>
+      </w:r>
+      <w:r>
+        <w:rPr>
+          <w:rFonts w:ascii="Barlow Semi Condensed" w:cs="Barlow Semi Condensed" w:eastAsia="Barlow Semi Condensed" w:hAnsi="Barlow Semi Condensed"/>
+          <w:i/>
+          <w:iCs/>
+          <w:sz w:val="21"/>
+          <w:szCs w:val="21"/>
+        </w:rPr>
+        <w:t xml:space="preserve">, e la loro concordia non aggiunge alcunché, giacché sarebbe stata identica anche se il dispaccio fosse falso.</w:t>
+      </w:r>
+    </w:p>
+    <w:p>
+      <w:pPr>
+        <w:spacing w:after="120" w:line="290"/>
+        <w:jc w:val="both"/>
+      </w:pPr>
+      <w:r>
+        <w:rPr>
+          <w:rFonts w:ascii="Barlow Semi Condensed" w:cs="Barlow Semi Condensed" w:eastAsia="Barlow Semi Condensed" w:hAnsi="Barlow Semi Condensed"/>
+          <w:i/>
+          <w:iCs/>
+          <w:sz w:val="21"/>
+          <w:szCs w:val="21"/>
+        </w:rPr>
+        <w:t xml:space="preserve">È l'errore più diffuso e il più difficile da vedere, perché all'apparenza le fonti sono distinte: hanno nomi diversi, date diverse, autori diversi. La distinzione dei nomi non è distinzione delle origini. E in materie a cui il pubblico si appassiona la genealogia delle notizie è quasi sempre di questo genere: un fondo comune remoto, e sopra di esso una moltitudine di rami che sembrano sorgenti.</w:t>
+      </w:r>
+    </w:p>
+    <w:p>
+      <w:pPr>
+        <w:spacing w:after="120" w:line="290"/>
+        <w:jc w:val="both"/>
+      </w:pPr>
+      <w:r>
+        <w:rPr>
+          <w:rFonts w:ascii="Barlow Semi Condensed" w:cs="Barlow Semi Condensed" w:eastAsia="Barlow Semi Condensed" w:hAnsi="Barlow Semi Condensed"/>
+          <w:i/>
+          <w:iCs/>
+          <w:sz w:val="21"/>
+          <w:szCs w:val="21"/>
+        </w:rPr>
+        <w:t xml:space="preserve">La domanda corretta non è dunque «quante fonti lo dicono», ma: </w:t>
+      </w:r>
+      <w:r>
+        <w:rPr>
+          <w:rFonts w:ascii="Barlow Semi Condensed" w:cs="Barlow Semi Condensed" w:eastAsia="Barlow Semi Condensed" w:hAnsi="Barlow Semi Condensed"/>
+          <w:b/>
+          <w:bCs/>
+          <w:i/>
+          <w:iCs/>
+          <w:sz w:val="21"/>
+          <w:szCs w:val="21"/>
+        </w:rPr>
+        <w:t xml:space="preserve">avrebbero potuto dire cose diverse?</w:t>
+      </w:r>
+      <w:r>
+        <w:rPr>
+          <w:rFonts w:ascii="Barlow Semi Condensed" w:cs="Barlow Semi Condensed" w:eastAsia="Barlow Semi Condensed" w:hAnsi="Barlow Semi Condensed"/>
+          <w:i/>
+          <w:iCs/>
+          <w:sz w:val="21"/>
+          <w:szCs w:val="21"/>
+        </w:rPr>
+        <w:t xml:space="preserve"> Due catene sono davvero due quando l'errore dell'una non ha modo di trasmettersi all'altra; e ciò si stabilisce ricostruendo da dove ciascuna proviene, non contandole.</w:t>
+      </w:r>
+    </w:p>
+    <w:p>
+      <w:pPr>
+        <w:spacing w:after="120" w:line="290"/>
+        <w:jc w:val="both"/>
+      </w:pPr>
+      <w:r>
+        <w:rPr>
+          <w:rFonts w:ascii="Barlow Semi Condensed" w:cs="Barlow Semi Condensed" w:eastAsia="Barlow Semi Condensed" w:hAnsi="Barlow Semi Condensed"/>
+          <w:i/>
+          <w:iCs/>
+          <w:sz w:val="21"/>
+          <w:szCs w:val="21"/>
+        </w:rPr>
+        <w:t xml:space="preserve">Nel caso di cui si è detto, la risposta mi pare favorevole, e per una ragione che non dipende dalla mia fiducia in alcuno: </w:t>
+      </w:r>
+      <w:r>
+        <w:rPr>
+          <w:rFonts w:ascii="Barlow Semi Condensed" w:cs="Barlow Semi Condensed" w:eastAsia="Barlow Semi Condensed" w:hAnsi="Barlow Semi Condensed"/>
+          <w:b/>
+          <w:bCs/>
+          <w:i/>
+          <w:iCs/>
+          <w:sz w:val="21"/>
+          <w:szCs w:val="21"/>
+        </w:rPr>
+        <w:t xml:space="preserve">le due catene si sono anche contraddette.</w:t>
+      </w:r>
+      <w:r>
+        <w:rPr>
+          <w:rFonts w:ascii="Barlow Semi Condensed" w:cs="Barlow Semi Condensed" w:eastAsia="Barlow Semi Condensed" w:hAnsi="Barlow Semi Condensed"/>
+          <w:i/>
+          <w:iCs/>
+          <w:sz w:val="21"/>
+          <w:szCs w:val="21"/>
+        </w:rPr>
+        <w:t xml:space="preserve"> Là dove la seconda cifra compariva, l'elenco l'ha negata; là dove la ricerca in rete ha restituito valori incompatibili — su due nomi, e sono scritti nel capitolo quinto —, l'elenco non li ha appianati. Se le due catene avessero avuto un'origine comune, avrebbero concordato anche negli errori. Hanno concordato dove concordano i fatti e divergono dove i fatti divergono, che è il comportamento di due misure indipendenti e non di un'eco.</w:t>
+      </w:r>
+    </w:p>
+    <w:p>
+      <w:pPr>
+        <w:spacing w:after="120" w:line="290"/>
+        <w:jc w:val="both"/>
+      </w:pPr>
+      <w:r>
+        <w:rPr>
+          <w:rFonts w:ascii="Barlow Semi Condensed" w:cs="Barlow Semi Condensed" w:eastAsia="Barlow Semi Condensed" w:hAnsi="Barlow Semi Condensed"/>
+          <w:i/>
+          <w:iCs/>
+          <w:sz w:val="21"/>
+          <w:szCs w:val="21"/>
+        </w:rPr>
+        <w:t xml:space="preserve">Resta che due misure indipendenti di grado B danno un grado B più solido, e non un grado A. La differenza fra il molto probabile e l'accertato non si colma sommando: si colma andando a vedere la carta.</w:t>
+      </w:r>
+    </w:p>
+    <w:p>
+      <w:pPr>
+        <w:pStyle w:val="Heading2"/>
+        <w:spacing w:after="120" w:before="260"/>
+      </w:pPr>
+      <w:r>
+        <w:rPr>
+          <w:rFonts w:ascii="Barlow Semi Condensed" w:cs="Barlow Semi Condensed" w:eastAsia="Barlow Semi Condensed" w:hAnsi="Barlow Semi Condensed"/>
+          <w:i w:val="false"/>
+          <w:iCs w:val="false"/>
+          <w:sz w:val="25"/>
+          <w:szCs w:val="25"/>
+        </w:rPr>
+        <w:t xml:space="preserve">X. Il difetto della fonte che smentisce</w:t>
+      </w:r>
+    </w:p>
+    <w:p>
+      <w:pPr>
+        <w:spacing w:after="120" w:line="290"/>
+        <w:jc w:val="both"/>
+      </w:pPr>
+      <w:r>
+        <w:rPr>
+          <w:rFonts w:ascii="Barlow Semi Condensed" w:cs="Barlow Semi Condensed" w:eastAsia="Barlow Semi Condensed" w:hAnsi="Barlow Semi Condensed"/>
+          <w:i w:val="false"/>
+          <w:iCs w:val="false"/>
+          <w:sz w:val="21"/>
+          <w:szCs w:val="21"/>
+        </w:rPr>
+        <w:t xml:space="preserve">Va detto anche ciò che non torna nell'elenco, perché una fonte adoperata per contraddirne un'altra deve essere esaminata con la stessa severità.</w:t>
+      </w:r>
+    </w:p>
+    <w:p>
+      <w:pPr>
+        <w:spacing w:after="120" w:line="290"/>
+        <w:jc w:val="both"/>
+      </w:pPr>
+      <w:r>
+        <w:rPr>
+          <w:rFonts w:ascii="Barlow Semi Condensed" w:cs="Barlow Semi Condensed" w:eastAsia="Barlow Semi Condensed" w:hAnsi="Barlow Semi Condensed"/>
+          <w:b/>
+          <w:bCs/>
+          <w:i w:val="false"/>
+          <w:iCs w:val="false"/>
+          <w:sz w:val="21"/>
+          <w:szCs w:val="21"/>
+        </w:rPr>
+        <w:t xml:space="preserve">Il fascicolo 397 risulta, nella copia, assegnato a due nomi.</w:t>
+      </w:r>
+      <w:r>
+        <w:rPr>
+          <w:rFonts w:ascii="Barlow Semi Condensed" w:cs="Barlow Semi Condensed" w:eastAsia="Barlow Semi Condensed" w:hAnsi="Barlow Semi Condensed"/>
+          <w:i w:val="false"/>
+          <w:iCs w:val="false"/>
+          <w:sz w:val="21"/>
+          <w:szCs w:val="21"/>
+        </w:rPr>
+        <w:t xml:space="preserve"> È un'incoerenza interna, e il documento la dichiara da sé. Non intacca le righe qui adoperate — nessuna delle quali è il 397 — ma stabilisce che la copia contiene almeno un errore, e chi la usa deve saperlo.</w:t>
+      </w:r>
+    </w:p>
+    <w:p>
+      <w:pPr>
+        <w:spacing w:after="120" w:line="290"/>
+        <w:jc w:val="both"/>
+      </w:pPr>
+      <w:r>
+        <w:rPr>
+          <w:rFonts w:ascii="Barlow Semi Condensed" w:cs="Barlow Semi Condensed" w:eastAsia="Barlow Semi Condensed" w:hAnsi="Barlow Semi Condensed"/>
+          <w:b/>
+          <w:bCs/>
+          <w:i w:val="false"/>
+          <w:iCs w:val="false"/>
+          <w:sz w:val="21"/>
+          <w:szCs w:val="21"/>
+        </w:rPr>
+        <w:t xml:space="preserve">Antonio Varisco non compare nell'elenco.</w:t>
+      </w:r>
+      <w:r>
+        <w:rPr>
+          <w:rFonts w:ascii="Barlow Semi Condensed" w:cs="Barlow Semi Condensed" w:eastAsia="Barlow Semi Condensed" w:hAnsi="Barlow Semi Condensed"/>
+          <w:i w:val="false"/>
+          <w:iCs w:val="false"/>
+          <w:sz w:val="21"/>
+          <w:szCs w:val="21"/>
+        </w:rPr>
+        <w:t xml:space="preserve"> La verifica lo aveva già iscritto fra le quattro appartenenze non trovate; ora </w:t>
+      </w:r>
+      <w:r>
+        <w:rPr>
+          <w:rFonts w:ascii="Barlow Semi Condensed" w:cs="Barlow Semi Condensed" w:eastAsia="Barlow Semi Condensed" w:hAnsi="Barlow Semi Condensed"/>
+          <w:b/>
+          <w:bCs/>
+          <w:i w:val="false"/>
+          <w:iCs w:val="false"/>
+          <w:sz w:val="21"/>
+          <w:szCs w:val="21"/>
+        </w:rPr>
+        <w:t xml:space="preserve">si sa dove non è</w:t>
+      </w:r>
+      <w:r>
+        <w:rPr>
+          <w:rFonts w:ascii="Barlow Semi Condensed" w:cs="Barlow Semi Condensed" w:eastAsia="Barlow Semi Condensed" w:hAnsi="Barlow Semi Condensed"/>
+          <w:i w:val="false"/>
+          <w:iCs w:val="false"/>
+          <w:sz w:val="21"/>
+          <w:szCs w:val="21"/>
+        </w:rPr>
+        <w:t xml:space="preserve">, il che è più di prima e meno di una conclusione — e le tre spiegazioni possibili sono già state esposte nella parte prima, dove riguardavano un uomo. Qui riguardano lo strumento, e il rilievo è un altro: </w:t>
+      </w:r>
+      <w:r>
+        <w:rPr>
+          <w:rFonts w:ascii="Barlow Semi Condensed" w:cs="Barlow Semi Condensed" w:eastAsia="Barlow Semi Condensed" w:hAnsi="Barlow Semi Condensed"/>
+          <w:b/>
+          <w:bCs/>
+          <w:i w:val="false"/>
+          <w:iCs w:val="false"/>
+          <w:sz w:val="21"/>
+          <w:szCs w:val="21"/>
+        </w:rPr>
+        <w:t xml:space="preserve">un'assenza in questa copia non è un'assenza nell'elenco</w:t>
+      </w:r>
+      <w:r>
+        <w:rPr>
+          <w:rFonts w:ascii="Barlow Semi Condensed" w:cs="Barlow Semi Condensed" w:eastAsia="Barlow Semi Condensed" w:hAnsi="Barlow Semi Condensed"/>
+          <w:i w:val="false"/>
+          <w:iCs w:val="false"/>
+          <w:sz w:val="21"/>
+          <w:szCs w:val="21"/>
+        </w:rPr>
+        <w:t xml:space="preserve">, e chi adoperasse la copia per affermare che un nome non c'era starebbe attribuendo alla fonte una completezza che la fonte non dichiara.</w:t>
+      </w:r>
+    </w:p>
+    <w:p>
+      <w:pPr>
+        <w:spacing w:after="120" w:line="290"/>
+        <w:jc w:val="both"/>
+      </w:pPr>
+      <w:r>
+        <w:rPr>
+          <w:rFonts w:ascii="Barlow Semi Condensed" w:cs="Barlow Semi Condensed" w:eastAsia="Barlow Semi Condensed" w:hAnsi="Barlow Semi Condensed"/>
+          <w:i w:val="false"/>
+          <w:iCs w:val="false"/>
+          <w:sz w:val="21"/>
+          <w:szCs w:val="21"/>
+        </w:rPr>
+        <w:t xml:space="preserve">Entrambe le riserve stanno qui e non in nota, perché </w:t>
+      </w:r>
+      <w:r>
+        <w:rPr>
+          <w:rFonts w:ascii="Barlow Semi Condensed" w:cs="Barlow Semi Condensed" w:eastAsia="Barlow Semi Condensed" w:hAnsi="Barlow Semi Condensed"/>
+          <w:b/>
+          <w:bCs/>
+          <w:i w:val="false"/>
+          <w:iCs w:val="false"/>
+          <w:sz w:val="21"/>
+          <w:szCs w:val="21"/>
+        </w:rPr>
+        <w:t xml:space="preserve">una fonte si presenta coi propri difetti o non si presenta affatto</w:t>
+      </w:r>
+      <w:r>
+        <w:rPr>
+          <w:rFonts w:ascii="Barlow Semi Condensed" w:cs="Barlow Semi Condensed" w:eastAsia="Barlow Semi Condensed" w:hAnsi="Barlow Semi Condensed"/>
+          <w:i w:val="false"/>
+          <w:iCs w:val="false"/>
+          <w:sz w:val="21"/>
+          <w:szCs w:val="21"/>
+        </w:rPr>
+        <w:t xml:space="preserve">.</w:t>
+      </w:r>
+    </w:p>
+    <w:p>
+      <w:pPr>
+        <w:pStyle w:val="Heading2"/>
+        <w:spacing w:after="120" w:before="260"/>
+      </w:pPr>
+      <w:r>
+        <w:rPr>
+          <w:rFonts w:ascii="Barlow Semi Condensed" w:cs="Barlow Semi Condensed" w:eastAsia="Barlow Semi Condensed" w:hAnsi="Barlow Semi Condensed"/>
+          <w:i w:val="false"/>
+          <w:iCs w:val="false"/>
+          <w:sz w:val="25"/>
+          <w:szCs w:val="25"/>
+        </w:rPr>
+        <w:t xml:space="preserve">XI. I nomi</w:t>
       </w:r>
     </w:p>
     <w:p>

--- a/_romanzo/OTTANTA-ANNI-DI-PACE-prima-stesura.docx
+++ b/_romanzo/OTTANTA-ANNI-DI-PACE-prima-stesura.docx
@@ -1104,6 +1104,68 @@
                 <w:szCs w:val="19"/>
               </w:rPr>
               <w:t xml:space="preserve">Registro di chiusura — le ricerche fatte e non riuscite</w:t>
+            </w:r>
+          </w:p>
+        </w:tc>
+        <w:tc>
+          <w:tcPr>
+            <w:tcW w:type="dxa" w:w="3000"/>
+          </w:tcPr>
+          <w:p>
+            <w:pPr>
+              <w:spacing w:after="40" w:before="40"/>
+            </w:pPr>
+            <w:r>
+              <w:rPr>
+                <w:rFonts w:ascii="Barlow Semi Condensed" w:cs="Barlow Semi Condensed" w:eastAsia="Barlow Semi Condensed" w:hAnsi="Barlow Semi Condensed"/>
+                <w:i w:val="false"/>
+                <w:iCs w:val="false"/>
+                <w:sz w:val="19"/>
+                <w:szCs w:val="19"/>
+              </w:rPr>
+              <w:t xml:space="preserve"/>
+            </w:r>
+          </w:p>
+        </w:tc>
+      </w:tr>
+      <w:tr>
+        <w:tc>
+          <w:tcPr>
+            <w:tcW w:type="dxa" w:w="3000"/>
+          </w:tcPr>
+          <w:p>
+            <w:pPr>
+              <w:spacing w:after="40" w:before="40"/>
+            </w:pPr>
+            <w:r>
+              <w:rPr>
+                <w:rFonts w:ascii="Barlow Semi Condensed" w:cs="Barlow Semi Condensed" w:eastAsia="Barlow Semi Condensed" w:hAnsi="Barlow Semi Condensed"/>
+                <w:i w:val="false"/>
+                <w:iCs w:val="false"/>
+                <w:sz w:val="19"/>
+                <w:szCs w:val="19"/>
+              </w:rPr>
+              <w:t xml:space="preserve"/>
+            </w:r>
+          </w:p>
+        </w:tc>
+        <w:tc>
+          <w:tcPr>
+            <w:tcW w:type="dxa" w:w="3000"/>
+          </w:tcPr>
+          <w:p>
+            <w:pPr>
+              <w:spacing w:after="40" w:before="40"/>
+            </w:pPr>
+            <w:r>
+              <w:rPr>
+                <w:rFonts w:ascii="Barlow Semi Condensed" w:cs="Barlow Semi Condensed" w:eastAsia="Barlow Semi Condensed" w:hAnsi="Barlow Semi Condensed"/>
+                <w:i w:val="false"/>
+                <w:iCs w:val="false"/>
+                <w:sz w:val="19"/>
+                <w:szCs w:val="19"/>
+              </w:rPr>
+              <w:t xml:space="preserve">Nota sulle fonti — da dove viene ciascuna parte, e come si controlla</w:t>
             </w:r>
           </w:p>
         </w:tc>
@@ -19659,6 +19721,91 @@
       </w:r>
     </w:p>
     <w:p>
+      <w:r>
+        <w:br w:type="page"/>
+      </w:r>
+    </w:p>
+    <w:p>
+      <w:pPr>
+        <w:pStyle w:val="Heading1"/>
+        <w:spacing w:after="200" w:before="200"/>
+      </w:pPr>
+      <w:r>
+        <w:rPr>
+          <w:rFonts w:ascii="Barlow Semi Condensed" w:cs="Barlow Semi Condensed" w:eastAsia="Barlow Semi Condensed" w:hAnsi="Barlow Semi Condensed"/>
+          <w:i w:val="false"/>
+          <w:iCs w:val="false"/>
+          <w:sz w:val="32"/>
+          <w:szCs w:val="32"/>
+        </w:rPr>
+        <w:t xml:space="preserve">Nota sulle fonti</w:t>
+      </w:r>
+    </w:p>
+    <w:p>
+      <w:pPr>
+        <w:pBdr>
+          <w:left w:val="single" w:color="9A9A93" w:sz="8" w:space="10"/>
+        </w:pBdr>
+        <w:spacing w:after="140" w:line="290"/>
+        <w:ind w:left="340" w:right="340"/>
+        <w:jc w:val="both"/>
+      </w:pPr>
+      <w:r>
+        <w:rPr>
+          <w:rFonts w:ascii="Barlow Semi Condensed" w:cs="Barlow Semi Condensed" w:eastAsia="Barlow Semi Condensed" w:hAnsi="Barlow Semi Condensed"/>
+          <w:i w:val="false"/>
+          <w:iCs w:val="false"/>
+          <w:sz w:val="21"/>
+          <w:szCs w:val="21"/>
+        </w:rPr>
+        <w:t xml:space="preserve">da cui deriva non lo è. Questa nota fa il ponte: </w:t>
+      </w:r>
+      <w:r>
+        <w:rPr>
+          <w:rFonts w:ascii="Barlow Semi Condensed" w:cs="Barlow Semi Condensed" w:eastAsia="Barlow Semi Condensed" w:hAnsi="Barlow Semi Condensed"/>
+          <w:b/>
+          <w:bCs/>
+          <w:i w:val="false"/>
+          <w:iCs w:val="false"/>
+          <w:sz w:val="21"/>
+          <w:szCs w:val="21"/>
+        </w:rPr>
+        <w:t xml:space="preserve">per ciascuna parte dice da quale documento del corpus viene ciò che afferma</w:t>
+      </w:r>
+      <w:r>
+        <w:rPr>
+          <w:rFonts w:ascii="Barlow Semi Condensed" w:cs="Barlow Semi Condensed" w:eastAsia="Barlow Semi Condensed" w:hAnsi="Barlow Semi Condensed"/>
+          <w:i w:val="false"/>
+          <w:iCs w:val="false"/>
+          <w:sz w:val="21"/>
+          <w:szCs w:val="21"/>
+        </w:rPr>
+        <w:t xml:space="preserve">, e come si controlla. Non è una bibliografia — i riferimenti bibliografici stanno nel corpus, dove sono 736 indirizzi distinti e 1.332 citazioni — ed è, semmai, il suo contrario: dice dove andare a smentire questo libro.  </w:t>
+      </w:r>
+      <w:r>
+        <w:rPr>
+          <w:rFonts w:ascii="Barlow Semi Condensed" w:cs="Barlow Semi Condensed" w:eastAsia="Barlow Semi Condensed" w:hAnsi="Barlow Semi Condensed"/>
+          <w:b/>
+          <w:bCs/>
+          <w:i w:val="false"/>
+          <w:iCs w:val="false"/>
+          <w:sz w:val="21"/>
+          <w:szCs w:val="21"/>
+        </w:rPr>
+        <w:t xml:space="preserve">Una premessa che vale per tutto.</w:t>
+      </w:r>
+      <w:r>
+        <w:rPr>
+          <w:rFonts w:ascii="Barlow Semi Condensed" w:cs="Barlow Semi Condensed" w:eastAsia="Barlow Semi Condensed" w:hAnsi="Barlow Semi Condensed"/>
+          <w:i w:val="false"/>
+          <w:iCs w:val="false"/>
+          <w:sz w:val="21"/>
+          <w:szCs w:val="21"/>
+        </w:rPr>
+        <w:t xml:space="preserve"> Il libro non è una fonte. È una scrittura derivata, e ogni sua proposizione ha un grado che rimanda a un documento del corpus, il quale a sua volta ha il proprio grado e i propri limiti dichiarati. Chi citi il libro cita un ramo; chi voglia il tronco vada al corpus; chi voglia la radice vada nelle sedi elencate nel registro di chiusura, dove nessuno dei due è ancora arrivato.</w:t>
+      </w:r>
+    </w:p>
+    <w:p>
       <w:pPr>
         <w:pStyle w:val="Heading2"/>
         <w:spacing w:after="120" w:before="260"/>
@@ -19671,6 +19818,1504 @@
           <w:sz w:val="25"/>
           <w:szCs w:val="25"/>
         </w:rPr>
+        <w:t xml:space="preserve">Come si controlla che il testo sia quello</w:t>
+      </w:r>
+    </w:p>
+    <w:p>
+      <w:pPr>
+        <w:spacing w:after="120" w:line="290"/>
+        <w:jc w:val="both"/>
+      </w:pPr>
+      <w:r>
+        <w:rPr>
+          <w:rFonts w:ascii="Barlow Semi Condensed" w:cs="Barlow Semi Condensed" w:eastAsia="Barlow Semi Condensed" w:hAnsi="Barlow Semi Condensed"/>
+          <w:i w:val="false"/>
+          <w:iCs w:val="false"/>
+          <w:sz w:val="21"/>
+          <w:szCs w:val="21"/>
+        </w:rPr>
+        <w:t xml:space="preserve">Ogni file del corpus porta la propria impronta </w:t>
+      </w:r>
+      <w:r>
+        <w:rPr>
+          <w:rFonts w:ascii="Barlow Semi Condensed" w:cs="Barlow Semi Condensed" w:eastAsia="Barlow Semi Condensed" w:hAnsi="Barlow Semi Condensed"/>
+          <w:b/>
+          <w:bCs/>
+          <w:i w:val="false"/>
+          <w:iCs w:val="false"/>
+          <w:sz w:val="21"/>
+          <w:szCs w:val="21"/>
+        </w:rPr>
+        <w:t xml:space="preserve">SHA-256</w:t>
+      </w:r>
+      <w:r>
+        <w:rPr>
+          <w:rFonts w:ascii="Barlow Semi Condensed" w:cs="Barlow Semi Condensed" w:eastAsia="Barlow Semi Condensed" w:hAnsi="Barlow Semi Condensed"/>
+          <w:i w:val="false"/>
+          <w:iCs w:val="false"/>
+          <w:sz w:val="21"/>
+          <w:szCs w:val="21"/>
+        </w:rPr>
+        <w:t xml:space="preserve"> nel registro </w:t>
+      </w:r>
+      <w:r>
+        <w:rPr>
+          <w:rFonts w:ascii="Consolas" w:cs="Consolas" w:eastAsia="Consolas" w:hAnsi="Consolas"/>
+          <w:i w:val="false"/>
+          <w:iCs w:val="false"/>
+          <w:sz w:val="19"/>
+          <w:szCs w:val="19"/>
+        </w:rPr>
+        <w:t xml:space="preserve">IMPRONTE-SHA256.md</w:t>
+      </w:r>
+      <w:r>
+        <w:rPr>
+          <w:rFonts w:ascii="Barlow Semi Condensed" w:cs="Barlow Semi Condensed" w:eastAsia="Barlow Semi Condensed" w:hAnsi="Barlow Semi Condensed"/>
+          <w:i w:val="false"/>
+          <w:iCs w:val="false"/>
+          <w:sz w:val="21"/>
+          <w:szCs w:val="21"/>
+        </w:rPr>
+        <w:t xml:space="preserve">, con tre manifesti separati — l'opera su Moro, Italia Nera, il libro — e le istruzioni per il riscontro. Il comando è quello ordinario:</w:t>
+      </w:r>
+    </w:p>
+    <w:p>
+      <w:pPr>
+        <w:spacing w:after="120" w:line="290"/>
+        <w:jc w:val="both"/>
+      </w:pPr>
+      <w:r>
+        <w:rPr>
+          <w:rFonts w:ascii="Barlow Semi Condensed" w:cs="Barlow Semi Condensed" w:eastAsia="Barlow Semi Condensed" w:hAnsi="Barlow Semi Condensed"/>
+          <w:i w:val="false"/>
+          <w:iCs w:val="false"/>
+          <w:sz w:val="21"/>
+          <w:szCs w:val="21"/>
+        </w:rPr>
+        <w:t xml:space="preserve">``</w:t>
+      </w:r>
+      <w:r>
+        <w:rPr>
+          <w:rFonts w:ascii="Consolas" w:cs="Consolas" w:eastAsia="Consolas" w:hAnsi="Consolas"/>
+          <w:i w:val="false"/>
+          <w:iCs w:val="false"/>
+          <w:sz w:val="19"/>
+          <w:szCs w:val="19"/>
+        </w:rPr>
+        <w:t xml:space="preserve"> sha256sum --check IMPRONTE-OPERA-MORO.txt </w:t>
+      </w:r>
+      <w:r>
+        <w:rPr>
+          <w:rFonts w:ascii="Barlow Semi Condensed" w:cs="Barlow Semi Condensed" w:eastAsia="Barlow Semi Condensed" w:hAnsi="Barlow Semi Condensed"/>
+          <w:i w:val="false"/>
+          <w:iCs w:val="false"/>
+          <w:sz w:val="21"/>
+          <w:szCs w:val="21"/>
+        </w:rPr>
+        <w:t xml:space="preserve">``</w:t>
+      </w:r>
+    </w:p>
+    <w:p>
+      <w:pPr>
+        <w:spacing w:after="120" w:line="290"/>
+        <w:jc w:val="both"/>
+      </w:pPr>
+      <w:r>
+        <w:rPr>
+          <w:rFonts w:ascii="Barlow Semi Condensed" w:cs="Barlow Semi Condensed" w:eastAsia="Barlow Semi Condensed" w:hAnsi="Barlow Semi Condensed"/>
+          <w:i w:val="false"/>
+          <w:iCs w:val="false"/>
+          <w:sz w:val="21"/>
+          <w:szCs w:val="21"/>
+        </w:rPr>
+        <w:t xml:space="preserve">Le impronte dei documenti citati qui sotto sono, al 28 agosto 2026, quelle che il registro riporta; se una di esse non corrisponde, </w:t>
+      </w:r>
+      <w:r>
+        <w:rPr>
+          <w:rFonts w:ascii="Barlow Semi Condensed" w:cs="Barlow Semi Condensed" w:eastAsia="Barlow Semi Condensed" w:hAnsi="Barlow Semi Condensed"/>
+          <w:b/>
+          <w:bCs/>
+          <w:i w:val="false"/>
+          <w:iCs w:val="false"/>
+          <w:sz w:val="21"/>
+          <w:szCs w:val="21"/>
+        </w:rPr>
+        <w:t xml:space="preserve">il documento è cambiato dopo questa nota</w:t>
+      </w:r>
+      <w:r>
+        <w:rPr>
+          <w:rFonts w:ascii="Barlow Semi Condensed" w:cs="Barlow Semi Condensed" w:eastAsia="Barlow Semi Condensed" w:hAnsi="Barlow Semi Condensed"/>
+          <w:i w:val="false"/>
+          <w:iCs w:val="false"/>
+          <w:sz w:val="21"/>
+          <w:szCs w:val="21"/>
+        </w:rPr>
+        <w:t xml:space="preserve"> ed è la nota a dover essere aggiornata, non il documento a essere sospetto.</w:t>
+      </w:r>
+    </w:p>
+    <w:p>
+      <w:pPr>
+        <w:pStyle w:val="Heading2"/>
+        <w:spacing w:after="120" w:before="260"/>
+      </w:pPr>
+      <w:r>
+        <w:rPr>
+          <w:rFonts w:ascii="Barlow Semi Condensed" w:cs="Barlow Semi Condensed" w:eastAsia="Barlow Semi Condensed" w:hAnsi="Barlow Semi Condensed"/>
+          <w:i w:val="false"/>
+          <w:iCs w:val="false"/>
+          <w:sz w:val="25"/>
+          <w:szCs w:val="25"/>
+        </w:rPr>
+        <w:t xml:space="preserve">Parte I — L'elenco che arriva</w:t>
+      </w:r>
+    </w:p>
+    <w:p>
+      <w:pPr>
+        <w:spacing w:after="120" w:line="290"/>
+        <w:jc w:val="both"/>
+      </w:pPr>
+      <w:r>
+        <w:rPr>
+          <w:rFonts w:ascii="Barlow Semi Condensed" w:cs="Barlow Semi Condensed" w:eastAsia="Barlow Semi Condensed" w:hAnsi="Barlow Semi Condensed"/>
+          <w:b/>
+          <w:bCs/>
+          <w:i w:val="false"/>
+          <w:iCs w:val="false"/>
+          <w:sz w:val="21"/>
+          <w:szCs w:val="21"/>
+        </w:rPr>
+        <w:t xml:space="preserve">Fonte principale:</w:t>
+      </w:r>
+      <w:r>
+        <w:rPr>
+          <w:rFonts w:ascii="Barlow Semi Condensed" w:cs="Barlow Semi Condensed" w:eastAsia="Barlow Semi Condensed" w:hAnsi="Barlow Semi Condensed"/>
+          <w:i w:val="false"/>
+          <w:iCs w:val="false"/>
+          <w:sz w:val="21"/>
+          <w:szCs w:val="21"/>
+        </w:rPr>
+        <w:t xml:space="preserve"> </w:t>
+      </w:r>
+      <w:r>
+        <w:rPr>
+          <w:rFonts w:ascii="Consolas" w:cs="Consolas" w:eastAsia="Consolas" w:hAnsi="Consolas"/>
+          <w:i w:val="false"/>
+          <w:iCs w:val="false"/>
+          <w:sz w:val="19"/>
+          <w:szCs w:val="19"/>
+        </w:rPr>
+        <w:t xml:space="preserve">_verifiche/verifica-elenco-trentatre-nomi-p2.md</w:t>
+      </w:r>
+      <w:r>
+        <w:rPr>
+          <w:rFonts w:ascii="Barlow Semi Condensed" w:cs="Barlow Semi Condensed" w:eastAsia="Barlow Semi Condensed" w:hAnsi="Barlow Semi Condensed"/>
+          <w:i w:val="false"/>
+          <w:iCs w:val="false"/>
+          <w:sz w:val="21"/>
+          <w:szCs w:val="21"/>
+        </w:rPr>
+        <w:t xml:space="preserve"> — la scheda di verifica dell'elenco esterno. Ne vengono l'imbuto a quattro strati, la tavola 33/33/20/1/0, la posizione contestata in sede giudiziaria, i quattro nomi per i quali la ricerca non ha reperito conferma.</w:t>
+      </w:r>
+    </w:p>
+    <w:p>
+      <w:pPr>
+        <w:spacing w:after="120" w:line="290"/>
+        <w:jc w:val="both"/>
+      </w:pPr>
+      <w:r>
+        <w:rPr>
+          <w:rFonts w:ascii="Barlow Semi Condensed" w:cs="Barlow Semi Condensed" w:eastAsia="Barlow Semi Condensed" w:hAnsi="Barlow Semi Condensed"/>
+          <w:b/>
+          <w:bCs/>
+          <w:i w:val="false"/>
+          <w:iCs w:val="false"/>
+          <w:sz w:val="21"/>
+          <w:szCs w:val="21"/>
+        </w:rPr>
+        <w:t xml:space="preserve">Fonte secondaria:</w:t>
+      </w:r>
+      <w:r>
+        <w:rPr>
+          <w:rFonts w:ascii="Barlow Semi Condensed" w:cs="Barlow Semi Condensed" w:eastAsia="Barlow Semi Condensed" w:hAnsi="Barlow Semi Condensed"/>
+          <w:i w:val="false"/>
+          <w:iCs w:val="false"/>
+          <w:sz w:val="21"/>
+          <w:szCs w:val="21"/>
+        </w:rPr>
+        <w:t xml:space="preserve"> </w:t>
+      </w:r>
+      <w:r>
+        <w:rPr>
+          <w:rFonts w:ascii="Consolas" w:cs="Consolas" w:eastAsia="Consolas" w:hAnsi="Consolas"/>
+          <w:i w:val="false"/>
+          <w:iCs w:val="false"/>
+          <w:sz w:val="19"/>
+          <w:szCs w:val="19"/>
+        </w:rPr>
+        <w:t xml:space="preserve">moro-ministro-esteri/terza-campagna/terza-ricognizione-spagna-opus-dei.md</w:t>
+      </w:r>
+      <w:r>
+        <w:rPr>
+          <w:rFonts w:ascii="Barlow Semi Condensed" w:cs="Barlow Semi Condensed" w:eastAsia="Barlow Semi Condensed" w:hAnsi="Barlow Semi Condensed"/>
+          <w:i w:val="false"/>
+          <w:iCs w:val="false"/>
+          <w:sz w:val="21"/>
+          <w:szCs w:val="21"/>
+        </w:rPr>
+        <w:t xml:space="preserve"> — il caso spagnolo del 23 luglio 1969, da cui il dato empirico contro l'inferenza collettiva: il funzionario che denunciò e coloro che ne furono travolti appartenevano al medesimo sodalizio.</w:t>
+      </w:r>
+    </w:p>
+    <w:p>
+      <w:pPr>
+        <w:spacing w:after="120" w:line="290"/>
+        <w:jc w:val="both"/>
+      </w:pPr>
+      <w:r>
+        <w:rPr>
+          <w:rFonts w:ascii="Barlow Semi Condensed" w:cs="Barlow Semi Condensed" w:eastAsia="Barlow Semi Condensed" w:hAnsi="Barlow Semi Condensed"/>
+          <w:b/>
+          <w:bCs/>
+          <w:i w:val="false"/>
+          <w:iCs w:val="false"/>
+          <w:sz w:val="21"/>
+          <w:szCs w:val="21"/>
+        </w:rPr>
+        <w:t xml:space="preserve">Che cosa il libro aggiunge di proprio:</w:t>
+      </w:r>
+      <w:r>
+        <w:rPr>
+          <w:rFonts w:ascii="Barlow Semi Condensed" w:cs="Barlow Semi Condensed" w:eastAsia="Barlow Semi Condensed" w:hAnsi="Barlow Semi Condensed"/>
+          <w:i w:val="false"/>
+          <w:iCs w:val="false"/>
+          <w:sz w:val="21"/>
+          <w:szCs w:val="21"/>
+        </w:rPr>
+        <w:t xml:space="preserve"> l'argomento sulla regola — che l'appartenenza non provi la condotta è, nel corpus, una disciplina dichiarata; nel libro è argomentata. E la prova di collaudo del metodo, che nel corpus non c'è.</w:t>
+      </w:r>
+    </w:p>
+    <w:p>
+      <w:pPr>
+        <w:pStyle w:val="Heading2"/>
+        <w:spacing w:after="120" w:before="260"/>
+      </w:pPr>
+      <w:r>
+        <w:rPr>
+          <w:rFonts w:ascii="Barlow Semi Condensed" w:cs="Barlow Semi Condensed" w:eastAsia="Barlow Semi Condensed" w:hAnsi="Barlow Semi Condensed"/>
+          <w:i w:val="false"/>
+          <w:iCs w:val="false"/>
+          <w:sz w:val="25"/>
+          <w:szCs w:val="25"/>
+        </w:rPr>
+        <w:t xml:space="preserve">Parte II — L'uomo prima del caso</w:t>
+      </w:r>
+    </w:p>
+    <w:p>
+      <w:pPr>
+        <w:spacing w:after="120" w:line="290"/>
+        <w:jc w:val="both"/>
+      </w:pPr>
+      <w:r>
+        <w:rPr>
+          <w:rFonts w:ascii="Barlow Semi Condensed" w:cs="Barlow Semi Condensed" w:eastAsia="Barlow Semi Condensed" w:hAnsi="Barlow Semi Condensed"/>
+          <w:b/>
+          <w:bCs/>
+          <w:i w:val="false"/>
+          <w:iCs w:val="false"/>
+          <w:sz w:val="21"/>
+          <w:szCs w:val="21"/>
+        </w:rPr>
+        <w:t xml:space="preserve">Fonte principale:</w:t>
+      </w:r>
+      <w:r>
+        <w:rPr>
+          <w:rFonts w:ascii="Barlow Semi Condensed" w:cs="Barlow Semi Condensed" w:eastAsia="Barlow Semi Condensed" w:hAnsi="Barlow Semi Condensed"/>
+          <w:i w:val="false"/>
+          <w:iCs w:val="false"/>
+          <w:sz w:val="21"/>
+          <w:szCs w:val="21"/>
+        </w:rPr>
+        <w:t xml:space="preserve"> </w:t>
+      </w:r>
+      <w:r>
+        <w:rPr>
+          <w:rFonts w:ascii="Consolas" w:cs="Consolas" w:eastAsia="Consolas" w:hAnsi="Consolas"/>
+          <w:i w:val="false"/>
+          <w:iCs w:val="false"/>
+          <w:sz w:val="19"/>
+          <w:szCs w:val="19"/>
+        </w:rPr>
+        <w:t xml:space="preserve">aldo-moro-una-guerra-senza-fine-fase-ottava-il-ritratto.md</w:t>
+      </w:r>
+      <w:r>
+        <w:rPr>
+          <w:rFonts w:ascii="Barlow Semi Condensed" w:cs="Barlow Semi Condensed" w:eastAsia="Barlow Semi Condensed" w:hAnsi="Barlow Semi Condensed"/>
+          <w:i w:val="false"/>
+          <w:iCs w:val="false"/>
+          <w:sz w:val="21"/>
+          <w:szCs w:val="21"/>
+        </w:rPr>
+        <w:t xml:space="preserve"> — Maglie 1916, la FUCI e il Movimento dei Laureati Cattolici, la guida spirituale di Montini, la cattedra di Bari dal 1948, la Costituente, le cinque presidenze del Consiglio, la strategia dell'attenzione formulata a Bari il 15 giugno 1969, la «terza fase» nell'articolo per </w:t>
+      </w:r>
+      <w:r>
+        <w:rPr>
+          <w:rFonts w:ascii="Barlow Semi Condensed" w:cs="Barlow Semi Condensed" w:eastAsia="Barlow Semi Condensed" w:hAnsi="Barlow Semi Condensed"/>
+          <w:i/>
+          <w:iCs/>
+          <w:sz w:val="21"/>
+          <w:szCs w:val="21"/>
+        </w:rPr>
+        <w:t xml:space="preserve">Il Giorno</w:t>
+      </w:r>
+      <w:r>
+        <w:rPr>
+          <w:rFonts w:ascii="Barlow Semi Condensed" w:cs="Barlow Semi Condensed" w:eastAsia="Barlow Semi Condensed" w:hAnsi="Barlow Semi Condensed"/>
+          <w:i w:val="false"/>
+          <w:iCs w:val="false"/>
+          <w:sz w:val="21"/>
+          <w:szCs w:val="21"/>
+        </w:rPr>
+        <w:t xml:space="preserve"> del dicembre 1976.</w:t>
+      </w:r>
+    </w:p>
+    <w:p>
+      <w:pPr>
+        <w:spacing w:after="120" w:line="290"/>
+        <w:jc w:val="both"/>
+      </w:pPr>
+      <w:r>
+        <w:rPr>
+          <w:rFonts w:ascii="Barlow Semi Condensed" w:cs="Barlow Semi Condensed" w:eastAsia="Barlow Semi Condensed" w:hAnsi="Barlow Semi Condensed"/>
+          <w:b/>
+          <w:bCs/>
+          <w:i w:val="false"/>
+          <w:iCs w:val="false"/>
+          <w:sz w:val="21"/>
+          <w:szCs w:val="21"/>
+        </w:rPr>
+        <w:t xml:space="preserve">Che cosa il libro aggiunge di proprio:</w:t>
+      </w:r>
+      <w:r>
+        <w:rPr>
+          <w:rFonts w:ascii="Barlow Semi Condensed" w:cs="Barlow Semi Condensed" w:eastAsia="Barlow Semi Condensed" w:hAnsi="Barlow Semi Condensed"/>
+          <w:i w:val="false"/>
+          <w:iCs w:val="false"/>
+          <w:sz w:val="21"/>
+          <w:szCs w:val="21"/>
+        </w:rPr>
+        <w:t xml:space="preserve"> la sezione sull'enunciato che tiene aperte due strade. Il corpus registra la formula ampia come tratto; il libro la tratta come problema di prova, che è cosa diversa.</w:t>
+      </w:r>
+    </w:p>
+    <w:p>
+      <w:pPr>
+        <w:pStyle w:val="Heading2"/>
+        <w:spacing w:after="120" w:before="260"/>
+      </w:pPr>
+      <w:r>
+        <w:rPr>
+          <w:rFonts w:ascii="Barlow Semi Condensed" w:cs="Barlow Semi Condensed" w:eastAsia="Barlow Semi Condensed" w:hAnsi="Barlow Semi Condensed"/>
+          <w:i w:val="false"/>
+          <w:iCs w:val="false"/>
+          <w:sz w:val="25"/>
+          <w:szCs w:val="25"/>
+        </w:rPr>
+        <w:t xml:space="preserve">Parte III — Gli anni della Farnesina</w:t>
+      </w:r>
+    </w:p>
+    <w:p>
+      <w:pPr>
+        <w:spacing w:after="120" w:line="290"/>
+        <w:jc w:val="both"/>
+      </w:pPr>
+      <w:r>
+        <w:rPr>
+          <w:rFonts w:ascii="Barlow Semi Condensed" w:cs="Barlow Semi Condensed" w:eastAsia="Barlow Semi Condensed" w:hAnsi="Barlow Semi Condensed"/>
+          <w:b/>
+          <w:bCs/>
+          <w:i w:val="false"/>
+          <w:iCs w:val="false"/>
+          <w:sz w:val="21"/>
+          <w:szCs w:val="21"/>
+        </w:rPr>
+        <w:t xml:space="preserve">Fonti:</w:t>
+      </w:r>
+      <w:r>
+        <w:rPr>
+          <w:rFonts w:ascii="Barlow Semi Condensed" w:cs="Barlow Semi Condensed" w:eastAsia="Barlow Semi Condensed" w:hAnsi="Barlow Semi Condensed"/>
+          <w:i w:val="false"/>
+          <w:iCs w:val="false"/>
+          <w:sz w:val="21"/>
+          <w:szCs w:val="21"/>
+        </w:rPr>
+        <w:t xml:space="preserve"> i 34 documenti di </w:t>
+      </w:r>
+      <w:r>
+        <w:rPr>
+          <w:rFonts w:ascii="Consolas" w:cs="Consolas" w:eastAsia="Consolas" w:hAnsi="Consolas"/>
+          <w:i w:val="false"/>
+          <w:iCs w:val="false"/>
+          <w:sz w:val="19"/>
+          <w:szCs w:val="19"/>
+        </w:rPr>
+        <w:t xml:space="preserve">moro-ministro-esteri/</w:t>
+      </w:r>
+      <w:r>
+        <w:rPr>
+          <w:rFonts w:ascii="Barlow Semi Condensed" w:cs="Barlow Semi Condensed" w:eastAsia="Barlow Semi Condensed" w:hAnsi="Barlow Semi Condensed"/>
+          <w:i w:val="false"/>
+          <w:iCs w:val="false"/>
+          <w:sz w:val="21"/>
+          <w:szCs w:val="21"/>
+        </w:rPr>
+        <w:t xml:space="preserve">, fra cui le ventiquattro parti della terza campagna. Lo spoglio è riproducibile con </w:t>
+      </w:r>
+      <w:r>
+        <w:rPr>
+          <w:rFonts w:ascii="Consolas" w:cs="Consolas" w:eastAsia="Consolas" w:hAnsi="Consolas"/>
+          <w:i w:val="false"/>
+          <w:iCs w:val="false"/>
+          <w:sz w:val="19"/>
+          <w:szCs w:val="19"/>
+        </w:rPr>
+        <w:t xml:space="preserve">_verifiche/generatori/spoglio_farnesina.py</w:t>
+      </w:r>
+      <w:r>
+        <w:rPr>
+          <w:rFonts w:ascii="Barlow Semi Condensed" w:cs="Barlow Semi Condensed" w:eastAsia="Barlow Semi Condensed" w:hAnsi="Barlow Semi Condensed"/>
+          <w:i w:val="false"/>
+          <w:iCs w:val="false"/>
+          <w:sz w:val="21"/>
+          <w:szCs w:val="21"/>
+        </w:rPr>
+        <w:t xml:space="preserve">, e il criterio è scritto nello script prima degli esiti.</w:t>
+      </w:r>
+    </w:p>
+    <w:p>
+      <w:pPr>
+        <w:spacing w:after="120" w:line="290"/>
+        <w:jc w:val="both"/>
+      </w:pPr>
+      <w:r>
+        <w:rPr>
+          <w:rFonts w:ascii="Barlow Semi Condensed" w:cs="Barlow Semi Condensed" w:eastAsia="Barlow Semi Condensed" w:hAnsi="Barlow Semi Condensed"/>
+          <w:b/>
+          <w:bCs/>
+          <w:i w:val="false"/>
+          <w:iCs w:val="false"/>
+          <w:sz w:val="21"/>
+          <w:szCs w:val="21"/>
+        </w:rPr>
+        <w:t xml:space="preserve">Documenti da cui vengono le voci della tavola:</w:t>
+      </w:r>
+      <w:r>
+        <w:rPr>
+          <w:rFonts w:ascii="Barlow Semi Condensed" w:cs="Barlow Semi Condensed" w:eastAsia="Barlow Semi Condensed" w:hAnsi="Barlow Semi Condensed"/>
+          <w:i w:val="false"/>
+          <w:iCs w:val="false"/>
+          <w:sz w:val="21"/>
+          <w:szCs w:val="21"/>
+        </w:rPr>
+        <w:t xml:space="preserve"> </w:t>
+      </w:r>
+      <w:r>
+        <w:rPr>
+          <w:rFonts w:ascii="Consolas" w:cs="Consolas" w:eastAsia="Consolas" w:hAnsi="Consolas"/>
+          <w:i w:val="false"/>
+          <w:iCs w:val="false"/>
+          <w:sz w:val="19"/>
+          <w:szCs w:val="19"/>
+        </w:rPr>
+        <w:t xml:space="preserve">terza-campagna/quarta-ricognizione-portogallo-santa-sede.md</w:t>
+      </w:r>
+      <w:r>
+        <w:rPr>
+          <w:rFonts w:ascii="Barlow Semi Condensed" w:cs="Barlow Semi Condensed" w:eastAsia="Barlow Semi Condensed" w:hAnsi="Barlow Semi Condensed"/>
+          <w:i w:val="false"/>
+          <w:iCs w:val="false"/>
+          <w:sz w:val="21"/>
+          <w:szCs w:val="21"/>
+        </w:rPr>
+        <w:t xml:space="preserve"> (conferenza romana del giugno 1970, udienza del 1° luglio, espulsione del 13 aprile 1974); </w:t>
+      </w:r>
+      <w:r>
+        <w:rPr>
+          <w:rFonts w:ascii="Consolas" w:cs="Consolas" w:eastAsia="Consolas" w:hAnsi="Consolas"/>
+          <w:i w:val="false"/>
+          <w:iCs w:val="false"/>
+          <w:sz w:val="19"/>
+          <w:szCs w:val="19"/>
+        </w:rPr>
+        <w:t xml:space="preserve">terza-campagna/quattordicesima-ricognizione-la-calibrazione-libica.md</w:t>
+      </w:r>
+      <w:r>
+        <w:rPr>
+          <w:rFonts w:ascii="Barlow Semi Condensed" w:cs="Barlow Semi Condensed" w:eastAsia="Barlow Semi Condensed" w:hAnsi="Barlow Semi Condensed"/>
+          <w:i w:val="false"/>
+          <w:iCs w:val="false"/>
+          <w:sz w:val="21"/>
+          <w:szCs w:val="21"/>
+        </w:rPr>
+        <w:t xml:space="preserve"> (Tripoli 1970 e 1971, negoziato di Parigi con la Cina); </w:t>
+      </w:r>
+      <w:r>
+        <w:rPr>
+          <w:rFonts w:ascii="Consolas" w:cs="Consolas" w:eastAsia="Consolas" w:hAnsi="Consolas"/>
+          <w:i w:val="false"/>
+          <w:iCs w:val="false"/>
+          <w:sz w:val="19"/>
+          <w:szCs w:val="19"/>
+        </w:rPr>
+        <w:t xml:space="preserve">terza-campagna/terza-ricognizione-spagna-opus-dei.md</w:t>
+      </w:r>
+      <w:r>
+        <w:rPr>
+          <w:rFonts w:ascii="Barlow Semi Condensed" w:cs="Barlow Semi Condensed" w:eastAsia="Barlow Semi Condensed" w:hAnsi="Barlow Semi Condensed"/>
+          <w:i w:val="false"/>
+          <w:iCs w:val="false"/>
+          <w:sz w:val="21"/>
+          <w:szCs w:val="21"/>
+        </w:rPr>
+        <w:t xml:space="preserve"> (sequenza spagnola, fucilazioni del 27 settembre 1975 coi cinque nomi); </w:t>
+      </w:r>
+      <w:r>
+        <w:rPr>
+          <w:rFonts w:ascii="Consolas" w:cs="Consolas" w:eastAsia="Consolas" w:hAnsi="Consolas"/>
+          <w:i w:val="false"/>
+          <w:iCs w:val="false"/>
+          <w:sz w:val="19"/>
+          <w:szCs w:val="19"/>
+        </w:rPr>
+        <w:t xml:space="preserve">terza-campagna/ottava-ricognizione-mediterraneo-orientale.md</w:t>
+      </w:r>
+      <w:r>
+        <w:rPr>
+          <w:rFonts w:ascii="Barlow Semi Condensed" w:cs="Barlow Semi Condensed" w:eastAsia="Barlow Semi Condensed" w:hAnsi="Barlow Semi Condensed"/>
+          <w:i w:val="false"/>
+          <w:iCs w:val="false"/>
+          <w:sz w:val="21"/>
+          <w:szCs w:val="21"/>
+        </w:rPr>
+        <w:t xml:space="preserve"> e </w:t>
+      </w:r>
+      <w:r>
+        <w:rPr>
+          <w:rFonts w:ascii="Consolas" w:cs="Consolas" w:eastAsia="Consolas" w:hAnsi="Consolas"/>
+          <w:i w:val="false"/>
+          <w:iCs w:val="false"/>
+          <w:sz w:val="19"/>
+          <w:szCs w:val="19"/>
+        </w:rPr>
+        <w:t xml:space="preserve">originali/grecia-opus-dei-1969-1985.md</w:t>
+      </w:r>
+      <w:r>
+        <w:rPr>
+          <w:rFonts w:ascii="Barlow Semi Condensed" w:cs="Barlow Semi Condensed" w:eastAsia="Barlow Semi Condensed" w:hAnsi="Barlow Semi Condensed"/>
+          <w:i w:val="false"/>
+          <w:iCs w:val="false"/>
+          <w:sz w:val="21"/>
+          <w:szCs w:val="21"/>
+        </w:rPr>
+        <w:t xml:space="preserve"> (Cipro, CSCE); </w:t>
+      </w:r>
+      <w:r>
+        <w:rPr>
+          <w:rFonts w:ascii="Consolas" w:cs="Consolas" w:eastAsia="Consolas" w:hAnsi="Consolas"/>
+          <w:i w:val="false"/>
+          <w:iCs w:val="false"/>
+          <w:sz w:val="19"/>
+          <w:szCs w:val="19"/>
+        </w:rPr>
+        <w:t xml:space="preserve">terza-campagna/diciassettesima-ricognizione-santa-sede-e-sudafrica.md</w:t>
+      </w:r>
+      <w:r>
+        <w:rPr>
+          <w:rFonts w:ascii="Barlow Semi Condensed" w:cs="Barlow Semi Condensed" w:eastAsia="Barlow Semi Condensed" w:hAnsi="Barlow Semi Condensed"/>
+          <w:i w:val="false"/>
+          <w:iCs w:val="false"/>
+          <w:sz w:val="21"/>
+          <w:szCs w:val="21"/>
+        </w:rPr>
+        <w:t xml:space="preserve"> (risoluzioni namibiane); </w:t>
+      </w:r>
+      <w:r>
+        <w:rPr>
+          <w:rFonts w:ascii="Consolas" w:cs="Consolas" w:eastAsia="Consolas" w:hAnsi="Consolas"/>
+          <w:i w:val="false"/>
+          <w:iCs w:val="false"/>
+          <w:sz w:val="19"/>
+          <w:szCs w:val="19"/>
+        </w:rPr>
+        <w:t xml:space="preserve">triangolazione-seconda-campagna.md</w:t>
+      </w:r>
+      <w:r>
+        <w:rPr>
+          <w:rFonts w:ascii="Barlow Semi Condensed" w:cs="Barlow Semi Condensed" w:eastAsia="Barlow Semi Condensed" w:hAnsi="Barlow Semi Condensed"/>
+          <w:i w:val="false"/>
+          <w:iCs w:val="false"/>
+          <w:sz w:val="21"/>
+          <w:szCs w:val="21"/>
+        </w:rPr>
+        <w:t xml:space="preserve"> — tutti dentro </w:t>
+      </w:r>
+      <w:r>
+        <w:rPr>
+          <w:rFonts w:ascii="Consolas" w:cs="Consolas" w:eastAsia="Consolas" w:hAnsi="Consolas"/>
+          <w:i w:val="false"/>
+          <w:iCs w:val="false"/>
+          <w:sz w:val="19"/>
+          <w:szCs w:val="19"/>
+        </w:rPr>
+        <w:t xml:space="preserve">moro-ministro-esteri/</w:t>
+      </w:r>
+      <w:r>
+        <w:rPr>
+          <w:rFonts w:ascii="Barlow Semi Condensed" w:cs="Barlow Semi Condensed" w:eastAsia="Barlow Semi Condensed" w:hAnsi="Barlow Semi Condensed"/>
+          <w:i w:val="false"/>
+          <w:iCs w:val="false"/>
+          <w:sz w:val="21"/>
+          <w:szCs w:val="21"/>
+        </w:rPr>
+        <w:t xml:space="preserve"> — (la correzione sulla fine del primo mandato).</w:t>
+      </w:r>
+    </w:p>
+    <w:p>
+      <w:pPr>
+        <w:spacing w:after="120" w:line="290"/>
+        <w:jc w:val="both"/>
+      </w:pPr>
+      <w:r>
+        <w:rPr>
+          <w:rFonts w:ascii="Barlow Semi Condensed" w:cs="Barlow Semi Condensed" w:eastAsia="Barlow Semi Condensed" w:hAnsi="Barlow Semi Condensed"/>
+          <w:b/>
+          <w:bCs/>
+          <w:i w:val="false"/>
+          <w:iCs w:val="false"/>
+          <w:sz w:val="21"/>
+          <w:szCs w:val="21"/>
+        </w:rPr>
+        <w:t xml:space="preserve">Che cosa il libro aggiunge di proprio:</w:t>
+      </w:r>
+      <w:r>
+        <w:rPr>
+          <w:rFonts w:ascii="Barlow Semi Condensed" w:cs="Barlow Semi Condensed" w:eastAsia="Barlow Semi Condensed" w:hAnsi="Barlow Semi Condensed"/>
+          <w:i w:val="false"/>
+          <w:iCs w:val="false"/>
+          <w:sz w:val="21"/>
+          <w:szCs w:val="21"/>
+        </w:rPr>
+        <w:t xml:space="preserve"> la sezione sulla prova dell'omissione e quella sulla regola che fa vedere e fa non vedere. Il corpus applica entrambe; non le enuncia.</w:t>
+      </w:r>
+    </w:p>
+    <w:p>
+      <w:pPr>
+        <w:pStyle w:val="Heading2"/>
+        <w:spacing w:after="120" w:before="260"/>
+      </w:pPr>
+      <w:r>
+        <w:rPr>
+          <w:rFonts w:ascii="Barlow Semi Condensed" w:cs="Barlow Semi Condensed" w:eastAsia="Barlow Semi Condensed" w:hAnsi="Barlow Semi Condensed"/>
+          <w:i w:val="false"/>
+          <w:iCs w:val="false"/>
+          <w:sz w:val="25"/>
+          <w:szCs w:val="25"/>
+        </w:rPr>
+        <w:t xml:space="preserve">Parte IV — Le lettere che qualcuno ha scelto</w:t>
+      </w:r>
+    </w:p>
+    <w:p>
+      <w:pPr>
+        <w:spacing w:after="120" w:line="290"/>
+        <w:jc w:val="both"/>
+      </w:pPr>
+      <w:r>
+        <w:rPr>
+          <w:rFonts w:ascii="Barlow Semi Condensed" w:cs="Barlow Semi Condensed" w:eastAsia="Barlow Semi Condensed" w:hAnsi="Barlow Semi Condensed"/>
+          <w:b/>
+          <w:bCs/>
+          <w:i w:val="false"/>
+          <w:iCs w:val="false"/>
+          <w:sz w:val="21"/>
+          <w:szCs w:val="21"/>
+        </w:rPr>
+        <w:t xml:space="preserve">Fonti:</w:t>
+      </w:r>
+      <w:r>
+        <w:rPr>
+          <w:rFonts w:ascii="Barlow Semi Condensed" w:cs="Barlow Semi Condensed" w:eastAsia="Barlow Semi Condensed" w:hAnsi="Barlow Semi Condensed"/>
+          <w:i w:val="false"/>
+          <w:iCs w:val="false"/>
+          <w:sz w:val="21"/>
+          <w:szCs w:val="21"/>
+        </w:rPr>
+        <w:t xml:space="preserve"> il Libro quindicesimo — </w:t>
+      </w:r>
+      <w:r>
+        <w:rPr>
+          <w:rFonts w:ascii="Consolas" w:cs="Consolas" w:eastAsia="Consolas" w:hAnsi="Consolas"/>
+          <w:i w:val="false"/>
+          <w:iCs w:val="false"/>
+          <w:sz w:val="19"/>
+          <w:szCs w:val="19"/>
+        </w:rPr>
+        <w:t xml:space="preserve">il-registro-dei-cinquantacinque-giorni-opera-seconda.md</w:t>
+      </w:r>
+      <w:r>
+        <w:rPr>
+          <w:rFonts w:ascii="Barlow Semi Condensed" w:cs="Barlow Semi Condensed" w:eastAsia="Barlow Semi Condensed" w:hAnsi="Barlow Semi Condensed"/>
+          <w:i w:val="false"/>
+          <w:iCs w:val="false"/>
+          <w:sz w:val="21"/>
+          <w:szCs w:val="21"/>
+        </w:rPr>
+        <w:t xml:space="preserve"> — per le tre classi di scritti e per la selezione che la seconda dimostra; </w:t>
+      </w:r>
+      <w:r>
+        <w:rPr>
+          <w:rFonts w:ascii="Consolas" w:cs="Consolas" w:eastAsia="Consolas" w:hAnsi="Consolas"/>
+          <w:i w:val="false"/>
+          <w:iCs w:val="false"/>
+          <w:sz w:val="19"/>
+          <w:szCs w:val="19"/>
+        </w:rPr>
+        <w:t xml:space="preserve">aldo-moro-una-guerra-senza-fine-fase-ottava-il-ritratto.md</w:t>
+      </w:r>
+      <w:r>
+        <w:rPr>
+          <w:rFonts w:ascii="Barlow Semi Condensed" w:cs="Barlow Semi Condensed" w:eastAsia="Barlow Semi Condensed" w:hAnsi="Barlow Semi Condensed"/>
+          <w:i w:val="false"/>
+          <w:iCs w:val="false"/>
+          <w:sz w:val="21"/>
+          <w:szCs w:val="21"/>
+        </w:rPr>
+        <w:t xml:space="preserve"> per il numero (circa novanta scritti epistolari, marzo-maggio 1978); </w:t>
+      </w:r>
+      <w:r>
+        <w:rPr>
+          <w:rFonts w:ascii="Consolas" w:cs="Consolas" w:eastAsia="Consolas" w:hAnsi="Consolas"/>
+          <w:i w:val="false"/>
+          <w:iCs w:val="false"/>
+          <w:sz w:val="19"/>
+          <w:szCs w:val="19"/>
+        </w:rPr>
+        <w:t xml:space="preserve">italia-nera/registro-v77-l-opera-simile-a-se-stessa.md</w:t>
+      </w:r>
+      <w:r>
+        <w:rPr>
+          <w:rFonts w:ascii="Barlow Semi Condensed" w:cs="Barlow Semi Condensed" w:eastAsia="Barlow Semi Condensed" w:hAnsi="Barlow Semi Condensed"/>
+          <w:i w:val="false"/>
+          <w:iCs w:val="false"/>
+          <w:sz w:val="21"/>
+          <w:szCs w:val="21"/>
+        </w:rPr>
+        <w:t xml:space="preserve"> per le tre ignoranze dichiarate dall'autorità archivistica.</w:t>
+      </w:r>
+    </w:p>
+    <w:p>
+      <w:pPr>
+        <w:spacing w:after="120" w:line="290"/>
+        <w:jc w:val="both"/>
+      </w:pPr>
+      <w:r>
+        <w:rPr>
+          <w:rFonts w:ascii="Barlow Semi Condensed" w:cs="Barlow Semi Condensed" w:eastAsia="Barlow Semi Condensed" w:hAnsi="Barlow Semi Condensed"/>
+          <w:b/>
+          <w:bCs/>
+          <w:i w:val="false"/>
+          <w:iCs w:val="false"/>
+          <w:sz w:val="21"/>
+          <w:szCs w:val="21"/>
+        </w:rPr>
+        <w:t xml:space="preserve">Avvertenza sul perimetro:</w:t>
+      </w:r>
+      <w:r>
+        <w:rPr>
+          <w:rFonts w:ascii="Barlow Semi Condensed" w:cs="Barlow Semi Condensed" w:eastAsia="Barlow Semi Condensed" w:hAnsi="Barlow Semi Condensed"/>
+          <w:i w:val="false"/>
+          <w:iCs w:val="false"/>
+          <w:sz w:val="21"/>
+          <w:szCs w:val="21"/>
+        </w:rPr>
+        <w:t xml:space="preserve"> l'ultimo documento appartiene a </w:t>
+      </w:r>
+      <w:r>
+        <w:rPr>
+          <w:rFonts w:ascii="Barlow Semi Condensed" w:cs="Barlow Semi Condensed" w:eastAsia="Barlow Semi Condensed" w:hAnsi="Barlow Semi Condensed"/>
+          <w:b/>
+          <w:bCs/>
+          <w:i w:val="false"/>
+          <w:iCs w:val="false"/>
+          <w:sz w:val="21"/>
+          <w:szCs w:val="21"/>
+        </w:rPr>
+        <w:t xml:space="preserve">Italia Nera</w:t>
+      </w:r>
+      <w:r>
+        <w:rPr>
+          <w:rFonts w:ascii="Barlow Semi Condensed" w:cs="Barlow Semi Condensed" w:eastAsia="Barlow Semi Condensed" w:hAnsi="Barlow Semi Condensed"/>
+          <w:i w:val="false"/>
+          <w:iCs w:val="false"/>
+          <w:sz w:val="21"/>
+          <w:szCs w:val="21"/>
+        </w:rPr>
+        <w:t xml:space="preserve">, che è opera distinta. È citato come fonte, non incorporato, e il fatto che la sua provenienza sia altra è dichiarato qui perché non lo si scopra dopo.</w:t>
+      </w:r>
+    </w:p>
+    <w:p>
+      <w:pPr>
+        <w:spacing w:after="120" w:line="290"/>
+        <w:jc w:val="both"/>
+      </w:pPr>
+      <w:r>
+        <w:rPr>
+          <w:rFonts w:ascii="Barlow Semi Condensed" w:cs="Barlow Semi Condensed" w:eastAsia="Barlow Semi Condensed" w:hAnsi="Barlow Semi Condensed"/>
+          <w:b/>
+          <w:bCs/>
+          <w:i w:val="false"/>
+          <w:iCs w:val="false"/>
+          <w:sz w:val="21"/>
+          <w:szCs w:val="21"/>
+        </w:rPr>
+        <w:t xml:space="preserve">Che cosa il libro aggiunge di proprio:</w:t>
+      </w:r>
+      <w:r>
+        <w:rPr>
+          <w:rFonts w:ascii="Barlow Semi Condensed" w:cs="Barlow Semi Condensed" w:eastAsia="Barlow Semi Condensed" w:hAnsi="Barlow Semi Condensed"/>
+          <w:i w:val="false"/>
+          <w:iCs w:val="false"/>
+          <w:sz w:val="21"/>
+          <w:szCs w:val="21"/>
+        </w:rPr>
+        <w:t xml:space="preserve"> la sezione sulla copia quando l'originale non c'è più, e la conseguenza che ne trae — la perdita degli originali non ha sottratto il contenuto ma lo strumento con cui misurarne la libertà.</w:t>
+      </w:r>
+    </w:p>
+    <w:p>
+      <w:pPr>
+        <w:pStyle w:val="Heading2"/>
+        <w:spacing w:after="120" w:before="260"/>
+      </w:pPr>
+      <w:r>
+        <w:rPr>
+          <w:rFonts w:ascii="Barlow Semi Condensed" w:cs="Barlow Semi Condensed" w:eastAsia="Barlow Semi Condensed" w:hAnsi="Barlow Semi Condensed"/>
+          <w:i w:val="false"/>
+          <w:iCs w:val="false"/>
+          <w:sz w:val="25"/>
+          <w:szCs w:val="25"/>
+        </w:rPr>
+        <w:t xml:space="preserve">Parte V — L'archivio</w:t>
+      </w:r>
+    </w:p>
+    <w:p>
+      <w:pPr>
+        <w:spacing w:after="120" w:line="290"/>
+        <w:jc w:val="both"/>
+      </w:pPr>
+      <w:r>
+        <w:rPr>
+          <w:rFonts w:ascii="Barlow Semi Condensed" w:cs="Barlow Semi Condensed" w:eastAsia="Barlow Semi Condensed" w:hAnsi="Barlow Semi Condensed"/>
+          <w:b/>
+          <w:bCs/>
+          <w:i w:val="false"/>
+          <w:iCs w:val="false"/>
+          <w:sz w:val="21"/>
+          <w:szCs w:val="21"/>
+        </w:rPr>
+        <w:t xml:space="preserve">Fonte principale:</w:t>
+      </w:r>
+      <w:r>
+        <w:rPr>
+          <w:rFonts w:ascii="Barlow Semi Condensed" w:cs="Barlow Semi Condensed" w:eastAsia="Barlow Semi Condensed" w:hAnsi="Barlow Semi Condensed"/>
+          <w:i w:val="false"/>
+          <w:iCs w:val="false"/>
+          <w:sz w:val="21"/>
+          <w:szCs w:val="21"/>
+        </w:rPr>
+        <w:t xml:space="preserve"> </w:t>
+      </w:r>
+      <w:r>
+        <w:rPr>
+          <w:rFonts w:ascii="Consolas" w:cs="Consolas" w:eastAsia="Consolas" w:hAnsi="Consolas"/>
+          <w:i w:val="false"/>
+          <w:iCs w:val="false"/>
+          <w:sz w:val="19"/>
+          <w:szCs w:val="19"/>
+        </w:rPr>
+        <w:t xml:space="preserve">_verifiche/certificazione-numeri-p2.md</w:t>
+      </w:r>
+      <w:r>
+        <w:rPr>
+          <w:rFonts w:ascii="Barlow Semi Condensed" w:cs="Barlow Semi Condensed" w:eastAsia="Barlow Semi Condensed" w:hAnsi="Barlow Semi Condensed"/>
+          <w:i w:val="false"/>
+          <w:iCs w:val="false"/>
+          <w:sz w:val="21"/>
+          <w:szCs w:val="21"/>
+        </w:rPr>
+        <w:t xml:space="preserve">, in particolare la seconda e la terza annotazione: la segnatura Doc. XXIII n. 2-quater/2/I, gli allegati 13 (I, 258-280) e 21 (I, 474-507), lo Stato Zero d'ambiente coi domini nominati, le divergenze su due nomi che si registrano e non si sciolgono.</w:t>
+      </w:r>
+    </w:p>
+    <w:p>
+      <w:pPr>
+        <w:spacing w:after="120" w:line="290"/>
+        <w:jc w:val="both"/>
+      </w:pPr>
+      <w:r>
+        <w:rPr>
+          <w:rFonts w:ascii="Barlow Semi Condensed" w:cs="Barlow Semi Condensed" w:eastAsia="Barlow Semi Condensed" w:hAnsi="Barlow Semi Condensed"/>
+          <w:b/>
+          <w:bCs/>
+          <w:i w:val="false"/>
+          <w:iCs w:val="false"/>
+          <w:sz w:val="21"/>
+          <w:szCs w:val="21"/>
+        </w:rPr>
+        <w:t xml:space="preserve">Fonte per il riscontro riuscito:</w:t>
+      </w:r>
+      <w:r>
+        <w:rPr>
+          <w:rFonts w:ascii="Barlow Semi Condensed" w:cs="Barlow Semi Condensed" w:eastAsia="Barlow Semi Condensed" w:hAnsi="Barlow Semi Condensed"/>
+          <w:i w:val="false"/>
+          <w:iCs w:val="false"/>
+          <w:sz w:val="21"/>
+          <w:szCs w:val="21"/>
+        </w:rPr>
+        <w:t xml:space="preserve"> </w:t>
+      </w:r>
+      <w:r>
+        <w:rPr>
+          <w:rFonts w:ascii="Consolas" w:cs="Consolas" w:eastAsia="Consolas" w:hAnsi="Consolas"/>
+          <w:i w:val="false"/>
+          <w:iCs w:val="false"/>
+          <w:sz w:val="19"/>
+          <w:szCs w:val="19"/>
+        </w:rPr>
+        <w:t xml:space="preserve">_verifiche/campagna-ricerca-numeri-p2-relazione.md</w:t>
+      </w:r>
+      <w:r>
+        <w:rPr>
+          <w:rFonts w:ascii="Barlow Semi Condensed" w:cs="Barlow Semi Condensed" w:eastAsia="Barlow Semi Condensed" w:hAnsi="Barlow Semi Condensed"/>
+          <w:i w:val="false"/>
+          <w:iCs w:val="false"/>
+          <w:sz w:val="21"/>
+          <w:szCs w:val="21"/>
+        </w:rPr>
+        <w:t xml:space="preserve"> — la relazione della campagna a diciassette ricerche indipendenti, da cui le due righe confermate coi quattro dati che il testo pervenuto non forniva, e la terza coppia attestata.</w:t>
+      </w:r>
+    </w:p>
+    <w:p>
+      <w:pPr>
+        <w:spacing w:after="120" w:line="290"/>
+        <w:jc w:val="both"/>
+      </w:pPr>
+      <w:r>
+        <w:rPr>
+          <w:rFonts w:ascii="Barlow Semi Condensed" w:cs="Barlow Semi Condensed" w:eastAsia="Barlow Semi Condensed" w:hAnsi="Barlow Semi Condensed"/>
+          <w:b/>
+          <w:bCs/>
+          <w:i w:val="false"/>
+          <w:iCs w:val="false"/>
+          <w:sz w:val="21"/>
+          <w:szCs w:val="21"/>
+        </w:rPr>
+        <w:t xml:space="preserve">Che cosa il libro aggiunge di proprio:</w:t>
+      </w:r>
+      <w:r>
+        <w:rPr>
+          <w:rFonts w:ascii="Barlow Semi Condensed" w:cs="Barlow Semi Condensed" w:eastAsia="Barlow Semi Condensed" w:hAnsi="Barlow Semi Condensed"/>
+          <w:i w:val="false"/>
+          <w:iCs w:val="false"/>
+          <w:sz w:val="21"/>
+          <w:szCs w:val="21"/>
+        </w:rPr>
+        <w:t xml:space="preserve"> la distinzione fra il notorio e l'acquisito, quella fra il documento e la sua descrizione, e la sezione su quanto valga una conferma — che poteva venire solo dal fatto, registrato nel corpus, che lo stesso procedimento su altri due nomi abbia fallito.</w:t>
+      </w:r>
+    </w:p>
+    <w:p>
+      <w:pPr>
+        <w:pStyle w:val="Heading2"/>
+        <w:spacing w:after="120" w:before="260"/>
+      </w:pPr>
+      <w:r>
+        <w:rPr>
+          <w:rFonts w:ascii="Barlow Semi Condensed" w:cs="Barlow Semi Condensed" w:eastAsia="Barlow Semi Condensed" w:hAnsi="Barlow Semi Condensed"/>
+          <w:i w:val="false"/>
+          <w:iCs w:val="false"/>
+          <w:sz w:val="25"/>
+          <w:szCs w:val="25"/>
+        </w:rPr>
+        <w:t xml:space="preserve">Parte VI — L'aritmetica</w:t>
+      </w:r>
+    </w:p>
+    <w:p>
+      <w:pPr>
+        <w:spacing w:after="120" w:line="290"/>
+        <w:jc w:val="both"/>
+      </w:pPr>
+      <w:r>
+        <w:rPr>
+          <w:rFonts w:ascii="Barlow Semi Condensed" w:cs="Barlow Semi Condensed" w:eastAsia="Barlow Semi Condensed" w:hAnsi="Barlow Semi Condensed"/>
+          <w:b/>
+          <w:bCs/>
+          <w:i w:val="false"/>
+          <w:iCs w:val="false"/>
+          <w:sz w:val="21"/>
+          <w:szCs w:val="21"/>
+        </w:rPr>
+        <w:t xml:space="preserve">Fonte principale:</w:t>
+      </w:r>
+      <w:r>
+        <w:rPr>
+          <w:rFonts w:ascii="Barlow Semi Condensed" w:cs="Barlow Semi Condensed" w:eastAsia="Barlow Semi Condensed" w:hAnsi="Barlow Semi Condensed"/>
+          <w:i w:val="false"/>
+          <w:iCs w:val="false"/>
+          <w:sz w:val="21"/>
+          <w:szCs w:val="21"/>
+        </w:rPr>
+        <w:t xml:space="preserve"> </w:t>
+      </w:r>
+      <w:r>
+        <w:rPr>
+          <w:rFonts w:ascii="Consolas" w:cs="Consolas" w:eastAsia="Consolas" w:hAnsi="Consolas"/>
+          <w:i w:val="false"/>
+          <w:iCs w:val="false"/>
+          <w:sz w:val="19"/>
+          <w:szCs w:val="19"/>
+        </w:rPr>
+        <w:t xml:space="preserve">_verifiche/certificazione-numeri-p2.md</w:t>
+      </w:r>
+      <w:r>
+        <w:rPr>
+          <w:rFonts w:ascii="Barlow Semi Condensed" w:cs="Barlow Semi Condensed" w:eastAsia="Barlow Semi Condensed" w:hAnsi="Barlow Semi Condensed"/>
+          <w:i w:val="false"/>
+          <w:iCs w:val="false"/>
+          <w:sz w:val="21"/>
+          <w:szCs w:val="21"/>
+        </w:rPr>
+        <w:t xml:space="preserve">, tutte e sei le annotazioni, comprese le tre che ritrattano. L'aritmetica dello scarto è riproducibile con </w:t>
+      </w:r>
+      <w:r>
+        <w:rPr>
+          <w:rFonts w:ascii="Consolas" w:cs="Consolas" w:eastAsia="Consolas" w:hAnsi="Consolas"/>
+          <w:i w:val="false"/>
+          <w:iCs w:val="false"/>
+          <w:sz w:val="19"/>
+          <w:szCs w:val="19"/>
+        </w:rPr>
+        <w:t xml:space="preserve">_verifiche/generatori/aritmetica_scarto_p2.py</w:t>
+      </w:r>
+      <w:r>
+        <w:rPr>
+          <w:rFonts w:ascii="Barlow Semi Condensed" w:cs="Barlow Semi Condensed" w:eastAsia="Barlow Semi Condensed" w:hAnsi="Barlow Semi Condensed"/>
+          <w:i w:val="false"/>
+          <w:iCs w:val="false"/>
+          <w:sz w:val="21"/>
+          <w:szCs w:val="21"/>
+        </w:rPr>
+        <w:t xml:space="preserve">.</w:t>
+      </w:r>
+    </w:p>
+    <w:p>
+      <w:pPr>
+        <w:spacing w:after="120" w:line="290"/>
+        <w:jc w:val="both"/>
+      </w:pPr>
+      <w:r>
+        <w:rPr>
+          <w:rFonts w:ascii="Barlow Semi Condensed" w:cs="Barlow Semi Condensed" w:eastAsia="Barlow Semi Condensed" w:hAnsi="Barlow Semi Condensed"/>
+          <w:b/>
+          <w:bCs/>
+          <w:i w:val="false"/>
+          <w:iCs w:val="false"/>
+          <w:sz w:val="21"/>
+          <w:szCs w:val="21"/>
+        </w:rPr>
+        <w:t xml:space="preserve">Fonte dell'elenco:</w:t>
+      </w:r>
+      <w:r>
+        <w:rPr>
+          <w:rFonts w:ascii="Barlow Semi Condensed" w:cs="Barlow Semi Condensed" w:eastAsia="Barlow Semi Condensed" w:hAnsi="Barlow Semi Condensed"/>
+          <w:i w:val="false"/>
+          <w:iCs w:val="false"/>
+          <w:sz w:val="21"/>
+          <w:szCs w:val="21"/>
+        </w:rPr>
+        <w:t xml:space="preserve"> </w:t>
+      </w:r>
+      <w:r>
+        <w:rPr>
+          <w:rFonts w:ascii="Consolas" w:cs="Consolas" w:eastAsia="Consolas" w:hAnsi="Consolas"/>
+          <w:i w:val="false"/>
+          <w:iCs w:val="false"/>
+          <w:sz w:val="19"/>
+          <w:szCs w:val="19"/>
+        </w:rPr>
+        <w:t xml:space="preserve">italia-nera/registri-analitici/elenco-p2-per-fascicolo-v61.md</w:t>
+      </w:r>
+      <w:r>
+        <w:rPr>
+          <w:rFonts w:ascii="Barlow Semi Condensed" w:cs="Barlow Semi Condensed" w:eastAsia="Barlow Semi Condensed" w:hAnsi="Barlow Semi Condensed"/>
+          <w:i w:val="false"/>
+          <w:iCs w:val="false"/>
+          <w:sz w:val="21"/>
+          <w:szCs w:val="21"/>
+        </w:rPr>
+        <w:t xml:space="preserve"> — l'elenco dei 962 riordinato per fascicolo, estratto da una copia digitalizzata. </w:t>
+      </w:r>
+      <w:r>
+        <w:rPr>
+          <w:rFonts w:ascii="Barlow Semi Condensed" w:cs="Barlow Semi Condensed" w:eastAsia="Barlow Semi Condensed" w:hAnsi="Barlow Semi Condensed"/>
+          <w:b/>
+          <w:bCs/>
+          <w:i w:val="false"/>
+          <w:iCs w:val="false"/>
+          <w:sz w:val="21"/>
+          <w:szCs w:val="21"/>
+        </w:rPr>
+        <w:t xml:space="preserve">Livello B per unicità della catena documentale</w:t>
+      </w:r>
+      <w:r>
+        <w:rPr>
+          <w:rFonts w:ascii="Barlow Semi Condensed" w:cs="Barlow Semi Condensed" w:eastAsia="Barlow Semi Condensed" w:hAnsi="Barlow Semi Condensed"/>
+          <w:i w:val="false"/>
+          <w:iCs w:val="false"/>
+          <w:sz w:val="21"/>
+          <w:szCs w:val="21"/>
+        </w:rPr>
+        <w:t xml:space="preserve">, dichiarato dal documento stesso; e il documento dichiara anche il proprio difetto, il fascicolo 397 assegnato a due nomi. Anche questo appartiene a Italia Nera.</w:t>
+      </w:r>
+    </w:p>
+    <w:p>
+      <w:pPr>
+        <w:spacing w:after="120" w:line="290"/>
+        <w:jc w:val="both"/>
+      </w:pPr>
+      <w:r>
+        <w:rPr>
+          <w:rFonts w:ascii="Barlow Semi Condensed" w:cs="Barlow Semi Condensed" w:eastAsia="Barlow Semi Condensed" w:hAnsi="Barlow Semi Condensed"/>
+          <w:b/>
+          <w:bCs/>
+          <w:i w:val="false"/>
+          <w:iCs w:val="false"/>
+          <w:sz w:val="21"/>
+          <w:szCs w:val="21"/>
+        </w:rPr>
+        <w:t xml:space="preserve">Che cosa il libro aggiunge di proprio:</w:t>
+      </w:r>
+      <w:r>
+        <w:rPr>
+          <w:rFonts w:ascii="Barlow Semi Condensed" w:cs="Barlow Semi Condensed" w:eastAsia="Barlow Semi Condensed" w:hAnsi="Barlow Semi Condensed"/>
+          <w:i w:val="false"/>
+          <w:iCs w:val="false"/>
+          <w:sz w:val="21"/>
+          <w:szCs w:val="21"/>
+        </w:rPr>
+        <w:t xml:space="preserve"> la sezione su quando due catene siano davvero due. La convergenza è registrata nel corpus; l'analisi di che cosa la renda una convergenza e non un'eco, no.</w:t>
+      </w:r>
+    </w:p>
+    <w:p>
+      <w:pPr>
+        <w:pStyle w:val="Heading2"/>
+        <w:spacing w:after="120" w:before="260"/>
+      </w:pPr>
+      <w:r>
+        <w:rPr>
+          <w:rFonts w:ascii="Barlow Semi Condensed" w:cs="Barlow Semi Condensed" w:eastAsia="Barlow Semi Condensed" w:hAnsi="Barlow Semi Condensed"/>
+          <w:i w:val="false"/>
+          <w:iCs w:val="false"/>
+          <w:sz w:val="25"/>
+          <w:szCs w:val="25"/>
+        </w:rPr>
+        <w:t xml:space="preserve">Parte VII — Ottocentotredici volte «non trovato»</w:t>
+      </w:r>
+    </w:p>
+    <w:p>
+      <w:pPr>
+        <w:spacing w:after="120" w:line="290"/>
+        <w:jc w:val="both"/>
+      </w:pPr>
+      <w:r>
+        <w:rPr>
+          <w:rFonts w:ascii="Barlow Semi Condensed" w:cs="Barlow Semi Condensed" w:eastAsia="Barlow Semi Condensed" w:hAnsi="Barlow Semi Condensed"/>
+          <w:b/>
+          <w:bCs/>
+          <w:i w:val="false"/>
+          <w:iCs w:val="false"/>
+          <w:sz w:val="21"/>
+          <w:szCs w:val="21"/>
+        </w:rPr>
+        <w:t xml:space="preserve">Fonti:</w:t>
+      </w:r>
+      <w:r>
+        <w:rPr>
+          <w:rFonts w:ascii="Barlow Semi Condensed" w:cs="Barlow Semi Condensed" w:eastAsia="Barlow Semi Condensed" w:hAnsi="Barlow Semi Condensed"/>
+          <w:i w:val="false"/>
+          <w:iCs w:val="false"/>
+          <w:sz w:val="21"/>
+          <w:szCs w:val="21"/>
+        </w:rPr>
+        <w:t xml:space="preserve"> </w:t>
+      </w:r>
+      <w:r>
+        <w:rPr>
+          <w:rFonts w:ascii="Consolas" w:cs="Consolas" w:eastAsia="Consolas" w:hAnsi="Consolas"/>
+          <w:i w:val="false"/>
+          <w:iCs w:val="false"/>
+          <w:sz w:val="19"/>
+          <w:szCs w:val="19"/>
+        </w:rPr>
+        <w:t xml:space="preserve">italia-nera/registro-v77-l-opera-simile-a-se-stessa.md</w:t>
+      </w:r>
+      <w:r>
+        <w:rPr>
+          <w:rFonts w:ascii="Barlow Semi Condensed" w:cs="Barlow Semi Condensed" w:eastAsia="Barlow Semi Condensed" w:hAnsi="Barlow Semi Condensed"/>
+          <w:i w:val="false"/>
+          <w:iCs w:val="false"/>
+          <w:sz w:val="21"/>
+          <w:szCs w:val="21"/>
+        </w:rPr>
+        <w:t xml:space="preserve"> per la teoria degli Stati Zero — la graduazione secondo la traccia attesa, ciò che uno Stato Zero non prova, i tre dichiarati dall'autorità archivistica — e per la constatazione severa che una falsa lacuna era stata registrata come lacuna. </w:t>
+      </w:r>
+      <w:r>
+        <w:rPr>
+          <w:rFonts w:ascii="Consolas" w:cs="Consolas" w:eastAsia="Consolas" w:hAnsi="Consolas"/>
+          <w:i w:val="false"/>
+          <w:iCs w:val="false"/>
+          <w:sz w:val="19"/>
+          <w:szCs w:val="19"/>
+        </w:rPr>
+        <w:t xml:space="preserve">moro-ministro-esteri/terza-campagna/quinta-ricognizione-portogallo-le-sei-lacune.md</w:t>
+      </w:r>
+      <w:r>
+        <w:rPr>
+          <w:rFonts w:ascii="Barlow Semi Condensed" w:cs="Barlow Semi Condensed" w:eastAsia="Barlow Semi Condensed" w:hAnsi="Barlow Semi Condensed"/>
+          <w:i w:val="false"/>
+          <w:iCs w:val="false"/>
+          <w:sz w:val="21"/>
+          <w:szCs w:val="21"/>
+        </w:rPr>
+        <w:t xml:space="preserve"> per lo Stato Zero d'ambiente con causa dichiarata e per la sesta legislatura non interrogabile per parola chiave.</w:t>
+      </w:r>
+    </w:p>
+    <w:p>
+      <w:pPr>
+        <w:spacing w:after="120" w:line="290"/>
+        <w:jc w:val="both"/>
+      </w:pPr>
+      <w:r>
+        <w:rPr>
+          <w:rFonts w:ascii="Barlow Semi Condensed" w:cs="Barlow Semi Condensed" w:eastAsia="Barlow Semi Condensed" w:hAnsi="Barlow Semi Condensed"/>
+          <w:b/>
+          <w:bCs/>
+          <w:i w:val="false"/>
+          <w:iCs w:val="false"/>
+          <w:sz w:val="21"/>
+          <w:szCs w:val="21"/>
+        </w:rPr>
+        <w:t xml:space="preserve">Il conteggio</w:t>
+      </w:r>
+      <w:r>
+        <w:rPr>
+          <w:rFonts w:ascii="Barlow Semi Condensed" w:cs="Barlow Semi Condensed" w:eastAsia="Barlow Semi Condensed" w:hAnsi="Barlow Semi Condensed"/>
+          <w:i w:val="false"/>
+          <w:iCs w:val="false"/>
+          <w:sz w:val="21"/>
+          <w:szCs w:val="21"/>
+        </w:rPr>
+        <w:t xml:space="preserve"> che la parte ritira è rifatto ogni volta con </w:t>
+      </w:r>
+      <w:r>
+        <w:rPr>
+          <w:rFonts w:ascii="Consolas" w:cs="Consolas" w:eastAsia="Consolas" w:hAnsi="Consolas"/>
+          <w:i w:val="false"/>
+          <w:iCs w:val="false"/>
+          <w:sz w:val="19"/>
+          <w:szCs w:val="19"/>
+        </w:rPr>
+        <w:t xml:space="preserve">_verifiche/generatori/analisi_romanzo.py</w:t>
+      </w:r>
+      <w:r>
+        <w:rPr>
+          <w:rFonts w:ascii="Barlow Semi Condensed" w:cs="Barlow Semi Condensed" w:eastAsia="Barlow Semi Condensed" w:hAnsi="Barlow Semi Condensed"/>
+          <w:i w:val="false"/>
+          <w:iCs w:val="false"/>
+          <w:sz w:val="21"/>
+          <w:szCs w:val="21"/>
+        </w:rPr>
+        <w:t xml:space="preserve"> e con la ricerca testuale dichiarata nella parte stessa; i tre perimetri e i loro esiti sono scritti nel testo.</w:t>
+      </w:r>
+    </w:p>
+    <w:p>
+      <w:pPr>
+        <w:pStyle w:val="Heading2"/>
+        <w:spacing w:after="120" w:before="260"/>
+      </w:pPr>
+      <w:r>
+        <w:rPr>
+          <w:rFonts w:ascii="Barlow Semi Condensed" w:cs="Barlow Semi Condensed" w:eastAsia="Barlow Semi Condensed" w:hAnsi="Barlow Semi Condensed"/>
+          <w:i w:val="false"/>
+          <w:iCs w:val="false"/>
+          <w:sz w:val="25"/>
+          <w:szCs w:val="25"/>
+        </w:rPr>
+        <w:t xml:space="preserve">Registro di chiusura</w:t>
+      </w:r>
+    </w:p>
+    <w:p>
+      <w:pPr>
+        <w:spacing w:after="120" w:line="290"/>
+        <w:jc w:val="both"/>
+      </w:pPr>
+      <w:r>
+        <w:rPr>
+          <w:rFonts w:ascii="Barlow Semi Condensed" w:cs="Barlow Semi Condensed" w:eastAsia="Barlow Semi Condensed" w:hAnsi="Barlow Semi Condensed"/>
+          <w:b/>
+          <w:bCs/>
+          <w:i w:val="false"/>
+          <w:iCs w:val="false"/>
+          <w:sz w:val="21"/>
+          <w:szCs w:val="21"/>
+        </w:rPr>
+        <w:t xml:space="preserve">Fonti:</w:t>
+      </w:r>
+      <w:r>
+        <w:rPr>
+          <w:rFonts w:ascii="Barlow Semi Condensed" w:cs="Barlow Semi Condensed" w:eastAsia="Barlow Semi Condensed" w:hAnsi="Barlow Semi Condensed"/>
+          <w:i w:val="false"/>
+          <w:iCs w:val="false"/>
+          <w:sz w:val="21"/>
+          <w:szCs w:val="21"/>
+        </w:rPr>
+        <w:t xml:space="preserve"> le diciannove voci sono estratte dai documenti del perimetro moroteano con </w:t>
+      </w:r>
+      <w:r>
+        <w:rPr>
+          <w:rFonts w:ascii="Consolas" w:cs="Consolas" w:eastAsia="Consolas" w:hAnsi="Consolas"/>
+          <w:i w:val="false"/>
+          <w:iCs w:val="false"/>
+          <w:sz w:val="19"/>
+          <w:szCs w:val="19"/>
+        </w:rPr>
+        <w:t xml:space="preserve">_verifiche/generatori/estrai_stati_zero.py</w:t>
+      </w:r>
+      <w:r>
+        <w:rPr>
+          <w:rFonts w:ascii="Barlow Semi Condensed" w:cs="Barlow Semi Condensed" w:eastAsia="Barlow Semi Condensed" w:hAnsi="Barlow Semi Condensed"/>
+          <w:i w:val="false"/>
+          <w:iCs w:val="false"/>
+          <w:sz w:val="21"/>
+          <w:szCs w:val="21"/>
+        </w:rPr>
+        <w:t xml:space="preserve">; il criterio, il perimetro e il limite sono dichiarati in apertura del fascicolo. I documenti che le contengono sono nominati voce per voce nel fascicolo stesso.</w:t>
+      </w:r>
+    </w:p>
+    <w:p>
+      <w:pPr>
+        <w:pStyle w:val="Heading2"/>
+        <w:spacing w:after="120" w:before="260"/>
+      </w:pPr>
+      <w:r>
+        <w:rPr>
+          <w:rFonts w:ascii="Barlow Semi Condensed" w:cs="Barlow Semi Condensed" w:eastAsia="Barlow Semi Condensed" w:hAnsi="Barlow Semi Condensed"/>
+          <w:i w:val="false"/>
+          <w:iCs w:val="false"/>
+          <w:sz w:val="25"/>
+          <w:szCs w:val="25"/>
+        </w:rPr>
+        <w:t xml:space="preserve">I documenti che il libro non usa, e che pure esistono</w:t>
+      </w:r>
+    </w:p>
+    <w:p>
+      <w:pPr>
+        <w:spacing w:after="120" w:line="290"/>
+        <w:jc w:val="both"/>
+      </w:pPr>
+      <w:r>
+        <w:rPr>
+          <w:rFonts w:ascii="Barlow Semi Condensed" w:cs="Barlow Semi Condensed" w:eastAsia="Barlow Semi Condensed" w:hAnsi="Barlow Semi Condensed"/>
+          <w:i w:val="false"/>
+          <w:iCs w:val="false"/>
+          <w:sz w:val="21"/>
+          <w:szCs w:val="21"/>
+        </w:rPr>
+        <w:t xml:space="preserve">Va detto per simmetria, perché un apparato che elenchi solo ciò che ha adoperato lascia credere di avere adoperato tutto.</w:t>
+      </w:r>
+    </w:p>
+    <w:p>
+      <w:pPr>
+        <w:spacing w:after="120" w:line="290"/>
+        <w:jc w:val="both"/>
+      </w:pPr>
+      <w:r>
+        <w:rPr>
+          <w:rFonts w:ascii="Barlow Semi Condensed" w:cs="Barlow Semi Condensed" w:eastAsia="Barlow Semi Condensed" w:hAnsi="Barlow Semi Condensed"/>
+          <w:i w:val="false"/>
+          <w:iCs w:val="false"/>
+          <w:sz w:val="21"/>
+          <w:szCs w:val="21"/>
+        </w:rPr>
+        <w:t xml:space="preserve">Il corpus conta oltre duecento file nel perimetro moroteano. Questo libro ne adopera </w:t>
+      </w:r>
+      <w:r>
+        <w:rPr>
+          <w:rFonts w:ascii="Barlow Semi Condensed" w:cs="Barlow Semi Condensed" w:eastAsia="Barlow Semi Condensed" w:hAnsi="Barlow Semi Condensed"/>
+          <w:b/>
+          <w:bCs/>
+          <w:i w:val="false"/>
+          <w:iCs w:val="false"/>
+          <w:sz w:val="21"/>
+          <w:szCs w:val="21"/>
+        </w:rPr>
+        <w:t xml:space="preserve">una dozzina</w:t>
+      </w:r>
+      <w:r>
+        <w:rPr>
+          <w:rFonts w:ascii="Barlow Semi Condensed" w:cs="Barlow Semi Condensed" w:eastAsia="Barlow Semi Condensed" w:hAnsi="Barlow Semi Condensed"/>
+          <w:i w:val="false"/>
+          <w:iCs w:val="false"/>
+          <w:sz w:val="21"/>
+          <w:szCs w:val="21"/>
+        </w:rPr>
+        <w:t xml:space="preserve">. Non entrano, fra gli altri: il Dossier maggiore dell'autore, con la sua eccezione dichiarata sulla plausibilità; le opere dei mille blocchi; le undici appendici alla Fase settima; il registro giudiziario; il programma investigativo. Non sono stati esclusi per un giudizio sul loro valore: il libro ha sette parti e un perimetro, e ciò che non serve alle sette parti resta apparato.</w:t>
+      </w:r>
+    </w:p>
+    <w:p>
+      <w:pPr>
+        <w:spacing w:after="120" w:line="290"/>
+        <w:jc w:val="both"/>
+      </w:pPr>
+      <w:r>
+        <w:rPr>
+          <w:rFonts w:ascii="Barlow Semi Condensed" w:cs="Barlow Semi Condensed" w:eastAsia="Barlow Semi Condensed" w:hAnsi="Barlow Semi Condensed"/>
+          <w:i w:val="false"/>
+          <w:iCs w:val="false"/>
+          <w:sz w:val="21"/>
+          <w:szCs w:val="21"/>
+        </w:rPr>
+        <w:t xml:space="preserve">Chi cerchi in questo libro una sintesi del corpus non la troverà, e farebbe bene a non cercarla: </w:t>
+      </w:r>
+      <w:r>
+        <w:rPr>
+          <w:rFonts w:ascii="Barlow Semi Condensed" w:cs="Barlow Semi Condensed" w:eastAsia="Barlow Semi Condensed" w:hAnsi="Barlow Semi Condensed"/>
+          <w:b/>
+          <w:bCs/>
+          <w:i w:val="false"/>
+          <w:iCs w:val="false"/>
+          <w:sz w:val="21"/>
+          <w:szCs w:val="21"/>
+        </w:rPr>
+        <w:t xml:space="preserve">il corpus non si riassume, si consulta.</w:t>
+      </w:r>
+    </w:p>
+    <w:p>
+      <w:pPr>
+        <w:pStyle w:val="Heading2"/>
+        <w:spacing w:after="120" w:before="260"/>
+      </w:pPr>
+      <w:r>
+        <w:rPr>
+          <w:rFonts w:ascii="Barlow Semi Condensed" w:cs="Barlow Semi Condensed" w:eastAsia="Barlow Semi Condensed" w:hAnsi="Barlow Semi Condensed"/>
+          <w:i w:val="false"/>
+          <w:iCs w:val="false"/>
+          <w:sz w:val="25"/>
+          <w:szCs w:val="25"/>
+        </w:rPr>
         <w:t xml:space="preserve">Colophon</w:t>
       </w:r>
     </w:p>
@@ -19687,7 +21332,7 @@
           <w:sz w:val="21"/>
           <w:szCs w:val="21"/>
         </w:rPr>
-        <w:t xml:space="preserve">Prima stesura completa, 28 agosto 2026. Sette parti, sette capitoli, e il registro di chiusura in diciannove voci.</w:t>
+        <w:t xml:space="preserve">Prima stesura completa, 28 agosto 2026. Sette parti, il registro di chiusura in diciannove voci, la nota sulle fonti.</w:t>
       </w:r>
     </w:p>
     <w:p>

--- a/_romanzo/OTTANTA-ANNI-DI-PACE-prima-stesura.docx
+++ b/_romanzo/OTTANTA-ANNI-DI-PACE-prima-stesura.docx
@@ -17880,189 +17880,523 @@
           <w:sz w:val="25"/>
           <w:szCs w:val="25"/>
         </w:rPr>
-        <w:t xml:space="preserve">VIII. Il perimetro negativo</w:t>
-      </w:r>
-    </w:p>
-    <w:p>
-      <w:pPr>
-        <w:spacing w:after="120" w:line="290"/>
-        <w:jc w:val="both"/>
-      </w:pPr>
-      <w:r>
-        <w:rPr>
-          <w:rFonts w:ascii="Barlow Semi Condensed" w:cs="Barlow Semi Condensed" w:eastAsia="Barlow Semi Condensed" w:hAnsi="Barlow Semi Condensed"/>
-          <w:i w:val="false"/>
-          <w:iCs w:val="false"/>
-          <w:sz w:val="21"/>
-          <w:szCs w:val="21"/>
-        </w:rPr>
-        <w:t xml:space="preserve">Ciò che il registro contiene, e che nessuna delle cifre contestate mette in discussione, è la sagoma di ciò che non c'è.</w:t>
-      </w:r>
-    </w:p>
-    <w:p>
-      <w:pPr>
-        <w:spacing w:after="120" w:line="290"/>
-        <w:jc w:val="both"/>
-      </w:pPr>
-      <w:r>
-        <w:rPr>
-          <w:rFonts w:ascii="Barlow Semi Condensed" w:cs="Barlow Semi Condensed" w:eastAsia="Barlow Semi Condensed" w:hAnsi="Barlow Semi Condensed"/>
-          <w:b/>
-          <w:bCs/>
-          <w:i w:val="false"/>
-          <w:iCs w:val="false"/>
-          <w:sz w:val="21"/>
-          <w:szCs w:val="21"/>
-        </w:rPr>
-        <w:t xml:space="preserve">I tre dichiarati dall'autorità archivistica</w:t>
-      </w:r>
-      <w:r>
-        <w:rPr>
-          <w:rFonts w:ascii="Barlow Semi Condensed" w:cs="Barlow Semi Condensed" w:eastAsia="Barlow Semi Condensed" w:hAnsi="Barlow Semi Condensed"/>
-          <w:i w:val="false"/>
-          <w:iCs w:val="false"/>
-          <w:sz w:val="21"/>
-          <w:szCs w:val="21"/>
-        </w:rPr>
-        <w:t xml:space="preserve"> — grado </w:t>
-      </w:r>
-      <w:r>
-        <w:rPr>
-          <w:rFonts w:ascii="Barlow Semi Condensed" w:cs="Barlow Semi Condensed" w:eastAsia="Barlow Semi Condensed" w:hAnsi="Barlow Semi Condensed"/>
-          <w:b/>
-          <w:bCs/>
-          <w:i w:val="false"/>
-          <w:iCs w:val="false"/>
-          <w:sz w:val="21"/>
-          <w:szCs w:val="21"/>
-        </w:rPr>
-        <w:t xml:space="preserve">A</w:t>
-      </w:r>
-      <w:r>
-        <w:rPr>
-          <w:rFonts w:ascii="Barlow Semi Condensed" w:cs="Barlow Semi Condensed" w:eastAsia="Barlow Semi Condensed" w:hAnsi="Barlow Semi Condensed"/>
-          <w:i w:val="false"/>
-          <w:iCs w:val="false"/>
-          <w:sz w:val="21"/>
-          <w:szCs w:val="21"/>
-        </w:rPr>
-        <w:t xml:space="preserve"> quanto alle dichiarazioni di ignoranza: ignoto l'originale del memoriale; ignote le registrazioni sonore dell'interrogatorio, delle quali gli stessi responsabili hanno poi parlato; non noti gli originali di gran parte delle altre scritture, che secondo le loro dichiarazioni furono distrutti.</w:t>
-      </w:r>
-    </w:p>
-    <w:p>
-      <w:pPr>
-        <w:spacing w:after="120" w:line="290"/>
-        <w:jc w:val="both"/>
-      </w:pPr>
-      <w:r>
-        <w:rPr>
-          <w:rFonts w:ascii="Barlow Semi Condensed" w:cs="Barlow Semi Condensed" w:eastAsia="Barlow Semi Condensed" w:hAnsi="Barlow Semi Condensed"/>
-          <w:b/>
-          <w:bCs/>
-          <w:i w:val="false"/>
-          <w:iCs w:val="false"/>
-          <w:sz w:val="21"/>
-          <w:szCs w:val="21"/>
-        </w:rPr>
-        <w:t xml:space="preserve">I maggiori.</w:t>
-      </w:r>
-      <w:r>
-        <w:rPr>
-          <w:rFonts w:ascii="Barlow Semi Condensed" w:cs="Barlow Semi Condensed" w:eastAsia="Barlow Semi Condensed" w:hAnsi="Barlow Semi Condensed"/>
-          <w:i w:val="false"/>
-          <w:iCs w:val="false"/>
-          <w:sz w:val="21"/>
-          <w:szCs w:val="21"/>
-        </w:rPr>
-        <w:t xml:space="preserve"> La ricerca di un mandato esterno, condotta anche nei fondi stranieri aperti dopo il duemila, senza acquisizione. La ricerca di una regia unitaria dietro le condotte ostruttive, mai approdata a un centro identificato. La verifica di singole piste internazionali, ciascuna istruita e ciascuna chiusa senza acquisizione.</w:t>
-      </w:r>
-    </w:p>
-    <w:p>
-      <w:pPr>
-        <w:spacing w:after="120" w:line="290"/>
-        <w:jc w:val="both"/>
-      </w:pPr>
-      <w:r>
-        <w:rPr>
-          <w:rFonts w:ascii="Barlow Semi Condensed" w:cs="Barlow Semi Condensed" w:eastAsia="Barlow Semi Condensed" w:hAnsi="Barlow Semi Condensed"/>
-          <w:b/>
-          <w:bCs/>
-          <w:i w:val="false"/>
-          <w:iCs w:val="false"/>
-          <w:sz w:val="21"/>
-          <w:szCs w:val="21"/>
-        </w:rPr>
-        <w:t xml:space="preserve">I minori, e non trascurabili.</w:t>
-      </w:r>
-      <w:r>
-        <w:rPr>
-          <w:rFonts w:ascii="Barlow Semi Condensed" w:cs="Barlow Semi Condensed" w:eastAsia="Barlow Semi Condensed" w:hAnsi="Barlow Semi Condensed"/>
-          <w:i w:val="false"/>
-          <w:iCs w:val="false"/>
-          <w:sz w:val="21"/>
-          <w:szCs w:val="21"/>
-        </w:rPr>
-        <w:t xml:space="preserve"> Il movente economico autonomo del sequestro, esplorato e non riscontrato. La provenienza delle armi da dotazioni istituzionali: esclusa, per quanto verificabile, dagli accertamenti sui canali di approvvigionamento — grado </w:t>
-      </w:r>
-      <w:r>
-        <w:rPr>
-          <w:rFonts w:ascii="Barlow Semi Condensed" w:cs="Barlow Semi Condensed" w:eastAsia="Barlow Semi Condensed" w:hAnsi="Barlow Semi Condensed"/>
-          <w:b/>
-          <w:bCs/>
-          <w:i w:val="false"/>
-          <w:iCs w:val="false"/>
-          <w:sz w:val="21"/>
-          <w:szCs w:val="21"/>
-        </w:rPr>
-        <w:t xml:space="preserve">A</w:t>
-      </w:r>
-      <w:r>
-        <w:rPr>
-          <w:rFonts w:ascii="Barlow Semi Condensed" w:cs="Barlow Semi Condensed" w:eastAsia="Barlow Semi Condensed" w:hAnsi="Barlow Semi Condensed"/>
-          <w:i w:val="false"/>
-          <w:iCs w:val="false"/>
-          <w:sz w:val="21"/>
-          <w:szCs w:val="21"/>
-        </w:rPr>
-        <w:t xml:space="preserve"> quanto agli accertamenti compiuti, e va registrata perché parte della pubblicistica ha talvolta suggerito il contrario senza indicare l'atto che lo sorreggerebbe.</w:t>
-      </w:r>
-    </w:p>
-    <w:p>
-      <w:pPr>
-        <w:spacing w:after="120" w:line="290"/>
-        <w:jc w:val="both"/>
-      </w:pPr>
-      <w:r>
-        <w:rPr>
-          <w:rFonts w:ascii="Barlow Semi Condensed" w:cs="Barlow Semi Condensed" w:eastAsia="Barlow Semi Condensed" w:hAnsi="Barlow Semi Condensed"/>
-          <w:i w:val="false"/>
-          <w:iCs w:val="false"/>
-          <w:sz w:val="21"/>
-          <w:szCs w:val="21"/>
-        </w:rPr>
-        <w:t xml:space="preserve">Su tutti pesa un limite che il corpus dichiara e che la loro robustezza sconta: le commissioni italiane non hanno potere coercitivo verso autorità straniere e possono soltanto chiedere per via diplomatica. Sul versante internazionale gli Stati Zero sono perciò il prodotto di una ricerca insistente e </w:t>
-      </w:r>
-      <w:r>
-        <w:rPr>
-          <w:rFonts w:ascii="Barlow Semi Condensed" w:cs="Barlow Semi Condensed" w:eastAsia="Barlow Semi Condensed" w:hAnsi="Barlow Semi Condensed"/>
-          <w:b/>
-          <w:bCs/>
-          <w:i w:val="false"/>
-          <w:iCs w:val="false"/>
-          <w:sz w:val="21"/>
-          <w:szCs w:val="21"/>
-        </w:rPr>
-        <w:t xml:space="preserve">non esaustiva</w:t>
-      </w:r>
-      <w:r>
-        <w:rPr>
-          <w:rFonts w:ascii="Barlow Semi Condensed" w:cs="Barlow Semi Condensed" w:eastAsia="Barlow Semi Condensed" w:hAnsi="Barlow Semi Condensed"/>
-          <w:i w:val="false"/>
-          <w:iCs w:val="false"/>
-          <w:sz w:val="21"/>
-          <w:szCs w:val="21"/>
-        </w:rPr>
-        <w:t xml:space="preserve">, e la loro robustezza è collocata alta e non massima. È il genere di riserva che non si scrive per prudenza: si scrive perché senza di essa quegli esiti peserebbero più di quanto valgono.</w:t>
+        <w:t xml:space="preserve">VIII. La quarta specie: il fatto vero che non decide</w:t>
+      </w:r>
+    </w:p>
+    <w:p>
+      <w:pPr>
+        <w:spacing w:after="120" w:line="290"/>
+        <w:jc w:val="both"/>
+      </w:pPr>
+      <w:r>
+        <w:rPr>
+          <w:rFonts w:ascii="Barlow Semi Condensed" w:cs="Barlow Semi Condensed" w:eastAsia="Barlow Semi Condensed" w:hAnsi="Barlow Semi Condensed"/>
+          <w:i w:val="false"/>
+          <w:iCs w:val="false"/>
+          <w:sz w:val="21"/>
+          <w:szCs w:val="21"/>
+        </w:rPr>
+        <w:t xml:space="preserve">Il capitolo ha censito tre specie di esito negativo. Ne mancava una quarta, che non è un esito negativo affatto — ed è, di tutte, la più numerosa.</w:t>
+      </w:r>
+    </w:p>
+    <w:p>
+      <w:pPr>
+        <w:spacing w:after="120" w:line="290"/>
+        <w:jc w:val="both"/>
+      </w:pPr>
+      <w:r>
+        <w:rPr>
+          <w:rFonts w:ascii="Barlow Semi Condensed" w:cs="Barlow Semi Condensed" w:eastAsia="Barlow Semi Condensed" w:hAnsi="Barlow Semi Condensed"/>
+          <w:i w:val="false"/>
+          <w:iCs w:val="false"/>
+          <w:sz w:val="21"/>
+          <w:szCs w:val="21"/>
+        </w:rPr>
+        <w:t xml:space="preserve">Costruite tre tavole delle ipotesi concorrenti sulle tre questioni maggiori del caso, un risultato si è ripetuto in tutte e tre.</w:t>
+      </w:r>
+    </w:p>
+    <w:tbl>
+      <w:tblPr>
+        <w:tblW w:type="dxa" w:w="9000"/>
+        <w:tblBorders>
+          <w:top w:val="single" w:color="auto" w:sz="4"/>
+          <w:left w:val="single" w:color="auto" w:sz="4"/>
+          <w:bottom w:val="single" w:color="auto" w:sz="4"/>
+          <w:right w:val="single" w:color="auto" w:sz="4"/>
+          <w:insideH w:val="single" w:color="auto" w:sz="4"/>
+          <w:insideV w:val="single" w:color="auto" w:sz="4"/>
+        </w:tblBorders>
+      </w:tblPr>
+      <w:tblGrid>
+        <w:gridCol w:w="3000"/>
+        <w:gridCol w:w="3000"/>
+        <w:gridCol w:w="3000"/>
+      </w:tblGrid>
+      <w:tr>
+        <w:tc>
+          <w:tcPr>
+            <w:tcW w:type="dxa" w:w="3000"/>
+            <w:shd w:fill="EFEFEA" w:val="clear"/>
+          </w:tcPr>
+          <w:p>
+            <w:pPr>
+              <w:spacing w:after="40" w:before="40"/>
+            </w:pPr>
+            <w:r>
+              <w:rPr>
+                <w:rFonts w:ascii="Barlow Semi Condensed" w:cs="Barlow Semi Condensed" w:eastAsia="Barlow Semi Condensed" w:hAnsi="Barlow Semi Condensed"/>
+                <w:i w:val="false"/>
+                <w:iCs w:val="false"/>
+                <w:sz w:val="19"/>
+                <w:szCs w:val="19"/>
+              </w:rPr>
+              <w:t xml:space="preserve">tavola</w:t>
+            </w:r>
+          </w:p>
+        </w:tc>
+        <w:tc>
+          <w:tcPr>
+            <w:tcW w:type="dxa" w:w="3000"/>
+            <w:shd w:fill="EFEFEA" w:val="clear"/>
+          </w:tcPr>
+          <w:p>
+            <w:pPr>
+              <w:spacing w:after="40" w:before="40"/>
+            </w:pPr>
+            <w:r>
+              <w:rPr>
+                <w:rFonts w:ascii="Barlow Semi Condensed" w:cs="Barlow Semi Condensed" w:eastAsia="Barlow Semi Condensed" w:hAnsi="Barlow Semi Condensed"/>
+                <w:i w:val="false"/>
+                <w:iCs w:val="false"/>
+                <w:sz w:val="19"/>
+                <w:szCs w:val="19"/>
+              </w:rPr>
+              <w:t xml:space="preserve">evidenze</w:t>
+            </w:r>
+          </w:p>
+        </w:tc>
+        <w:tc>
+          <w:tcPr>
+            <w:tcW w:type="dxa" w:w="3000"/>
+            <w:shd w:fill="EFEFEA" w:val="clear"/>
+          </w:tcPr>
+          <w:p>
+            <w:pPr>
+              <w:spacing w:after="40" w:before="40"/>
+            </w:pPr>
+            <w:r>
+              <w:rPr>
+                <w:rFonts w:ascii="Barlow Semi Condensed" w:cs="Barlow Semi Condensed" w:eastAsia="Barlow Semi Condensed" w:hAnsi="Barlow Semi Condensed"/>
+                <w:i w:val="false"/>
+                <w:iCs w:val="false"/>
+                <w:sz w:val="19"/>
+                <w:szCs w:val="19"/>
+              </w:rPr>
+              <w:t xml:space="preserve">compatibili con tutte le ipotesi</w:t>
+            </w:r>
+          </w:p>
+        </w:tc>
+      </w:tr>
+      <w:tr>
+        <w:tc>
+          <w:tcPr>
+            <w:tcW w:type="dxa" w:w="3000"/>
+          </w:tcPr>
+          <w:p>
+            <w:pPr>
+              <w:spacing w:after="40" w:before="40"/>
+            </w:pPr>
+            <w:r>
+              <w:rPr>
+                <w:rFonts w:ascii="Barlow Semi Condensed" w:cs="Barlow Semi Condensed" w:eastAsia="Barlow Semi Condensed" w:hAnsi="Barlow Semi Condensed"/>
+                <w:i w:val="false"/>
+                <w:iCs w:val="false"/>
+                <w:sz w:val="19"/>
+                <w:szCs w:val="19"/>
+              </w:rPr>
+              <w:t xml:space="preserve">---</w:t>
+            </w:r>
+          </w:p>
+        </w:tc>
+        <w:tc>
+          <w:tcPr>
+            <w:tcW w:type="dxa" w:w="3000"/>
+          </w:tcPr>
+          <w:p>
+            <w:pPr>
+              <w:spacing w:after="40" w:before="40"/>
+            </w:pPr>
+            <w:r>
+              <w:rPr>
+                <w:rFonts w:ascii="Barlow Semi Condensed" w:cs="Barlow Semi Condensed" w:eastAsia="Barlow Semi Condensed" w:hAnsi="Barlow Semi Condensed"/>
+                <w:i w:val="false"/>
+                <w:iCs w:val="false"/>
+                <w:sz w:val="19"/>
+                <w:szCs w:val="19"/>
+              </w:rPr>
+              <w:t xml:space="preserve">:-:</w:t>
+            </w:r>
+          </w:p>
+        </w:tc>
+        <w:tc>
+          <w:tcPr>
+            <w:tcW w:type="dxa" w:w="3000"/>
+          </w:tcPr>
+          <w:p>
+            <w:pPr>
+              <w:spacing w:after="40" w:before="40"/>
+            </w:pPr>
+            <w:r>
+              <w:rPr>
+                <w:rFonts w:ascii="Barlow Semi Condensed" w:cs="Barlow Semi Condensed" w:eastAsia="Barlow Semi Condensed" w:hAnsi="Barlow Semi Condensed"/>
+                <w:i w:val="false"/>
+                <w:iCs w:val="false"/>
+                <w:sz w:val="19"/>
+                <w:szCs w:val="19"/>
+              </w:rPr>
+              <w:t xml:space="preserve">:-:</w:t>
+            </w:r>
+          </w:p>
+        </w:tc>
+      </w:tr>
+      <w:tr>
+        <w:tc>
+          <w:tcPr>
+            <w:tcW w:type="dxa" w:w="3000"/>
+          </w:tcPr>
+          <w:p>
+            <w:pPr>
+              <w:spacing w:after="40" w:before="40"/>
+            </w:pPr>
+            <w:r>
+              <w:rPr>
+                <w:rFonts w:ascii="Barlow Semi Condensed" w:cs="Barlow Semi Condensed" w:eastAsia="Barlow Semi Condensed" w:hAnsi="Barlow Semi Condensed"/>
+                <w:i w:val="false"/>
+                <w:iCs w:val="false"/>
+                <w:sz w:val="19"/>
+                <w:szCs w:val="19"/>
+              </w:rPr>
+              <w:t xml:space="preserve">la custodia</w:t>
+            </w:r>
+          </w:p>
+        </w:tc>
+        <w:tc>
+          <w:tcPr>
+            <w:tcW w:type="dxa" w:w="3000"/>
+          </w:tcPr>
+          <w:p>
+            <w:pPr>
+              <w:spacing w:after="40" w:before="40"/>
+            </w:pPr>
+            <w:r>
+              <w:rPr>
+                <w:rFonts w:ascii="Barlow Semi Condensed" w:cs="Barlow Semi Condensed" w:eastAsia="Barlow Semi Condensed" w:hAnsi="Barlow Semi Condensed"/>
+                <w:i w:val="false"/>
+                <w:iCs w:val="false"/>
+                <w:sz w:val="19"/>
+                <w:szCs w:val="19"/>
+              </w:rPr>
+              <w:t xml:space="preserve">11</w:t>
+            </w:r>
+          </w:p>
+        </w:tc>
+        <w:tc>
+          <w:tcPr>
+            <w:tcW w:type="dxa" w:w="3000"/>
+          </w:tcPr>
+          <w:p>
+            <w:pPr>
+              <w:spacing w:after="40" w:before="40"/>
+            </w:pPr>
+            <w:r>
+              <w:rPr>
+                <w:rFonts w:ascii="Barlow Semi Condensed" w:cs="Barlow Semi Condensed" w:eastAsia="Barlow Semi Condensed" w:hAnsi="Barlow Semi Condensed"/>
+                <w:i w:val="false"/>
+                <w:iCs w:val="false"/>
+                <w:sz w:val="19"/>
+                <w:szCs w:val="19"/>
+              </w:rPr>
+              <w:t xml:space="preserve">3</w:t>
+            </w:r>
+          </w:p>
+        </w:tc>
+      </w:tr>
+      <w:tr>
+        <w:tc>
+          <w:tcPr>
+            <w:tcW w:type="dxa" w:w="3000"/>
+          </w:tcPr>
+          <w:p>
+            <w:pPr>
+              <w:spacing w:after="40" w:before="40"/>
+            </w:pPr>
+            <w:r>
+              <w:rPr>
+                <w:rFonts w:ascii="Barlow Semi Condensed" w:cs="Barlow Semi Condensed" w:eastAsia="Barlow Semi Condensed" w:hAnsi="Barlow Semi Condensed"/>
+                <w:i w:val="false"/>
+                <w:iCs w:val="false"/>
+                <w:sz w:val="19"/>
+                <w:szCs w:val="19"/>
+              </w:rPr>
+              <w:t xml:space="preserve">l'agguato</w:t>
+            </w:r>
+          </w:p>
+        </w:tc>
+        <w:tc>
+          <w:tcPr>
+            <w:tcW w:type="dxa" w:w="3000"/>
+          </w:tcPr>
+          <w:p>
+            <w:pPr>
+              <w:spacing w:after="40" w:before="40"/>
+            </w:pPr>
+            <w:r>
+              <w:rPr>
+                <w:rFonts w:ascii="Barlow Semi Condensed" w:cs="Barlow Semi Condensed" w:eastAsia="Barlow Semi Condensed" w:hAnsi="Barlow Semi Condensed"/>
+                <w:i w:val="false"/>
+                <w:iCs w:val="false"/>
+                <w:sz w:val="19"/>
+                <w:szCs w:val="19"/>
+              </w:rPr>
+              <w:t xml:space="preserve">11</w:t>
+            </w:r>
+          </w:p>
+        </w:tc>
+        <w:tc>
+          <w:tcPr>
+            <w:tcW w:type="dxa" w:w="3000"/>
+          </w:tcPr>
+          <w:p>
+            <w:pPr>
+              <w:spacing w:after="40" w:before="40"/>
+            </w:pPr>
+            <w:r>
+              <w:rPr>
+                <w:rFonts w:ascii="Barlow Semi Condensed" w:cs="Barlow Semi Condensed" w:eastAsia="Barlow Semi Condensed" w:hAnsi="Barlow Semi Condensed"/>
+                <w:i w:val="false"/>
+                <w:iCs w:val="false"/>
+                <w:sz w:val="19"/>
+                <w:szCs w:val="19"/>
+              </w:rPr>
+              <w:t xml:space="preserve">5</w:t>
+            </w:r>
+          </w:p>
+        </w:tc>
+      </w:tr>
+      <w:tr>
+        <w:tc>
+          <w:tcPr>
+            <w:tcW w:type="dxa" w:w="3000"/>
+          </w:tcPr>
+          <w:p>
+            <w:pPr>
+              <w:spacing w:after="40" w:before="40"/>
+            </w:pPr>
+            <w:r>
+              <w:rPr>
+                <w:rFonts w:ascii="Barlow Semi Condensed" w:cs="Barlow Semi Condensed" w:eastAsia="Barlow Semi Condensed" w:hAnsi="Barlow Semi Condensed"/>
+                <w:i w:val="false"/>
+                <w:iCs w:val="false"/>
+                <w:sz w:val="19"/>
+                <w:szCs w:val="19"/>
+              </w:rPr>
+              <w:t xml:space="preserve">le omissioni</w:t>
+            </w:r>
+          </w:p>
+        </w:tc>
+        <w:tc>
+          <w:tcPr>
+            <w:tcW w:type="dxa" w:w="3000"/>
+          </w:tcPr>
+          <w:p>
+            <w:pPr>
+              <w:spacing w:after="40" w:before="40"/>
+            </w:pPr>
+            <w:r>
+              <w:rPr>
+                <w:rFonts w:ascii="Barlow Semi Condensed" w:cs="Barlow Semi Condensed" w:eastAsia="Barlow Semi Condensed" w:hAnsi="Barlow Semi Condensed"/>
+                <w:i w:val="false"/>
+                <w:iCs w:val="false"/>
+                <w:sz w:val="19"/>
+                <w:szCs w:val="19"/>
+              </w:rPr>
+              <w:t xml:space="preserve">9</w:t>
+            </w:r>
+          </w:p>
+        </w:tc>
+        <w:tc>
+          <w:tcPr>
+            <w:tcW w:type="dxa" w:w="3000"/>
+          </w:tcPr>
+          <w:p>
+            <w:pPr>
+              <w:spacing w:after="40" w:before="40"/>
+            </w:pPr>
+            <w:r>
+              <w:rPr>
+                <w:rFonts w:ascii="Barlow Semi Condensed" w:cs="Barlow Semi Condensed" w:eastAsia="Barlow Semi Condensed" w:hAnsi="Barlow Semi Condensed"/>
+                <w:i w:val="false"/>
+                <w:iCs w:val="false"/>
+                <w:sz w:val="19"/>
+                <w:szCs w:val="19"/>
+              </w:rPr>
+              <w:t xml:space="preserve">6</w:t>
+            </w:r>
+          </w:p>
+        </w:tc>
+      </w:tr>
+    </w:tbl>
+    <w:p>
+      <w:pPr>
+        <w:spacing w:after="140"/>
+      </w:pPr>
+    </w:p>
+    <w:p>
+      <w:pPr>
+        <w:spacing w:after="120" w:line="290"/>
+        <w:jc w:val="both"/>
+      </w:pPr>
+      <w:r>
+        <w:rPr>
+          <w:rFonts w:ascii="Barlow Semi Condensed" w:cs="Barlow Semi Condensed" w:eastAsia="Barlow Semi Condensed" w:hAnsi="Barlow Semi Condensed"/>
+          <w:i w:val="false"/>
+          <w:iCs w:val="false"/>
+          <w:sz w:val="21"/>
+          <w:szCs w:val="21"/>
+        </w:rPr>
+        <w:t xml:space="preserve">Quattordici evidenze su trentuno </w:t>
+      </w:r>
+      <w:r>
+        <w:rPr>
+          <w:rFonts w:ascii="Barlow Semi Condensed" w:cs="Barlow Semi Condensed" w:eastAsia="Barlow Semi Condensed" w:hAnsi="Barlow Semi Condensed"/>
+          <w:b/>
+          <w:bCs/>
+          <w:i w:val="false"/>
+          <w:iCs w:val="false"/>
+          <w:sz w:val="21"/>
+          <w:szCs w:val="21"/>
+        </w:rPr>
+        <w:t xml:space="preserve">non distinguono nulla</w:t>
+      </w:r>
+      <w:r>
+        <w:rPr>
+          <w:rFonts w:ascii="Barlow Semi Condensed" w:cs="Barlow Semi Condensed" w:eastAsia="Barlow Semi Condensed" w:hAnsi="Barlow Semi Condensed"/>
+          <w:i w:val="false"/>
+          <w:iCs w:val="false"/>
+          <w:sz w:val="21"/>
+          <w:szCs w:val="21"/>
+        </w:rPr>
+        <w:t xml:space="preserve">. Sono fatti veri, alcuni di rango altissimo — un accertamento giudiziario, una perizia balistica, un accertamento di commissione parlamentare — e sono compatibili con ogni ipotesi in campo, cioè con l'ipotesi e con la sua contraria. Sapere che sono veri </w:t>
+      </w:r>
+      <w:r>
+        <w:rPr>
+          <w:rFonts w:ascii="Barlow Semi Condensed" w:cs="Barlow Semi Condensed" w:eastAsia="Barlow Semi Condensed" w:hAnsi="Barlow Semi Condensed"/>
+          <w:b/>
+          <w:bCs/>
+          <w:i w:val="false"/>
+          <w:iCs w:val="false"/>
+          <w:sz w:val="21"/>
+          <w:szCs w:val="21"/>
+        </w:rPr>
+        <w:t xml:space="preserve">non sposta di un millimetro</w:t>
+      </w:r>
+      <w:r>
+        <w:rPr>
+          <w:rFonts w:ascii="Barlow Semi Condensed" w:cs="Barlow Semi Condensed" w:eastAsia="Barlow Semi Condensed" w:hAnsi="Barlow Semi Condensed"/>
+          <w:i w:val="false"/>
+          <w:iCs w:val="false"/>
+          <w:sz w:val="21"/>
+          <w:szCs w:val="21"/>
+        </w:rPr>
+        <w:t xml:space="preserve"> ciò che si può concludere.</w:t>
+      </w:r>
+    </w:p>
+    <w:p>
+      <w:pPr>
+        <w:spacing w:after="120" w:line="290"/>
+        <w:jc w:val="both"/>
+      </w:pPr>
+      <w:r>
+        <w:rPr>
+          <w:rFonts w:ascii="Barlow Semi Condensed" w:cs="Barlow Semi Condensed" w:eastAsia="Barlow Semi Condensed" w:hAnsi="Barlow Semi Condensed"/>
+          <w:i w:val="false"/>
+          <w:iCs w:val="false"/>
+          <w:sz w:val="21"/>
+          <w:szCs w:val="21"/>
+        </w:rPr>
+        <w:t xml:space="preserve">E non sono fatti oscuri: sono </w:t>
+      </w:r>
+      <w:r>
+        <w:rPr>
+          <w:rFonts w:ascii="Barlow Semi Condensed" w:cs="Barlow Semi Condensed" w:eastAsia="Barlow Semi Condensed" w:hAnsi="Barlow Semi Condensed"/>
+          <w:b/>
+          <w:bCs/>
+          <w:i w:val="false"/>
+          <w:iCs w:val="false"/>
+          <w:sz w:val="21"/>
+          <w:szCs w:val="21"/>
+        </w:rPr>
+        <w:t xml:space="preserve">esattamente i più citati</w:t>
+      </w:r>
+      <w:r>
+        <w:rPr>
+          <w:rFonts w:ascii="Barlow Semi Condensed" w:cs="Barlow Semi Condensed" w:eastAsia="Barlow Semi Condensed" w:hAnsi="Barlow Semi Condensed"/>
+          <w:i w:val="false"/>
+          <w:iCs w:val="false"/>
+          <w:sz w:val="21"/>
+          <w:szCs w:val="21"/>
+        </w:rPr>
+        <w:t xml:space="preserve">. Il controllo mancato, gli assetti proprietari di uno stabile, il numero dei colpi, la scarsità dei custodi, il dato che pochi clandestini tennero in scacco un dispositivo immenso. Quarantotto anni di discussione si sono appoggiati, da entrambe le parti e con eguale convinzione, su evidenze che non potevano deciderne l'esito.</w:t>
+      </w:r>
+    </w:p>
+    <w:p>
+      <w:pPr>
+        <w:spacing w:after="120" w:line="290"/>
+        <w:jc w:val="both"/>
+      </w:pPr>
+      <w:r>
+        <w:rPr>
+          <w:rFonts w:ascii="Barlow Semi Condensed" w:cs="Barlow Semi Condensed" w:eastAsia="Barlow Semi Condensed" w:hAnsi="Barlow Semi Condensed"/>
+          <w:b/>
+          <w:bCs/>
+          <w:i w:val="false"/>
+          <w:iCs w:val="false"/>
+          <w:sz w:val="21"/>
+          <w:szCs w:val="21"/>
+        </w:rPr>
+        <w:t xml:space="preserve">Grado B</w:t>
+      </w:r>
+      <w:r>
+        <w:rPr>
+          <w:rFonts w:ascii="Barlow Semi Condensed" w:cs="Barlow Semi Condensed" w:eastAsia="Barlow Semi Condensed" w:hAnsi="Barlow Semi Condensed"/>
+          <w:i w:val="false"/>
+          <w:iCs w:val="false"/>
+          <w:sz w:val="21"/>
+          <w:szCs w:val="21"/>
+        </w:rPr>
+        <w:t xml:space="preserve"> per la misura, che dipende dalle ipotesi messe in tavola e cambierebbe se se ne aggiungesse una; </w:t>
+      </w:r>
+      <w:r>
+        <w:rPr>
+          <w:rFonts w:ascii="Barlow Semi Condensed" w:cs="Barlow Semi Condensed" w:eastAsia="Barlow Semi Condensed" w:hAnsi="Barlow Semi Condensed"/>
+          <w:b/>
+          <w:bCs/>
+          <w:i w:val="false"/>
+          <w:iCs w:val="false"/>
+          <w:sz w:val="21"/>
+          <w:szCs w:val="21"/>
+        </w:rPr>
+        <w:t xml:space="preserve">e non cambierebbe di molto</w:t>
+      </w:r>
+      <w:r>
+        <w:rPr>
+          <w:rFonts w:ascii="Barlow Semi Condensed" w:cs="Barlow Semi Condensed" w:eastAsia="Barlow Semi Condensed" w:hAnsi="Barlow Semi Condensed"/>
+          <w:i w:val="false"/>
+          <w:iCs w:val="false"/>
+          <w:sz w:val="21"/>
+          <w:szCs w:val="21"/>
+        </w:rPr>
+        <w:t xml:space="preserve">, perché ciò che rende un'evidenza indifferente non è il numero delle ipotesi ma la sua struttura.</w:t>
       </w:r>
     </w:p>
     <w:p>
@@ -18078,7 +18412,433 @@
           <w:sz w:val="25"/>
           <w:szCs w:val="25"/>
         </w:rPr>
-        <w:t xml:space="preserve">IX. Ciò che resta</w:t>
+        <w:t xml:space="preserve">IX. Il fatto e la sua forza discriminante</w:t>
+      </w:r>
+    </w:p>
+    <w:p>
+      <w:pPr>
+        <w:spacing w:after="120" w:line="290"/>
+        <w:jc w:val="both"/>
+      </w:pPr>
+      <w:r>
+        <w:rPr>
+          <w:rFonts w:ascii="Barlow Semi Condensed" w:cs="Barlow Semi Condensed" w:eastAsia="Barlow Semi Condensed" w:hAnsi="Barlow Semi Condensed"/>
+          <w:i/>
+          <w:iCs/>
+          <w:sz w:val="21"/>
+          <w:szCs w:val="21"/>
+        </w:rPr>
+        <w:t xml:space="preserve">Questa è, di tutte le distinzioni che ho avuto occasione di insegnare, quella che gli studenti afferravano più tardi e con maggior profitto: </w:t>
+      </w:r>
+      <w:r>
+        <w:rPr>
+          <w:rFonts w:ascii="Barlow Semi Condensed" w:cs="Barlow Semi Condensed" w:eastAsia="Barlow Semi Condensed" w:hAnsi="Barlow Semi Condensed"/>
+          <w:b/>
+          <w:bCs/>
+          <w:i/>
+          <w:iCs/>
+          <w:sz w:val="21"/>
+          <w:szCs w:val="21"/>
+        </w:rPr>
+        <w:t xml:space="preserve">la verità di una proposizione e la sua capacità di decidere sono due proprietà diverse</w:t>
+      </w:r>
+      <w:r>
+        <w:rPr>
+          <w:rFonts w:ascii="Barlow Semi Condensed" w:cs="Barlow Semi Condensed" w:eastAsia="Barlow Semi Condensed" w:hAnsi="Barlow Semi Condensed"/>
+          <w:i/>
+          <w:iCs/>
+          <w:sz w:val="21"/>
+          <w:szCs w:val="21"/>
+        </w:rPr>
+        <w:t xml:space="preserve">, e non variano insieme.</w:t>
+      </w:r>
+    </w:p>
+    <w:p>
+      <w:pPr>
+        <w:spacing w:after="120" w:line="290"/>
+        <w:jc w:val="both"/>
+      </w:pPr>
+      <w:r>
+        <w:rPr>
+          <w:rFonts w:ascii="Barlow Semi Condensed" w:cs="Barlow Semi Condensed" w:eastAsia="Barlow Semi Condensed" w:hAnsi="Barlow Semi Condensed"/>
+          <w:i/>
+          <w:iCs/>
+          <w:sz w:val="21"/>
+          <w:szCs w:val="21"/>
+        </w:rPr>
+        <w:t xml:space="preserve">Si assume comunemente che raccogliere fatti veri sia sempre un guadagno, e che il compito consista nell'accumularne quanti più si può. È errore, e di quelli che peggiorano col crescere della diligenza. Un fatto acquisito che si accordi egualmente con l'ipotesi e con la sua contraria </w:t>
+      </w:r>
+      <w:r>
+        <w:rPr>
+          <w:rFonts w:ascii="Barlow Semi Condensed" w:cs="Barlow Semi Condensed" w:eastAsia="Barlow Semi Condensed" w:hAnsi="Barlow Semi Condensed"/>
+          <w:b/>
+          <w:bCs/>
+          <w:i/>
+          <w:iCs/>
+          <w:sz w:val="21"/>
+          <w:szCs w:val="21"/>
+        </w:rPr>
+        <w:t xml:space="preserve">non ha aggiunto nulla</w:t>
+      </w:r>
+      <w:r>
+        <w:rPr>
+          <w:rFonts w:ascii="Barlow Semi Condensed" w:cs="Barlow Semi Condensed" w:eastAsia="Barlow Semi Condensed" w:hAnsi="Barlow Semi Condensed"/>
+          <w:i/>
+          <w:iCs/>
+          <w:sz w:val="21"/>
+          <w:szCs w:val="21"/>
+        </w:rPr>
+        <w:t xml:space="preserve"> a chi deve scegliere fra le due: gli ha aggiunto una pagina, il che è cosa diversa e in certe circostanze è il contrario.</w:t>
+      </w:r>
+    </w:p>
+    <w:p>
+      <w:pPr>
+        <w:spacing w:after="120" w:line="290"/>
+        <w:jc w:val="both"/>
+      </w:pPr>
+      <w:r>
+        <w:rPr>
+          <w:rFonts w:ascii="Barlow Semi Condensed" w:cs="Barlow Semi Condensed" w:eastAsia="Barlow Semi Condensed" w:hAnsi="Barlow Semi Condensed"/>
+          <w:i/>
+          <w:iCs/>
+          <w:sz w:val="21"/>
+          <w:szCs w:val="21"/>
+        </w:rPr>
+        <w:t xml:space="preserve">La domanda che va posta a ogni acquisizione, prima di rallegrarsene, è dunque questa sola: </w:t>
+      </w:r>
+      <w:r>
+        <w:rPr>
+          <w:rFonts w:ascii="Barlow Semi Condensed" w:cs="Barlow Semi Condensed" w:eastAsia="Barlow Semi Condensed" w:hAnsi="Barlow Semi Condensed"/>
+          <w:b/>
+          <w:bCs/>
+          <w:i/>
+          <w:iCs/>
+          <w:sz w:val="21"/>
+          <w:szCs w:val="21"/>
+        </w:rPr>
+        <w:t xml:space="preserve">se le cose stessero all'opposto, questo fatto sarebbe diverso?</w:t>
+      </w:r>
+      <w:r>
+        <w:rPr>
+          <w:rFonts w:ascii="Barlow Semi Condensed" w:cs="Barlow Semi Condensed" w:eastAsia="Barlow Semi Condensed" w:hAnsi="Barlow Semi Condensed"/>
+          <w:i/>
+          <w:iCs/>
+          <w:sz w:val="21"/>
+          <w:szCs w:val="21"/>
+        </w:rPr>
+        <w:t xml:space="preserve"> Se la risposta è no, il fatto è vero e muto. Non si getta — può servire ad altro, e quasi sempre serve — ma non lo si porti a sostegno di una tesi, perché non la sostiene: la accompagna.</w:t>
+      </w:r>
+    </w:p>
+    <w:p>
+      <w:pPr>
+        <w:spacing w:after="120" w:line="290"/>
+        <w:jc w:val="both"/>
+      </w:pPr>
+      <w:r>
+        <w:rPr>
+          <w:rFonts w:ascii="Barlow Semi Condensed" w:cs="Barlow Semi Condensed" w:eastAsia="Barlow Semi Condensed" w:hAnsi="Barlow Semi Condensed"/>
+          <w:i/>
+          <w:iCs/>
+          <w:sz w:val="21"/>
+          <w:szCs w:val="21"/>
+        </w:rPr>
+        <w:t xml:space="preserve">Vi è poi la ragione per cui questo errore è così tenace, e non è la sciocchezza di chi lo commette. Un fatto vero e muto ha, agli occhi di chi già propende per una tesi, </w:t>
+      </w:r>
+      <w:r>
+        <w:rPr>
+          <w:rFonts w:ascii="Barlow Semi Condensed" w:cs="Barlow Semi Condensed" w:eastAsia="Barlow Semi Condensed" w:hAnsi="Barlow Semi Condensed"/>
+          <w:b/>
+          <w:bCs/>
+          <w:i/>
+          <w:iCs/>
+          <w:sz w:val="21"/>
+          <w:szCs w:val="21"/>
+        </w:rPr>
+        <w:t xml:space="preserve">l'apparenza esatta di una conferma</w:t>
+      </w:r>
+      <w:r>
+        <w:rPr>
+          <w:rFonts w:ascii="Barlow Semi Condensed" w:cs="Barlow Semi Condensed" w:eastAsia="Barlow Semi Condensed" w:hAnsi="Barlow Semi Condensed"/>
+          <w:i/>
+          <w:iCs/>
+          <w:sz w:val="21"/>
+          <w:szCs w:val="21"/>
+        </w:rPr>
+        <w:t xml:space="preserve">: si accorda con ciò che pensa, e l'accordo è genuino. Nessuno mente. Solo che si accorderebbe altrettanto bene col pensiero opposto, e questo chi propende non ha ragione di verificarlo, giacché verificarlo significa domandare a un proprio argomento se sia inutile — e non conosco domanda che si ponga più di rado.</w:t>
+      </w:r>
+    </w:p>
+    <w:p>
+      <w:pPr>
+        <w:spacing w:after="120" w:line="290"/>
+        <w:jc w:val="both"/>
+      </w:pPr>
+      <w:r>
+        <w:rPr>
+          <w:rFonts w:ascii="Barlow Semi Condensed" w:cs="Barlow Semi Condensed" w:eastAsia="Barlow Semi Condensed" w:hAnsi="Barlow Semi Condensed"/>
+          <w:i/>
+          <w:iCs/>
+          <w:sz w:val="21"/>
+          <w:szCs w:val="21"/>
+        </w:rPr>
+        <w:t xml:space="preserve">Onde la conseguenza pratica, che è severa e la scrivo per intero. In una controversia lunga, la quantità delle prove addotte da ciascuna parte non misura la forza delle rispettive posizioni: </w:t>
+      </w:r>
+      <w:r>
+        <w:rPr>
+          <w:rFonts w:ascii="Barlow Semi Condensed" w:cs="Barlow Semi Condensed" w:eastAsia="Barlow Semi Condensed" w:hAnsi="Barlow Semi Condensed"/>
+          <w:b/>
+          <w:bCs/>
+          <w:i/>
+          <w:iCs/>
+          <w:sz w:val="21"/>
+          <w:szCs w:val="21"/>
+        </w:rPr>
+        <w:t xml:space="preserve">misura la longevità della controversia</w:t>
+      </w:r>
+      <w:r>
+        <w:rPr>
+          <w:rFonts w:ascii="Barlow Semi Condensed" w:cs="Barlow Semi Condensed" w:eastAsia="Barlow Semi Condensed" w:hAnsi="Barlow Semi Condensed"/>
+          <w:i/>
+          <w:iCs/>
+          <w:sz w:val="21"/>
+          <w:szCs w:val="21"/>
+        </w:rPr>
+        <w:t xml:space="preserve">. Se un dibattito dura quarantotto anni con abbondanza di documenti da entrambi i lati, la spiegazione più semplice non è che una delle due parti sia cieca. È che i documenti abbondanti siano, in massima parte, dei documenti muti — e che le poche carte capaci di parlare nessuno le abbia ancora lette.</w:t>
+      </w:r>
+    </w:p>
+    <w:p>
+      <w:pPr>
+        <w:pStyle w:val="Heading2"/>
+        <w:spacing w:after="120" w:before="260"/>
+      </w:pPr>
+      <w:r>
+        <w:rPr>
+          <w:rFonts w:ascii="Barlow Semi Condensed" w:cs="Barlow Semi Condensed" w:eastAsia="Barlow Semi Condensed" w:hAnsi="Barlow Semi Condensed"/>
+          <w:i w:val="false"/>
+          <w:iCs w:val="false"/>
+          <w:sz w:val="25"/>
+          <w:szCs w:val="25"/>
+        </w:rPr>
+        <w:t xml:space="preserve">X. Il perimetro negativo</w:t>
+      </w:r>
+    </w:p>
+    <w:p>
+      <w:pPr>
+        <w:spacing w:after="120" w:line="290"/>
+        <w:jc w:val="both"/>
+      </w:pPr>
+      <w:r>
+        <w:rPr>
+          <w:rFonts w:ascii="Barlow Semi Condensed" w:cs="Barlow Semi Condensed" w:eastAsia="Barlow Semi Condensed" w:hAnsi="Barlow Semi Condensed"/>
+          <w:i w:val="false"/>
+          <w:iCs w:val="false"/>
+          <w:sz w:val="21"/>
+          <w:szCs w:val="21"/>
+        </w:rPr>
+        <w:t xml:space="preserve">Ciò che il registro contiene, e che nessuna delle cifre contestate mette in discussione, è la sagoma di ciò che non c'è — e vale la pena rileggerlo dopo il paragrafo precedente, perché ne esce diverso: </w:t>
+      </w:r>
+      <w:r>
+        <w:rPr>
+          <w:rFonts w:ascii="Barlow Semi Condensed" w:cs="Barlow Semi Condensed" w:eastAsia="Barlow Semi Condensed" w:hAnsi="Barlow Semi Condensed"/>
+          <w:b/>
+          <w:bCs/>
+          <w:i w:val="false"/>
+          <w:iCs w:val="false"/>
+          <w:sz w:val="21"/>
+          <w:szCs w:val="21"/>
+        </w:rPr>
+        <w:t xml:space="preserve">un esito negativo con la sede nominata discrimina quasi sempre; un fatto positivo, spesso no.</w:t>
+      </w:r>
+      <w:r>
+        <w:rPr>
+          <w:rFonts w:ascii="Barlow Semi Condensed" w:cs="Barlow Semi Condensed" w:eastAsia="Barlow Semi Condensed" w:hAnsi="Barlow Semi Condensed"/>
+          <w:i w:val="false"/>
+          <w:iCs w:val="false"/>
+          <w:sz w:val="21"/>
+          <w:szCs w:val="21"/>
+        </w:rPr>
+        <w:t xml:space="preserve"> È la ragione per cui questo registro merita di stare in fondo a un libro, e non in nota.</w:t>
+      </w:r>
+    </w:p>
+    <w:p>
+      <w:pPr>
+        <w:spacing w:after="120" w:line="290"/>
+        <w:jc w:val="both"/>
+      </w:pPr>
+      <w:r>
+        <w:rPr>
+          <w:rFonts w:ascii="Barlow Semi Condensed" w:cs="Barlow Semi Condensed" w:eastAsia="Barlow Semi Condensed" w:hAnsi="Barlow Semi Condensed"/>
+          <w:b/>
+          <w:bCs/>
+          <w:i w:val="false"/>
+          <w:iCs w:val="false"/>
+          <w:sz w:val="21"/>
+          <w:szCs w:val="21"/>
+        </w:rPr>
+        <w:t xml:space="preserve">I tre dichiarati dall'autorità archivistica</w:t>
+      </w:r>
+      <w:r>
+        <w:rPr>
+          <w:rFonts w:ascii="Barlow Semi Condensed" w:cs="Barlow Semi Condensed" w:eastAsia="Barlow Semi Condensed" w:hAnsi="Barlow Semi Condensed"/>
+          <w:i w:val="false"/>
+          <w:iCs w:val="false"/>
+          <w:sz w:val="21"/>
+          <w:szCs w:val="21"/>
+        </w:rPr>
+        <w:t xml:space="preserve"> — grado </w:t>
+      </w:r>
+      <w:r>
+        <w:rPr>
+          <w:rFonts w:ascii="Barlow Semi Condensed" w:cs="Barlow Semi Condensed" w:eastAsia="Barlow Semi Condensed" w:hAnsi="Barlow Semi Condensed"/>
+          <w:b/>
+          <w:bCs/>
+          <w:i w:val="false"/>
+          <w:iCs w:val="false"/>
+          <w:sz w:val="21"/>
+          <w:szCs w:val="21"/>
+        </w:rPr>
+        <w:t xml:space="preserve">A</w:t>
+      </w:r>
+      <w:r>
+        <w:rPr>
+          <w:rFonts w:ascii="Barlow Semi Condensed" w:cs="Barlow Semi Condensed" w:eastAsia="Barlow Semi Condensed" w:hAnsi="Barlow Semi Condensed"/>
+          <w:i w:val="false"/>
+          <w:iCs w:val="false"/>
+          <w:sz w:val="21"/>
+          <w:szCs w:val="21"/>
+        </w:rPr>
+        <w:t xml:space="preserve"> quanto alle dichiarazioni di ignoranza: ignoto l'originale del memoriale; ignote le registrazioni sonore dell'interrogatorio, delle quali gli stessi responsabili hanno poi parlato; non noti gli originali di gran parte delle altre scritture, che secondo le loro dichiarazioni furono distrutti.</w:t>
+      </w:r>
+    </w:p>
+    <w:p>
+      <w:pPr>
+        <w:spacing w:after="120" w:line="290"/>
+        <w:jc w:val="both"/>
+      </w:pPr>
+      <w:r>
+        <w:rPr>
+          <w:rFonts w:ascii="Barlow Semi Condensed" w:cs="Barlow Semi Condensed" w:eastAsia="Barlow Semi Condensed" w:hAnsi="Barlow Semi Condensed"/>
+          <w:b/>
+          <w:bCs/>
+          <w:i w:val="false"/>
+          <w:iCs w:val="false"/>
+          <w:sz w:val="21"/>
+          <w:szCs w:val="21"/>
+        </w:rPr>
+        <w:t xml:space="preserve">I maggiori.</w:t>
+      </w:r>
+      <w:r>
+        <w:rPr>
+          <w:rFonts w:ascii="Barlow Semi Condensed" w:cs="Barlow Semi Condensed" w:eastAsia="Barlow Semi Condensed" w:hAnsi="Barlow Semi Condensed"/>
+          <w:i w:val="false"/>
+          <w:iCs w:val="false"/>
+          <w:sz w:val="21"/>
+          <w:szCs w:val="21"/>
+        </w:rPr>
+        <w:t xml:space="preserve"> La ricerca di un mandato esterno, condotta anche nei fondi stranieri aperti dopo il duemila, senza acquisizione. La ricerca di una regia unitaria dietro le condotte ostruttive, mai approdata a un centro identificato. La verifica di singole piste internazionali, ciascuna istruita e ciascuna chiusa senza acquisizione.</w:t>
+      </w:r>
+    </w:p>
+    <w:p>
+      <w:pPr>
+        <w:spacing w:after="120" w:line="290"/>
+        <w:jc w:val="both"/>
+      </w:pPr>
+      <w:r>
+        <w:rPr>
+          <w:rFonts w:ascii="Barlow Semi Condensed" w:cs="Barlow Semi Condensed" w:eastAsia="Barlow Semi Condensed" w:hAnsi="Barlow Semi Condensed"/>
+          <w:b/>
+          <w:bCs/>
+          <w:i w:val="false"/>
+          <w:iCs w:val="false"/>
+          <w:sz w:val="21"/>
+          <w:szCs w:val="21"/>
+        </w:rPr>
+        <w:t xml:space="preserve">I minori, e non trascurabili.</w:t>
+      </w:r>
+      <w:r>
+        <w:rPr>
+          <w:rFonts w:ascii="Barlow Semi Condensed" w:cs="Barlow Semi Condensed" w:eastAsia="Barlow Semi Condensed" w:hAnsi="Barlow Semi Condensed"/>
+          <w:i w:val="false"/>
+          <w:iCs w:val="false"/>
+          <w:sz w:val="21"/>
+          <w:szCs w:val="21"/>
+        </w:rPr>
+        <w:t xml:space="preserve"> Il movente economico autonomo del sequestro, esplorato e non riscontrato. La provenienza delle armi da dotazioni istituzionali: esclusa, per quanto verificabile, dagli accertamenti sui canali di approvvigionamento — grado </w:t>
+      </w:r>
+      <w:r>
+        <w:rPr>
+          <w:rFonts w:ascii="Barlow Semi Condensed" w:cs="Barlow Semi Condensed" w:eastAsia="Barlow Semi Condensed" w:hAnsi="Barlow Semi Condensed"/>
+          <w:b/>
+          <w:bCs/>
+          <w:i w:val="false"/>
+          <w:iCs w:val="false"/>
+          <w:sz w:val="21"/>
+          <w:szCs w:val="21"/>
+        </w:rPr>
+        <w:t xml:space="preserve">A</w:t>
+      </w:r>
+      <w:r>
+        <w:rPr>
+          <w:rFonts w:ascii="Barlow Semi Condensed" w:cs="Barlow Semi Condensed" w:eastAsia="Barlow Semi Condensed" w:hAnsi="Barlow Semi Condensed"/>
+          <w:i w:val="false"/>
+          <w:iCs w:val="false"/>
+          <w:sz w:val="21"/>
+          <w:szCs w:val="21"/>
+        </w:rPr>
+        <w:t xml:space="preserve"> quanto agli accertamenti compiuti, e va registrata perché parte della pubblicistica ha talvolta suggerito il contrario senza indicare l'atto che lo sorreggerebbe.</w:t>
+      </w:r>
+    </w:p>
+    <w:p>
+      <w:pPr>
+        <w:spacing w:after="120" w:line="290"/>
+        <w:jc w:val="both"/>
+      </w:pPr>
+      <w:r>
+        <w:rPr>
+          <w:rFonts w:ascii="Barlow Semi Condensed" w:cs="Barlow Semi Condensed" w:eastAsia="Barlow Semi Condensed" w:hAnsi="Barlow Semi Condensed"/>
+          <w:i w:val="false"/>
+          <w:iCs w:val="false"/>
+          <w:sz w:val="21"/>
+          <w:szCs w:val="21"/>
+        </w:rPr>
+        <w:t xml:space="preserve">Su tutti pesa un limite che il corpus dichiara e che la loro robustezza sconta: le commissioni italiane non hanno potere coercitivo verso autorità straniere e possono soltanto chiedere per via diplomatica. Sul versante internazionale gli Stati Zero sono perciò il prodotto di una ricerca insistente e </w:t>
+      </w:r>
+      <w:r>
+        <w:rPr>
+          <w:rFonts w:ascii="Barlow Semi Condensed" w:cs="Barlow Semi Condensed" w:eastAsia="Barlow Semi Condensed" w:hAnsi="Barlow Semi Condensed"/>
+          <w:b/>
+          <w:bCs/>
+          <w:i w:val="false"/>
+          <w:iCs w:val="false"/>
+          <w:sz w:val="21"/>
+          <w:szCs w:val="21"/>
+        </w:rPr>
+        <w:t xml:space="preserve">non esaustiva</w:t>
+      </w:r>
+      <w:r>
+        <w:rPr>
+          <w:rFonts w:ascii="Barlow Semi Condensed" w:cs="Barlow Semi Condensed" w:eastAsia="Barlow Semi Condensed" w:hAnsi="Barlow Semi Condensed"/>
+          <w:i w:val="false"/>
+          <w:iCs w:val="false"/>
+          <w:sz w:val="21"/>
+          <w:szCs w:val="21"/>
+        </w:rPr>
+        <w:t xml:space="preserve">, e la loro robustezza è collocata alta e non massima. È il genere di riserva che non si scrive per prudenza: si scrive perché senza di essa quegli esiti peserebbero più di quanto valgono.</w:t>
+      </w:r>
+    </w:p>
+    <w:p>
+      <w:pPr>
+        <w:pStyle w:val="Heading2"/>
+        <w:spacing w:after="120" w:before="260"/>
+      </w:pPr>
+      <w:r>
+        <w:rPr>
+          <w:rFonts w:ascii="Barlow Semi Condensed" w:cs="Barlow Semi Condensed" w:eastAsia="Barlow Semi Condensed" w:hAnsi="Barlow Semi Condensed"/>
+          <w:i w:val="false"/>
+          <w:iCs w:val="false"/>
+          <w:sz w:val="25"/>
+          <w:szCs w:val="25"/>
+        </w:rPr>
+        <w:t xml:space="preserve">XI. Ciò che resta</w:t>
       </w:r>
     </w:p>
     <w:p>
